--- a/downloads/student/ai-2-week-15.docx
+++ b/downloads/student/ai-2-week-15.docx
@@ -2239,6 +2239,16 @@
       </w:r>
     </w:p>
     <w:p>
+      <w:r>
+        <w:t>Read the labelled picture: Choose the best original question and explain why its more balanced split matters here.</w:t>
+      </w:r>
+    </w:p>
+    <w:p>
+      <w:r>
+        <w:t>Change one thing: The current possibility set contains only the four mystery cards. Predict the result before checking the explanation. What remains the same?</w:t>
+      </w:r>
+    </w:p>
+    <w:p>
       <w:pPr>
         <w:pStyle w:val="Heading1"/>
       </w:pPr>
@@ -4248,6 +4258,187 @@
     <w:p>
       <w:r>
         <w:t>Attempt the independent case before hints. Record whether you worked alone, used a hint or followed a model. After feedback, fix the first unsupported step and explain why it changed. A later check uses a changed case, not a copied answer.</w:t>
+      </w:r>
+    </w:p>
+    <w:p>
+      <w:pPr>
+        <w:pStyle w:val="Heading1"/>
+      </w:pPr>
+      <w:r>
+        <w:t>15. Your lesson route</w:t>
+      </w:r>
+    </w:p>
+    <w:p>
+      <w:r>
+        <w:t>Start with this question: A fictional guessing game has eight catalogue cards and asks yes/no questions to narrow the target.</w:t>
+      </w:r>
+    </w:p>
+    <w:tbl>
+      <w:tblPr>
+        <w:tblStyle w:val="LightShading-Accent1"/>
+        <w:tblW w:type="auto" w:w="0"/>
+        <w:tblLook w:firstColumn="1" w:firstRow="1" w:lastColumn="0" w:lastRow="0" w:noHBand="0" w:noVBand="1" w:val="04A0"/>
+      </w:tblPr>
+      <w:tblGrid>
+        <w:gridCol w:w="5112"/>
+        <w:gridCol w:w="5112"/>
+      </w:tblGrid>
+      <w:tr>
+        <w:trPr>
+          <w:tblHeader/>
+        </w:trPr>
+        <w:tc>
+          <w:tcPr>
+            <w:tcW w:type="dxa" w:w="5112"/>
+          </w:tcPr>
+          <w:p>
+            <w:r>
+              <w:t>By the end, I can</w:t>
+            </w:r>
+          </w:p>
+        </w:tc>
+        <w:tc>
+          <w:tcPr>
+            <w:tcW w:type="dxa" w:w="5112"/>
+          </w:tcPr>
+          <w:p>
+            <w:r>
+              <w:t>How I will show it</w:t>
+            </w:r>
+          </w:p>
+        </w:tc>
+      </w:tr>
+      <w:tr>
+        <w:tc>
+          <w:tcPr>
+            <w:tcW w:type="dxa" w:w="5112"/>
+          </w:tcPr>
+          <w:p>
+            <w:r>
+              <w:t>Fit a root question and leaf predictions from training examples</w:t>
+            </w:r>
+          </w:p>
+        </w:tc>
+        <w:tc>
+          <w:tcPr>
+            <w:tcW w:type="dxa" w:w="5112"/>
+          </w:tcPr>
+          <w:p>
+            <w:r>
+              <w:t>Explain the deciding step, show a trace or test, and state one limit.</w:t>
+            </w:r>
+          </w:p>
+        </w:tc>
+      </w:tr>
+      <w:tr>
+        <w:tc>
+          <w:tcPr>
+            <w:tcW w:type="dxa" w:w="5112"/>
+          </w:tcPr>
+          <w:p>
+            <w:r>
+              <w:t>Trace a new example through the learned tree</w:t>
+            </w:r>
+          </w:p>
+        </w:tc>
+        <w:tc>
+          <w:tcPr>
+            <w:tcW w:type="dxa" w:w="5112"/>
+          </w:tcPr>
+          <w:p>
+            <w:r>
+              <w:t>Explain the deciding step, show a trace or test, and state one limit.</w:t>
+            </w:r>
+          </w:p>
+        </w:tc>
+      </w:tr>
+      <w:tr>
+        <w:tc>
+          <w:tcPr>
+            <w:tcW w:type="dxa" w:w="5112"/>
+          </w:tcPr>
+          <w:p>
+            <w:r>
+              <w:t>Compare a shallow tree with a baseline and state its limits</w:t>
+            </w:r>
+          </w:p>
+        </w:tc>
+        <w:tc>
+          <w:tcPr>
+            <w:tcW w:type="dxa" w:w="5112"/>
+          </w:tcPr>
+          <w:p>
+            <w:r>
+              <w:t>Explain the deciding step, show a trace or test, and state one limit.</w:t>
+            </w:r>
+          </w:p>
+        </w:tc>
+      </w:tr>
+    </w:tbl>
+    <w:p>
+      <w:r>
+        <w:t>Remember → watch and explain → try with help → investigate → try independently → keep project evidence. Your teacher may spread this lesson across several classes.</w:t>
+      </w:r>
+    </w:p>
+    <w:p>
+      <w:r>
+        <w:t>Keep your first prediction. Compare it with what the evidence shows and explain any change.</w:t>
+      </w:r>
+    </w:p>
+    <w:p>
+      <w:pPr>
+        <w:pStyle w:val="Heading1"/>
+      </w:pPr>
+      <w:r>
+        <w:t>16. Finish and return</w:t>
+      </w:r>
+    </w:p>
+    <w:p>
+      <w:r>
+        <w:t>Close your notes. Explain this goal in your own words: Fit a root question and leaf predictions from training examples</w:t>
+      </w:r>
+    </w:p>
+    <w:p>
+      <w:pPr>
+        <w:pStyle w:val="Heading3"/>
+      </w:pPr>
+      <w:r>
+        <w:t>My deciding step, evidence and one remaining question</w:t>
+      </w:r>
+    </w:p>
+    <w:p>
+      <w:r>
+        <w:t>________________________________________________________________</w:t>
+      </w:r>
+    </w:p>
+    <w:p>
+      <w:r>
+        <w:t>________________________________________________________________</w:t>
+      </w:r>
+    </w:p>
+    <w:p>
+      <w:r>
+        <w:t>________________________________________________________________</w:t>
+      </w:r>
+    </w:p>
+    <w:p>
+      <w:r>
+        <w:t>________________________________________________________________</w:t>
+      </w:r>
+    </w:p>
+    <w:p>
+      <w:r>
+        <w:t>________________________________________________________________</w:t>
+      </w:r>
+    </w:p>
+    <w:p>
+      <w:r>
+        <w:t>If you are unsure, return to the worked picture and explain one arrow. If you are ready, change an input or assumption and justify your prediction.</w:t>
+      </w:r>
+    </w:p>
+    <w:p>
+      <w:r>
+        <w:t>Save your workbook evidence. At the next review, try a different case before opening your old answer.</w:t>
       </w:r>
     </w:p>
     <w:sectPr>

--- a/downloads/student/ai-2-week-15.docx
+++ b/downloads/student/ai-2-week-15.docx
@@ -4439,6 +4439,220 @@
     <w:p>
       <w:r>
         <w:t>Save your workbook evidence. At the next review, try a different case before opening your old answer.</w:t>
+      </w:r>
+    </w:p>
+    <w:p>
+      <w:pPr>
+        <w:pStyle w:val="Heading1"/>
+      </w:pPr>
+      <w:r>
+        <w:t>17. Supported practice, repair and portfolio</w:t>
+      </w:r>
+    </w:p>
+    <w:p>
+      <w:r>
+        <w:t>Use this supported practice once, in the browser or on paper. Keep the reserved independent assessment for a separate first attempt before teacher feedback.</w:t>
+      </w:r>
+    </w:p>
+    <w:p>
+      <w:r>
+        <w:t>A fictional guessing game has eight catalogue cards and asks yes/no questions to narrow the target.</w:t>
+      </w:r>
+    </w:p>
+    <w:p>
+      <w:pPr>
+        <w:pStyle w:val="Heading3"/>
+      </w:pPr>
+      <w:r>
+        <w:t>Practice 1: explain the deciding evidence</w:t>
+      </w:r>
+    </w:p>
+    <w:p>
+      <w:r>
+        <w:t>Which labelled step matches this detail? Yes 8; No 0; largest remaining group 8.</w:t>
+      </w:r>
+    </w:p>
+    <w:p>
+      <w:r>
+        <w:t>1. List possibilities</w:t>
+      </w:r>
+    </w:p>
+    <w:p>
+      <w:r>
+        <w:t>2. Mystery question</w:t>
+      </w:r>
+    </w:p>
+    <w:p>
+      <w:r>
+        <w:t>3. Paperback question</w:t>
+      </w:r>
+    </w:p>
+    <w:p>
+      <w:r>
+        <w:t>4. English question</w:t>
+      </w:r>
+    </w:p>
+    <w:p>
+      <w:pPr>
+        <w:pStyle w:val="Heading3"/>
+      </w:pPr>
+      <w:r>
+        <w:t>My selected conclusion, deciding fact and explanation</w:t>
+      </w:r>
+    </w:p>
+    <w:p>
+      <w:r>
+        <w:t>________________________________________________________________</w:t>
+      </w:r>
+    </w:p>
+    <w:p>
+      <w:r>
+        <w:t>________________________________________________________________</w:t>
+      </w:r>
+    </w:p>
+    <w:p>
+      <w:r>
+        <w:t>________________________________________________________________</w:t>
+      </w:r>
+    </w:p>
+    <w:p>
+      <w:r>
+        <w:t>________________________________________________________________</w:t>
+      </w:r>
+    </w:p>
+    <w:p>
+      <w:r>
+        <w:t>________________________________________________________________</w:t>
+      </w:r>
+    </w:p>
+    <w:p>
+      <w:r>
+        <w:t>Hint if needed: Read the steps in the pictorial case. Match the supplied detail to the stage that performs or records it.</w:t>
+      </w:r>
+    </w:p>
+    <w:p>
+      <w:r>
+        <w:t>After your attempt, compare with the supported explanation: English question Yes 8; No 0; largest remaining group 8. Under the stated worst-case criterion, mystery is the most useful of these questions because it leaves at most four cards. The constant language clue never narrows the set. This is an identification-game criterion; a classifier fitting labels may instead compare prediction errors or another declared training measure.</w:t>
+      </w:r>
+    </w:p>
+    <w:p>
+      <w:pPr>
+        <w:pStyle w:val="Heading3"/>
+      </w:pPr>
+      <w:r>
+        <w:t>Practice 2: explain the deciding evidence</w:t>
+      </w:r>
+    </w:p>
+    <w:p>
+      <w:r>
+        <w:t>Changed-case practice: The current possibility set contains only the four mystery cards. Which conclusion is supported by the supplied facts?</w:t>
+      </w:r>
+    </w:p>
+    <w:p>
+      <w:r>
+        <w:t>1. We can decide the result without examining the changed input or the procedure.</w:t>
+      </w:r>
+    </w:p>
+    <w:p>
+      <w:r>
+        <w:t>2. Asking mystery now leaves all four; it no longer narrows the set.</w:t>
+      </w:r>
+    </w:p>
+    <w:p>
+      <w:r>
+        <w:t>3. This one example guarantees correct results for every future input.</w:t>
+      </w:r>
+    </w:p>
+    <w:p>
+      <w:pPr>
+        <w:pStyle w:val="Heading3"/>
+      </w:pPr>
+      <w:r>
+        <w:t>My selected conclusion, deciding fact and explanation</w:t>
+      </w:r>
+    </w:p>
+    <w:p>
+      <w:r>
+        <w:t>________________________________________________________________</w:t>
+      </w:r>
+    </w:p>
+    <w:p>
+      <w:r>
+        <w:t>________________________________________________________________</w:t>
+      </w:r>
+    </w:p>
+    <w:p>
+      <w:r>
+        <w:t>________________________________________________________________</w:t>
+      </w:r>
+    </w:p>
+    <w:p>
+      <w:r>
+        <w:t>________________________________________________________________</w:t>
+      </w:r>
+    </w:p>
+    <w:p>
+      <w:r>
+        <w:t>________________________________________________________________</w:t>
+      </w:r>
+    </w:p>
+    <w:p>
+      <w:r>
+        <w:t>Hint if needed: Use the changed condition and the deciding step in the pictorial trace. The answer must say what follows from those facts.</w:t>
+      </w:r>
+    </w:p>
+    <w:p>
+      <w:r>
+        <w:t>After your attempt, compare with the supported explanation: Asking mystery now leaves all four; it no longer narrows the set. Question value depends on the remaining candidates, not just on its wording.</w:t>
+      </w:r>
+    </w:p>
+    <w:p>
+      <w:pPr>
+        <w:pStyle w:val="Heading3"/>
+      </w:pPr>
+      <w:r>
+        <w:t>Repair a missing building block</w:t>
+      </w:r>
+    </w:p>
+    <w:p>
+      <w:r>
+        <w:t>Review Decision Trees (ai-2/14). Goal: Fit a root question and leaf predictions from training examples. Short practice: Why does changing colour alone not change this tree’s prediction?. Return to this week and explain what you changed.</w:t>
+      </w:r>
+    </w:p>
+    <w:p>
+      <w:r>
+        <w:t>Review Accuracy as a Fraction (ai-2/12). Goal: Explain why overall accuracy can hide failure on a less common class. Short practice: Why is 100% repair detection not sufficient to declare the changed classifier best?. Return to this week and explain what you changed.</w:t>
+      </w:r>
+    </w:p>
+    <w:p>
+      <w:r>
+        <w:t>Review Features and Distractors (ai-2/9). Goal: Choose recorded properties that preserve distinctions needed for a stated task. Short practice: Does this one pair prove the classifier always ignores subject? Explain a narrower claim.. Return to this week and explain what you changed.</w:t>
+      </w:r>
+    </w:p>
+    <w:p>
+      <w:pPr>
+        <w:pStyle w:val="Heading3"/>
+      </w:pPr>
+      <w:r>
+        <w:t>Predict, run and debug</w:t>
+      </w:r>
+    </w:p>
+    <w:p>
+      <w:r>
+        <w:t>The browser lab lets you edit the supported Python examples already included in this lesson. Predict first, run, inspect the actual output or error, change one input, then run again. Keep code, predictions, actual results and a reasoned revision together. On paper, label your result as a trace rather than an execution.</w:t>
+      </w:r>
+    </w:p>
+    <w:p>
+      <w:pPr>
+        <w:pStyle w:val="Heading3"/>
+      </w:pPr>
+      <w:r>
+        <w:t>Keep your completed work</w:t>
+      </w:r>
+    </w:p>
+    <w:p>
+      <w:r>
+        <w:t>Use Download completed work in the hosted lesson to export your answers, reflections, practice feedback and code-run evidence. Open the HTML copy to read or print it. Drafts stay in this browser when storage is available; clear drafts on a shared device.</w:t>
       </w:r>
     </w:p>
     <w:sectPr>

--- a/downloads/student/ai-2-week-15.docx
+++ b/downloads/student/ai-2-week-15.docx
@@ -42,6 +42,11 @@
       </w:r>
     </w:p>
     <w:p>
+      <w:r>
+        <w:t>Start with the target: Fit a root question and leaf predictions from training examples. Try the recall before opening notes.</w:t>
+      </w:r>
+    </w:p>
+    <w:p>
       <w:pPr>
         <w:pStyle w:val="Heading3"/>
       </w:pPr>
@@ -50,17 +55,83 @@
       </w:r>
     </w:p>
     <w:p>
-      <w:r>
-        <w:t>I can fit a root question and leaf predictions from training examples.</w:t>
-      </w:r>
-    </w:p>
-    <w:p>
-      <w:r>
+      <w:pPr>
+        <w:spacing w:line="336" w:lineRule="auto" w:after="180"/>
+      </w:pPr>
+      <w:r>
+        <w:rPr>
+          <w:b w:val="0"/>
+        </w:rPr>
+        <w:t xml:space="preserve">I can fit a </w:t>
+      </w:r>
+      <w:r>
+        <w:rPr>
+          <w:b/>
+        </w:rPr>
+        <w:t>root</w:t>
+      </w:r>
+      <w:r>
+        <w:rPr>
+          <w:b w:val="0"/>
+        </w:rPr>
+        <w:t xml:space="preserve"> question and </w:t>
+      </w:r>
+      <w:r>
+        <w:rPr>
+          <w:b/>
+        </w:rPr>
+        <w:t>leaf</w:t>
+      </w:r>
+      <w:r>
+        <w:rPr>
+          <w:b w:val="0"/>
+        </w:rPr>
+        <w:t xml:space="preserve"> </w:t>
+      </w:r>
+      <w:r>
+        <w:rPr>
+          <w:b/>
+        </w:rPr>
+        <w:t>prediction</w:t>
+      </w:r>
+      <w:r>
+        <w:rPr>
+          <w:b w:val="0"/>
+        </w:rPr>
+        <w:t xml:space="preserve">s from </w:t>
+      </w:r>
+      <w:r>
+        <w:rPr>
+          <w:b/>
+        </w:rPr>
+        <w:t>training</w:t>
+      </w:r>
+      <w:r>
+        <w:rPr>
+          <w:b w:val="0"/>
+        </w:rPr>
+        <w:t xml:space="preserve"> examples.</w:t>
+      </w:r>
+    </w:p>
+    <w:p>
+      <w:pPr>
+        <w:spacing w:line="336" w:lineRule="auto" w:after="180"/>
+      </w:pPr>
+      <w:r>
+        <w:rPr>
+          <w:b w:val="0"/>
+        </w:rPr>
         <w:t>I can trace a new example through the learned tree.</w:t>
       </w:r>
     </w:p>
     <w:p>
-      <w:r>
+      <w:pPr>
+        <w:spacing w:line="336" w:lineRule="auto" w:after="180"/>
+      </w:pPr>
+      <w:r>
+        <w:rPr>
+          <w:b w:val="0"/>
+        </w:rPr>
         <w:t>I can compare a shallow tree with a baseline and state its limits.</w:t>
       </w:r>
     </w:p>
@@ -73,37 +144,103 @@
       </w:r>
     </w:p>
     <w:p>
-      <w:r>
+      <w:pPr>
+        <w:spacing w:line="336" w:lineRule="auto" w:after="180"/>
+      </w:pPr>
+      <w:r>
+        <w:rPr>
+          <w:b w:val="0"/>
+        </w:rPr>
         <w:t>Close your notes first. A rough first answer helps us choose the right starting point; it is not a score for your ability.</w:t>
       </w:r>
     </w:p>
     <w:p>
-      <w:r>
+      <w:pPr>
+        <w:spacing w:line="336" w:lineRule="auto" w:after="180"/>
+      </w:pPr>
+      <w:r>
+        <w:rPr>
+          <w:b w:val="0"/>
+        </w:rPr>
         <w:t>Without opening the old lesson, explain one key idea from Decision Trees. Give an example and a mistake that the idea helps you avoid.</w:t>
       </w:r>
     </w:p>
     <w:p>
-      <w:r>
+      <w:pPr>
+        <w:spacing w:line="336" w:lineRule="auto" w:after="180"/>
+      </w:pPr>
+      <w:r>
+        <w:rPr>
+          <w:b w:val="0"/>
+        </w:rPr>
         <w:t>Without opening the old lesson, explain one key idea from Accuracy as a Fraction. Give an example and a mistake that the idea helps you avoid.</w:t>
       </w:r>
     </w:p>
     <w:p>
-      <w:r>
+      <w:pPr>
+        <w:spacing w:line="336" w:lineRule="auto" w:after="180"/>
+      </w:pPr>
+      <w:r>
+        <w:rPr>
+          <w:b w:val="0"/>
+        </w:rPr>
         <w:t>Without opening the old lesson, explain one key idea from Features and Distractors. Give an example and a mistake that the idea helps you avoid.</w:t>
       </w:r>
     </w:p>
     <w:p>
-      <w:r>
-        <w:t>After trying, check the relevant lesson or ask your teacher. Change the part of your explanation that the evidence shows was wrong.</w:t>
-      </w:r>
-    </w:p>
-    <w:p>
-      <w:r>
-        <w:t>Week 15: Choose Informative Questions</w:t>
-      </w:r>
-    </w:p>
-    <w:p>
-      <w:r>
+      <w:pPr>
+        <w:spacing w:line="336" w:lineRule="auto" w:after="180"/>
+      </w:pPr>
+      <w:r>
+        <w:rPr>
+          <w:b w:val="0"/>
+        </w:rPr>
+        <w:t xml:space="preserve">After trying, check the relevant lesson or ask your teacher. Change the part of your explanation that the </w:t>
+      </w:r>
+      <w:r>
+        <w:rPr>
+          <w:b/>
+        </w:rPr>
+        <w:t>evidence</w:t>
+      </w:r>
+      <w:r>
+        <w:rPr>
+          <w:b w:val="0"/>
+        </w:rPr>
+        <w:t xml:space="preserve"> shows was wrong.</w:t>
+      </w:r>
+    </w:p>
+    <w:p>
+      <w:pPr>
+        <w:spacing w:line="336" w:lineRule="auto" w:after="180"/>
+      </w:pPr>
+      <w:r>
+        <w:rPr>
+          <w:b w:val="0"/>
+        </w:rPr>
+        <w:t xml:space="preserve">Week 15: Choose </w:t>
+      </w:r>
+      <w:r>
+        <w:rPr>
+          <w:b/>
+        </w:rPr>
+        <w:t>Informative</w:t>
+      </w:r>
+      <w:r>
+        <w:rPr>
+          <w:b w:val="0"/>
+        </w:rPr>
+        <w:t xml:space="preserve"> Questions</w:t>
+      </w:r>
+    </w:p>
+    <w:p>
+      <w:pPr>
+        <w:spacing w:line="336" w:lineRule="auto" w:after="180"/>
+      </w:pPr>
+      <w:r>
+        <w:rPr>
+          <w:b w:val="0"/>
+        </w:rPr>
         <w:t>A strong question eliminates many possibilities without relying on accidents.</w:t>
       </w:r>
     </w:p>
@@ -144,17 +281,47 @@
       </w:r>
     </w:p>
     <w:p>
-      <w:r>
+      <w:pPr>
+        <w:spacing w:line="336" w:lineRule="auto" w:after="180"/>
+      </w:pPr>
+      <w:r>
+        <w:rPr>
+          <w:b/>
+        </w:rPr>
         <w:t>THINKER MISSION</w:t>
       </w:r>
     </w:p>
     <w:p>
-      <w:r>
-        <w:t>Compare two first questions by remaining possibilities.</w:t>
-      </w:r>
-    </w:p>
-    <w:p>
-      <w:r>
+      <w:pPr>
+        <w:spacing w:line="336" w:lineRule="auto" w:after="180"/>
+      </w:pPr>
+      <w:r>
+        <w:rPr>
+          <w:b w:val="0"/>
+        </w:rPr>
+        <w:t xml:space="preserve">Compare two first questions by </w:t>
+      </w:r>
+      <w:r>
+        <w:rPr>
+          <w:b/>
+        </w:rPr>
+        <w:t>remaining possibilities</w:t>
+      </w:r>
+      <w:r>
+        <w:rPr>
+          <w:b w:val="0"/>
+        </w:rPr>
+        <w:t>.</w:t>
+      </w:r>
+    </w:p>
+    <w:p>
+      <w:pPr>
+        <w:spacing w:line="336" w:lineRule="auto" w:after="180"/>
+      </w:pPr>
+      <w:r>
+        <w:rPr>
+          <w:b w:val="0"/>
+        </w:rPr>
         <w:t>Thinker name and date:</w:t>
       </w:r>
     </w:p>
@@ -200,8 +367,27 @@
       </w:r>
     </w:p>
     <w:p>
-      <w:r>
-        <w:t>Why does a cutoff with zero training errors still need validation on separate examples?</w:t>
+      <w:pPr>
+        <w:spacing w:line="336" w:lineRule="auto" w:after="180"/>
+        <w:shd w:fill="F5F1FB"/>
+      </w:pPr>
+      <w:r>
+        <w:rPr>
+          <w:b w:val="0"/>
+        </w:rPr>
+        <w:t xml:space="preserve">Why does a cutoff with zero </w:t>
+      </w:r>
+      <w:r>
+        <w:rPr>
+          <w:b/>
+        </w:rPr>
+        <w:t>training</w:t>
+      </w:r>
+      <w:r>
+        <w:rPr>
+          <w:b w:val="0"/>
+        </w:rPr>
+        <w:t xml:space="preserve"> errors still need validation on separate examples?</w:t>
       </w:r>
     </w:p>
     <w:p>
@@ -213,7 +399,13 @@
       </w:r>
     </w:p>
     <w:p>
-      <w:r>
+      <w:pPr>
+        <w:spacing w:line="336" w:lineRule="auto" w:after="180"/>
+      </w:pPr>
+      <w:r>
+        <w:rPr>
+          <w:b w:val="0"/>
+        </w:rPr>
         <w:t>By the end, I can choose a question that separates possibilities rather than repeating a constant clue.</w:t>
       </w:r>
     </w:p>
@@ -227,17 +419,52 @@
     </w:p>
     <w:p>
       <w:r>
+        <w:t>Investigate the supplied Choose Informative Questions case. Separate observations, given facts and assumptions before choosing an explanation.</w:t>
+      </w:r>
+    </w:p>
+    <w:p>
+      <w:pPr>
+        <w:spacing w:line="336" w:lineRule="auto" w:after="180"/>
+      </w:pPr>
+      <w:r>
+        <w:rPr>
+          <w:b/>
+        </w:rPr>
         <w:t>PICTURE STORY</w:t>
       </w:r>
     </w:p>
     <w:p>
-      <w:r>
+      <w:pPr>
+        <w:spacing w:line="336" w:lineRule="auto" w:after="180"/>
+      </w:pPr>
+      <w:r>
+        <w:rPr>
+          <w:b w:val="0"/>
+        </w:rPr>
         <w:t>Notice → Predict → Explain</w:t>
       </w:r>
     </w:p>
     <w:p>
-      <w:r>
-        <w:t>Begin with visible evidence. Do not explain more than the picture and information support.</w:t>
+      <w:pPr>
+        <w:spacing w:line="336" w:lineRule="auto" w:after="180"/>
+      </w:pPr>
+      <w:r>
+        <w:rPr>
+          <w:b w:val="0"/>
+        </w:rPr>
+        <w:t xml:space="preserve">Begin with visible </w:t>
+      </w:r>
+      <w:r>
+        <w:rPr>
+          <w:b/>
+        </w:rPr>
+        <w:t>evidence</w:t>
+      </w:r>
+      <w:r>
+        <w:rPr>
+          <w:b w:val="0"/>
+        </w:rPr>
+        <w:t>. Do not explain more than the picture and information support.</w:t>
       </w:r>
     </w:p>
     <w:p>
@@ -277,18 +504,82 @@
       </w:r>
     </w:p>
     <w:p>
-      <w:r>
+      <w:pPr>
+        <w:pStyle w:val="Heading3"/>
+      </w:pPr>
+      <w:r>
+        <w:t>Start with this puzzle</w:t>
+      </w:r>
+    </w:p>
+    <w:p>
+      <w:pPr>
+        <w:spacing w:line="336" w:lineRule="auto" w:after="180"/>
+        <w:shd w:fill="F1F6FC"/>
+      </w:pPr>
+      <w:r>
+        <w:rPr>
+          <w:b w:val="0"/>
+        </w:rPr>
         <w:t>MYSTERY</w:t>
       </w:r>
     </w:p>
     <w:p>
-      <w:r>
-        <w:t>The learners must use choose informative questions to solve a problem. What information do they have? What decision or calculation do they make? What would count as evidence that it worked?</w:t>
-      </w:r>
-    </w:p>
-    <w:p>
-      <w:r>
-        <w:t>Three observations (what you can point to):</w:t>
+      <w:pPr>
+        <w:spacing w:line="336" w:lineRule="auto" w:after="180"/>
+        <w:shd w:fill="F5F1FB"/>
+      </w:pPr>
+      <w:r>
+        <w:rPr>
+          <w:b w:val="0"/>
+        </w:rPr>
+        <w:t xml:space="preserve">The learners must use choose </w:t>
+      </w:r>
+      <w:r>
+        <w:rPr>
+          <w:b/>
+        </w:rPr>
+        <w:t>informative</w:t>
+      </w:r>
+      <w:r>
+        <w:rPr>
+          <w:b w:val="0"/>
+        </w:rPr>
+        <w:t xml:space="preserve"> questions to solve a problem. What information do they have? What decision or calculation do they make? What would count as </w:t>
+      </w:r>
+      <w:r>
+        <w:rPr>
+          <w:b/>
+        </w:rPr>
+        <w:t>evidence</w:t>
+      </w:r>
+      <w:r>
+        <w:rPr>
+          <w:b w:val="0"/>
+        </w:rPr>
+        <w:t xml:space="preserve"> that it worked?</w:t>
+      </w:r>
+    </w:p>
+    <w:p>
+      <w:pPr>
+        <w:spacing w:line="336" w:lineRule="auto" w:after="180"/>
+      </w:pPr>
+      <w:r>
+        <w:rPr>
+          <w:b w:val="0"/>
+        </w:rPr>
+        <w:t xml:space="preserve">Three </w:t>
+      </w:r>
+      <w:r>
+        <w:rPr>
+          <w:b/>
+        </w:rPr>
+        <w:t>observation</w:t>
+      </w:r>
+      <w:r>
+        <w:rPr>
+          <w:b w:val="0"/>
+        </w:rPr>
+        <w:t>s (what you can point to):</w:t>
       </w:r>
     </w:p>
     <w:p>
@@ -325,8 +616,26 @@
       </w:r>
     </w:p>
     <w:p>
-      <w:r>
-        <w:t>My prediction and the clue supporting it:</w:t>
+      <w:pPr>
+        <w:spacing w:line="336" w:lineRule="auto" w:after="180"/>
+      </w:pPr>
+      <w:r>
+        <w:rPr>
+          <w:b w:val="0"/>
+        </w:rPr>
+        <w:t xml:space="preserve">My </w:t>
+      </w:r>
+      <w:r>
+        <w:rPr>
+          <w:b/>
+        </w:rPr>
+        <w:t>prediction</w:t>
+      </w:r>
+      <w:r>
+        <w:rPr>
+          <w:b w:val="0"/>
+        </w:rPr>
+        <w:t xml:space="preserve"> and the clue supporting it:</w:t>
       </w:r>
     </w:p>
     <w:p>
@@ -371,13 +680,131 @@
       </w:r>
     </w:p>
     <w:p>
-      <w:r>
-        <w:t>A decision tree asks a feature question and follows a branch to a prediction. A tree with one question has depth one and is sometimes called a stump. Unlike Week 8, where the two output labels were fixed in advance, this week we fit both the question and the label stored at each leaf.</w:t>
-      </w:r>
-    </w:p>
-    <w:p>
-      <w:r>
-        <w:t>Our six fictional training rows have two binary sensor flags available before prediction: near and tall. A value of 1 means that flag is present; 0 means absent. The reviewed scene label is separate. Each row represents a different trip on a familiar route, including rows with identical values. Similar readings can have different scene labels. These are teaching examples, not robot control instructions.</w:t>
+      <w:pPr>
+        <w:spacing w:line="336" w:lineRule="auto" w:after="180"/>
+      </w:pPr>
+      <w:r>
+        <w:rPr>
+          <w:b w:val="0"/>
+        </w:rPr>
+        <w:t xml:space="preserve">A decision tree asks a feature question and follows a </w:t>
+      </w:r>
+      <w:r>
+        <w:rPr>
+          <w:b/>
+        </w:rPr>
+        <w:t>branch</w:t>
+      </w:r>
+      <w:r>
+        <w:rPr>
+          <w:b w:val="0"/>
+        </w:rPr>
+        <w:t xml:space="preserve"> to a </w:t>
+      </w:r>
+      <w:r>
+        <w:rPr>
+          <w:b/>
+        </w:rPr>
+        <w:t>prediction</w:t>
+      </w:r>
+      <w:r>
+        <w:rPr>
+          <w:b w:val="0"/>
+        </w:rPr>
+        <w:t xml:space="preserve">. A tree with one question has </w:t>
+      </w:r>
+      <w:r>
+        <w:rPr>
+          <w:b/>
+        </w:rPr>
+        <w:t>depth</w:t>
+      </w:r>
+      <w:r>
+        <w:rPr>
+          <w:b w:val="0"/>
+        </w:rPr>
+        <w:t xml:space="preserve"> one and is sometimes called a stump.</w:t>
+      </w:r>
+    </w:p>
+    <w:p>
+      <w:pPr>
+        <w:spacing w:line="336" w:lineRule="auto" w:after="180"/>
+      </w:pPr>
+      <w:r>
+        <w:rPr>
+          <w:b w:val="0"/>
+        </w:rPr>
+        <w:t xml:space="preserve">Unlike Week 8, where the two </w:t>
+      </w:r>
+      <w:r>
+        <w:rPr>
+          <w:b/>
+        </w:rPr>
+        <w:t>output</w:t>
+      </w:r>
+      <w:r>
+        <w:rPr>
+          <w:b w:val="0"/>
+        </w:rPr>
+        <w:t xml:space="preserve"> labels were fixed in advance, this week we fit both the question and the label stored at each </w:t>
+      </w:r>
+      <w:r>
+        <w:rPr>
+          <w:b/>
+        </w:rPr>
+        <w:t>leaf</w:t>
+      </w:r>
+      <w:r>
+        <w:rPr>
+          <w:b w:val="0"/>
+        </w:rPr>
+        <w:t>.</w:t>
+      </w:r>
+    </w:p>
+    <w:p>
+      <w:pPr>
+        <w:spacing w:line="336" w:lineRule="auto" w:after="180"/>
+      </w:pPr>
+      <w:r>
+        <w:rPr>
+          <w:b w:val="0"/>
+        </w:rPr>
+        <w:t xml:space="preserve">Our six fictional </w:t>
+      </w:r>
+      <w:r>
+        <w:rPr>
+          <w:b/>
+        </w:rPr>
+        <w:t>training</w:t>
+      </w:r>
+      <w:r>
+        <w:rPr>
+          <w:b w:val="0"/>
+        </w:rPr>
+        <w:t xml:space="preserve"> rows have two binary sensor flags available before </w:t>
+      </w:r>
+      <w:r>
+        <w:rPr>
+          <w:b/>
+        </w:rPr>
+        <w:t>prediction</w:t>
+      </w:r>
+      <w:r>
+        <w:rPr>
+          <w:b w:val="0"/>
+        </w:rPr>
+        <w:t>: near and tall. A value of 1 means that flag is present; 0 means absent. The reviewed scene label is separate.</w:t>
+      </w:r>
+    </w:p>
+    <w:p>
+      <w:pPr>
+        <w:spacing w:line="336" w:lineRule="auto" w:after="180"/>
+      </w:pPr>
+      <w:r>
+        <w:rPr>
+          <w:b w:val="0"/>
+        </w:rPr>
+        <w:t>Each row represents a different trip on a familiar route, including rows with identical values. Similar readings can have different scene labels. These are teaching examples, not robot control instructions.</w:t>
       </w:r>
     </w:p>
     <w:tbl>
@@ -691,8 +1118,61 @@
       </w:tr>
     </w:tbl>
     <w:p>
-      <w:r>
-        <w:t>Try near first and tall second. For each question, group the training rows by 0 and 1, then predict each group’s majority label; choose clear for tied label counts. Count all training mistakes and keep the first question if scores tie. Stop after one question. This is our stated classroom fitting procedure.</w:t>
+      <w:pPr>
+        <w:spacing w:line="336" w:lineRule="auto" w:after="180"/>
+      </w:pPr>
+      <w:r>
+        <w:rPr>
+          <w:b w:val="0"/>
+        </w:rPr>
+        <w:t xml:space="preserve">Try near first and tall second. For each question, group the </w:t>
+      </w:r>
+      <w:r>
+        <w:rPr>
+          <w:b/>
+        </w:rPr>
+        <w:t>training</w:t>
+      </w:r>
+      <w:r>
+        <w:rPr>
+          <w:b w:val="0"/>
+        </w:rPr>
+        <w:t xml:space="preserve"> rows by 0 and 1, then predict each group’s majority label; choose clear for tied label counts.</w:t>
+      </w:r>
+    </w:p>
+    <w:p>
+      <w:pPr>
+        <w:spacing w:line="336" w:lineRule="auto" w:after="180"/>
+      </w:pPr>
+      <w:r>
+        <w:rPr>
+          <w:b w:val="0"/>
+        </w:rPr>
+        <w:t xml:space="preserve">Count all </w:t>
+      </w:r>
+      <w:r>
+        <w:rPr>
+          <w:b/>
+        </w:rPr>
+        <w:t>training</w:t>
+      </w:r>
+      <w:r>
+        <w:rPr>
+          <w:b w:val="0"/>
+        </w:rPr>
+        <w:t xml:space="preserve"> mistakes and keep the first question if scores tie. Stop after one question. This is our stated classroom </w:t>
+      </w:r>
+      <w:r>
+        <w:rPr>
+          <w:b/>
+        </w:rPr>
+        <w:t>fitting</w:t>
+      </w:r>
+      <w:r>
+        <w:rPr>
+          <w:b w:val="0"/>
+        </w:rPr>
+        <w:t xml:space="preserve"> procedure.</w:t>
       </w:r>
     </w:p>
     <w:p>
@@ -705,16 +1185,69 @@
     </w:p>
     <w:p>
       <w:r>
-        <w:t>VISUAL MECHANISM</w:t>
-      </w:r>
-    </w:p>
-    <w:p>
-      <w:r>
-        <w:t>Input → Process → Output</w:t>
-      </w:r>
-    </w:p>
-    <w:p>
-      <w:r>
+        <w:t>Follow the mechanism for Choose Informative Questions. Connect each labelled input, deciding step and result.</w:t>
+      </w:r>
+    </w:p>
+    <w:p>
+      <w:pPr>
+        <w:spacing w:line="336" w:lineRule="auto" w:after="180"/>
+      </w:pPr>
+      <w:r>
+        <w:rPr>
+          <w:b/>
+        </w:rPr>
+        <w:t xml:space="preserve">VISUAL </w:t>
+      </w:r>
+      <w:r>
+        <w:rPr>
+          <w:b/>
+        </w:rPr>
+        <w:t>MECHANISM</w:t>
+      </w:r>
+    </w:p>
+    <w:p>
+      <w:pPr>
+        <w:spacing w:line="336" w:lineRule="auto" w:after="180"/>
+      </w:pPr>
+      <w:r>
+        <w:rPr>
+          <w:b/>
+        </w:rPr>
+        <w:t>Input</w:t>
+      </w:r>
+      <w:r>
+        <w:rPr>
+          <w:b w:val="0"/>
+        </w:rPr>
+        <w:t xml:space="preserve"> → </w:t>
+      </w:r>
+      <w:r>
+        <w:rPr>
+          <w:b/>
+        </w:rPr>
+        <w:t>Process</w:t>
+      </w:r>
+      <w:r>
+        <w:rPr>
+          <w:b w:val="0"/>
+        </w:rPr>
+        <w:t xml:space="preserve"> → </w:t>
+      </w:r>
+      <w:r>
+        <w:rPr>
+          <w:b/>
+        </w:rPr>
+        <w:t>Output</w:t>
+      </w:r>
+    </w:p>
+    <w:p>
+      <w:pPr>
+        <w:spacing w:line="336" w:lineRule="auto" w:after="180"/>
+      </w:pPr>
+      <w:r>
+        <w:rPr>
+          <w:b w:val="0"/>
+        </w:rPr>
         <w:t>Trace the information. At each stage, ask what changed and how you could test it.</w:t>
       </w:r>
     </w:p>
@@ -755,7 +1288,13 @@
       </w:r>
     </w:p>
     <w:p>
-      <w:r>
+      <w:pPr>
+        <w:spacing w:line="336" w:lineRule="auto" w:after="180"/>
+      </w:pPr>
+      <w:r>
+        <w:rPr>
+          <w:b w:val="0"/>
+        </w:rPr>
         <w:t>↓</w:t>
       </w:r>
     </w:p>
@@ -796,7 +1335,13 @@
       </w:r>
     </w:p>
     <w:p>
-      <w:r>
+      <w:pPr>
+        <w:spacing w:line="336" w:lineRule="auto" w:after="180"/>
+      </w:pPr>
+      <w:r>
+        <w:rPr>
+          <w:b w:val="0"/>
+        </w:rPr>
         <w:t>↓</w:t>
       </w:r>
     </w:p>
@@ -837,7 +1382,13 @@
       </w:r>
     </w:p>
     <w:p>
-      <w:r>
+      <w:pPr>
+        <w:spacing w:line="336" w:lineRule="auto" w:after="180"/>
+      </w:pPr>
+      <w:r>
+        <w:rPr>
+          <w:b w:val="0"/>
+        </w:rPr>
         <w:t>Which stage could fail even when the other two are correct? Explain:</w:t>
       </w:r>
     </w:p>
@@ -936,18 +1487,189 @@
       </w:r>
     </w:p>
     <w:p>
-      <w:r>
-        <w:t>Feature 0 is near; feature 1 is tall; row[2] is the label. Output is 0 1, then 1 2, then 0 clear blocked. Near makes one training mistake: near=0 contains two clear labels and one blocked, so that leaf predicts clear. Near=1 contains three blocked labels. Tall makes two mistakes because both its groups have a blocked majority.</w:t>
-      </w:r>
-    </w:p>
-    <w:p>
-      <w:r>
-        <w:t>The stored tree contains the chosen feature and its two learned leaves. The code assumes nonempty data, binary flags, allowed labels and examples on both branches of each candidate. An empty branch would need a declared fallback; this small example does not implement one. The score is total training mistakes, not an average giving small and large branches equal weight.</w:t>
-      </w:r>
-    </w:p>
-    <w:p>
-      <w:r>
-        <w:t>This is an explicitly limited depth-one learner. General tree algorithms can repeat split selection within branches and often use impurity criteria such as Gini. Our code does not implement that full procedure. Keeping the scope small lets you inspect every decision.</w:t>
+      <w:pPr>
+        <w:spacing w:line="336" w:lineRule="auto" w:after="180"/>
+      </w:pPr>
+      <w:r>
+        <w:rPr>
+          <w:b w:val="0"/>
+        </w:rPr>
+        <w:t xml:space="preserve">Feature 0 is near; feature 1 is tall; row[2] is the label. </w:t>
+      </w:r>
+      <w:r>
+        <w:rPr>
+          <w:b/>
+        </w:rPr>
+        <w:t>Output</w:t>
+      </w:r>
+      <w:r>
+        <w:rPr>
+          <w:b w:val="0"/>
+        </w:rPr>
+        <w:t xml:space="preserve"> is 0 1, then 1 2, then 0 clear blocked. Near makes one </w:t>
+      </w:r>
+      <w:r>
+        <w:rPr>
+          <w:b/>
+        </w:rPr>
+        <w:t>training</w:t>
+      </w:r>
+      <w:r>
+        <w:rPr>
+          <w:b w:val="0"/>
+        </w:rPr>
+        <w:t xml:space="preserve"> mistake: near=0 contains two clear labels and one blocked, so that </w:t>
+      </w:r>
+      <w:r>
+        <w:rPr>
+          <w:b/>
+        </w:rPr>
+        <w:t>leaf</w:t>
+      </w:r>
+      <w:r>
+        <w:rPr>
+          <w:b w:val="0"/>
+        </w:rPr>
+        <w:t xml:space="preserve"> predicts clear.</w:t>
+      </w:r>
+    </w:p>
+    <w:p>
+      <w:pPr>
+        <w:spacing w:line="336" w:lineRule="auto" w:after="180"/>
+      </w:pPr>
+      <w:r>
+        <w:rPr>
+          <w:b w:val="0"/>
+        </w:rPr>
+        <w:t>Near=1 contains three blocked labels. Tall makes two mistakes because both its groups have a blocked majority.</w:t>
+      </w:r>
+    </w:p>
+    <w:p>
+      <w:pPr>
+        <w:spacing w:line="336" w:lineRule="auto" w:after="180"/>
+      </w:pPr>
+      <w:r>
+        <w:rPr>
+          <w:b w:val="0"/>
+        </w:rPr>
+        <w:t xml:space="preserve">The stored tree contains the chosen feature and its two learned leaves. The code assumes nonempty data, binary flags, allowed labels and examples on both </w:t>
+      </w:r>
+      <w:r>
+        <w:rPr>
+          <w:b/>
+        </w:rPr>
+        <w:t>branch</w:t>
+      </w:r>
+      <w:r>
+        <w:rPr>
+          <w:b w:val="0"/>
+        </w:rPr>
+        <w:t>es of each candidate.</w:t>
+      </w:r>
+    </w:p>
+    <w:p>
+      <w:pPr>
+        <w:spacing w:line="336" w:lineRule="auto" w:after="180"/>
+      </w:pPr>
+      <w:r>
+        <w:rPr>
+          <w:b w:val="0"/>
+        </w:rPr>
+        <w:t xml:space="preserve">An empty </w:t>
+      </w:r>
+      <w:r>
+        <w:rPr>
+          <w:b/>
+        </w:rPr>
+        <w:t>branch</w:t>
+      </w:r>
+      <w:r>
+        <w:rPr>
+          <w:b w:val="0"/>
+        </w:rPr>
+        <w:t xml:space="preserve"> would need a declared fallback; this small example does not implement one. The score is total </w:t>
+      </w:r>
+      <w:r>
+        <w:rPr>
+          <w:b/>
+        </w:rPr>
+        <w:t>training</w:t>
+      </w:r>
+      <w:r>
+        <w:rPr>
+          <w:b w:val="0"/>
+        </w:rPr>
+        <w:t xml:space="preserve"> mistakes, not an average giving small and large </w:t>
+      </w:r>
+      <w:r>
+        <w:rPr>
+          <w:b/>
+        </w:rPr>
+        <w:t>branch</w:t>
+      </w:r>
+      <w:r>
+        <w:rPr>
+          <w:b w:val="0"/>
+        </w:rPr>
+        <w:t>es equal weight.</w:t>
+      </w:r>
+    </w:p>
+    <w:p>
+      <w:pPr>
+        <w:spacing w:line="336" w:lineRule="auto" w:after="180"/>
+      </w:pPr>
+      <w:r>
+        <w:rPr>
+          <w:b w:val="0"/>
+        </w:rPr>
+        <w:t xml:space="preserve">This is an explicitly limited </w:t>
+      </w:r>
+      <w:r>
+        <w:rPr>
+          <w:b/>
+        </w:rPr>
+        <w:t>depth</w:t>
+      </w:r>
+      <w:r>
+        <w:rPr>
+          <w:b w:val="0"/>
+        </w:rPr>
+        <w:t xml:space="preserve">-one learner. General tree algorithms can repeat </w:t>
+      </w:r>
+      <w:r>
+        <w:rPr>
+          <w:b/>
+        </w:rPr>
+        <w:t>split</w:t>
+      </w:r>
+      <w:r>
+        <w:rPr>
+          <w:b w:val="0"/>
+        </w:rPr>
+        <w:t xml:space="preserve"> selection within </w:t>
+      </w:r>
+      <w:r>
+        <w:rPr>
+          <w:b/>
+        </w:rPr>
+        <w:t>branch</w:t>
+      </w:r>
+      <w:r>
+        <w:rPr>
+          <w:b w:val="0"/>
+        </w:rPr>
+        <w:t>es and often use impurity criteria such as Gini. Our code does not implement that full procedure.</w:t>
+      </w:r>
+    </w:p>
+    <w:p>
+      <w:pPr>
+        <w:spacing w:line="336" w:lineRule="auto" w:after="180"/>
+      </w:pPr>
+      <w:r>
+        <w:rPr>
+          <w:b w:val="0"/>
+        </w:rPr>
+        <w:t>Keeping the scope small lets you inspect every decision.</w:t>
       </w:r>
     </w:p>
     <w:p>
@@ -959,8 +1681,26 @@
       </w:r>
     </w:p>
     <w:p>
-      <w:r>
-        <w:t>Point to the input, the deciding step and the result in this week’s visual. Explain the same step in ordinary words. A picture helps when you can say what each part represents.</w:t>
+      <w:pPr>
+        <w:spacing w:line="336" w:lineRule="auto" w:after="180"/>
+      </w:pPr>
+      <w:r>
+        <w:rPr>
+          <w:b w:val="0"/>
+        </w:rPr>
+        <w:t xml:space="preserve">Point to the </w:t>
+      </w:r>
+      <w:r>
+        <w:rPr>
+          <w:b/>
+        </w:rPr>
+        <w:t>input</w:t>
+      </w:r>
+      <w:r>
+        <w:rPr>
+          <w:b w:val="0"/>
+        </w:rPr>
+        <w:t>, the deciding step and the result in this week’s visual. Explain the same step in ordinary words. A picture helps when you can say what each part represents.</w:t>
       </w:r>
     </w:p>
     <w:p>
@@ -973,16 +1713,54 @@
     </w:p>
     <w:p>
       <w:r>
+        <w:t>Compare the supplied cases for Choose Informative Questions. Identify the detail that changes the conclusion.</w:t>
+      </w:r>
+    </w:p>
+    <w:p>
+      <w:pPr>
+        <w:pStyle w:val="Heading3"/>
+      </w:pPr>
+      <w:r>
+        <w:t>The case to investigate</w:t>
+      </w:r>
+    </w:p>
+    <w:p>
+      <w:pPr>
+        <w:spacing w:line="336" w:lineRule="auto" w:after="180"/>
+        <w:shd w:fill="F1F6FC"/>
+      </w:pPr>
+      <w:r>
+        <w:rPr>
+          <w:b w:val="0"/>
+        </w:rPr>
         <w:t>CASE GALLERY</w:t>
       </w:r>
     </w:p>
     <w:p>
-      <w:r>
-        <w:t>Four Tests, Four Kinds of Evidence</w:t>
-      </w:r>
-    </w:p>
-    <w:p>
-      <w:r>
+      <w:pPr>
+        <w:spacing w:line="336" w:lineRule="auto" w:after="180"/>
+      </w:pPr>
+      <w:r>
+        <w:rPr>
+          <w:b w:val="0"/>
+        </w:rPr>
+        <w:t xml:space="preserve">Four Tests, Four Kinds of </w:t>
+      </w:r>
+      <w:r>
+        <w:rPr>
+          <w:b/>
+        </w:rPr>
+        <w:t>Evidence</w:t>
+      </w:r>
+    </w:p>
+    <w:p>
+      <w:pPr>
+        <w:spacing w:line="336" w:lineRule="auto" w:after="180"/>
+      </w:pPr>
+      <w:r>
+        <w:rPr>
+          <w:b w:val="0"/>
+        </w:rPr>
         <w:t>A system is not understood until it survives more than one comfortable example.</w:t>
       </w:r>
     </w:p>
@@ -1059,8 +1837,47 @@
       </w:r>
     </w:p>
     <w:p>
-      <w:r>
-        <w:t>NORMAL CASE: predict and name evidence.     BOUNDARY CASE: predict and name evidence.</w:t>
+      <w:pPr>
+        <w:pStyle w:val="Heading3"/>
+      </w:pPr>
+      <w:r>
+        <w:t>The normal case</w:t>
+      </w:r>
+    </w:p>
+    <w:p>
+      <w:pPr>
+        <w:spacing w:line="336" w:lineRule="auto" w:after="180"/>
+        <w:shd w:fill="F1F6FC"/>
+      </w:pPr>
+      <w:r>
+        <w:rPr>
+          <w:b w:val="0"/>
+        </w:rPr>
+        <w:t xml:space="preserve">NORMAL CASE: predict and name </w:t>
+      </w:r>
+      <w:r>
+        <w:rPr>
+          <w:b/>
+        </w:rPr>
+        <w:t>evidence</w:t>
+      </w:r>
+      <w:r>
+        <w:rPr>
+          <w:b w:val="0"/>
+        </w:rPr>
+        <w:t xml:space="preserve">.     BOUNDARY CASE: predict and name </w:t>
+      </w:r>
+      <w:r>
+        <w:rPr>
+          <w:b/>
+        </w:rPr>
+        <w:t>evidence</w:t>
+      </w:r>
+      <w:r>
+        <w:rPr>
+          <w:b w:val="0"/>
+        </w:rPr>
+        <w:t>.</w:t>
       </w:r>
     </w:p>
     <w:p>
@@ -1136,12 +1953,58 @@
       </w:r>
     </w:p>
     <w:p>
-      <w:r>
-        <w:t>MISSING INFORMATION: predict and name evidence.     TRANSFER CASE: predict and name evidence.</w:t>
-      </w:r>
-    </w:p>
-    <w:p>
-      <w:r>
+      <w:pPr>
+        <w:pStyle w:val="Heading3"/>
+      </w:pPr>
+      <w:r>
+        <w:t>Check missing information</w:t>
+      </w:r>
+    </w:p>
+    <w:p>
+      <w:pPr>
+        <w:spacing w:line="336" w:lineRule="auto" w:after="180"/>
+        <w:shd w:fill="FFF5E6"/>
+      </w:pPr>
+      <w:r>
+        <w:rPr>
+          <w:b w:val="0"/>
+        </w:rPr>
+        <w:t xml:space="preserve">MISSING INFORMATION: predict and name </w:t>
+      </w:r>
+      <w:r>
+        <w:rPr>
+          <w:b/>
+        </w:rPr>
+        <w:t>evidence</w:t>
+      </w:r>
+      <w:r>
+        <w:rPr>
+          <w:b w:val="0"/>
+        </w:rPr>
+        <w:t xml:space="preserve">.     TRANSFER CASE: predict and name </w:t>
+      </w:r>
+      <w:r>
+        <w:rPr>
+          <w:b/>
+        </w:rPr>
+        <w:t>evidence</w:t>
+      </w:r>
+      <w:r>
+        <w:rPr>
+          <w:b w:val="0"/>
+        </w:rPr>
+        <w:t>.</w:t>
+      </w:r>
+    </w:p>
+    <w:p>
+      <w:pPr>
+        <w:spacing w:line="336" w:lineRule="auto" w:after="180"/>
+        <w:shd w:fill="F5F1FB"/>
+      </w:pPr>
+      <w:r>
+        <w:rPr>
+          <w:b w:val="0"/>
+        </w:rPr>
         <w:t>Which case is most likely to reveal a hidden assumption? Why?</w:t>
       </w:r>
     </w:p>
@@ -1187,17 +2050,68 @@
       </w:r>
     </w:p>
     <w:p>
-      <w:r>
+      <w:pPr>
+        <w:pStyle w:val="Heading3"/>
+      </w:pPr>
+      <w:r>
+        <w:t>Change one thing</w:t>
+      </w:r>
+    </w:p>
+    <w:p>
+      <w:pPr>
+        <w:spacing w:line="336" w:lineRule="auto" w:after="180"/>
+        <w:shd w:fill="F5F1FB"/>
+      </w:pPr>
+      <w:r>
+        <w:rPr>
+          <w:b w:val="0"/>
+        </w:rPr>
         <w:t>Change: The current possibility set contains only the four mystery cards.</w:t>
       </w:r>
     </w:p>
     <w:p>
-      <w:r>
-        <w:t>Prediction: Asking mystery now leaves all four; it no longer narrows the set.</w:t>
-      </w:r>
-    </w:p>
-    <w:p>
-      <w:r>
+      <w:pPr>
+        <w:pStyle w:val="Heading3"/>
+      </w:pPr>
+      <w:r>
+        <w:t>Predicted result</w:t>
+      </w:r>
+    </w:p>
+    <w:p>
+      <w:pPr>
+        <w:spacing w:line="336" w:lineRule="auto" w:after="180"/>
+        <w:shd w:fill="F1F6FC"/>
+      </w:pPr>
+      <w:r>
+        <w:rPr>
+          <w:b/>
+        </w:rPr>
+        <w:t>Prediction</w:t>
+      </w:r>
+      <w:r>
+        <w:rPr>
+          <w:b w:val="0"/>
+        </w:rPr>
+        <w:t>: Asking mystery now leaves all four; it no longer narrows the set.</w:t>
+      </w:r>
+    </w:p>
+    <w:p>
+      <w:pPr>
+        <w:pStyle w:val="Heading3"/>
+      </w:pPr>
+      <w:r>
+        <w:t>Why the result follows</w:t>
+      </w:r>
+    </w:p>
+    <w:p>
+      <w:pPr>
+        <w:spacing w:line="336" w:lineRule="auto" w:after="180"/>
+        <w:shd w:fill="F1F6FC"/>
+      </w:pPr>
+      <w:r>
+        <w:rPr>
+          <w:b w:val="0"/>
+        </w:rPr>
         <w:t>Reason: Question value depends on the remaining candidates, not just on its wording.</w:t>
       </w:r>
     </w:p>
@@ -1211,16 +2125,39 @@
     </w:p>
     <w:p>
       <w:r>
+        <w:t>Use the vocabulary of Choose Informative Questions to explain a concrete decision, rather than only memorising definitions.</w:t>
+      </w:r>
+    </w:p>
+    <w:p>
+      <w:pPr>
+        <w:spacing w:line="336" w:lineRule="auto" w:after="180"/>
+      </w:pPr>
+      <w:r>
+        <w:rPr>
+          <w:b/>
+        </w:rPr>
         <w:t>VOCABULARY LAB</w:t>
       </w:r>
     </w:p>
     <w:p>
-      <w:r>
+      <w:pPr>
+        <w:spacing w:line="336" w:lineRule="auto" w:after="180"/>
+      </w:pPr>
+      <w:r>
+        <w:rPr>
+          <w:b w:val="0"/>
+        </w:rPr>
         <w:t>Words You Can Use to Reason</w:t>
       </w:r>
     </w:p>
     <w:p>
-      <w:r>
+      <w:pPr>
+        <w:spacing w:line="336" w:lineRule="auto" w:after="180"/>
+      </w:pPr>
+      <w:r>
+        <w:rPr>
+          <w:b w:val="0"/>
+        </w:rPr>
         <w:t>A definition matters when you can recognize the idea, use it, and contrast it with a near-miss.</w:t>
       </w:r>
     </w:p>
@@ -1677,17 +2614,58 @@
     </w:p>
     <w:p>
       <w:r>
-        <w:t>WORKED EVIDENCE</w:t>
-      </w:r>
-    </w:p>
-    <w:p>
-      <w:r>
+        <w:t>Follow the worked trace for Choose Informative Questions, predict a step, then compare with its explanation.</w:t>
+      </w:r>
+    </w:p>
+    <w:p>
+      <w:pPr>
+        <w:spacing w:line="336" w:lineRule="auto" w:after="180"/>
+      </w:pPr>
+      <w:r>
+        <w:rPr>
+          <w:b/>
+        </w:rPr>
+        <w:t xml:space="preserve">WORKED </w:t>
+      </w:r>
+      <w:r>
+        <w:rPr>
+          <w:b/>
+        </w:rPr>
+        <w:t>EVIDENCE</w:t>
+      </w:r>
+    </w:p>
+    <w:p>
+      <w:pPr>
+        <w:spacing w:line="336" w:lineRule="auto" w:after="180"/>
+      </w:pPr>
+      <w:r>
+        <w:rPr>
+          <w:b w:val="0"/>
+        </w:rPr>
         <w:t>Reason Step by Step</w:t>
       </w:r>
     </w:p>
     <w:p>
-      <w:r>
-        <w:t>Predict first. Then check each step. A correct answer without visible reasoning is incomplete evidence.</w:t>
+      <w:pPr>
+        <w:spacing w:line="336" w:lineRule="auto" w:after="180"/>
+      </w:pPr>
+      <w:r>
+        <w:rPr>
+          <w:b w:val="0"/>
+        </w:rPr>
+        <w:t xml:space="preserve">Predict first. Then check each step. A correct answer without visible reasoning is incomplete </w:t>
+      </w:r>
+      <w:r>
+        <w:rPr>
+          <w:b/>
+        </w:rPr>
+        <w:t>evidence</w:t>
+      </w:r>
+      <w:r>
+        <w:rPr>
+          <w:b w:val="0"/>
+        </w:rPr>
+        <w:t>.</w:t>
       </w:r>
     </w:p>
     <w:p>
@@ -1727,27 +2705,121 @@
       </w:r>
     </w:p>
     <w:p>
-      <w:r>
+      <w:pPr>
+        <w:spacing w:line="336" w:lineRule="auto" w:after="180"/>
+        <w:shd w:fill="F4F9FC"/>
+      </w:pPr>
+      <w:r>
+        <w:rPr>
+          <w:b w:val="0"/>
+        </w:rPr>
         <w:t>1. Eight cards remain.</w:t>
       </w:r>
     </w:p>
     <w:p>
-      <w:r>
-        <w:t>2. ‘Has wings?’ splits 4/4; worst branch leaves 4.</w:t>
-      </w:r>
-    </w:p>
-    <w:p>
-      <w:r>
-        <w:t>3. ‘Is red?’ splits 1/7; worst branch leaves 7.</w:t>
-      </w:r>
-    </w:p>
-    <w:p>
-      <w:r>
-        <w:t>4. For this set, wings is the more informative first question.</w:t>
-      </w:r>
-    </w:p>
-    <w:p>
-      <w:r>
+      <w:pPr>
+        <w:spacing w:line="336" w:lineRule="auto" w:after="180"/>
+        <w:shd w:fill="F4F9FC"/>
+      </w:pPr>
+      <w:r>
+        <w:rPr>
+          <w:b w:val="0"/>
+        </w:rPr>
+        <w:t xml:space="preserve">2. ‘Has wings?’ </w:t>
+      </w:r>
+      <w:r>
+        <w:rPr>
+          <w:b/>
+        </w:rPr>
+        <w:t>split</w:t>
+      </w:r>
+      <w:r>
+        <w:rPr>
+          <w:b w:val="0"/>
+        </w:rPr>
+        <w:t xml:space="preserve">s 4/4; worst </w:t>
+      </w:r>
+      <w:r>
+        <w:rPr>
+          <w:b/>
+        </w:rPr>
+        <w:t>branch</w:t>
+      </w:r>
+      <w:r>
+        <w:rPr>
+          <w:b w:val="0"/>
+        </w:rPr>
+        <w:t xml:space="preserve"> leaves 4.</w:t>
+      </w:r>
+    </w:p>
+    <w:p>
+      <w:pPr>
+        <w:spacing w:line="336" w:lineRule="auto" w:after="180"/>
+        <w:shd w:fill="F4F9FC"/>
+      </w:pPr>
+      <w:r>
+        <w:rPr>
+          <w:b w:val="0"/>
+        </w:rPr>
+        <w:t xml:space="preserve">3. ‘Is red?’ </w:t>
+      </w:r>
+      <w:r>
+        <w:rPr>
+          <w:b/>
+        </w:rPr>
+        <w:t>split</w:t>
+      </w:r>
+      <w:r>
+        <w:rPr>
+          <w:b w:val="0"/>
+        </w:rPr>
+        <w:t xml:space="preserve">s 1/7; worst </w:t>
+      </w:r>
+      <w:r>
+        <w:rPr>
+          <w:b/>
+        </w:rPr>
+        <w:t>branch</w:t>
+      </w:r>
+      <w:r>
+        <w:rPr>
+          <w:b w:val="0"/>
+        </w:rPr>
+        <w:t xml:space="preserve"> leaves 7.</w:t>
+      </w:r>
+    </w:p>
+    <w:p>
+      <w:pPr>
+        <w:spacing w:line="336" w:lineRule="auto" w:after="180"/>
+        <w:shd w:fill="F4F9FC"/>
+      </w:pPr>
+      <w:r>
+        <w:rPr>
+          <w:b w:val="0"/>
+        </w:rPr>
+        <w:t xml:space="preserve">4. For this set, wings is the more </w:t>
+      </w:r>
+      <w:r>
+        <w:rPr>
+          <w:b/>
+        </w:rPr>
+        <w:t>informative</w:t>
+      </w:r>
+      <w:r>
+        <w:rPr>
+          <w:b w:val="0"/>
+        </w:rPr>
+        <w:t xml:space="preserve"> first question.</w:t>
+      </w:r>
+    </w:p>
+    <w:p>
+      <w:pPr>
+        <w:spacing w:line="336" w:lineRule="auto" w:after="180"/>
+      </w:pPr>
+      <w:r>
+        <w:rPr>
+          <w:b w:val="0"/>
+        </w:rPr>
         <w:t>Recalculate, retrace, or restate the reasoning in your own representation:</w:t>
       </w:r>
     </w:p>
@@ -1785,8 +2857,27 @@
       </w:r>
     </w:p>
     <w:p>
-      <w:r>
-        <w:t>CHECK  Did the evidence answer the exact question? Did the total, path, or source record stay consistent?</w:t>
+      <w:pPr>
+        <w:spacing w:line="336" w:lineRule="auto" w:after="180"/>
+        <w:shd w:fill="F5F1FB"/>
+      </w:pPr>
+      <w:r>
+        <w:rPr>
+          <w:b w:val="0"/>
+        </w:rPr>
+        <w:t xml:space="preserve">CHECK  Did the </w:t>
+      </w:r>
+      <w:r>
+        <w:rPr>
+          <w:b/>
+        </w:rPr>
+        <w:t>evidence</w:t>
+      </w:r>
+      <w:r>
+        <w:rPr>
+          <w:b w:val="0"/>
+        </w:rPr>
+        <w:t xml:space="preserve"> answer the exact question? Did the total, path, or source record stay consistent?</w:t>
       </w:r>
     </w:p>
     <w:p>
@@ -1922,15 +3013,78 @@
       </w:r>
     </w:p>
     <w:p>
-      <w:r>
-        <w:t>Validation rows are (near=1,tall=1,blocked), (0,0,clear), (0,1,blocked), (1,0,clear). Follow only near: predictions are blocked, clear, clear, blocked. Two of four match. The training-majority baseline predicts blocked, since training has four blocked and two clear; it also matches two of four validation labels.</w:t>
-      </w:r>
-    </w:p>
-    <w:p>
       <w:pPr>
         <w:pStyle w:val="Heading3"/>
       </w:pPr>
       <w:r>
+        <w:t>Worked explanation · Choose Informative Questions</w:t>
+      </w:r>
+    </w:p>
+    <w:p>
+      <w:pPr>
+        <w:spacing w:line="336" w:lineRule="auto" w:after="180"/>
+        <w:shd w:fill="F1F6FC"/>
+      </w:pPr>
+      <w:r>
+        <w:rPr>
+          <w:b w:val="0"/>
+        </w:rPr>
+        <w:t xml:space="preserve">Validation rows are (near=1,tall=1,blocked), (0,0,clear), (0,1,blocked), (1,0,clear). Follow only near: </w:t>
+      </w:r>
+      <w:r>
+        <w:rPr>
+          <w:b/>
+        </w:rPr>
+        <w:t>prediction</w:t>
+      </w:r>
+      <w:r>
+        <w:rPr>
+          <w:b w:val="0"/>
+        </w:rPr>
+        <w:t>s are blocked, clear, clear, blocked. Two of four match.</w:t>
+      </w:r>
+    </w:p>
+    <w:p>
+      <w:pPr>
+        <w:spacing w:line="336" w:lineRule="auto" w:after="180"/>
+        <w:shd w:fill="F1F6FC"/>
+      </w:pPr>
+      <w:r>
+        <w:rPr>
+          <w:b w:val="0"/>
+        </w:rPr>
+        <w:t xml:space="preserve">The </w:t>
+      </w:r>
+      <w:r>
+        <w:rPr>
+          <w:b/>
+        </w:rPr>
+        <w:t>training</w:t>
+      </w:r>
+      <w:r>
+        <w:rPr>
+          <w:b w:val="0"/>
+        </w:rPr>
+        <w:t xml:space="preserve">-majority baseline predicts blocked, since </w:t>
+      </w:r>
+      <w:r>
+        <w:rPr>
+          <w:b/>
+        </w:rPr>
+        <w:t>training</w:t>
+      </w:r>
+      <w:r>
+        <w:rPr>
+          <w:b w:val="0"/>
+        </w:rPr>
+        <w:t xml:space="preserve"> has four blocked and two clear; it also matches two of four validation labels.</w:t>
+      </w:r>
+    </w:p>
+    <w:p>
+      <w:pPr>
+        <w:pStyle w:val="Heading3"/>
+      </w:pPr>
+      <w:r>
         <w:t>Which validation rows does the tree miss, and which does the baseline miss? Explain why the tall value cannot change this tree’s prediction.</w:t>
       </w:r>
     </w:p>
@@ -1955,8 +3109,50 @@
       </w:r>
     </w:p>
     <w:p>
-      <w:r>
-        <w:t>Keep the fitted root and leaves unchanged while scoring. Equal accuracy does not mean identical errors, and five correct training predictions out of six is not the validation result.</w:t>
+      <w:pPr>
+        <w:spacing w:line="336" w:lineRule="auto" w:after="180"/>
+      </w:pPr>
+      <w:r>
+        <w:rPr>
+          <w:b w:val="0"/>
+        </w:rPr>
+        <w:t xml:space="preserve">Keep the fitted </w:t>
+      </w:r>
+      <w:r>
+        <w:rPr>
+          <w:b/>
+        </w:rPr>
+        <w:t>root</w:t>
+      </w:r>
+      <w:r>
+        <w:rPr>
+          <w:b w:val="0"/>
+        </w:rPr>
+        <w:t xml:space="preserve"> and leaves unchanged while scoring. Equal accuracy does not mean identical errors, and five correct </w:t>
+      </w:r>
+      <w:r>
+        <w:rPr>
+          <w:b/>
+        </w:rPr>
+        <w:t>training</w:t>
+      </w:r>
+      <w:r>
+        <w:rPr>
+          <w:b w:val="0"/>
+        </w:rPr>
+        <w:t xml:space="preserve"> </w:t>
+      </w:r>
+      <w:r>
+        <w:rPr>
+          <w:b/>
+        </w:rPr>
+        <w:t>prediction</w:t>
+      </w:r>
+      <w:r>
+        <w:rPr>
+          <w:b w:val="0"/>
+        </w:rPr>
+        <w:t>s out of six is not the validation result.</w:t>
       </w:r>
     </w:p>
     <w:p>
@@ -1968,7 +3164,13 @@
       </w:r>
     </w:p>
     <w:p>
-      <w:r>
+      <w:pPr>
+        <w:spacing w:line="336" w:lineRule="auto" w:after="180"/>
+      </w:pPr>
+      <w:r>
+        <w:rPr>
+          <w:b w:val="0"/>
+        </w:rPr>
         <w:t>Cover the result before checking it. Say what is given, choose the procedure, and follow one step at a time. Then uncover the result and explain your first mismatch. Ask why a step is allowed, not only what number it produces.</w:t>
       </w:r>
     </w:p>
@@ -1981,7 +3183,13 @@
       </w:r>
     </w:p>
     <w:p>
-      <w:r>
+      <w:pPr>
+        <w:spacing w:line="336" w:lineRule="auto" w:after="180"/>
+      </w:pPr>
+      <w:r>
+        <w:rPr>
+          <w:b w:val="0"/>
+        </w:rPr>
         <w:t>A fictional guessing game has eight catalogue cards and asks yes/no questions to narrow the target.</w:t>
       </w:r>
     </w:p>
@@ -1994,12 +3202,42 @@
       </w:r>
     </w:p>
     <w:p>
-      <w:r>
+      <w:pPr>
+        <w:pStyle w:val="Heading3"/>
+      </w:pPr>
+      <w:r>
+        <w:t>Supplied facts</w:t>
+      </w:r>
+    </w:p>
+    <w:p>
+      <w:pPr>
+        <w:spacing w:line="336" w:lineRule="auto" w:after="180"/>
+        <w:shd w:fill="F1F6FC"/>
+      </w:pPr>
+      <w:r>
+        <w:rPr>
+          <w:b w:val="0"/>
+        </w:rPr>
         <w:t>Cards: four mystery, four science; six paperback, two hardback; all English.</w:t>
       </w:r>
     </w:p>
     <w:p>
-      <w:r>
+      <w:pPr>
+        <w:pStyle w:val="Heading3"/>
+      </w:pPr>
+      <w:r>
+        <w:t>Supplied facts</w:t>
+      </w:r>
+    </w:p>
+    <w:p>
+      <w:pPr>
+        <w:spacing w:line="336" w:lineRule="auto" w:after="180"/>
+        <w:shd w:fill="F1F6FC"/>
+      </w:pPr>
+      <w:r>
+        <w:rPr>
+          <w:b w:val="0"/>
+        </w:rPr>
         <w:t>Compare worst-case remaining group size after asking mystery?, paperback? or English?. No claim about unequal target probabilities is made.</w:t>
       </w:r>
     </w:p>
@@ -2221,30 +3459,150 @@
       </w:r>
     </w:p>
     <w:p>
-      <w:r>
-        <w:t>Under the stated worst-case criterion, mystery is the most useful of these questions because it leaves at most four cards. The constant language clue never narrows the set. This is an identification-game criterion; a classifier fitting labels may instead compare prediction errors or another declared training measure.</w:t>
-      </w:r>
-    </w:p>
-    <w:p>
       <w:pPr>
         <w:pStyle w:val="Heading3"/>
       </w:pPr>
       <w:r>
+        <w:t>Why the result follows</w:t>
+      </w:r>
+    </w:p>
+    <w:p>
+      <w:pPr>
+        <w:spacing w:line="336" w:lineRule="auto" w:after="180"/>
+        <w:shd w:fill="F1F6FC"/>
+      </w:pPr>
+      <w:r>
+        <w:rPr>
+          <w:b w:val="0"/>
+        </w:rPr>
+        <w:t>Under the stated worst-case criterion, mystery is the most useful of these questions because it leaves at most four cards. The constant language clue never narrows the set.</w:t>
+      </w:r>
+    </w:p>
+    <w:p>
+      <w:pPr>
+        <w:spacing w:line="336" w:lineRule="auto" w:after="180"/>
+        <w:shd w:fill="F1F6FC"/>
+      </w:pPr>
+      <w:r>
+        <w:rPr>
+          <w:b w:val="0"/>
+        </w:rPr>
+        <w:t xml:space="preserve">This is an identification-game criterion; a classifier </w:t>
+      </w:r>
+      <w:r>
+        <w:rPr>
+          <w:b/>
+        </w:rPr>
+        <w:t>fitting</w:t>
+      </w:r>
+      <w:r>
+        <w:rPr>
+          <w:b w:val="0"/>
+        </w:rPr>
+        <w:t xml:space="preserve"> labels may instead compare </w:t>
+      </w:r>
+      <w:r>
+        <w:rPr>
+          <w:b/>
+        </w:rPr>
+        <w:t>prediction</w:t>
+      </w:r>
+      <w:r>
+        <w:rPr>
+          <w:b w:val="0"/>
+        </w:rPr>
+        <w:t xml:space="preserve"> errors or another declared </w:t>
+      </w:r>
+      <w:r>
+        <w:rPr>
+          <w:b/>
+        </w:rPr>
+        <w:t>training</w:t>
+      </w:r>
+      <w:r>
+        <w:rPr>
+          <w:b w:val="0"/>
+        </w:rPr>
+        <w:t xml:space="preserve"> measure.</w:t>
+      </w:r>
+    </w:p>
+    <w:p>
+      <w:pPr>
+        <w:pStyle w:val="Heading3"/>
+      </w:pPr>
+      <w:r>
         <w:t>What this example does not establish</w:t>
       </w:r>
     </w:p>
     <w:p>
-      <w:r>
+      <w:pPr>
+        <w:pStyle w:val="Heading3"/>
+      </w:pPr>
+      <w:r>
+        <w:t>Keep the stated limit</w:t>
+      </w:r>
+    </w:p>
+    <w:p>
+      <w:pPr>
+        <w:spacing w:line="336" w:lineRule="auto" w:after="180"/>
+        <w:shd w:fill="FFF5E6"/>
+      </w:pPr>
+      <w:r>
+        <w:rPr>
+          <w:b w:val="0"/>
+        </w:rPr>
         <w:t>Balanced groups do not guarantee a truthful user answer or optimal choices under every probability or cost model.</w:t>
       </w:r>
     </w:p>
     <w:p>
-      <w:r>
-        <w:t>Read the labelled picture: Choose the best original question and explain why its more balanced split matters here.</w:t>
-      </w:r>
-    </w:p>
-    <w:p>
-      <w:r>
+      <w:pPr>
+        <w:pStyle w:val="Heading3"/>
+      </w:pPr>
+      <w:r>
+        <w:t>Keep the stated limit</w:t>
+      </w:r>
+    </w:p>
+    <w:p>
+      <w:pPr>
+        <w:spacing w:line="336" w:lineRule="auto" w:after="180"/>
+        <w:shd w:fill="FFF5E6"/>
+      </w:pPr>
+      <w:r>
+        <w:rPr>
+          <w:b w:val="0"/>
+        </w:rPr>
+        <w:t xml:space="preserve">Read the labelled picture: Choose the best original question and explain why its more balanced </w:t>
+      </w:r>
+      <w:r>
+        <w:rPr>
+          <w:b/>
+        </w:rPr>
+        <w:t>split</w:t>
+      </w:r>
+      <w:r>
+        <w:rPr>
+          <w:b w:val="0"/>
+        </w:rPr>
+        <w:t xml:space="preserve"> matters here.</w:t>
+      </w:r>
+    </w:p>
+    <w:p>
+      <w:pPr>
+        <w:pStyle w:val="Heading3"/>
+      </w:pPr>
+      <w:r>
+        <w:t>Keep the stated limit</w:t>
+      </w:r>
+    </w:p>
+    <w:p>
+      <w:pPr>
+        <w:spacing w:line="336" w:lineRule="auto" w:after="180"/>
+        <w:shd w:fill="FFF5E6"/>
+      </w:pPr>
+      <w:r>
+        <w:rPr>
+          <w:b w:val="0"/>
+        </w:rPr>
         <w:t>Change one thing: The current possibility set contains only the four mystery cards. Predict the result before checking the explanation. What remains the same?</w:t>
       </w:r>
     </w:p>
@@ -2258,17 +3616,61 @@
     </w:p>
     <w:p>
       <w:r>
+        <w:t>Find the unsupported step in the Choose Informative Questions claim and explain a repair using the supplied evidence.</w:t>
+      </w:r>
+    </w:p>
+    <w:p>
+      <w:pPr>
+        <w:pStyle w:val="Heading3"/>
+      </w:pPr>
+      <w:r>
+        <w:t>Find the first error</w:t>
+      </w:r>
+    </w:p>
+    <w:p>
+      <w:pPr>
+        <w:spacing w:line="336" w:lineRule="auto" w:after="180"/>
+        <w:shd w:fill="FFF5E6"/>
+      </w:pPr>
+      <w:r>
+        <w:rPr>
+          <w:b w:val="0"/>
+        </w:rPr>
         <w:t>ERROR DETECTIVE</w:t>
       </w:r>
     </w:p>
     <w:p>
-      <w:r>
+      <w:pPr>
+        <w:spacing w:line="336" w:lineRule="auto" w:after="180"/>
+      </w:pPr>
+      <w:r>
+        <w:rPr>
+          <w:b w:val="0"/>
+        </w:rPr>
         <w:t>Compare → Diagnose → Repair</w:t>
       </w:r>
     </w:p>
     <w:p>
-      <w:r>
-        <w:t>Do not patch the answer. Find the earliest unsupported assumption, wrong step, or weak evidence.</w:t>
+      <w:pPr>
+        <w:spacing w:line="336" w:lineRule="auto" w:after="180"/>
+      </w:pPr>
+      <w:r>
+        <w:rPr>
+          <w:b w:val="0"/>
+        </w:rPr>
+        <w:t xml:space="preserve">Do not patch the answer. Find the earliest unsupported assumption, wrong step, or weak </w:t>
+      </w:r>
+      <w:r>
+        <w:rPr>
+          <w:b/>
+        </w:rPr>
+        <w:t>evidence</w:t>
+      </w:r>
+      <w:r>
+        <w:rPr>
+          <w:b w:val="0"/>
+        </w:rPr>
+        <w:t>.</w:t>
       </w:r>
     </w:p>
     <w:p>
@@ -2518,7 +3920,14 @@
       </w:tr>
     </w:tbl>
     <w:p>
-      <w:r>
+      <w:pPr>
+        <w:spacing w:line="336" w:lineRule="auto" w:after="180"/>
+        <w:shd w:fill="F5F1FB"/>
+      </w:pPr>
+      <w:r>
+        <w:rPr>
+          <w:b w:val="0"/>
+        </w:rPr>
         <w:t>Repair one cause. Why is this repair better than changing several things?</w:t>
       </w:r>
     </w:p>
@@ -2564,13 +3973,85 @@
       </w:r>
     </w:p>
     <w:p>
-      <w:r>
-        <w:t>Record the two candidate questions, branch label counts, total errors, tie rules, depth limit, stored tree and validation predictions. Retain all rows, including the blocked example in the near=0 branch; removing a disagreement would change the evidence.</w:t>
-      </w:r>
-    </w:p>
-    <w:p>
-      <w:r>
-        <w:t>Our tree uses a single feature because that question scored better under this procedure. This neither establishes that near causes blockage nor that tall is useless in every dataset. Next week a nearest-neighbour method will predict by comparing examples instead of following learned questions.</w:t>
+      <w:pPr>
+        <w:spacing w:line="336" w:lineRule="auto" w:after="180"/>
+      </w:pPr>
+      <w:r>
+        <w:rPr>
+          <w:b w:val="0"/>
+        </w:rPr>
+        <w:t xml:space="preserve">Record the two candidate questions, </w:t>
+      </w:r>
+      <w:r>
+        <w:rPr>
+          <w:b/>
+        </w:rPr>
+        <w:t>branch</w:t>
+      </w:r>
+      <w:r>
+        <w:rPr>
+          <w:b w:val="0"/>
+        </w:rPr>
+        <w:t xml:space="preserve"> label counts, total errors, tie rules, </w:t>
+      </w:r>
+      <w:r>
+        <w:rPr>
+          <w:b/>
+        </w:rPr>
+        <w:t>depth</w:t>
+      </w:r>
+      <w:r>
+        <w:rPr>
+          <w:b w:val="0"/>
+        </w:rPr>
+        <w:t xml:space="preserve"> limit, stored tree and validation </w:t>
+      </w:r>
+      <w:r>
+        <w:rPr>
+          <w:b/>
+        </w:rPr>
+        <w:t>prediction</w:t>
+      </w:r>
+      <w:r>
+        <w:rPr>
+          <w:b w:val="0"/>
+        </w:rPr>
+        <w:t>s.</w:t>
+      </w:r>
+    </w:p>
+    <w:p>
+      <w:pPr>
+        <w:spacing w:line="336" w:lineRule="auto" w:after="180"/>
+      </w:pPr>
+      <w:r>
+        <w:rPr>
+          <w:b w:val="0"/>
+        </w:rPr>
+        <w:t xml:space="preserve">Retain all rows, including the blocked example in the near=0 </w:t>
+      </w:r>
+      <w:r>
+        <w:rPr>
+          <w:b/>
+        </w:rPr>
+        <w:t>branch</w:t>
+      </w:r>
+      <w:r>
+        <w:rPr>
+          <w:b w:val="0"/>
+        </w:rPr>
+        <w:t xml:space="preserve">; removing a disagreement would change the </w:t>
+      </w:r>
+      <w:r>
+        <w:rPr>
+          <w:b/>
+        </w:rPr>
+        <w:t>evidence</w:t>
+      </w:r>
+      <w:r>
+        <w:rPr>
+          <w:b w:val="0"/>
+        </w:rPr>
+        <w:t>.</w:t>
       </w:r>
     </w:p>
     <w:p>
@@ -2578,6 +4059,38 @@
         <w:pStyle w:val="Heading3"/>
       </w:pPr>
       <w:r>
+        <w:t>Check the claim against the facts</w:t>
+      </w:r>
+    </w:p>
+    <w:p>
+      <w:pPr>
+        <w:spacing w:line="336" w:lineRule="auto" w:after="180"/>
+        <w:shd w:fill="FFF5E6"/>
+      </w:pPr>
+      <w:r>
+        <w:rPr>
+          <w:b w:val="0"/>
+        </w:rPr>
+        <w:t>Our tree uses a single feature because that question scored better under this procedure. This neither establishes that near causes blockage nor that tall is useless in every dataset.</w:t>
+      </w:r>
+    </w:p>
+    <w:p>
+      <w:pPr>
+        <w:spacing w:line="336" w:lineRule="auto" w:after="180"/>
+        <w:shd w:fill="FFF5E6"/>
+      </w:pPr>
+      <w:r>
+        <w:rPr>
+          <w:b w:val="0"/>
+        </w:rPr>
+        <w:t>Next week a nearest-neighbour method will predict by comparing examples instead of following learned questions.</w:t>
+      </w:r>
+    </w:p>
+    <w:p>
+      <w:pPr>
+        <w:pStyle w:val="Heading3"/>
+      </w:pPr>
+      <w:r>
         <w:t>A learner says the tree is reliable because near=1 has only blocked training labels. Rewrite this claim using the leaf evidence, validation score and one limitation.</w:t>
       </w:r>
     </w:p>
@@ -2611,16 +4124,39 @@
     </w:p>
     <w:p>
       <w:r>
+        <w:t>Practise Choose Informative Questions with support, then explain the deciding step in your own words.</w:t>
+      </w:r>
+    </w:p>
+    <w:p>
+      <w:pPr>
+        <w:spacing w:line="336" w:lineRule="auto" w:after="180"/>
+      </w:pPr>
+      <w:r>
+        <w:rPr>
+          <w:b/>
+        </w:rPr>
         <w:t>LOGIC STUDIO</w:t>
       </w:r>
     </w:p>
     <w:p>
-      <w:r>
+      <w:pPr>
+        <w:spacing w:line="336" w:lineRule="auto" w:after="180"/>
+      </w:pPr>
+      <w:r>
+        <w:rPr>
+          <w:b w:val="0"/>
+        </w:rPr>
         <w:t>Trace Before You Run</w:t>
       </w:r>
     </w:p>
     <w:p>
-      <w:r>
+      <w:pPr>
+        <w:spacing w:line="336" w:lineRule="auto" w:after="180"/>
+      </w:pPr>
+      <w:r>
+        <w:rPr>
+          <w:b w:val="0"/>
+        </w:rPr>
         <w:t>Block code, pseudocode, tables, and diagrams are different ways to expose the same reasoning.</w:t>
       </w:r>
     </w:p>
@@ -2661,8 +4197,26 @@
       </w:r>
     </w:p>
     <w:p>
-      <w:r>
-        <w:t>SET evidence_record</w:t>
+      <w:pPr>
+        <w:spacing w:line="336" w:lineRule="auto" w:after="180"/>
+      </w:pPr>
+      <w:r>
+        <w:rPr>
+          <w:b w:val="0"/>
+        </w:rPr>
+        <w:t xml:space="preserve">SET </w:t>
+      </w:r>
+      <w:r>
+        <w:rPr>
+          <w:b/>
+        </w:rPr>
+        <w:t>evidence</w:t>
+      </w:r>
+      <w:r>
+        <w:rPr>
+          <w:b w:val="0"/>
+        </w:rPr>
+        <w:t>_record</w:t>
         <w:br/>
         <w:t>PREDICT expected_result</w:t>
         <w:br/>
@@ -2676,8 +4230,27 @@
       </w:r>
     </w:p>
     <w:p>
-      <w:r>
-        <w:t>Trace one input. Which line changes the state or chooses a path?</w:t>
+      <w:pPr>
+        <w:spacing w:line="336" w:lineRule="auto" w:after="180"/>
+        <w:shd w:fill="F5F1FB"/>
+      </w:pPr>
+      <w:r>
+        <w:rPr>
+          <w:b w:val="0"/>
+        </w:rPr>
+        <w:t xml:space="preserve">Trace one </w:t>
+      </w:r>
+      <w:r>
+        <w:rPr>
+          <w:b/>
+        </w:rPr>
+        <w:t>input</w:t>
+      </w:r>
+      <w:r>
+        <w:rPr>
+          <w:b w:val="0"/>
+        </w:rPr>
+        <w:t>. Which line changes the state or chooses a path?</w:t>
       </w:r>
     </w:p>
     <w:p>
@@ -2722,13 +4295,143 @@
       </w:r>
     </w:p>
     <w:p>
-      <w:r>
-        <w:t>Do not assume near=1 must always predict blocked. If a new training set gives that branch a clear majority, this same learner will store clear there. A feature name is not the answer. Use the training labels belonging to that branch.</w:t>
-      </w:r>
-    </w:p>
-    <w:p>
-      <w:r>
-        <w:t>Adding more questions can fit finer training details but does not guarantee better new-case performance. Record any depth choice made during development, and keep final test data separate. A leaf majority describes this training group; it is not a promise about every future example.</w:t>
+      <w:pPr>
+        <w:spacing w:line="336" w:lineRule="auto" w:after="180"/>
+      </w:pPr>
+      <w:r>
+        <w:rPr>
+          <w:b w:val="0"/>
+        </w:rPr>
+        <w:t xml:space="preserve">Do not assume near=1 must always predict blocked. If a new </w:t>
+      </w:r>
+      <w:r>
+        <w:rPr>
+          <w:b/>
+        </w:rPr>
+        <w:t>training</w:t>
+      </w:r>
+      <w:r>
+        <w:rPr>
+          <w:b w:val="0"/>
+        </w:rPr>
+        <w:t xml:space="preserve"> set gives that </w:t>
+      </w:r>
+      <w:r>
+        <w:rPr>
+          <w:b/>
+        </w:rPr>
+        <w:t>branch</w:t>
+      </w:r>
+      <w:r>
+        <w:rPr>
+          <w:b w:val="0"/>
+        </w:rPr>
+        <w:t xml:space="preserve"> a clear majority, this same learner will store clear there. A feature name is not the answer.</w:t>
+      </w:r>
+    </w:p>
+    <w:p>
+      <w:pPr>
+        <w:spacing w:line="336" w:lineRule="auto" w:after="180"/>
+      </w:pPr>
+      <w:r>
+        <w:rPr>
+          <w:b w:val="0"/>
+        </w:rPr>
+        <w:t xml:space="preserve">Use the </w:t>
+      </w:r>
+      <w:r>
+        <w:rPr>
+          <w:b/>
+        </w:rPr>
+        <w:t>training</w:t>
+      </w:r>
+      <w:r>
+        <w:rPr>
+          <w:b w:val="0"/>
+        </w:rPr>
+        <w:t xml:space="preserve"> labels belonging to that </w:t>
+      </w:r>
+      <w:r>
+        <w:rPr>
+          <w:b/>
+        </w:rPr>
+        <w:t>branch</w:t>
+      </w:r>
+      <w:r>
+        <w:rPr>
+          <w:b w:val="0"/>
+        </w:rPr>
+        <w:t>.</w:t>
+      </w:r>
+    </w:p>
+    <w:p>
+      <w:pPr>
+        <w:spacing w:line="336" w:lineRule="auto" w:after="180"/>
+      </w:pPr>
+      <w:r>
+        <w:rPr>
+          <w:b w:val="0"/>
+        </w:rPr>
+        <w:t xml:space="preserve">Adding more questions can fit finer </w:t>
+      </w:r>
+      <w:r>
+        <w:rPr>
+          <w:b/>
+        </w:rPr>
+        <w:t>training</w:t>
+      </w:r>
+      <w:r>
+        <w:rPr>
+          <w:b w:val="0"/>
+        </w:rPr>
+        <w:t xml:space="preserve"> details but does not guarantee better new-case performance. Record any </w:t>
+      </w:r>
+      <w:r>
+        <w:rPr>
+          <w:b/>
+        </w:rPr>
+        <w:t>depth</w:t>
+      </w:r>
+      <w:r>
+        <w:rPr>
+          <w:b w:val="0"/>
+        </w:rPr>
+        <w:t xml:space="preserve"> choice made during development, and keep final test data separate.</w:t>
+      </w:r>
+    </w:p>
+    <w:p>
+      <w:pPr>
+        <w:spacing w:line="336" w:lineRule="auto" w:after="180"/>
+      </w:pPr>
+      <w:r>
+        <w:rPr>
+          <w:b w:val="0"/>
+        </w:rPr>
+        <w:t xml:space="preserve">A </w:t>
+      </w:r>
+      <w:r>
+        <w:rPr>
+          <w:b/>
+        </w:rPr>
+        <w:t>leaf</w:t>
+      </w:r>
+      <w:r>
+        <w:rPr>
+          <w:b w:val="0"/>
+        </w:rPr>
+        <w:t xml:space="preserve"> majority describes this </w:t>
+      </w:r>
+      <w:r>
+        <w:rPr>
+          <w:b/>
+        </w:rPr>
+        <w:t>training</w:t>
+      </w:r>
+      <w:r>
+        <w:rPr>
+          <w:b w:val="0"/>
+        </w:rPr>
+        <w:t xml:space="preserve"> group; it is not a promise about every future example.</w:t>
       </w:r>
     </w:p>
     <w:p>
@@ -2740,8 +4443,38 @@
       </w:r>
     </w:p>
     <w:p>
-      <w:r>
-        <w:t>Use workbook W2 for the connected example “Fitting a decision tree”. First fill the input and rule boxes. Try the middle steps before asking for a hint. After a hint, try the next step yourself.</w:t>
+      <w:pPr>
+        <w:spacing w:line="336" w:lineRule="auto" w:after="180"/>
+      </w:pPr>
+      <w:r>
+        <w:rPr>
+          <w:b w:val="0"/>
+        </w:rPr>
+        <w:t>Use workbook W2 for the connected example “</w:t>
+      </w:r>
+      <w:r>
+        <w:rPr>
+          <w:b/>
+        </w:rPr>
+        <w:t>Fitting</w:t>
+      </w:r>
+      <w:r>
+        <w:rPr>
+          <w:b w:val="0"/>
+        </w:rPr>
+        <w:t xml:space="preserve"> a decision tree”. First fill the </w:t>
+      </w:r>
+      <w:r>
+        <w:rPr>
+          <w:b/>
+        </w:rPr>
+        <w:t>input</w:t>
+      </w:r>
+      <w:r>
+        <w:rPr>
+          <w:b w:val="0"/>
+        </w:rPr>
+        <w:t xml:space="preserve"> and rule boxes. Try the middle steps before asking for a hint. After a hint, try the next step yourself.</w:t>
       </w:r>
     </w:p>
     <w:tbl>
@@ -2824,7 +4557,13 @@
       </w:tr>
     </w:tbl>
     <w:p>
-      <w:r>
+      <w:pPr>
+        <w:spacing w:line="336" w:lineRule="auto" w:after="180"/>
+      </w:pPr>
+      <w:r>
+        <w:rPr>
+          <w:b w:val="0"/>
+        </w:rPr>
         <w:t>Explain your trace to a partner. Your partner points to one step to check. Swap roles on the next case. Each person writes their own explanation.</w:t>
       </w:r>
     </w:p>
@@ -2837,12 +4576,59 @@
       </w:r>
     </w:p>
     <w:p>
-      <w:r>
-        <w:t>Use the worked case for Fitting a decision tree. Proposed explanation: “A near branch must predict blocked”. Decide whether this explanation is supported. Point to the step or supplied fact that decides; explain your repair if needed.</w:t>
-      </w:r>
-    </w:p>
-    <w:p>
-      <w:r>
+      <w:pPr>
+        <w:spacing w:line="336" w:lineRule="auto" w:after="180"/>
+      </w:pPr>
+      <w:r>
+        <w:rPr>
+          <w:b w:val="0"/>
+        </w:rPr>
+        <w:t xml:space="preserve">Use the worked case for </w:t>
+      </w:r>
+      <w:r>
+        <w:rPr>
+          <w:b/>
+        </w:rPr>
+        <w:t>Fitting</w:t>
+      </w:r>
+      <w:r>
+        <w:rPr>
+          <w:b w:val="0"/>
+        </w:rPr>
+        <w:t xml:space="preserve"> a decision tree. Proposed explanation: “A near </w:t>
+      </w:r>
+      <w:r>
+        <w:rPr>
+          <w:b/>
+        </w:rPr>
+        <w:t>branch</w:t>
+      </w:r>
+      <w:r>
+        <w:rPr>
+          <w:b w:val="0"/>
+        </w:rPr>
+        <w:t xml:space="preserve"> must predict blocked”. Decide whether this explanation is supported.</w:t>
+      </w:r>
+    </w:p>
+    <w:p>
+      <w:pPr>
+        <w:spacing w:line="336" w:lineRule="auto" w:after="180"/>
+      </w:pPr>
+      <w:r>
+        <w:rPr>
+          <w:b w:val="0"/>
+        </w:rPr>
+        <w:t>Point to the step or supplied fact that decides; explain your repair if needed.</w:t>
+      </w:r>
+    </w:p>
+    <w:p>
+      <w:pPr>
+        <w:spacing w:line="336" w:lineRule="auto" w:after="180"/>
+      </w:pPr>
+      <w:r>
+        <w:rPr>
+          <w:b w:val="0"/>
+        </w:rPr>
         <w:t>Answer on your own before discussion. If you are unsure, say which step you need help with.</w:t>
       </w:r>
     </w:p>
@@ -2855,8 +4641,26 @@
       </w:r>
     </w:p>
     <w:p>
-      <w:r>
-        <w:t>Choose the best original question and explain why its more balanced split matters here.</w:t>
+      <w:pPr>
+        <w:spacing w:line="336" w:lineRule="auto" w:after="180"/>
+      </w:pPr>
+      <w:r>
+        <w:rPr>
+          <w:b w:val="0"/>
+        </w:rPr>
+        <w:t xml:space="preserve">Choose the best original question and explain why its more balanced </w:t>
+      </w:r>
+      <w:r>
+        <w:rPr>
+          <w:b/>
+        </w:rPr>
+        <w:t>split</w:t>
+      </w:r>
+      <w:r>
+        <w:rPr>
+          <w:b w:val="0"/>
+        </w:rPr>
+        <w:t xml:space="preserve"> matters here.</w:t>
       </w:r>
     </w:p>
     <w:p>
@@ -2888,7 +4692,13 @@
       </w:r>
     </w:p>
     <w:p>
-      <w:r>
+      <w:pPr>
+        <w:spacing w:line="336" w:lineRule="auto" w:after="180"/>
+      </w:pPr>
+      <w:r>
+        <w:rPr>
+          <w:b w:val="0"/>
+        </w:rPr>
         <w:t>This is supported practice. Keep the separately named independent case for an attempt before feedback.</w:t>
       </w:r>
     </w:p>
@@ -2902,16 +4712,45 @@
     </w:p>
     <w:p>
       <w:r>
-        <w:t>EVIDENCE LAB</w:t>
-      </w:r>
-    </w:p>
-    <w:p>
-      <w:r>
+        <w:t>Investigate Choose Informative Questions. Record the prediction, actual observation or labelled paper trace, explanation and next test separately.</w:t>
+      </w:r>
+    </w:p>
+    <w:p>
+      <w:pPr>
+        <w:spacing w:line="336" w:lineRule="auto" w:after="180"/>
+      </w:pPr>
+      <w:r>
+        <w:rPr>
+          <w:b/>
+        </w:rPr>
+        <w:t>EVIDENCE</w:t>
+      </w:r>
+      <w:r>
+        <w:rPr>
+          <w:b/>
+        </w:rPr>
+        <w:t xml:space="preserve"> LAB</w:t>
+      </w:r>
+    </w:p>
+    <w:p>
+      <w:pPr>
+        <w:spacing w:line="336" w:lineRule="auto" w:after="180"/>
+      </w:pPr>
+      <w:r>
+        <w:rPr>
+          <w:b w:val="0"/>
+        </w:rPr>
         <w:t>Predict → Test → Record → Explain</w:t>
       </w:r>
     </w:p>
     <w:p>
-      <w:r>
+      <w:pPr>
+        <w:spacing w:line="336" w:lineRule="auto" w:after="180"/>
+      </w:pPr>
+      <w:r>
+        <w:rPr>
+          <w:b w:val="0"/>
+        </w:rPr>
         <w:t>Keep expected and actual results separate. Surprises are useful data when recorded honestly.</w:t>
       </w:r>
     </w:p>
@@ -2952,7 +4791,13 @@
       </w:r>
     </w:p>
     <w:p>
-      <w:r>
+      <w:pPr>
+        <w:spacing w:line="336" w:lineRule="auto" w:after="180"/>
+      </w:pPr>
+      <w:r>
+        <w:rPr>
+          <w:b w:val="0"/>
+        </w:rPr>
         <w:t>For each proposed question, count yes/no groups and the largest remaining group. Choose, justify, then test on a changed card set.</w:t>
       </w:r>
     </w:p>
@@ -3202,7 +5047,14 @@
       </w:tr>
     </w:tbl>
     <w:p>
-      <w:r>
+      <w:pPr>
+        <w:spacing w:line="336" w:lineRule="auto" w:after="180"/>
+        <w:shd w:fill="F5F1FB"/>
+      </w:pPr>
+      <w:r>
+        <w:rPr>
+          <w:b w:val="0"/>
+        </w:rPr>
         <w:t>What did the hardest test teach you that the normal test did not?</w:t>
       </w:r>
     </w:p>
@@ -3248,7 +5100,13 @@
       </w:r>
     </w:p>
     <w:p>
-      <w:r>
+      <w:pPr>
+        <w:spacing w:line="336" w:lineRule="auto" w:after="180"/>
+      </w:pPr>
+      <w:r>
+        <w:rPr>
+          <w:b w:val="0"/>
+        </w:rPr>
         <w:t>Before trying: what do I expect, and why? While trying: which step could first go wrong? Afterwards: what did I actually observe, and what should change? Keep “not run” if you only traced the procedure.</w:t>
       </w:r>
     </w:p>
@@ -3262,17 +5120,52 @@
     </w:p>
     <w:p>
       <w:r>
+        <w:t>Move from recall to tracing, diagnosis and transfer in Choose Informative Questions. Explain why each step is justified.</w:t>
+      </w:r>
+    </w:p>
+    <w:p>
+      <w:pPr>
+        <w:spacing w:line="336" w:lineRule="auto" w:after="180"/>
+      </w:pPr>
+      <w:r>
+        <w:rPr>
+          <w:b/>
+        </w:rPr>
         <w:t>MASTERY</w:t>
       </w:r>
     </w:p>
     <w:p>
-      <w:r>
+      <w:pPr>
+        <w:spacing w:line="336" w:lineRule="auto" w:after="180"/>
+      </w:pPr>
+      <w:r>
+        <w:rPr>
+          <w:b w:val="0"/>
+        </w:rPr>
         <w:t>From Knowing the Word to Owning the Idea</w:t>
       </w:r>
     </w:p>
     <w:p>
-      <w:r>
-        <w:t>Move upward only when you can produce evidence without copying the worked example.</w:t>
+      <w:pPr>
+        <w:spacing w:line="336" w:lineRule="auto" w:after="180"/>
+      </w:pPr>
+      <w:r>
+        <w:rPr>
+          <w:b w:val="0"/>
+        </w:rPr>
+        <w:t xml:space="preserve">Move upward only when you can produce </w:t>
+      </w:r>
+      <w:r>
+        <w:rPr>
+          <w:b/>
+        </w:rPr>
+        <w:t>evidence</w:t>
+      </w:r>
+      <w:r>
+        <w:rPr>
+          <w:b w:val="0"/>
+        </w:rPr>
+        <w:t xml:space="preserve"> without copying the worked example.</w:t>
       </w:r>
     </w:p>
     <w:p>
@@ -3312,33 +5205,105 @@
       </w:r>
     </w:p>
     <w:p>
-      <w:r>
+      <w:pPr>
+        <w:spacing w:line="336" w:lineRule="auto" w:after="180"/>
+      </w:pPr>
+      <w:r>
+        <w:rPr>
+          <w:b w:val="0"/>
+        </w:rPr>
         <w:t>1 • NAME: Define the concept without repeating the textbook.</w:t>
       </w:r>
     </w:p>
     <w:p>
-      <w:r>
-        <w:t>2 • TRACE: Show the information, state, branch, calculation, or evidence path.</w:t>
-      </w:r>
-    </w:p>
-    <w:p>
-      <w:r>
+      <w:pPr>
+        <w:spacing w:line="336" w:lineRule="auto" w:after="180"/>
+      </w:pPr>
+      <w:r>
+        <w:rPr>
+          <w:b w:val="0"/>
+        </w:rPr>
+        <w:t xml:space="preserve">2 • TRACE: Show the information, state, </w:t>
+      </w:r>
+      <w:r>
+        <w:rPr>
+          <w:b/>
+        </w:rPr>
+        <w:t>branch</w:t>
+      </w:r>
+      <w:r>
+        <w:rPr>
+          <w:b w:val="0"/>
+        </w:rPr>
+        <w:t xml:space="preserve">, calculation, or </w:t>
+      </w:r>
+      <w:r>
+        <w:rPr>
+          <w:b/>
+        </w:rPr>
+        <w:t>evidence</w:t>
+      </w:r>
+      <w:r>
+        <w:rPr>
+          <w:b w:val="0"/>
+        </w:rPr>
+        <w:t xml:space="preserve"> path.</w:t>
+      </w:r>
+    </w:p>
+    <w:p>
+      <w:pPr>
+        <w:spacing w:line="336" w:lineRule="auto" w:after="180"/>
+      </w:pPr>
+      <w:r>
+        <w:rPr>
+          <w:b w:val="0"/>
+        </w:rPr>
         <w:t>3 • APPLY: Solve a different example independently.</w:t>
       </w:r>
     </w:p>
     <w:p>
-      <w:r>
+      <w:pPr>
+        <w:spacing w:line="336" w:lineRule="auto" w:after="180"/>
+      </w:pPr>
+      <w:r>
+        <w:rPr>
+          <w:b w:val="0"/>
+        </w:rPr>
         <w:t>4 • CHALLENGE: Find a boundary case, counterexample, or unfair outcome.</w:t>
       </w:r>
     </w:p>
     <w:p>
-      <w:r>
+      <w:pPr>
+        <w:spacing w:line="336" w:lineRule="auto" w:after="180"/>
+      </w:pPr>
+      <w:r>
+        <w:rPr>
+          <w:b w:val="0"/>
+        </w:rPr>
         <w:t>5 • EXPLAIN LIMITS: Say when the result should not be trusted or used alone.</w:t>
       </w:r>
     </w:p>
     <w:p>
-      <w:r>
-        <w:t>My strongest evidence of independent understanding:</w:t>
+      <w:pPr>
+        <w:spacing w:line="336" w:lineRule="auto" w:after="180"/>
+      </w:pPr>
+      <w:r>
+        <w:rPr>
+          <w:b w:val="0"/>
+        </w:rPr>
+        <w:t xml:space="preserve">My strongest </w:t>
+      </w:r>
+      <w:r>
+        <w:rPr>
+          <w:b/>
+        </w:rPr>
+        <w:t>evidence</w:t>
+      </w:r>
+      <w:r>
+        <w:rPr>
+          <w:b w:val="0"/>
+        </w:rPr>
+        <w:t xml:space="preserve"> of independent understanding:</w:t>
       </w:r>
     </w:p>
     <w:p>
@@ -3384,16 +5349,39 @@
     </w:p>
     <w:p>
       <w:r>
+        <w:t>Apply this week’s idea to Transparent Book Recommender. Keep an annotated decision and the evidence supporting it.</w:t>
+      </w:r>
+    </w:p>
+    <w:p>
+      <w:pPr>
+        <w:spacing w:line="336" w:lineRule="auto" w:after="180"/>
+      </w:pPr>
+      <w:r>
+        <w:rPr>
+          <w:b/>
+        </w:rPr>
         <w:t>CUMULATIVE PROJECT</w:t>
       </w:r>
     </w:p>
     <w:p>
-      <w:r>
+      <w:pPr>
+        <w:spacing w:line="336" w:lineRule="auto" w:after="180"/>
+      </w:pPr>
+      <w:r>
+        <w:rPr>
+          <w:b w:val="0"/>
+        </w:rPr>
         <w:t>Transparent Book Recommender</w:t>
       </w:r>
     </w:p>
     <w:p>
-      <w:r>
+      <w:pPr>
+        <w:spacing w:line="336" w:lineRule="auto" w:after="180"/>
+      </w:pPr>
+      <w:r>
+        <w:rPr>
+          <w:b w:val="0"/>
+        </w:rPr>
         <w:t>Every week adds one inspectable piece. The system must show how it reached a result.</w:t>
       </w:r>
     </w:p>
@@ -3434,17 +5422,63 @@
       </w:r>
     </w:p>
     <w:p>
-      <w:r>
+      <w:pPr>
+        <w:spacing w:line="336" w:lineRule="auto" w:after="180"/>
+      </w:pPr>
+      <w:r>
+        <w:rPr>
+          <w:b w:val="0"/>
+        </w:rPr>
         <w:t>THIS WEEK’S CHECKPOINT  Ask first about preferences that remove the largest number of unsuitable books.</w:t>
       </w:r>
     </w:p>
     <w:p>
-      <w:r>
-        <w:t>SYSTEM MAP  Reader need → allowed inputs → transparent rule or score → ranked candidates → explanation → test record → human decision</w:t>
-      </w:r>
-    </w:p>
-    <w:p>
-      <w:r>
+      <w:pPr>
+        <w:pStyle w:val="Heading3"/>
+      </w:pPr>
+      <w:r>
+        <w:t>Trace the system</w:t>
+      </w:r>
+    </w:p>
+    <w:p>
+      <w:pPr>
+        <w:spacing w:line="336" w:lineRule="auto" w:after="180"/>
+        <w:shd w:fill="EDF7F3"/>
+      </w:pPr>
+      <w:r>
+        <w:rPr>
+          <w:b w:val="0"/>
+        </w:rPr>
+        <w:t xml:space="preserve">SYSTEM MAP  Reader need → allowed </w:t>
+      </w:r>
+      <w:r>
+        <w:rPr>
+          <w:b/>
+        </w:rPr>
+        <w:t>input</w:t>
+      </w:r>
+      <w:r>
+        <w:rPr>
+          <w:b w:val="0"/>
+        </w:rPr>
+        <w:t xml:space="preserve">s → transparent rule or score → ranked candidates → explanation → test record → </w:t>
+      </w:r>
+      <w:r>
+        <w:rPr>
+          <w:b/>
+        </w:rPr>
+        <w:t>human decision</w:t>
+      </w:r>
+    </w:p>
+    <w:p>
+      <w:pPr>
+        <w:spacing w:line="336" w:lineRule="auto" w:after="180"/>
+        <w:shd w:fill="F5F1FB"/>
+      </w:pPr>
+      <w:r>
+        <w:rPr>
+          <w:b w:val="0"/>
+        </w:rPr>
         <w:t>What will you add, change, or verify in the project this week?</w:t>
       </w:r>
     </w:p>
@@ -3482,8 +5516,27 @@
       </w:r>
     </w:p>
     <w:p>
-      <w:r>
-        <w:t>What should remain under human control?</w:t>
+      <w:pPr>
+        <w:spacing w:line="336" w:lineRule="auto" w:after="180"/>
+        <w:shd w:fill="F5F1FB"/>
+      </w:pPr>
+      <w:r>
+        <w:rPr>
+          <w:b w:val="0"/>
+        </w:rPr>
+        <w:t xml:space="preserve">What should remain under </w:t>
+      </w:r>
+      <w:r>
+        <w:rPr>
+          <w:b/>
+        </w:rPr>
+        <w:t>human control</w:t>
+      </w:r>
+      <w:r>
+        <w:rPr>
+          <w:b w:val="0"/>
+        </w:rPr>
+        <w:t>?</w:t>
       </w:r>
     </w:p>
     <w:p>
@@ -3520,7 +5573,22 @@
       </w:r>
     </w:p>
     <w:p>
-      <w:r>
+      <w:pPr>
+        <w:pStyle w:val="Heading3"/>
+      </w:pPr>
+      <w:r>
+        <w:t>Responsible design</w:t>
+      </w:r>
+    </w:p>
+    <w:p>
+      <w:pPr>
+        <w:spacing w:line="336" w:lineRule="auto" w:after="180"/>
+        <w:shd w:fill="FFF5E6"/>
+      </w:pPr>
+      <w:r>
+        <w:rPr>
+          <w:b w:val="0"/>
+        </w:rPr>
         <w:t>RESPONSIBLE DESIGN  Collect only necessary information. Show uncertainty and limits. Never confuse a ranking with a fact about a person.</w:t>
       </w:r>
     </w:p>
@@ -3533,7 +5601,13 @@
       </w:r>
     </w:p>
     <w:p>
-      <w:r>
+      <w:pPr>
+        <w:spacing w:line="336" w:lineRule="auto" w:after="180"/>
+      </w:pPr>
+      <w:r>
+        <w:rPr>
+          <w:b w:val="0"/>
+        </w:rPr>
         <w:t>Choose recommender questions that distinguish feasible options, documenting the decision criterion rather than asking unnecessary personal details.</w:t>
       </w:r>
     </w:p>
@@ -3547,16 +5621,48 @@
     </w:p>
     <w:p>
       <w:r>
+        <w:t>Use a genuinely new case for independent evidence. Previously discussed examples remain practice; use the separately named independent case before feedback.</w:t>
+      </w:r>
+    </w:p>
+    <w:p>
+      <w:pPr>
+        <w:pStyle w:val="Heading3"/>
+      </w:pPr>
+      <w:r>
+        <w:t>Independent evidence</w:t>
+      </w:r>
+    </w:p>
+    <w:p>
+      <w:pPr>
+        <w:spacing w:line="336" w:lineRule="auto" w:after="180"/>
+        <w:shd w:fill="FFF5E6"/>
+      </w:pPr>
+      <w:r>
+        <w:rPr>
+          <w:b w:val="0"/>
+        </w:rPr>
         <w:t>INDEPENDENT MASTERY PROOF</w:t>
       </w:r>
     </w:p>
     <w:p>
-      <w:r>
+      <w:pPr>
+        <w:spacing w:line="336" w:lineRule="auto" w:after="180"/>
+      </w:pPr>
+      <w:r>
+        <w:rPr>
+          <w:b w:val="0"/>
+        </w:rPr>
         <w:t>Explain • Transfer • Test • Defend</w:t>
       </w:r>
     </w:p>
     <w:p>
-      <w:r>
+      <w:pPr>
+        <w:spacing w:line="336" w:lineRule="auto" w:after="180"/>
+      </w:pPr>
+      <w:r>
+        <w:rPr>
+          <w:b w:val="0"/>
+        </w:rPr>
         <w:t>Complete this page without copying the worked example. Your reasoning matters more than decoration.</w:t>
       </w:r>
     </w:p>
@@ -3597,12 +5703,46 @@
       </w:r>
     </w:p>
     <w:p>
-      <w:r>
-        <w:t>CHALLENGE  Compare two first questions by remaining possibilities.</w:t>
-      </w:r>
-    </w:p>
-    <w:p>
-      <w:r>
+      <w:pPr>
+        <w:pStyle w:val="Heading3"/>
+      </w:pPr>
+      <w:r>
+        <w:t>Try a more demanding case</w:t>
+      </w:r>
+    </w:p>
+    <w:p>
+      <w:pPr>
+        <w:spacing w:line="336" w:lineRule="auto" w:after="180"/>
+        <w:shd w:fill="F5F1FB"/>
+      </w:pPr>
+      <w:r>
+        <w:rPr>
+          <w:b w:val="0"/>
+        </w:rPr>
+        <w:t xml:space="preserve">CHALLENGE  Compare two first questions by </w:t>
+      </w:r>
+      <w:r>
+        <w:rPr>
+          <w:b/>
+        </w:rPr>
+        <w:t>remaining possibilities</w:t>
+      </w:r>
+      <w:r>
+        <w:rPr>
+          <w:b w:val="0"/>
+        </w:rPr>
+        <w:t>.</w:t>
+      </w:r>
+    </w:p>
+    <w:p>
+      <w:pPr>
+        <w:spacing w:line="336" w:lineRule="auto" w:after="180"/>
+        <w:shd w:fill="F4F9FC"/>
+      </w:pPr>
+      <w:r>
+        <w:rPr>
+          <w:b w:val="0"/>
+        </w:rPr>
         <w:t>1. My fresh example, trace, calculation, or design:</w:t>
       </w:r>
     </w:p>
@@ -3640,8 +5780,27 @@
       </w:r>
     </w:p>
     <w:p>
-      <w:r>
-        <w:t>2. My evidence that it works (include a boundary or missing-data case):</w:t>
+      <w:pPr>
+        <w:spacing w:line="336" w:lineRule="auto" w:after="180"/>
+        <w:shd w:fill="F4F9FC"/>
+      </w:pPr>
+      <w:r>
+        <w:rPr>
+          <w:b w:val="0"/>
+        </w:rPr>
+        <w:t xml:space="preserve">2. My </w:t>
+      </w:r>
+      <w:r>
+        <w:rPr>
+          <w:b/>
+        </w:rPr>
+        <w:t>evidence</w:t>
+      </w:r>
+      <w:r>
+        <w:rPr>
+          <w:b w:val="0"/>
+        </w:rPr>
+        <w:t xml:space="preserve"> that it works (include a boundary or missing-data case):</w:t>
       </w:r>
     </w:p>
     <w:p>
@@ -3678,7 +5837,14 @@
       </w:r>
     </w:p>
     <w:p>
-      <w:r>
+      <w:pPr>
+        <w:spacing w:line="336" w:lineRule="auto" w:after="180"/>
+        <w:shd w:fill="F4F9FC"/>
+      </w:pPr>
+      <w:r>
+        <w:rPr>
+          <w:b w:val="0"/>
+        </w:rPr>
         <w:t>3. One limitation, fairness concern, or situation needing human review:</w:t>
       </w:r>
     </w:p>
@@ -3716,8 +5882,47 @@
       </w:r>
     </w:p>
     <w:p>
-      <w:r>
-        <w:t>SELF-CHECK  □ I explained the mechanism  □ I used evidence  □ I tested a fresh case  □ I named a limitation  □ I can answer ‘why?’</w:t>
+      <w:pPr>
+        <w:pStyle w:val="Heading3"/>
+      </w:pPr>
+      <w:r>
+        <w:t>Check your explanation</w:t>
+      </w:r>
+    </w:p>
+    <w:p>
+      <w:pPr>
+        <w:spacing w:line="336" w:lineRule="auto" w:after="180"/>
+        <w:shd w:fill="F5F1FB"/>
+      </w:pPr>
+      <w:r>
+        <w:rPr>
+          <w:b w:val="0"/>
+        </w:rPr>
+        <w:t xml:space="preserve">SELF-CHECK  □ I explained the </w:t>
+      </w:r>
+      <w:r>
+        <w:rPr>
+          <w:b/>
+        </w:rPr>
+        <w:t>mechanism</w:t>
+      </w:r>
+      <w:r>
+        <w:rPr>
+          <w:b w:val="0"/>
+        </w:rPr>
+        <w:t xml:space="preserve">  □ I used </w:t>
+      </w:r>
+      <w:r>
+        <w:rPr>
+          <w:b/>
+        </w:rPr>
+        <w:t>evidence</w:t>
+      </w:r>
+      <w:r>
+        <w:rPr>
+          <w:b w:val="0"/>
+        </w:rPr>
+        <w:t xml:space="preserve">  □ I tested a fresh case  □ I named a limitation  □ I can answer ‘why?’</w:t>
       </w:r>
     </w:p>
     <w:p>
@@ -3729,6 +5934,11 @@
       </w:r>
     </w:p>
     <w:p>
+      <w:r>
+        <w:t>Revisit the complete Choose Informative Questions case for supported practice. Repeated examples do not become fresh assessments.</w:t>
+      </w:r>
+    </w:p>
+    <w:p>
       <w:pPr>
         <w:pStyle w:val="Heading3"/>
       </w:pPr>
@@ -3737,7 +5947,13 @@
       </w:r>
     </w:p>
     <w:p>
-      <w:r>
+      <w:pPr>
+        <w:spacing w:line="336" w:lineRule="auto" w:after="180"/>
+      </w:pPr>
+      <w:r>
+        <w:rPr>
+          <w:b w:val="0"/>
+        </w:rPr>
         <w:t>Use the supplied details to practise the weekly concept before attempting the independent question. This case extends the illustrated lesson.</w:t>
       </w:r>
     </w:p>
@@ -3750,7 +5966,13 @@
       </w:r>
     </w:p>
     <w:p>
-      <w:r>
+      <w:pPr>
+        <w:spacing w:line="336" w:lineRule="auto" w:after="180"/>
+      </w:pPr>
+      <w:r>
+        <w:rPr>
+          <w:b w:val="0"/>
+        </w:rPr>
         <w:t>Eight blue cards contain four circles and four triangles; target is shape.</w:t>
       </w:r>
     </w:p>
@@ -3763,7 +5985,14 @@
       </w:r>
     </w:p>
     <w:p>
-      <w:r>
+      <w:pPr>
+        <w:spacing w:line="336" w:lineRule="auto" w:after="180"/>
+        <w:shd w:fill="F5F1FB"/>
+      </w:pPr>
+      <w:r>
+        <w:rPr>
+          <w:b w:val="0"/>
+        </w:rPr>
         <w:t>Which question is more useful: blue or circle?</w:t>
       </w:r>
     </w:p>
@@ -3776,8 +6005,26 @@
       </w:r>
     </w:p>
     <w:p>
-      <w:r>
-        <w:t>Circle separates target groups. Blue puts every card in one branch. Usefulness depends on the task and examples.</w:t>
+      <w:pPr>
+        <w:spacing w:line="336" w:lineRule="auto" w:after="180"/>
+      </w:pPr>
+      <w:r>
+        <w:rPr>
+          <w:b w:val="0"/>
+        </w:rPr>
+        <w:t xml:space="preserve">Circle separates target groups. Blue puts every card in one </w:t>
+      </w:r>
+      <w:r>
+        <w:rPr>
+          <w:b/>
+        </w:rPr>
+        <w:t>branch</w:t>
+      </w:r>
+      <w:r>
+        <w:rPr>
+          <w:b w:val="0"/>
+        </w:rPr>
+        <w:t>. Usefulness depends on the task and examples.</w:t>
       </w:r>
     </w:p>
     <w:p>
@@ -3789,7 +6036,14 @@
       </w:r>
     </w:p>
     <w:p>
-      <w:r>
+      <w:pPr>
+        <w:spacing w:line="336" w:lineRule="auto" w:after="180"/>
+        <w:shd w:fill="F5F1FB"/>
+      </w:pPr>
+      <w:r>
+        <w:rPr>
+          <w:b w:val="0"/>
+        </w:rPr>
         <w:t>Which detail supports the answer, and why does it matter?</w:t>
       </w:r>
     </w:p>
@@ -3945,18 +6199,49 @@
       </w:tr>
     </w:tbl>
     <w:p>
-      <w:r>
+      <w:pPr>
+        <w:spacing w:line="336" w:lineRule="auto" w:after="180"/>
+      </w:pPr>
+      <w:r>
+        <w:rPr>
+          <w:b w:val="0"/>
+        </w:rPr>
         <w:t>Eight blue cards contain four circles and four triangles; target is shape.</w:t>
       </w:r>
     </w:p>
     <w:p>
-      <w:r>
+      <w:pPr>
+        <w:spacing w:line="336" w:lineRule="auto" w:after="180"/>
+        <w:shd w:fill="F5F1FB"/>
+      </w:pPr>
+      <w:r>
+        <w:rPr>
+          <w:b w:val="0"/>
+        </w:rPr>
         <w:t>Which question is more useful: blue or circle?</w:t>
       </w:r>
     </w:p>
     <w:p>
-      <w:r>
-        <w:t>Circle separates target groups. Blue puts every card in one branch. Usefulness depends on the task and examples.</w:t>
+      <w:pPr>
+        <w:spacing w:line="336" w:lineRule="auto" w:after="180"/>
+      </w:pPr>
+      <w:r>
+        <w:rPr>
+          <w:b w:val="0"/>
+        </w:rPr>
+        <w:t xml:space="preserve">Circle separates target groups. Blue puts every card in one </w:t>
+      </w:r>
+      <w:r>
+        <w:rPr>
+          <w:b/>
+        </w:rPr>
+        <w:t>branch</w:t>
+      </w:r>
+      <w:r>
+        <w:rPr>
+          <w:b w:val="0"/>
+        </w:rPr>
+        <w:t>. Usefulness depends on the task and examples.</w:t>
       </w:r>
     </w:p>
     <w:p>
@@ -3968,6 +6253,11 @@
       </w:r>
     </w:p>
     <w:p>
+      <w:r>
+        <w:t>Attempt the reserved new case before feedback. Record support; the earlier examples below remain additional practice.</w:t>
+      </w:r>
+    </w:p>
+    <w:p>
       <w:pPr>
         <w:pStyle w:val="Heading3"/>
       </w:pPr>
@@ -3976,7 +6266,13 @@
       </w:r>
     </w:p>
     <w:p>
-      <w:r>
+      <w:pPr>
+        <w:spacing w:line="336" w:lineRule="auto" w:after="180"/>
+      </w:pPr>
+      <w:r>
+        <w:rPr>
+          <w:b w:val="0"/>
+        </w:rPr>
         <w:t>Ten cards have six pet subjects and four space subjects; all are green. Compare asking “green?” with asking “pet?” to identify a card. Give the largest remaining group and one limitation.</w:t>
       </w:r>
     </w:p>
@@ -4024,7 +6320,13 @@
       </w:r>
     </w:p>
     <w:p>
-      <w:r>
+      <w:pPr>
+        <w:spacing w:line="336" w:lineRule="auto" w:after="180"/>
+      </w:pPr>
+      <w:r>
+        <w:rPr>
+          <w:b w:val="0"/>
+        </w:rPr>
         <w:t>Attempt this case before feedback. Record any help. Earlier examples below are further practice; a case already practised with feedback cannot establish fresh transfer.</w:t>
       </w:r>
     </w:p>
@@ -4037,18 +6339,42 @@
       </w:r>
     </w:p>
     <w:p>
-      <w:r>
+      <w:pPr>
+        <w:spacing w:line="336" w:lineRule="auto" w:after="180"/>
+      </w:pPr>
+      <w:r>
+        <w:rPr>
+          <w:b w:val="0"/>
+        </w:rPr>
         <w:t>Close the worked explanation. Apply the idea to this different question without copying.</w:t>
       </w:r>
     </w:p>
     <w:p>
-      <w:r>
+      <w:pPr>
+        <w:spacing w:line="336" w:lineRule="auto" w:after="180"/>
+      </w:pPr>
+      <w:r>
+        <w:rPr>
+          <w:b w:val="0"/>
+        </w:rPr>
         <w:t>Cards are two cats and two dogs, all red. Which question helps separate species: is it red or does it bark? State your assumption.</w:t>
       </w:r>
     </w:p>
     <w:p>
-      <w:r>
-        <w:t>My answer, with a trace, calculation or supporting evidence</w:t>
+      <w:pPr>
+        <w:spacing w:line="336" w:lineRule="auto" w:after="180"/>
+      </w:pPr>
+      <w:r>
+        <w:rPr>
+          <w:b w:val="0"/>
+        </w:rPr>
+        <w:t xml:space="preserve">My answer, with a trace, calculation or supporting </w:t>
+      </w:r>
+      <w:r>
+        <w:rPr>
+          <w:b/>
+        </w:rPr>
+        <w:t>evidence</w:t>
       </w:r>
     </w:p>
     <w:p>
@@ -4093,13 +6419,37 @@
       </w:r>
     </w:p>
     <w:p>
-      <w:r>
+      <w:pPr>
+        <w:spacing w:line="336" w:lineRule="auto" w:after="180"/>
+      </w:pPr>
+      <w:r>
+        <w:rPr>
+          <w:b w:val="0"/>
+        </w:rPr>
         <w:t>Change one relevant detail. Predict the result before testing. Include a boundary or missing-information case when it helps reveal a limit.</w:t>
       </w:r>
     </w:p>
     <w:p>
-      <w:r>
-        <w:t>My changed input and expected result</w:t>
+      <w:pPr>
+        <w:spacing w:line="336" w:lineRule="auto" w:after="180"/>
+      </w:pPr>
+      <w:r>
+        <w:rPr>
+          <w:b w:val="0"/>
+        </w:rPr>
+        <w:t xml:space="preserve">My changed </w:t>
+      </w:r>
+      <w:r>
+        <w:rPr>
+          <w:b/>
+        </w:rPr>
+        <w:t>input</w:t>
+      </w:r>
+      <w:r>
+        <w:rPr>
+          <w:b w:val="0"/>
+        </w:rPr>
+        <w:t xml:space="preserve"> and expected result</w:t>
       </w:r>
     </w:p>
     <w:p>
@@ -4144,13 +6494,37 @@
       </w:r>
     </w:p>
     <w:p>
-      <w:r>
+      <w:pPr>
+        <w:spacing w:line="336" w:lineRule="auto" w:after="180"/>
+      </w:pPr>
+      <w:r>
+        <w:rPr>
+          <w:b w:val="0"/>
+        </w:rPr>
         <w:t>Ask first about preferences that remove the largest number of unsuitable books.</w:t>
       </w:r>
     </w:p>
     <w:p>
-      <w:r>
-        <w:t>The evidence I will keep</w:t>
+      <w:pPr>
+        <w:spacing w:line="336" w:lineRule="auto" w:after="180"/>
+      </w:pPr>
+      <w:r>
+        <w:rPr>
+          <w:b w:val="0"/>
+        </w:rPr>
+        <w:t xml:space="preserve">The </w:t>
+      </w:r>
+      <w:r>
+        <w:rPr>
+          <w:b/>
+        </w:rPr>
+        <w:t>evidence</w:t>
+      </w:r>
+      <w:r>
+        <w:rPr>
+          <w:b w:val="0"/>
+        </w:rPr>
+        <w:t xml:space="preserve"> I will keep</w:t>
       </w:r>
     </w:p>
     <w:p>
@@ -4187,8 +6561,26 @@
       </w:r>
     </w:p>
     <w:p>
-      <w:r>
-        <w:t>Your teacher has the independent answer and scoring criteria. Complete the matching workbook week to keep your practice evidence together.</w:t>
+      <w:pPr>
+        <w:spacing w:line="336" w:lineRule="auto" w:after="180"/>
+      </w:pPr>
+      <w:r>
+        <w:rPr>
+          <w:b w:val="0"/>
+        </w:rPr>
+        <w:t xml:space="preserve">Your teacher has the independent answer and scoring criteria. Complete the matching workbook week to keep your practice </w:t>
+      </w:r>
+      <w:r>
+        <w:rPr>
+          <w:b/>
+        </w:rPr>
+        <w:t>evidence</w:t>
+      </w:r>
+      <w:r>
+        <w:rPr>
+          <w:b w:val="0"/>
+        </w:rPr>
+        <w:t xml:space="preserve"> together.</w:t>
       </w:r>
     </w:p>
     <w:p>
@@ -4200,7 +6592,14 @@
       </w:r>
     </w:p>
     <w:p>
-      <w:r>
+      <w:pPr>
+        <w:spacing w:line="336" w:lineRule="auto" w:after="180"/>
+        <w:shd w:fill="F5F1FB"/>
+      </w:pPr>
+      <w:r>
+        <w:rPr>
+          <w:b w:val="0"/>
+        </w:rPr>
         <w:t>Six cards contain three animal and three space books; all have blue covers. Compare asking 'blue cover?' with 'animal subject?'. Is the better question guaranteed to work on inaccurately tagged books?</w:t>
       </w:r>
     </w:p>
@@ -4256,8 +6655,25 @@
       </w:r>
     </w:p>
     <w:p>
-      <w:r>
-        <w:t>Attempt the independent case before hints. Record whether you worked alone, used a hint or followed a model. After feedback, fix the first unsupported step and explain why it changed. A later check uses a changed case, not a copied answer.</w:t>
+      <w:pPr>
+        <w:spacing w:line="336" w:lineRule="auto" w:after="180"/>
+      </w:pPr>
+      <w:r>
+        <w:rPr>
+          <w:b w:val="0"/>
+        </w:rPr>
+        <w:t>Attempt the independent case before hints. Record whether you worked alone, used a hint or followed a model. After feedback, fix the first unsupported step and explain why it changed.</w:t>
+      </w:r>
+    </w:p>
+    <w:p>
+      <w:pPr>
+        <w:spacing w:line="336" w:lineRule="auto" w:after="180"/>
+      </w:pPr>
+      <w:r>
+        <w:rPr>
+          <w:b w:val="0"/>
+        </w:rPr>
+        <w:t>A later check uses a changed case, not a copied answer.</w:t>
       </w:r>
     </w:p>
     <w:p>
@@ -4270,6 +6686,17 @@
     </w:p>
     <w:p>
       <w:r>
+        <w:t>Use this map to navigate Choose Informative Questions, connect the goals to tasks and keep one evidence record for each attempt.</w:t>
+      </w:r>
+    </w:p>
+    <w:p>
+      <w:pPr>
+        <w:spacing w:line="336" w:lineRule="auto" w:after="180"/>
+      </w:pPr>
+      <w:r>
+        <w:rPr>
+          <w:b w:val="0"/>
+        </w:rPr>
         <w:t>Start with this question: A fictional guessing game has eight catalogue cards and asks yes/no questions to narrow the target.</w:t>
       </w:r>
     </w:p>
@@ -4376,13 +6803,61 @@
       </w:tr>
     </w:tbl>
     <w:p>
-      <w:r>
-        <w:t>Remember → watch and explain → try with help → investigate → try independently → keep project evidence. Your teacher may spread this lesson across several classes.</w:t>
-      </w:r>
-    </w:p>
-    <w:p>
-      <w:r>
-        <w:t>Keep your first prediction. Compare it with what the evidence shows and explain any change.</w:t>
+      <w:pPr>
+        <w:spacing w:line="336" w:lineRule="auto" w:after="180"/>
+      </w:pPr>
+      <w:r>
+        <w:rPr>
+          <w:b w:val="0"/>
+        </w:rPr>
+        <w:t xml:space="preserve">Remember → watch and explain → try with help → investigate → try independently → keep project </w:t>
+      </w:r>
+      <w:r>
+        <w:rPr>
+          <w:b/>
+        </w:rPr>
+        <w:t>evidence</w:t>
+      </w:r>
+      <w:r>
+        <w:rPr>
+          <w:b w:val="0"/>
+        </w:rPr>
+        <w:t>. Your teacher may spread this lesson across several classes.</w:t>
+      </w:r>
+    </w:p>
+    <w:p>
+      <w:pPr>
+        <w:spacing w:line="336" w:lineRule="auto" w:after="180"/>
+      </w:pPr>
+      <w:r>
+        <w:rPr>
+          <w:b w:val="0"/>
+        </w:rPr>
+        <w:t xml:space="preserve">Keep your first </w:t>
+      </w:r>
+      <w:r>
+        <w:rPr>
+          <w:b/>
+        </w:rPr>
+        <w:t>prediction</w:t>
+      </w:r>
+      <w:r>
+        <w:rPr>
+          <w:b w:val="0"/>
+        </w:rPr>
+        <w:t xml:space="preserve">. Compare it with what the </w:t>
+      </w:r>
+      <w:r>
+        <w:rPr>
+          <w:b/>
+        </w:rPr>
+        <w:t>evidence</w:t>
+      </w:r>
+      <w:r>
+        <w:rPr>
+          <w:b w:val="0"/>
+        </w:rPr>
+        <w:t xml:space="preserve"> shows and explain any change.</w:t>
       </w:r>
     </w:p>
     <w:p>
@@ -4395,7 +6870,66 @@
     </w:p>
     <w:p>
       <w:r>
-        <w:t>Close your notes. Explain this goal in your own words: Fit a root question and leaf predictions from training examples</w:t>
+        <w:t>Explain Choose Informative Questions without notes, identify a remaining question and plan a later check with a changed case.</w:t>
+      </w:r>
+    </w:p>
+    <w:p>
+      <w:pPr>
+        <w:spacing w:line="336" w:lineRule="auto" w:after="180"/>
+      </w:pPr>
+      <w:r>
+        <w:rPr>
+          <w:b w:val="0"/>
+        </w:rPr>
+        <w:t xml:space="preserve">Close your notes. Explain this goal in your own words: Fit a </w:t>
+      </w:r>
+      <w:r>
+        <w:rPr>
+          <w:b/>
+        </w:rPr>
+        <w:t>root</w:t>
+      </w:r>
+      <w:r>
+        <w:rPr>
+          <w:b w:val="0"/>
+        </w:rPr>
+        <w:t xml:space="preserve"> question and </w:t>
+      </w:r>
+      <w:r>
+        <w:rPr>
+          <w:b/>
+        </w:rPr>
+        <w:t>leaf</w:t>
+      </w:r>
+      <w:r>
+        <w:rPr>
+          <w:b w:val="0"/>
+        </w:rPr>
+        <w:t xml:space="preserve"> </w:t>
+      </w:r>
+      <w:r>
+        <w:rPr>
+          <w:b/>
+        </w:rPr>
+        <w:t>prediction</w:t>
+      </w:r>
+      <w:r>
+        <w:rPr>
+          <w:b w:val="0"/>
+        </w:rPr>
+        <w:t xml:space="preserve">s from </w:t>
+      </w:r>
+      <w:r>
+        <w:rPr>
+          <w:b/>
+        </w:rPr>
+        <w:t>training</w:t>
+      </w:r>
+      <w:r>
+        <w:rPr>
+          <w:b w:val="0"/>
+        </w:rPr>
+        <w:t xml:space="preserve"> examples</w:t>
       </w:r>
     </w:p>
     <w:p>
@@ -4432,13 +6966,61 @@
       </w:r>
     </w:p>
     <w:p>
-      <w:r>
-        <w:t>If you are unsure, return to the worked picture and explain one arrow. If you are ready, change an input or assumption and justify your prediction.</w:t>
-      </w:r>
-    </w:p>
-    <w:p>
-      <w:r>
-        <w:t>Save your workbook evidence. At the next review, try a different case before opening your old answer.</w:t>
+      <w:pPr>
+        <w:spacing w:line="336" w:lineRule="auto" w:after="180"/>
+      </w:pPr>
+      <w:r>
+        <w:rPr>
+          <w:b w:val="0"/>
+        </w:rPr>
+        <w:t xml:space="preserve">If you are unsure, return to the worked picture and explain one arrow. If you are ready, change an </w:t>
+      </w:r>
+      <w:r>
+        <w:rPr>
+          <w:b/>
+        </w:rPr>
+        <w:t>input</w:t>
+      </w:r>
+      <w:r>
+        <w:rPr>
+          <w:b w:val="0"/>
+        </w:rPr>
+        <w:t xml:space="preserve"> or assumption and justify your </w:t>
+      </w:r>
+      <w:r>
+        <w:rPr>
+          <w:b/>
+        </w:rPr>
+        <w:t>prediction</w:t>
+      </w:r>
+      <w:r>
+        <w:rPr>
+          <w:b w:val="0"/>
+        </w:rPr>
+        <w:t>.</w:t>
+      </w:r>
+    </w:p>
+    <w:p>
+      <w:pPr>
+        <w:spacing w:line="336" w:lineRule="auto" w:after="180"/>
+      </w:pPr>
+      <w:r>
+        <w:rPr>
+          <w:b w:val="0"/>
+        </w:rPr>
+        <w:t xml:space="preserve">Save your workbook </w:t>
+      </w:r>
+      <w:r>
+        <w:rPr>
+          <w:b/>
+        </w:rPr>
+        <w:t>evidence</w:t>
+      </w:r>
+      <w:r>
+        <w:rPr>
+          <w:b w:val="0"/>
+        </w:rPr>
+        <w:t>. At the next review, try a different case before opening your old answer.</w:t>
       </w:r>
     </w:p>
     <w:p>
@@ -4451,11 +7033,28 @@
     </w:p>
     <w:p>
       <w:r>
+        <w:t>Attempt supported questions before using hints or feedback. Review a missing building block, then keep the completed work.</w:t>
+      </w:r>
+    </w:p>
+    <w:p>
+      <w:pPr>
+        <w:spacing w:line="336" w:lineRule="auto" w:after="180"/>
+      </w:pPr>
+      <w:r>
+        <w:rPr>
+          <w:b w:val="0"/>
+        </w:rPr>
         <w:t>Use this supported practice once, in the browser or on paper. Keep the reserved independent assessment for a separate first attempt before teacher feedback.</w:t>
       </w:r>
     </w:p>
     <w:p>
-      <w:r>
+      <w:pPr>
+        <w:spacing w:line="336" w:lineRule="auto" w:after="180"/>
+      </w:pPr>
+      <w:r>
+        <w:rPr>
+          <w:b w:val="0"/>
+        </w:rPr>
         <w:t>A fictional guessing game has eight catalogue cards and asks yes/no questions to narrow the target.</w:t>
       </w:r>
     </w:p>
@@ -4468,27 +7067,61 @@
       </w:r>
     </w:p>
     <w:p>
-      <w:r>
+      <w:pPr>
+        <w:spacing w:line="336" w:lineRule="auto" w:after="180"/>
+      </w:pPr>
+      <w:r>
+        <w:rPr>
+          <w:b w:val="0"/>
+        </w:rPr>
         <w:t>Which labelled step matches this detail? Yes 8; No 0; largest remaining group 8.</w:t>
       </w:r>
     </w:p>
     <w:p>
-      <w:r>
+      <w:pPr>
+        <w:spacing w:line="336" w:lineRule="auto" w:after="180"/>
+        <w:shd w:fill="F4F9FC"/>
+      </w:pPr>
+      <w:r>
+        <w:rPr>
+          <w:b w:val="0"/>
+        </w:rPr>
         <w:t>1. List possibilities</w:t>
       </w:r>
     </w:p>
     <w:p>
-      <w:r>
+      <w:pPr>
+        <w:spacing w:line="336" w:lineRule="auto" w:after="180"/>
+        <w:shd w:fill="F4F9FC"/>
+      </w:pPr>
+      <w:r>
+        <w:rPr>
+          <w:b w:val="0"/>
+        </w:rPr>
         <w:t>2. Mystery question</w:t>
       </w:r>
     </w:p>
     <w:p>
-      <w:r>
+      <w:pPr>
+        <w:spacing w:line="336" w:lineRule="auto" w:after="180"/>
+        <w:shd w:fill="F4F9FC"/>
+      </w:pPr>
+      <w:r>
+        <w:rPr>
+          <w:b w:val="0"/>
+        </w:rPr>
         <w:t>3. Paperback question</w:t>
       </w:r>
     </w:p>
     <w:p>
-      <w:r>
+      <w:pPr>
+        <w:spacing w:line="336" w:lineRule="auto" w:after="180"/>
+        <w:shd w:fill="F4F9FC"/>
+      </w:pPr>
+      <w:r>
+        <w:rPr>
+          <w:b w:val="0"/>
+        </w:rPr>
         <w:t>4. English question</w:t>
       </w:r>
     </w:p>
@@ -4526,41 +7159,191 @@
       </w:r>
     </w:p>
     <w:p>
-      <w:r>
+      <w:pPr>
+        <w:pStyle w:val="Heading3"/>
+      </w:pPr>
+      <w:r>
+        <w:t>Hint · try first</w:t>
+      </w:r>
+    </w:p>
+    <w:p>
+      <w:pPr>
+        <w:spacing w:line="336" w:lineRule="auto" w:after="180"/>
+        <w:shd w:fill="F1F6F8"/>
+      </w:pPr>
+      <w:r>
+        <w:rPr>
+          <w:b w:val="0"/>
+        </w:rPr>
         <w:t>Hint if needed: Read the steps in the pictorial case. Match the supplied detail to the stage that performs or records it.</w:t>
       </w:r>
     </w:p>
     <w:p>
-      <w:r>
-        <w:t>After your attempt, compare with the supported explanation: English question Yes 8; No 0; largest remaining group 8. Under the stated worst-case criterion, mystery is the most useful of these questions because it leaves at most four cards. The constant language clue never narrows the set. This is an identification-game criterion; a classifier fitting labels may instead compare prediction errors or another declared training measure.</w:t>
-      </w:r>
-    </w:p>
-    <w:p>
       <w:pPr>
         <w:pStyle w:val="Heading3"/>
       </w:pPr>
       <w:r>
+        <w:t>Feedback · compare after trying</w:t>
+      </w:r>
+    </w:p>
+    <w:p>
+      <w:pPr>
+        <w:spacing w:line="336" w:lineRule="auto" w:after="180"/>
+        <w:shd w:fill="F1F6FC"/>
+      </w:pPr>
+      <w:r>
+        <w:rPr>
+          <w:b w:val="0"/>
+        </w:rPr>
+        <w:t>After your attempt, compare with the supported explanation: English question Yes 8; No 0; largest remaining group 8.</w:t>
+      </w:r>
+    </w:p>
+    <w:p>
+      <w:pPr>
+        <w:spacing w:line="336" w:lineRule="auto" w:after="180"/>
+        <w:shd w:fill="F1F6FC"/>
+      </w:pPr>
+      <w:r>
+        <w:rPr>
+          <w:b w:val="0"/>
+        </w:rPr>
+        <w:t>Under the stated worst-case criterion, mystery is the most useful of these questions because it leaves at most four cards. The constant language clue never narrows the set.</w:t>
+      </w:r>
+    </w:p>
+    <w:p>
+      <w:pPr>
+        <w:spacing w:line="336" w:lineRule="auto" w:after="180"/>
+        <w:shd w:fill="F1F6FC"/>
+      </w:pPr>
+      <w:r>
+        <w:rPr>
+          <w:b w:val="0"/>
+        </w:rPr>
+        <w:t xml:space="preserve">This is an identification-game criterion; a classifier </w:t>
+      </w:r>
+      <w:r>
+        <w:rPr>
+          <w:b/>
+        </w:rPr>
+        <w:t>fitting</w:t>
+      </w:r>
+      <w:r>
+        <w:rPr>
+          <w:b w:val="0"/>
+        </w:rPr>
+        <w:t xml:space="preserve"> labels may instead compare </w:t>
+      </w:r>
+      <w:r>
+        <w:rPr>
+          <w:b/>
+        </w:rPr>
+        <w:t>prediction</w:t>
+      </w:r>
+      <w:r>
+        <w:rPr>
+          <w:b w:val="0"/>
+        </w:rPr>
+        <w:t xml:space="preserve"> errors or another declared </w:t>
+      </w:r>
+      <w:r>
+        <w:rPr>
+          <w:b/>
+        </w:rPr>
+        <w:t>training</w:t>
+      </w:r>
+      <w:r>
+        <w:rPr>
+          <w:b w:val="0"/>
+        </w:rPr>
+        <w:t xml:space="preserve"> measure.</w:t>
+      </w:r>
+    </w:p>
+    <w:p>
+      <w:pPr>
+        <w:pStyle w:val="Heading3"/>
+      </w:pPr>
+      <w:r>
         <w:t>Practice 2: explain the deciding evidence</w:t>
       </w:r>
     </w:p>
     <w:p>
-      <w:r>
+      <w:pPr>
+        <w:pStyle w:val="Heading3"/>
+      </w:pPr>
+      <w:r>
+        <w:t>Changed case · predict first</w:t>
+      </w:r>
+    </w:p>
+    <w:p>
+      <w:pPr>
+        <w:spacing w:line="336" w:lineRule="auto" w:after="180"/>
+        <w:shd w:fill="F5F1FB"/>
+      </w:pPr>
+      <w:r>
+        <w:rPr>
+          <w:b w:val="0"/>
+        </w:rPr>
         <w:t>Changed-case practice: The current possibility set contains only the four mystery cards. Which conclusion is supported by the supplied facts?</w:t>
       </w:r>
     </w:p>
     <w:p>
-      <w:r>
-        <w:t>1. We can decide the result without examining the changed input or the procedure.</w:t>
-      </w:r>
-    </w:p>
-    <w:p>
-      <w:r>
+      <w:pPr>
+        <w:spacing w:line="336" w:lineRule="auto" w:after="180"/>
+        <w:shd w:fill="F4F9FC"/>
+      </w:pPr>
+      <w:r>
+        <w:rPr>
+          <w:b w:val="0"/>
+        </w:rPr>
+        <w:t xml:space="preserve">1. We can decide the result without examining the changed </w:t>
+      </w:r>
+      <w:r>
+        <w:rPr>
+          <w:b/>
+        </w:rPr>
+        <w:t>input</w:t>
+      </w:r>
+      <w:r>
+        <w:rPr>
+          <w:b w:val="0"/>
+        </w:rPr>
+        <w:t xml:space="preserve"> or the procedure.</w:t>
+      </w:r>
+    </w:p>
+    <w:p>
+      <w:pPr>
+        <w:spacing w:line="336" w:lineRule="auto" w:after="180"/>
+        <w:shd w:fill="F4F9FC"/>
+      </w:pPr>
+      <w:r>
+        <w:rPr>
+          <w:b w:val="0"/>
+        </w:rPr>
         <w:t>2. Asking mystery now leaves all four; it no longer narrows the set.</w:t>
       </w:r>
     </w:p>
     <w:p>
-      <w:r>
-        <w:t>3. This one example guarantees correct results for every future input.</w:t>
+      <w:pPr>
+        <w:spacing w:line="336" w:lineRule="auto" w:after="180"/>
+        <w:shd w:fill="F4F9FC"/>
+      </w:pPr>
+      <w:r>
+        <w:rPr>
+          <w:b w:val="0"/>
+        </w:rPr>
+        <w:t xml:space="preserve">3. This one example guarantees correct results for every future </w:t>
+      </w:r>
+      <w:r>
+        <w:rPr>
+          <w:b/>
+        </w:rPr>
+        <w:t>input</w:t>
+      </w:r>
+      <w:r>
+        <w:rPr>
+          <w:b w:val="0"/>
+        </w:rPr>
+        <w:t>.</w:t>
       </w:r>
     </w:p>
     <w:p>
@@ -4597,12 +7380,42 @@
       </w:r>
     </w:p>
     <w:p>
-      <w:r>
+      <w:pPr>
+        <w:pStyle w:val="Heading3"/>
+      </w:pPr>
+      <w:r>
+        <w:t>Hint · try first</w:t>
+      </w:r>
+    </w:p>
+    <w:p>
+      <w:pPr>
+        <w:spacing w:line="336" w:lineRule="auto" w:after="180"/>
+        <w:shd w:fill="F1F6F8"/>
+      </w:pPr>
+      <w:r>
+        <w:rPr>
+          <w:b w:val="0"/>
+        </w:rPr>
         <w:t>Hint if needed: Use the changed condition and the deciding step in the pictorial trace. The answer must say what follows from those facts.</w:t>
       </w:r>
     </w:p>
     <w:p>
-      <w:r>
+      <w:pPr>
+        <w:pStyle w:val="Heading3"/>
+      </w:pPr>
+      <w:r>
+        <w:t>Feedback · compare after trying</w:t>
+      </w:r>
+    </w:p>
+    <w:p>
+      <w:pPr>
+        <w:spacing w:line="336" w:lineRule="auto" w:after="180"/>
+        <w:shd w:fill="F1F6FC"/>
+      </w:pPr>
+      <w:r>
+        <w:rPr>
+          <w:b w:val="0"/>
+        </w:rPr>
         <w:t>After your attempt, compare with the supported explanation: Asking mystery now leaves all four; it no longer narrows the set. Question value depends on the remaining candidates, not just on its wording.</w:t>
       </w:r>
     </w:p>
@@ -4615,18 +7428,129 @@
       </w:r>
     </w:p>
     <w:p>
-      <w:r>
-        <w:t>Review Decision Trees (ai-2/14). Goal: Fit a root question and leaf predictions from training examples. Short practice: Why does changing colour alone not change this tree’s prediction?. Return to this week and explain what you changed.</w:t>
-      </w:r>
-    </w:p>
-    <w:p>
-      <w:r>
-        <w:t>Review Accuracy as a Fraction (ai-2/12). Goal: Explain why overall accuracy can hide failure on a less common class. Short practice: Why is 100% repair detection not sufficient to declare the changed classifier best?. Return to this week and explain what you changed.</w:t>
-      </w:r>
-    </w:p>
-    <w:p>
-      <w:r>
-        <w:t>Review Features and Distractors (ai-2/9). Goal: Choose recorded properties that preserve distinctions needed for a stated task. Short practice: Does this one pair prove the classifier always ignores subject? Explain a narrower claim.. Return to this week and explain what you changed.</w:t>
+      <w:pPr>
+        <w:spacing w:line="336" w:lineRule="auto" w:after="180"/>
+      </w:pPr>
+      <w:r>
+        <w:rPr>
+          <w:b w:val="0"/>
+        </w:rPr>
+        <w:t xml:space="preserve">Review Decision Trees (ai-2/14). Goal: Fit a </w:t>
+      </w:r>
+      <w:r>
+        <w:rPr>
+          <w:b/>
+        </w:rPr>
+        <w:t>root</w:t>
+      </w:r>
+      <w:r>
+        <w:rPr>
+          <w:b w:val="0"/>
+        </w:rPr>
+        <w:t xml:space="preserve"> question and </w:t>
+      </w:r>
+      <w:r>
+        <w:rPr>
+          <w:b/>
+        </w:rPr>
+        <w:t>leaf</w:t>
+      </w:r>
+      <w:r>
+        <w:rPr>
+          <w:b w:val="0"/>
+        </w:rPr>
+        <w:t xml:space="preserve"> </w:t>
+      </w:r>
+      <w:r>
+        <w:rPr>
+          <w:b/>
+        </w:rPr>
+        <w:t>prediction</w:t>
+      </w:r>
+      <w:r>
+        <w:rPr>
+          <w:b w:val="0"/>
+        </w:rPr>
+        <w:t xml:space="preserve">s from </w:t>
+      </w:r>
+      <w:r>
+        <w:rPr>
+          <w:b/>
+        </w:rPr>
+        <w:t>training</w:t>
+      </w:r>
+      <w:r>
+        <w:rPr>
+          <w:b w:val="0"/>
+        </w:rPr>
+        <w:t xml:space="preserve"> examples. Short practice: Why does changing colour alone not change this tree’s </w:t>
+      </w:r>
+      <w:r>
+        <w:rPr>
+          <w:b/>
+        </w:rPr>
+        <w:t>prediction</w:t>
+      </w:r>
+      <w:r>
+        <w:rPr>
+          <w:b w:val="0"/>
+        </w:rPr>
+        <w:t>?.</w:t>
+      </w:r>
+    </w:p>
+    <w:p>
+      <w:pPr>
+        <w:spacing w:line="336" w:lineRule="auto" w:after="180"/>
+      </w:pPr>
+      <w:r>
+        <w:rPr>
+          <w:b w:val="0"/>
+        </w:rPr>
+        <w:t>Return to this week and explain what you changed.</w:t>
+      </w:r>
+    </w:p>
+    <w:p>
+      <w:pPr>
+        <w:spacing w:line="336" w:lineRule="auto" w:after="180"/>
+      </w:pPr>
+      <w:r>
+        <w:rPr>
+          <w:b w:val="0"/>
+        </w:rPr>
+        <w:t>Review Accuracy as a Fraction (ai-2/12). Goal: Explain why overall accuracy can hide failure on a less common class. Short practice: Why is 100% repair detection not sufficient to declare the changed classifier best?.</w:t>
+      </w:r>
+    </w:p>
+    <w:p>
+      <w:pPr>
+        <w:spacing w:line="336" w:lineRule="auto" w:after="180"/>
+      </w:pPr>
+      <w:r>
+        <w:rPr>
+          <w:b w:val="0"/>
+        </w:rPr>
+        <w:t>Return to this week and explain what you changed.</w:t>
+      </w:r>
+    </w:p>
+    <w:p>
+      <w:pPr>
+        <w:spacing w:line="336" w:lineRule="auto" w:after="180"/>
+      </w:pPr>
+      <w:r>
+        <w:rPr>
+          <w:b w:val="0"/>
+        </w:rPr>
+        <w:t>Review Features and Distractors (ai-2/9). Goal: Choose recorded properties that preserve distinctions needed for a stated task. Short practice: Does this one pair prove the classifier always ignores subject?</w:t>
+      </w:r>
+    </w:p>
+    <w:p>
+      <w:pPr>
+        <w:spacing w:line="336" w:lineRule="auto" w:after="180"/>
+      </w:pPr>
+      <w:r>
+        <w:rPr>
+          <w:b w:val="0"/>
+        </w:rPr>
+        <w:t>Explain a narrower claim.. Return to this week and explain what you changed.</w:t>
       </w:r>
     </w:p>
     <w:p>
@@ -4638,8 +7562,61 @@
       </w:r>
     </w:p>
     <w:p>
-      <w:r>
-        <w:t>The browser lab lets you edit the supported Python examples already included in this lesson. Predict first, run, inspect the actual output or error, change one input, then run again. Keep code, predictions, actual results and a reasoned revision together. On paper, label your result as a trace rather than an execution.</w:t>
+      <w:pPr>
+        <w:spacing w:line="336" w:lineRule="auto" w:after="180"/>
+      </w:pPr>
+      <w:r>
+        <w:rPr>
+          <w:b w:val="0"/>
+        </w:rPr>
+        <w:t xml:space="preserve">The browser lab lets you edit the supported Python examples already included in this lesson. Predict first, run, inspect the actual </w:t>
+      </w:r>
+      <w:r>
+        <w:rPr>
+          <w:b/>
+        </w:rPr>
+        <w:t>output</w:t>
+      </w:r>
+      <w:r>
+        <w:rPr>
+          <w:b w:val="0"/>
+        </w:rPr>
+        <w:t xml:space="preserve"> or error, change one </w:t>
+      </w:r>
+      <w:r>
+        <w:rPr>
+          <w:b/>
+        </w:rPr>
+        <w:t>input</w:t>
+      </w:r>
+      <w:r>
+        <w:rPr>
+          <w:b w:val="0"/>
+        </w:rPr>
+        <w:t>, then run again.</w:t>
+      </w:r>
+    </w:p>
+    <w:p>
+      <w:pPr>
+        <w:spacing w:line="336" w:lineRule="auto" w:after="180"/>
+      </w:pPr>
+      <w:r>
+        <w:rPr>
+          <w:b w:val="0"/>
+        </w:rPr>
+        <w:t xml:space="preserve">Keep code, </w:t>
+      </w:r>
+      <w:r>
+        <w:rPr>
+          <w:b/>
+        </w:rPr>
+        <w:t>prediction</w:t>
+      </w:r>
+      <w:r>
+        <w:rPr>
+          <w:b w:val="0"/>
+        </w:rPr>
+        <w:t>s, actual results and a reasoned revision together. On paper, label your result as a trace rather than an execution.</w:t>
       </w:r>
     </w:p>
     <w:p>
@@ -4651,8 +7628,591 @@
       </w:r>
     </w:p>
     <w:p>
-      <w:r>
-        <w:t>Use Download completed work in the hosted lesson to export your answers, reflections, practice feedback and code-run evidence. Open the HTML copy to read or print it. Drafts stay in this browser when storage is available; clear drafts on a shared device.</w:t>
+      <w:pPr>
+        <w:spacing w:line="336" w:lineRule="auto" w:after="180"/>
+      </w:pPr>
+      <w:r>
+        <w:rPr>
+          <w:b w:val="0"/>
+        </w:rPr>
+        <w:t xml:space="preserve">Use Download completed work in the hosted lesson to export your answers, reflections, practice feedback and code-run </w:t>
+      </w:r>
+      <w:r>
+        <w:rPr>
+          <w:b/>
+        </w:rPr>
+        <w:t>evidence</w:t>
+      </w:r>
+      <w:r>
+        <w:rPr>
+          <w:b w:val="0"/>
+        </w:rPr>
+        <w:t>. Open the HTML copy to read or print it.</w:t>
+      </w:r>
+    </w:p>
+    <w:p>
+      <w:pPr>
+        <w:spacing w:line="336" w:lineRule="auto" w:after="180"/>
+      </w:pPr>
+      <w:r>
+        <w:rPr>
+          <w:b w:val="0"/>
+        </w:rPr>
+        <w:t>Drafts stay in this browser when storage is available; clear drafts on a shared device.</w:t>
+      </w:r>
+    </w:p>
+    <w:p>
+      <w:pPr>
+        <w:pStyle w:val="Heading1"/>
+      </w:pPr>
+      <w:r>
+        <w:t>18. Visual concept journey</w:t>
+      </w:r>
+    </w:p>
+    <w:p>
+      <w:r>
+        <w:t>Explain each Choose Informative Questions graphic using its labels, deciding evidence and relevant limitation.</w:t>
+      </w:r>
+    </w:p>
+    <w:p>
+      <w:pPr>
+        <w:pStyle w:val="Heading3"/>
+      </w:pPr>
+      <w:r>
+        <w:t>01. Choose Informative Questions: the case</w:t>
+      </w:r>
+    </w:p>
+    <w:p>
+      <w:r>
+        <w:drawing>
+          <wp:inline xmlns:a="http://schemas.openxmlformats.org/drawingml/2006/main" xmlns:pic="http://schemas.openxmlformats.org/drawingml/2006/picture">
+            <wp:extent cx="5486400" cy="3142488"/>
+            <wp:docPr id="23" name="Picture 23" descr="A fictional guessing game has eight catalogue cards and asks yes/no questions to narrow the target. Supplied facts: Cards: four mystery, four science; six paperback, two hardback; all English. Compare worst-case remaining group size after asking mystery?, paperback? or English?. No claim about unequal target probabilities is made."/>
+            <wp:cNvGraphicFramePr>
+              <a:graphicFrameLocks noChangeAspect="1"/>
+            </wp:cNvGraphicFramePr>
+            <a:graphic>
+              <a:graphicData uri="http://schemas.openxmlformats.org/drawingml/2006/picture">
+                <pic:pic>
+                  <pic:nvPicPr>
+                    <pic:cNvPr id="0" name="academy-story-ai-2-15-01.png"/>
+                    <pic:cNvPicPr/>
+                  </pic:nvPicPr>
+                  <pic:blipFill>
+                    <a:blip r:embed="rId30"/>
+                    <a:stretch>
+                      <a:fillRect/>
+                    </a:stretch>
+                  </pic:blipFill>
+                  <pic:spPr>
+                    <a:xfrm>
+                      <a:off x="0" y="0"/>
+                      <a:ext cx="5486400" cy="3142488"/>
+                    </a:xfrm>
+                    <a:prstGeom prst="rect"/>
+                  </pic:spPr>
+                </pic:pic>
+              </a:graphicData>
+            </a:graphic>
+          </wp:inline>
+        </w:drawing>
+      </w:r>
+    </w:p>
+    <w:p>
+      <w:pPr>
+        <w:spacing w:line="336" w:lineRule="auto" w:after="180"/>
+      </w:pPr>
+      <w:r>
+        <w:rPr>
+          <w:b w:val="0"/>
+        </w:rPr>
+        <w:t>A fictional guessing game has eight catalogue cards and asks yes/no questions to narrow the target. Supplied facts: Cards: four mystery, four science; six paperback, two hardback; all English.</w:t>
+      </w:r>
+    </w:p>
+    <w:p>
+      <w:pPr>
+        <w:spacing w:line="336" w:lineRule="auto" w:after="180"/>
+      </w:pPr>
+      <w:r>
+        <w:rPr>
+          <w:b w:val="0"/>
+        </w:rPr>
+        <w:t>Compare worst-case remaining group size after asking mystery?, paperback? or English?. No claim about unequal target probabilities is made.</w:t>
+      </w:r>
+    </w:p>
+    <w:p>
+      <w:pPr>
+        <w:spacing w:line="336" w:lineRule="auto" w:after="180"/>
+        <w:shd w:fill="F5F1FB"/>
+      </w:pPr>
+      <w:r>
+        <w:rPr>
+          <w:b w:val="0"/>
+        </w:rPr>
+        <w:t>Point to the given fact that matters most. Explain why it matters.</w:t>
+      </w:r>
+    </w:p>
+    <w:p>
+      <w:pPr>
+        <w:pStyle w:val="Heading3"/>
+      </w:pPr>
+      <w:r>
+        <w:t>02. Follow the deciding steps</w:t>
+      </w:r>
+    </w:p>
+    <w:p>
+      <w:r>
+        <w:drawing>
+          <wp:inline xmlns:a="http://schemas.openxmlformats.org/drawingml/2006/main" xmlns:pic="http://schemas.openxmlformats.org/drawingml/2006/picture">
+            <wp:extent cx="5486400" cy="4005072"/>
+            <wp:docPr id="24" name="Picture 24" descr="List possibilities: There are eight possible target cards initially. → Mystery question: Yes group 4; No group 4; largest remaining group 4. → Paperback question: Yes 6; No 2; largest remaining group 6. → English question: Yes 8; No 0; largest remaining group 8."/>
+            <wp:cNvGraphicFramePr>
+              <a:graphicFrameLocks noChangeAspect="1"/>
+            </wp:cNvGraphicFramePr>
+            <a:graphic>
+              <a:graphicData uri="http://schemas.openxmlformats.org/drawingml/2006/picture">
+                <pic:pic>
+                  <pic:nvPicPr>
+                    <pic:cNvPr id="0" name="academy-story-ai-2-15-02.png"/>
+                    <pic:cNvPicPr/>
+                  </pic:nvPicPr>
+                  <pic:blipFill>
+                    <a:blip r:embed="rId31"/>
+                    <a:stretch>
+                      <a:fillRect/>
+                    </a:stretch>
+                  </pic:blipFill>
+                  <pic:spPr>
+                    <a:xfrm>
+                      <a:off x="0" y="0"/>
+                      <a:ext cx="5486400" cy="4005072"/>
+                    </a:xfrm>
+                    <a:prstGeom prst="rect"/>
+                  </pic:spPr>
+                </pic:pic>
+              </a:graphicData>
+            </a:graphic>
+          </wp:inline>
+        </w:drawing>
+      </w:r>
+    </w:p>
+    <w:p>
+      <w:pPr>
+        <w:spacing w:line="336" w:lineRule="auto" w:after="180"/>
+      </w:pPr>
+      <w:r>
+        <w:rPr>
+          <w:b w:val="0"/>
+        </w:rPr>
+        <w:t>List possibilities: There are eight possible target cards initially. → Mystery question: Yes group 4; No group 4; largest remaining group 4. → Paperback question: Yes 6; No 2; largest remaining group 6. → English question: Yes 8; No 0; largest remaining group 8.</w:t>
+      </w:r>
+    </w:p>
+    <w:p>
+      <w:pPr>
+        <w:spacing w:line="336" w:lineRule="auto" w:after="180"/>
+        <w:shd w:fill="F5F1FB"/>
+      </w:pPr>
+      <w:r>
+        <w:rPr>
+          <w:b w:val="0"/>
+        </w:rPr>
+        <w:t xml:space="preserve">Point to each numbered stage and explain which recorded </w:t>
+      </w:r>
+      <w:r>
+        <w:rPr>
+          <w:b/>
+        </w:rPr>
+        <w:t>input</w:t>
+      </w:r>
+      <w:r>
+        <w:rPr>
+          <w:b w:val="0"/>
+        </w:rPr>
+        <w:t xml:space="preserve"> it uses.</w:t>
+      </w:r>
+    </w:p>
+    <w:p>
+      <w:pPr>
+        <w:pStyle w:val="Heading3"/>
+      </w:pPr>
+      <w:r>
+        <w:t>03. Worst-case remaining candidates</w:t>
+      </w:r>
+    </w:p>
+    <w:p>
+      <w:r>
+        <w:drawing>
+          <wp:inline xmlns:a="http://schemas.openxmlformats.org/drawingml/2006/main" xmlns:pic="http://schemas.openxmlformats.org/drawingml/2006/picture">
+            <wp:extent cx="5486400" cy="3145536"/>
+            <wp:docPr id="25" name="Picture 25" descr="Worst-case remaining candidates. Units: cards remaining. Mystery?: 4. Paperback?: 6. English?: 8."/>
+            <wp:cNvGraphicFramePr>
+              <a:graphicFrameLocks noChangeAspect="1"/>
+            </wp:cNvGraphicFramePr>
+            <a:graphic>
+              <a:graphicData uri="http://schemas.openxmlformats.org/drawingml/2006/picture">
+                <pic:pic>
+                  <pic:nvPicPr>
+                    <pic:cNvPr id="0" name="academy-story-ai-2-15-03.png"/>
+                    <pic:cNvPicPr/>
+                  </pic:nvPicPr>
+                  <pic:blipFill>
+                    <a:blip r:embed="rId32"/>
+                    <a:stretch>
+                      <a:fillRect/>
+                    </a:stretch>
+                  </pic:blipFill>
+                  <pic:spPr>
+                    <a:xfrm>
+                      <a:off x="0" y="0"/>
+                      <a:ext cx="5486400" cy="3145536"/>
+                    </a:xfrm>
+                    <a:prstGeom prst="rect"/>
+                  </pic:spPr>
+                </pic:pic>
+              </a:graphicData>
+            </a:graphic>
+          </wp:inline>
+        </w:drawing>
+      </w:r>
+    </w:p>
+    <w:p>
+      <w:pPr>
+        <w:spacing w:line="336" w:lineRule="auto" w:after="180"/>
+      </w:pPr>
+      <w:r>
+        <w:rPr>
+          <w:b w:val="0"/>
+        </w:rPr>
+        <w:t>Worst-case remaining candidates. Units: cards remaining. Mystery?: 4. Paperback?: 6. English?: 8.</w:t>
+      </w:r>
+    </w:p>
+    <w:p>
+      <w:pPr>
+        <w:spacing w:line="336" w:lineRule="auto" w:after="180"/>
+        <w:shd w:fill="F5F1FB"/>
+      </w:pPr>
+      <w:r>
+        <w:rPr>
+          <w:b w:val="0"/>
+        </w:rPr>
+        <w:t>Read the labels and values. Explain the relationship the model shows.</w:t>
+      </w:r>
+    </w:p>
+    <w:p>
+      <w:pPr>
+        <w:pStyle w:val="Heading3"/>
+      </w:pPr>
+      <w:r>
+        <w:t>04. Change one thing. Trace what follows.</w:t>
+      </w:r>
+    </w:p>
+    <w:p>
+      <w:r>
+        <w:drawing>
+          <wp:inline xmlns:a="http://schemas.openxmlformats.org/drawingml/2006/main" xmlns:pic="http://schemas.openxmlformats.org/drawingml/2006/picture">
+            <wp:extent cx="5486400" cy="3026664"/>
+            <wp:docPr id="26" name="Picture 26" descr="Original case: Yes 8; No 0; largest remaining group 8. Changed condition: The current possibility set contains only the four mystery cards. Expected result: Asking mystery now leaves all four; it no longer narrows the set. Reason: Question value depends on the remaining candidates, not just on its wording."/>
+            <wp:cNvGraphicFramePr>
+              <a:graphicFrameLocks noChangeAspect="1"/>
+            </wp:cNvGraphicFramePr>
+            <a:graphic>
+              <a:graphicData uri="http://schemas.openxmlformats.org/drawingml/2006/picture">
+                <pic:pic>
+                  <pic:nvPicPr>
+                    <pic:cNvPr id="0" name="academy-story-ai-2-15-04.png"/>
+                    <pic:cNvPicPr/>
+                  </pic:nvPicPr>
+                  <pic:blipFill>
+                    <a:blip r:embed="rId33"/>
+                    <a:stretch>
+                      <a:fillRect/>
+                    </a:stretch>
+                  </pic:blipFill>
+                  <pic:spPr>
+                    <a:xfrm>
+                      <a:off x="0" y="0"/>
+                      <a:ext cx="5486400" cy="3026664"/>
+                    </a:xfrm>
+                    <a:prstGeom prst="rect"/>
+                  </pic:spPr>
+                </pic:pic>
+              </a:graphicData>
+            </a:graphic>
+          </wp:inline>
+        </w:drawing>
+      </w:r>
+    </w:p>
+    <w:p>
+      <w:pPr>
+        <w:spacing w:line="336" w:lineRule="auto" w:after="180"/>
+      </w:pPr>
+      <w:r>
+        <w:rPr>
+          <w:b w:val="0"/>
+        </w:rPr>
+        <w:t>Original case: Yes 8; No 0; largest remaining group 8. Changed condition: The current possibility set contains only the four mystery cards. Expected result: Asking mystery now leaves all four; it no longer narrows the set.</w:t>
+      </w:r>
+    </w:p>
+    <w:p>
+      <w:pPr>
+        <w:spacing w:line="336" w:lineRule="auto" w:after="180"/>
+      </w:pPr>
+      <w:r>
+        <w:rPr>
+          <w:b w:val="0"/>
+        </w:rPr>
+        <w:t>Reason: Question value depends on the remaining candidates, not just on its wording.</w:t>
+      </w:r>
+    </w:p>
+    <w:p>
+      <w:pPr>
+        <w:spacing w:line="336" w:lineRule="auto" w:after="180"/>
+        <w:shd w:fill="F5F1FB"/>
+      </w:pPr>
+      <w:r>
+        <w:rPr>
+          <w:b w:val="0"/>
+        </w:rPr>
+        <w:t>Predict before checking the worked changed-case result. Name what changed and what the supplied facts allow you to conclude.</w:t>
+      </w:r>
+    </w:p>
+    <w:p>
+      <w:pPr>
+        <w:pStyle w:val="Heading3"/>
+      </w:pPr>
+      <w:r>
+        <w:t>05. Connect the explanation to its limit</w:t>
+      </w:r>
+    </w:p>
+    <w:p>
+      <w:r>
+        <w:drawing>
+          <wp:inline xmlns:a="http://schemas.openxmlformats.org/drawingml/2006/main" xmlns:pic="http://schemas.openxmlformats.org/drawingml/2006/picture">
+            <wp:extent cx="5486400" cy="2834640"/>
+            <wp:docPr id="27" name="Picture 27" descr="Under the stated worst-case criterion, mystery is the most useful of these questions because it leaves at most four cards. The constant language clue never narrows the set. This is an identification-game criterion; a classifier fitting labels may instead compare prediction errors or another declared training measure. Limit: Balanced groups do not guarantee a truthful user answer or optimal choices under every probability or cost model."/>
+            <wp:cNvGraphicFramePr>
+              <a:graphicFrameLocks noChangeAspect="1"/>
+            </wp:cNvGraphicFramePr>
+            <a:graphic>
+              <a:graphicData uri="http://schemas.openxmlformats.org/drawingml/2006/picture">
+                <pic:pic>
+                  <pic:nvPicPr>
+                    <pic:cNvPr id="0" name="academy-story-ai-2-15-05.png"/>
+                    <pic:cNvPicPr/>
+                  </pic:nvPicPr>
+                  <pic:blipFill>
+                    <a:blip r:embed="rId34"/>
+                    <a:stretch>
+                      <a:fillRect/>
+                    </a:stretch>
+                  </pic:blipFill>
+                  <pic:spPr>
+                    <a:xfrm>
+                      <a:off x="0" y="0"/>
+                      <a:ext cx="5486400" cy="2834640"/>
+                    </a:xfrm>
+                    <a:prstGeom prst="rect"/>
+                  </pic:spPr>
+                </pic:pic>
+              </a:graphicData>
+            </a:graphic>
+          </wp:inline>
+        </w:drawing>
+      </w:r>
+    </w:p>
+    <w:p>
+      <w:pPr>
+        <w:spacing w:line="336" w:lineRule="auto" w:after="180"/>
+      </w:pPr>
+      <w:r>
+        <w:rPr>
+          <w:b w:val="0"/>
+        </w:rPr>
+        <w:t>Under the stated worst-case criterion, mystery is the most useful of these questions because it leaves at most four cards. The constant language clue never narrows the set.</w:t>
+      </w:r>
+    </w:p>
+    <w:p>
+      <w:pPr>
+        <w:spacing w:line="336" w:lineRule="auto" w:after="180"/>
+      </w:pPr>
+      <w:r>
+        <w:rPr>
+          <w:b w:val="0"/>
+        </w:rPr>
+        <w:t xml:space="preserve">This is an identification-game criterion; a classifier </w:t>
+      </w:r>
+      <w:r>
+        <w:rPr>
+          <w:b/>
+        </w:rPr>
+        <w:t>fitting</w:t>
+      </w:r>
+      <w:r>
+        <w:rPr>
+          <w:b w:val="0"/>
+        </w:rPr>
+        <w:t xml:space="preserve"> labels may instead compare </w:t>
+      </w:r>
+      <w:r>
+        <w:rPr>
+          <w:b/>
+        </w:rPr>
+        <w:t>prediction</w:t>
+      </w:r>
+      <w:r>
+        <w:rPr>
+          <w:b w:val="0"/>
+        </w:rPr>
+        <w:t xml:space="preserve"> errors or another declared </w:t>
+      </w:r>
+      <w:r>
+        <w:rPr>
+          <w:b/>
+        </w:rPr>
+        <w:t>training</w:t>
+      </w:r>
+      <w:r>
+        <w:rPr>
+          <w:b w:val="0"/>
+        </w:rPr>
+        <w:t xml:space="preserve"> measure.</w:t>
+      </w:r>
+    </w:p>
+    <w:p>
+      <w:pPr>
+        <w:spacing w:line="336" w:lineRule="auto" w:after="180"/>
+      </w:pPr>
+      <w:r>
+        <w:rPr>
+          <w:b w:val="0"/>
+        </w:rPr>
+        <w:t>Limit: Balanced groups do not guarantee a truthful user answer or optimal choices under every probability or cost model.</w:t>
+      </w:r>
+    </w:p>
+    <w:p>
+      <w:pPr>
+        <w:spacing w:line="336" w:lineRule="auto" w:after="180"/>
+        <w:shd w:fill="F5F1FB"/>
+      </w:pPr>
+      <w:r>
+        <w:rPr>
+          <w:b w:val="0"/>
+        </w:rPr>
+        <w:t>Explain the case, then point to a limit on the claim.</w:t>
+      </w:r>
+    </w:p>
+    <w:p>
+      <w:pPr>
+        <w:pStyle w:val="Heading3"/>
+      </w:pPr>
+      <w:r>
+        <w:t>06. Make the idea visible in your project</w:t>
+      </w:r>
+    </w:p>
+    <w:p>
+      <w:r>
+        <w:drawing>
+          <wp:inline xmlns:a="http://schemas.openxmlformats.org/drawingml/2006/main" xmlns:pic="http://schemas.openxmlformats.org/drawingml/2006/picture">
+            <wp:extent cx="5486400" cy="3380232"/>
+            <wp:docPr id="28" name="Picture 28" descr="Choose recommender questions that distinguish feasible options, documenting the decision criterion rather than asking unnecessary personal details. Draw your input, deciding step, result and limit. Supported question: Choose the best original question and explain why its more balanced split matters here."/>
+            <wp:cNvGraphicFramePr>
+              <a:graphicFrameLocks noChangeAspect="1"/>
+            </wp:cNvGraphicFramePr>
+            <a:graphic>
+              <a:graphicData uri="http://schemas.openxmlformats.org/drawingml/2006/picture">
+                <pic:pic>
+                  <pic:nvPicPr>
+                    <pic:cNvPr id="0" name="academy-story-ai-2-15-06.png"/>
+                    <pic:cNvPicPr/>
+                  </pic:nvPicPr>
+                  <pic:blipFill>
+                    <a:blip r:embed="rId35"/>
+                    <a:stretch>
+                      <a:fillRect/>
+                    </a:stretch>
+                  </pic:blipFill>
+                  <pic:spPr>
+                    <a:xfrm>
+                      <a:off x="0" y="0"/>
+                      <a:ext cx="5486400" cy="3380232"/>
+                    </a:xfrm>
+                    <a:prstGeom prst="rect"/>
+                  </pic:spPr>
+                </pic:pic>
+              </a:graphicData>
+            </a:graphic>
+          </wp:inline>
+        </w:drawing>
+      </w:r>
+    </w:p>
+    <w:p>
+      <w:pPr>
+        <w:spacing w:line="336" w:lineRule="auto" w:after="180"/>
+      </w:pPr>
+      <w:r>
+        <w:rPr>
+          <w:b w:val="0"/>
+        </w:rPr>
+        <w:t xml:space="preserve">Choose recommender questions that distinguish feasible options, documenting the decision criterion rather than asking unnecessary personal details. Draw your </w:t>
+      </w:r>
+      <w:r>
+        <w:rPr>
+          <w:b/>
+        </w:rPr>
+        <w:t>input</w:t>
+      </w:r>
+      <w:r>
+        <w:rPr>
+          <w:b w:val="0"/>
+        </w:rPr>
+        <w:t>, deciding step, result and limit.</w:t>
+      </w:r>
+    </w:p>
+    <w:p>
+      <w:pPr>
+        <w:spacing w:line="336" w:lineRule="auto" w:after="180"/>
+      </w:pPr>
+      <w:r>
+        <w:rPr>
+          <w:b w:val="0"/>
+        </w:rPr>
+        <w:t xml:space="preserve">Supported question: Choose the best original question and explain why its more balanced </w:t>
+      </w:r>
+      <w:r>
+        <w:rPr>
+          <w:b/>
+        </w:rPr>
+        <w:t>split</w:t>
+      </w:r>
+      <w:r>
+        <w:rPr>
+          <w:b w:val="0"/>
+        </w:rPr>
+        <w:t xml:space="preserve"> matters here.</w:t>
+      </w:r>
+    </w:p>
+    <w:p>
+      <w:pPr>
+        <w:spacing w:line="336" w:lineRule="auto" w:after="180"/>
+        <w:shd w:fill="F5F1FB"/>
+      </w:pPr>
+      <w:r>
+        <w:rPr>
+          <w:b w:val="0"/>
+        </w:rPr>
+        <w:t xml:space="preserve">Draw your project trace and justify the deciding step using </w:t>
+      </w:r>
+      <w:r>
+        <w:rPr>
+          <w:b/>
+        </w:rPr>
+        <w:t>evidence</w:t>
+      </w:r>
+      <w:r>
+        <w:rPr>
+          <w:b w:val="0"/>
+        </w:rPr>
+        <w:t>.</w:t>
       </w:r>
     </w:p>
     <w:sectPr>

--- a/downloads/student/ai-2-week-15.docx
+++ b/downloads/student/ai-2-week-15.docx
@@ -25,12 +25,17 @@
         <w:pStyle w:val="Heading1"/>
       </w:pPr>
       <w:r>
-        <w:t>Before you start</w:t>
-      </w:r>
-    </w:p>
-    <w:p>
-      <w:r>
-        <w:t>Week 14: a useful question separates target groups.</w:t>
+        <w:t>List possibilities. Count both answers. Recount after a change.</w:t>
+      </w:r>
+    </w:p>
+    <w:p>
+      <w:r>
+        <w:t>Choose a question under a declared worst-case criterion and explain when a previously useful clue becomes constant.</w:t>
+      </w:r>
+    </w:p>
+    <w:p>
+      <w:r>
+        <w:t>Eight-card game → largest branch comparison → restricted set → new independent comparison.</w:t>
       </w:r>
     </w:p>
     <w:p>
@@ -38,12 +43,110 @@
         <w:pStyle w:val="Heading1"/>
       </w:pPr>
       <w:r>
-        <w:t>01. Your mission</w:t>
-      </w:r>
-    </w:p>
-    <w:p>
-      <w:r>
-        <w:t>Start with the target: Fit a root question and leaf predictions from training examples. Try the recall before opening notes.</w:t>
+        <w:t>01. Which question leaves the fewest possibilities in the worst case?</w:t>
+      </w:r>
+    </w:p>
+    <w:p>
+      <w:r>
+        <w:t>Declare what useful means for this guessing game.</w:t>
+      </w:r>
+    </w:p>
+    <w:p>
+      <w:pPr>
+        <w:pStyle w:val="Heading2"/>
+      </w:pPr>
+      <w:r>
+        <w:t>This week’s goals</w:t>
+      </w:r>
+    </w:p>
+    <w:p>
+      <w:pPr>
+        <w:spacing w:line="336" w:lineRule="auto" w:after="180"/>
+      </w:pPr>
+      <w:r>
+        <w:rPr>
+          <w:b w:val="0"/>
+        </w:rPr>
+        <w:t>I can compare questions by their largest remaining group.</w:t>
+      </w:r>
+    </w:p>
+    <w:p>
+      <w:pPr>
+        <w:spacing w:line="336" w:lineRule="auto" w:after="180"/>
+      </w:pPr>
+      <w:r>
+        <w:rPr>
+          <w:b w:val="0"/>
+        </w:rPr>
+        <w:t>I can recount the split after the possibility set changes.</w:t>
+      </w:r>
+    </w:p>
+    <w:p>
+      <w:pPr>
+        <w:spacing w:line="336" w:lineRule="auto" w:after="180"/>
+      </w:pPr>
+      <w:r>
+        <w:rPr>
+          <w:b w:val="0"/>
+        </w:rPr>
+        <w:t>I can state assumptions and limits of a question-choice rule.</w:t>
+      </w:r>
+    </w:p>
+    <w:p>
+      <w:pPr>
+        <w:pStyle w:val="Heading2"/>
+      </w:pPr>
+      <w:r>
+        <w:t>Retrieve a useful question from last week</w:t>
+      </w:r>
+    </w:p>
+    <w:p>
+      <w:pPr>
+        <w:spacing w:line="336" w:lineRule="auto" w:after="180"/>
+      </w:pPr>
+      <w:r>
+        <w:rPr>
+          <w:b w:val="0"/>
+        </w:rPr>
+        <w:t>Close your notes first. A rough first answer helps us choose the right starting point; it is not a score for your ability.</w:t>
+      </w:r>
+    </w:p>
+    <w:p>
+      <w:pPr>
+        <w:spacing w:line="336" w:lineRule="auto" w:after="180"/>
+      </w:pPr>
+      <w:r>
+        <w:rPr>
+          <w:b w:val="0"/>
+        </w:rPr>
+        <w:t>Without opening the old lesson, explain one key idea from Features and Distractors. Give an example and a mistake that the idea helps you avoid.</w:t>
+      </w:r>
+    </w:p>
+    <w:p>
+      <w:pPr>
+        <w:pStyle w:val="Heading2"/>
+      </w:pPr>
+      <w:r>
+        <w:t>Your end goal</w:t>
+      </w:r>
+    </w:p>
+    <w:p>
+      <w:pPr>
+        <w:spacing w:line="336" w:lineRule="auto" w:after="180"/>
+      </w:pPr>
+      <w:r>
+        <w:rPr>
+          <w:b w:val="0"/>
+        </w:rPr>
+        <w:t>By the end, I can choose a question that separates possibilities rather than repeating a constant clue.</w:t>
+      </w:r>
+    </w:p>
+    <w:p>
+      <w:pPr>
+        <w:pStyle w:val="Heading2"/>
+      </w:pPr>
+      <w:r>
+        <w:t>Earlier wording, alternatives and picture transcripts · reference / check after trying</w:t>
       </w:r>
     </w:p>
     <w:p>
@@ -56,135 +159,32 @@
     </w:p>
     <w:p>
       <w:pPr>
+        <w:pStyle w:val="Heading3"/>
+      </w:pPr>
+      <w:r>
+        <w:t>Remember before reading</w:t>
+      </w:r>
+    </w:p>
+    <w:p>
+      <w:pPr>
         <w:spacing w:line="336" w:lineRule="auto" w:after="180"/>
       </w:pPr>
       <w:r>
         <w:rPr>
           <w:b w:val="0"/>
         </w:rPr>
-        <w:t xml:space="preserve">I can fit a </w:t>
-      </w:r>
-      <w:r>
-        <w:rPr>
-          <w:b/>
-        </w:rPr>
-        <w:t>root</w:t>
-      </w:r>
+        <w:t>Without opening the old lesson, explain one key idea from Decision Trees. Give an example and a mistake that the idea helps you avoid.</w:t>
+      </w:r>
+    </w:p>
+    <w:p>
+      <w:pPr>
+        <w:spacing w:line="336" w:lineRule="auto" w:after="180"/>
+      </w:pPr>
       <w:r>
         <w:rPr>
           <w:b w:val="0"/>
         </w:rPr>
-        <w:t xml:space="preserve"> question and </w:t>
-      </w:r>
-      <w:r>
-        <w:rPr>
-          <w:b/>
-        </w:rPr>
-        <w:t>leaf</w:t>
-      </w:r>
-      <w:r>
-        <w:rPr>
-          <w:b w:val="0"/>
-        </w:rPr>
-        <w:t xml:space="preserve"> </w:t>
-      </w:r>
-      <w:r>
-        <w:rPr>
-          <w:b/>
-        </w:rPr>
-        <w:t>prediction</w:t>
-      </w:r>
-      <w:r>
-        <w:rPr>
-          <w:b w:val="0"/>
-        </w:rPr>
-        <w:t xml:space="preserve">s from </w:t>
-      </w:r>
-      <w:r>
-        <w:rPr>
-          <w:b/>
-        </w:rPr>
-        <w:t>training</w:t>
-      </w:r>
-      <w:r>
-        <w:rPr>
-          <w:b w:val="0"/>
-        </w:rPr>
-        <w:t xml:space="preserve"> examples.</w:t>
-      </w:r>
-    </w:p>
-    <w:p>
-      <w:pPr>
-        <w:spacing w:line="336" w:lineRule="auto" w:after="180"/>
-      </w:pPr>
-      <w:r>
-        <w:rPr>
-          <w:b w:val="0"/>
-        </w:rPr>
-        <w:t>I can trace a new example through the learned tree.</w:t>
-      </w:r>
-    </w:p>
-    <w:p>
-      <w:pPr>
-        <w:spacing w:line="336" w:lineRule="auto" w:after="180"/>
-      </w:pPr>
-      <w:r>
-        <w:rPr>
-          <w:b w:val="0"/>
-        </w:rPr>
-        <w:t>I can compare a shallow tree with a baseline and state its limits.</w:t>
-      </w:r>
-    </w:p>
-    <w:p>
-      <w:pPr>
-        <w:pStyle w:val="Heading3"/>
-      </w:pPr>
-      <w:r>
-        <w:t>Remember before reading</w:t>
-      </w:r>
-    </w:p>
-    <w:p>
-      <w:pPr>
-        <w:spacing w:line="336" w:lineRule="auto" w:after="180"/>
-      </w:pPr>
-      <w:r>
-        <w:rPr>
-          <w:b w:val="0"/>
-        </w:rPr>
-        <w:t>Close your notes first. A rough first answer helps us choose the right starting point; it is not a score for your ability.</w:t>
-      </w:r>
-    </w:p>
-    <w:p>
-      <w:pPr>
-        <w:spacing w:line="336" w:lineRule="auto" w:after="180"/>
-      </w:pPr>
-      <w:r>
-        <w:rPr>
-          <w:b w:val="0"/>
-        </w:rPr>
-        <w:t>Without opening the old lesson, explain one key idea from Decision Trees. Give an example and a mistake that the idea helps you avoid.</w:t>
-      </w:r>
-    </w:p>
-    <w:p>
-      <w:pPr>
-        <w:spacing w:line="336" w:lineRule="auto" w:after="180"/>
-      </w:pPr>
-      <w:r>
-        <w:rPr>
-          <w:b w:val="0"/>
-        </w:rPr>
         <w:t>Without opening the old lesson, explain one key idea from Accuracy as a Fraction. Give an example and a mistake that the idea helps you avoid.</w:t>
-      </w:r>
-    </w:p>
-    <w:p>
-      <w:pPr>
-        <w:spacing w:line="336" w:lineRule="auto" w:after="180"/>
-      </w:pPr>
-      <w:r>
-        <w:rPr>
-          <w:b w:val="0"/>
-        </w:rPr>
-        <w:t>Without opening the old lesson, explain one key idea from Features and Distractors. Give an example and a mistake that the idea helps you avoid.</w:t>
       </w:r>
     </w:p>
     <w:p>
@@ -286,9 +286,32 @@
       </w:pPr>
       <w:r>
         <w:rPr>
+          <w:b w:val="0"/>
+        </w:rPr>
+        <w:t>THINKER MISSION</w:t>
+      </w:r>
+    </w:p>
+    <w:p>
+      <w:pPr>
+        <w:spacing w:line="336" w:lineRule="auto" w:after="180"/>
+      </w:pPr>
+      <w:r>
+        <w:rPr>
+          <w:b w:val="0"/>
+        </w:rPr>
+        <w:t xml:space="preserve">Compare two first questions by </w:t>
+      </w:r>
+      <w:r>
+        <w:rPr>
           <w:b/>
         </w:rPr>
-        <w:t>THINKER MISSION</w:t>
+        <w:t>remaining possibilities</w:t>
+      </w:r>
+      <w:r>
+        <w:rPr>
+          <w:b w:val="0"/>
+        </w:rPr>
+        <w:t>.</w:t>
       </w:r>
     </w:p>
     <w:p>
@@ -299,19 +322,100 @@
         <w:rPr>
           <w:b w:val="0"/>
         </w:rPr>
-        <w:t xml:space="preserve">Compare two first questions by </w:t>
+        <w:t>Thinker name and date:</w:t>
+      </w:r>
+    </w:p>
+    <w:p>
+      <w:pPr>
+        <w:pStyle w:val="Heading3"/>
+      </w:pPr>
+      <w:r>
+        <w:t>Write or draw your reasoning and evidence.</w:t>
+      </w:r>
+    </w:p>
+    <w:p>
+      <w:r>
+        <w:t>________________________________________________________________</w:t>
+      </w:r>
+    </w:p>
+    <w:p>
+      <w:r>
+        <w:t>________________________________________________________________</w:t>
+      </w:r>
+    </w:p>
+    <w:p>
+      <w:r>
+        <w:t>________________________________________________________________</w:t>
+      </w:r>
+    </w:p>
+    <w:p>
+      <w:r>
+        <w:t>________________________________________________________________</w:t>
+      </w:r>
+    </w:p>
+    <w:p>
+      <w:r>
+        <w:t>________________________________________________________________</w:t>
+      </w:r>
+    </w:p>
+    <w:p>
+      <w:pPr>
+        <w:pStyle w:val="Heading3"/>
+      </w:pPr>
+      <w:r>
+        <w:t>Readiness for the connected explanation</w:t>
+      </w:r>
+    </w:p>
+    <w:p>
+      <w:pPr>
+        <w:spacing w:line="336" w:lineRule="auto" w:after="180"/>
+      </w:pPr>
+      <w:r>
+        <w:rPr>
+          <w:b w:val="0"/>
+        </w:rPr>
+        <w:t xml:space="preserve">Why does a cutoff with zero </w:t>
       </w:r>
       <w:r>
         <w:rPr>
           <w:b/>
         </w:rPr>
-        <w:t>remaining possibilities</w:t>
+        <w:t>training</w:t>
       </w:r>
       <w:r>
         <w:rPr>
           <w:b w:val="0"/>
         </w:rPr>
-        <w:t>.</w:t>
+        <w:t xml:space="preserve"> errors still need validation on separate examples?</w:t>
+      </w:r>
+    </w:p>
+    <w:p>
+      <w:pPr>
+        <w:pStyle w:val="Heading3"/>
+      </w:pPr>
+      <w:r>
+        <w:t>This week’s end goal</w:t>
+      </w:r>
+    </w:p>
+    <w:p>
+      <w:pPr>
+        <w:pStyle w:val="Heading1"/>
+      </w:pPr>
+      <w:r>
+        <w:t>02. Read the complete eight-card possibility set</w:t>
+      </w:r>
+    </w:p>
+    <w:p>
+      <w:r>
+        <w:t>All fields and the decision criterion are supplied.</w:t>
+      </w:r>
+    </w:p>
+    <w:p>
+      <w:pPr>
+        <w:pStyle w:val="Heading2"/>
+      </w:pPr>
+      <w:r>
+        <w:t>The hidden-target game and worst-case rule</w:t>
       </w:r>
     </w:p>
     <w:p>
@@ -322,113 +426,445 @@
         <w:rPr>
           <w:b w:val="0"/>
         </w:rPr>
-        <w:t>Thinker name and date:</w:t>
-      </w:r>
-    </w:p>
-    <w:p>
-      <w:pPr>
-        <w:pStyle w:val="Heading3"/>
-      </w:pPr>
-      <w:r>
-        <w:t>Write or draw your reasoning and evidence.</w:t>
-      </w:r>
-    </w:p>
-    <w:p>
-      <w:r>
-        <w:t>________________________________________________________________</w:t>
-      </w:r>
-    </w:p>
-    <w:p>
-      <w:r>
-        <w:t>________________________________________________________________</w:t>
-      </w:r>
-    </w:p>
-    <w:p>
-      <w:r>
-        <w:t>________________________________________________________________</w:t>
-      </w:r>
-    </w:p>
-    <w:p>
-      <w:r>
-        <w:t>________________________________________________________________</w:t>
-      </w:r>
-    </w:p>
-    <w:p>
-      <w:r>
-        <w:t>________________________________________________________________</w:t>
-      </w:r>
-    </w:p>
-    <w:p>
-      <w:pPr>
-        <w:pStyle w:val="Heading3"/>
-      </w:pPr>
-      <w:r>
-        <w:t>Readiness for the connected explanation</w:t>
+        <w:t>Imagine one hidden target among eight fictional catalogue cards. All eight are still possible. A truthful yes/no answer lets you keep only cards matching that answer. Compare questions by their worst-case remaining group: the larger of the Yes and No counts. Choose the question with the smallest such number. This is a stated identification-game criterion, not a training-error or probability calculation.</w:t>
+      </w:r>
+    </w:p>
+    <w:p>
+      <w:pPr>
+        <w:pStyle w:val="Heading2"/>
+      </w:pPr>
+      <w:r>
+        <w:t>All eight fictional cards</w:t>
+      </w:r>
+    </w:p>
+    <w:tbl>
+      <w:tblPr>
+        <w:tblStyle w:val="LightShading-Accent1"/>
+        <w:tblW w:type="auto" w:w="0"/>
+        <w:tblLook w:firstColumn="1" w:firstRow="1" w:lastColumn="0" w:lastRow="0" w:noHBand="0" w:noVBand="1" w:val="04A0"/>
+      </w:tblPr>
+      <w:tblGrid>
+        <w:gridCol w:w="2556"/>
+        <w:gridCol w:w="2556"/>
+        <w:gridCol w:w="2556"/>
+        <w:gridCol w:w="2556"/>
+      </w:tblGrid>
+      <w:tr>
+        <w:trPr>
+          <w:tblHeader/>
+        </w:trPr>
+        <w:tc>
+          <w:tcPr>
+            <w:tcW w:type="dxa" w:w="2556"/>
+          </w:tcPr>
+          <w:p>
+            <w:r>
+              <w:t>Card</w:t>
+            </w:r>
+          </w:p>
+        </w:tc>
+        <w:tc>
+          <w:tcPr>
+            <w:tcW w:type="dxa" w:w="2556"/>
+          </w:tcPr>
+          <w:p>
+            <w:r>
+              <w:t>Subject</w:t>
+            </w:r>
+          </w:p>
+        </w:tc>
+        <w:tc>
+          <w:tcPr>
+            <w:tcW w:type="dxa" w:w="2556"/>
+          </w:tcPr>
+          <w:p>
+            <w:r>
+              <w:t>Binding</w:t>
+            </w:r>
+          </w:p>
+        </w:tc>
+        <w:tc>
+          <w:tcPr>
+            <w:tcW w:type="dxa" w:w="2556"/>
+          </w:tcPr>
+          <w:p>
+            <w:r>
+              <w:t>Language</w:t>
+            </w:r>
+          </w:p>
+        </w:tc>
+      </w:tr>
+      <w:tr>
+        <w:tc>
+          <w:tcPr>
+            <w:tcW w:type="dxa" w:w="2556"/>
+          </w:tcPr>
+          <w:p>
+            <w:r>
+              <w:t>M1</w:t>
+            </w:r>
+          </w:p>
+        </w:tc>
+        <w:tc>
+          <w:tcPr>
+            <w:tcW w:type="dxa" w:w="2556"/>
+          </w:tcPr>
+          <w:p>
+            <w:r>
+              <w:t>mystery</w:t>
+            </w:r>
+          </w:p>
+        </w:tc>
+        <w:tc>
+          <w:tcPr>
+            <w:tcW w:type="dxa" w:w="2556"/>
+          </w:tcPr>
+          <w:p>
+            <w:r>
+              <w:t>paperback</w:t>
+            </w:r>
+          </w:p>
+        </w:tc>
+        <w:tc>
+          <w:tcPr>
+            <w:tcW w:type="dxa" w:w="2556"/>
+          </w:tcPr>
+          <w:p>
+            <w:r>
+              <w:t>English</w:t>
+            </w:r>
+          </w:p>
+        </w:tc>
+      </w:tr>
+      <w:tr>
+        <w:tc>
+          <w:tcPr>
+            <w:tcW w:type="dxa" w:w="2556"/>
+          </w:tcPr>
+          <w:p>
+            <w:r>
+              <w:t>M2</w:t>
+            </w:r>
+          </w:p>
+        </w:tc>
+        <w:tc>
+          <w:tcPr>
+            <w:tcW w:type="dxa" w:w="2556"/>
+          </w:tcPr>
+          <w:p>
+            <w:r>
+              <w:t>mystery</w:t>
+            </w:r>
+          </w:p>
+        </w:tc>
+        <w:tc>
+          <w:tcPr>
+            <w:tcW w:type="dxa" w:w="2556"/>
+          </w:tcPr>
+          <w:p>
+            <w:r>
+              <w:t>paperback</w:t>
+            </w:r>
+          </w:p>
+        </w:tc>
+        <w:tc>
+          <w:tcPr>
+            <w:tcW w:type="dxa" w:w="2556"/>
+          </w:tcPr>
+          <w:p>
+            <w:r>
+              <w:t>English</w:t>
+            </w:r>
+          </w:p>
+        </w:tc>
+      </w:tr>
+      <w:tr>
+        <w:tc>
+          <w:tcPr>
+            <w:tcW w:type="dxa" w:w="2556"/>
+          </w:tcPr>
+          <w:p>
+            <w:r>
+              <w:t>M3</w:t>
+            </w:r>
+          </w:p>
+        </w:tc>
+        <w:tc>
+          <w:tcPr>
+            <w:tcW w:type="dxa" w:w="2556"/>
+          </w:tcPr>
+          <w:p>
+            <w:r>
+              <w:t>mystery</w:t>
+            </w:r>
+          </w:p>
+        </w:tc>
+        <w:tc>
+          <w:tcPr>
+            <w:tcW w:type="dxa" w:w="2556"/>
+          </w:tcPr>
+          <w:p>
+            <w:r>
+              <w:t>paperback</w:t>
+            </w:r>
+          </w:p>
+        </w:tc>
+        <w:tc>
+          <w:tcPr>
+            <w:tcW w:type="dxa" w:w="2556"/>
+          </w:tcPr>
+          <w:p>
+            <w:r>
+              <w:t>English</w:t>
+            </w:r>
+          </w:p>
+        </w:tc>
+      </w:tr>
+      <w:tr>
+        <w:tc>
+          <w:tcPr>
+            <w:tcW w:type="dxa" w:w="2556"/>
+          </w:tcPr>
+          <w:p>
+            <w:r>
+              <w:t>M4</w:t>
+            </w:r>
+          </w:p>
+        </w:tc>
+        <w:tc>
+          <w:tcPr>
+            <w:tcW w:type="dxa" w:w="2556"/>
+          </w:tcPr>
+          <w:p>
+            <w:r>
+              <w:t>mystery</w:t>
+            </w:r>
+          </w:p>
+        </w:tc>
+        <w:tc>
+          <w:tcPr>
+            <w:tcW w:type="dxa" w:w="2556"/>
+          </w:tcPr>
+          <w:p>
+            <w:r>
+              <w:t>hardback</w:t>
+            </w:r>
+          </w:p>
+        </w:tc>
+        <w:tc>
+          <w:tcPr>
+            <w:tcW w:type="dxa" w:w="2556"/>
+          </w:tcPr>
+          <w:p>
+            <w:r>
+              <w:t>English</w:t>
+            </w:r>
+          </w:p>
+        </w:tc>
+      </w:tr>
+      <w:tr>
+        <w:tc>
+          <w:tcPr>
+            <w:tcW w:type="dxa" w:w="2556"/>
+          </w:tcPr>
+          <w:p>
+            <w:r>
+              <w:t>S1</w:t>
+            </w:r>
+          </w:p>
+        </w:tc>
+        <w:tc>
+          <w:tcPr>
+            <w:tcW w:type="dxa" w:w="2556"/>
+          </w:tcPr>
+          <w:p>
+            <w:r>
+              <w:t>science</w:t>
+            </w:r>
+          </w:p>
+        </w:tc>
+        <w:tc>
+          <w:tcPr>
+            <w:tcW w:type="dxa" w:w="2556"/>
+          </w:tcPr>
+          <w:p>
+            <w:r>
+              <w:t>paperback</w:t>
+            </w:r>
+          </w:p>
+        </w:tc>
+        <w:tc>
+          <w:tcPr>
+            <w:tcW w:type="dxa" w:w="2556"/>
+          </w:tcPr>
+          <w:p>
+            <w:r>
+              <w:t>English</w:t>
+            </w:r>
+          </w:p>
+        </w:tc>
+      </w:tr>
+      <w:tr>
+        <w:tc>
+          <w:tcPr>
+            <w:tcW w:type="dxa" w:w="2556"/>
+          </w:tcPr>
+          <w:p>
+            <w:r>
+              <w:t>S2</w:t>
+            </w:r>
+          </w:p>
+        </w:tc>
+        <w:tc>
+          <w:tcPr>
+            <w:tcW w:type="dxa" w:w="2556"/>
+          </w:tcPr>
+          <w:p>
+            <w:r>
+              <w:t>science</w:t>
+            </w:r>
+          </w:p>
+        </w:tc>
+        <w:tc>
+          <w:tcPr>
+            <w:tcW w:type="dxa" w:w="2556"/>
+          </w:tcPr>
+          <w:p>
+            <w:r>
+              <w:t>paperback</w:t>
+            </w:r>
+          </w:p>
+        </w:tc>
+        <w:tc>
+          <w:tcPr>
+            <w:tcW w:type="dxa" w:w="2556"/>
+          </w:tcPr>
+          <w:p>
+            <w:r>
+              <w:t>English</w:t>
+            </w:r>
+          </w:p>
+        </w:tc>
+      </w:tr>
+      <w:tr>
+        <w:tc>
+          <w:tcPr>
+            <w:tcW w:type="dxa" w:w="2556"/>
+          </w:tcPr>
+          <w:p>
+            <w:r>
+              <w:t>S3</w:t>
+            </w:r>
+          </w:p>
+        </w:tc>
+        <w:tc>
+          <w:tcPr>
+            <w:tcW w:type="dxa" w:w="2556"/>
+          </w:tcPr>
+          <w:p>
+            <w:r>
+              <w:t>science</w:t>
+            </w:r>
+          </w:p>
+        </w:tc>
+        <w:tc>
+          <w:tcPr>
+            <w:tcW w:type="dxa" w:w="2556"/>
+          </w:tcPr>
+          <w:p>
+            <w:r>
+              <w:t>paperback</w:t>
+            </w:r>
+          </w:p>
+        </w:tc>
+        <w:tc>
+          <w:tcPr>
+            <w:tcW w:type="dxa" w:w="2556"/>
+          </w:tcPr>
+          <w:p>
+            <w:r>
+              <w:t>English</w:t>
+            </w:r>
+          </w:p>
+        </w:tc>
+      </w:tr>
+      <w:tr>
+        <w:tc>
+          <w:tcPr>
+            <w:tcW w:type="dxa" w:w="2556"/>
+          </w:tcPr>
+          <w:p>
+            <w:r>
+              <w:t>S4</w:t>
+            </w:r>
+          </w:p>
+        </w:tc>
+        <w:tc>
+          <w:tcPr>
+            <w:tcW w:type="dxa" w:w="2556"/>
+          </w:tcPr>
+          <w:p>
+            <w:r>
+              <w:t>science</w:t>
+            </w:r>
+          </w:p>
+        </w:tc>
+        <w:tc>
+          <w:tcPr>
+            <w:tcW w:type="dxa" w:w="2556"/>
+          </w:tcPr>
+          <w:p>
+            <w:r>
+              <w:t>hardback</w:t>
+            </w:r>
+          </w:p>
+        </w:tc>
+        <w:tc>
+          <w:tcPr>
+            <w:tcW w:type="dxa" w:w="2556"/>
+          </w:tcPr>
+          <w:p>
+            <w:r>
+              <w:t>English</w:t>
+            </w:r>
+          </w:p>
+        </w:tc>
+      </w:tr>
+    </w:tbl>
+    <w:p>
+      <w:pPr>
+        <w:pStyle w:val="Heading2"/>
+      </w:pPr>
+      <w:r>
+        <w:t>The questions, completeness check and tie rule</w:t>
       </w:r>
     </w:p>
     <w:p>
       <w:pPr>
         <w:spacing w:line="336" w:lineRule="auto" w:after="180"/>
-        <w:shd w:fill="F5F1FB"/>
       </w:pPr>
       <w:r>
         <w:rPr>
           <w:b w:val="0"/>
         </w:rPr>
-        <w:t xml:space="preserve">Why does a cutoff with zero </w:t>
-      </w:r>
-      <w:r>
-        <w:rPr>
-          <w:b/>
-        </w:rPr>
-        <w:t>training</w:t>
-      </w:r>
+        <w:t>Try mystery?, paperback? and English? in that order. The questions test the printed subject, binding and language fields. Every card enters one answer group; Yes+No must equal the current number of possibilities. A constant clue makes one group empty and leaves every possible target in the other. If the worst-case counts tie, keep the first question for this exercise. One useful question need not identify a unique card.</w:t>
+      </w:r>
+    </w:p>
+    <w:p>
+      <w:pPr>
+        <w:pStyle w:val="Heading2"/>
+      </w:pPr>
+      <w:r>
+        <w:t>Earlier wording, alternatives and picture transcripts · reference / check after trying</w:t>
+      </w:r>
+    </w:p>
+    <w:p>
+      <w:pPr>
+        <w:spacing w:line="336" w:lineRule="auto" w:after="180"/>
+      </w:pPr>
       <w:r>
         <w:rPr>
           <w:b w:val="0"/>
-        </w:rPr>
-        <w:t xml:space="preserve"> errors still need validation on separate examples?</w:t>
-      </w:r>
-    </w:p>
-    <w:p>
-      <w:pPr>
-        <w:pStyle w:val="Heading3"/>
-      </w:pPr>
-      <w:r>
-        <w:t>This week’s end goal</w:t>
-      </w:r>
-    </w:p>
-    <w:p>
-      <w:pPr>
-        <w:spacing w:line="336" w:lineRule="auto" w:after="180"/>
-      </w:pPr>
-      <w:r>
-        <w:rPr>
-          <w:b w:val="0"/>
-        </w:rPr>
-        <w:t>By the end, I can choose a question that separates possibilities rather than repeating a constant clue.</w:t>
-      </w:r>
-    </w:p>
-    <w:p>
-      <w:pPr>
-        <w:pStyle w:val="Heading1"/>
-      </w:pPr>
-      <w:r>
-        <w:t>02. Notice the evidence</w:t>
-      </w:r>
-    </w:p>
-    <w:p>
-      <w:r>
-        <w:t>Investigate the supplied Choose Informative Questions case. Separate observations, given facts and assumptions before choosing an explanation.</w:t>
-      </w:r>
-    </w:p>
-    <w:p>
-      <w:pPr>
-        <w:spacing w:line="336" w:lineRule="auto" w:after="180"/>
-      </w:pPr>
-      <w:r>
-        <w:rPr>
-          <w:b/>
         </w:rPr>
         <w:t>PICTURE STORY</w:t>
       </w:r>
@@ -505,260 +941,239 @@
     </w:p>
     <w:p>
       <w:pPr>
+        <w:spacing w:line="336" w:lineRule="auto" w:after="180"/>
+      </w:pPr>
+      <w:r>
+        <w:rPr>
+          <w:b w:val="0"/>
+        </w:rPr>
+        <w:t>MYSTERY</w:t>
+      </w:r>
+    </w:p>
+    <w:p>
+      <w:pPr>
+        <w:spacing w:line="336" w:lineRule="auto" w:after="180"/>
+      </w:pPr>
+      <w:r>
+        <w:rPr>
+          <w:b w:val="0"/>
+        </w:rPr>
+        <w:t xml:space="preserve">The learners must use choose </w:t>
+      </w:r>
+      <w:r>
+        <w:rPr>
+          <w:b/>
+        </w:rPr>
+        <w:t>informative</w:t>
+      </w:r>
+      <w:r>
+        <w:rPr>
+          <w:b w:val="0"/>
+        </w:rPr>
+        <w:t xml:space="preserve"> questions to solve a problem. What information do they have? What decision or calculation do they make? What would count as </w:t>
+      </w:r>
+      <w:r>
+        <w:rPr>
+          <w:b/>
+        </w:rPr>
+        <w:t>evidence</w:t>
+      </w:r>
+      <w:r>
+        <w:rPr>
+          <w:b w:val="0"/>
+        </w:rPr>
+        <w:t xml:space="preserve"> that it worked?</w:t>
+      </w:r>
+    </w:p>
+    <w:p>
+      <w:pPr>
+        <w:spacing w:line="336" w:lineRule="auto" w:after="180"/>
+      </w:pPr>
+      <w:r>
+        <w:rPr>
+          <w:b w:val="0"/>
+        </w:rPr>
+        <w:t xml:space="preserve">Three </w:t>
+      </w:r>
+      <w:r>
+        <w:rPr>
+          <w:b/>
+        </w:rPr>
+        <w:t>observation</w:t>
+      </w:r>
+      <w:r>
+        <w:rPr>
+          <w:b w:val="0"/>
+        </w:rPr>
+        <w:t>s (what you can point to):</w:t>
+      </w:r>
+    </w:p>
+    <w:p>
+      <w:pPr>
         <w:pStyle w:val="Heading3"/>
       </w:pPr>
       <w:r>
-        <w:t>Start with this puzzle</w:t>
+        <w:t>Write or draw your reasoning and evidence.</w:t>
+      </w:r>
+    </w:p>
+    <w:p>
+      <w:r>
+        <w:t>________________________________________________________________</w:t>
+      </w:r>
+    </w:p>
+    <w:p>
+      <w:r>
+        <w:t>________________________________________________________________</w:t>
+      </w:r>
+    </w:p>
+    <w:p>
+      <w:r>
+        <w:t>________________________________________________________________</w:t>
+      </w:r>
+    </w:p>
+    <w:p>
+      <w:r>
+        <w:t>________________________________________________________________</w:t>
+      </w:r>
+    </w:p>
+    <w:p>
+      <w:r>
+        <w:t>________________________________________________________________</w:t>
       </w:r>
     </w:p>
     <w:p>
       <w:pPr>
         <w:spacing w:line="336" w:lineRule="auto" w:after="180"/>
-        <w:shd w:fill="F1F6FC"/>
       </w:pPr>
       <w:r>
         <w:rPr>
           <w:b w:val="0"/>
         </w:rPr>
-        <w:t>MYSTERY</w:t>
+        <w:t xml:space="preserve">My </w:t>
+      </w:r>
+      <w:r>
+        <w:rPr>
+          <w:b/>
+        </w:rPr>
+        <w:t>prediction</w:t>
+      </w:r>
+      <w:r>
+        <w:rPr>
+          <w:b w:val="0"/>
+        </w:rPr>
+        <w:t xml:space="preserve"> and the clue supporting it:</w:t>
+      </w:r>
+    </w:p>
+    <w:p>
+      <w:pPr>
+        <w:pStyle w:val="Heading3"/>
+      </w:pPr>
+      <w:r>
+        <w:t>Write or draw your reasoning and evidence.</w:t>
+      </w:r>
+    </w:p>
+    <w:p>
+      <w:r>
+        <w:t>________________________________________________________________</w:t>
+      </w:r>
+    </w:p>
+    <w:p>
+      <w:r>
+        <w:t>________________________________________________________________</w:t>
+      </w:r>
+    </w:p>
+    <w:p>
+      <w:r>
+        <w:t>________________________________________________________________</w:t>
+      </w:r>
+    </w:p>
+    <w:p>
+      <w:r>
+        <w:t>________________________________________________________________</w:t>
+      </w:r>
+    </w:p>
+    <w:p>
+      <w:r>
+        <w:t>________________________________________________________________</w:t>
+      </w:r>
+    </w:p>
+    <w:p>
+      <w:pPr>
+        <w:pStyle w:val="Heading3"/>
+      </w:pPr>
+      <w:r>
+        <w:t>A closer explanation</w:t>
       </w:r>
     </w:p>
     <w:p>
       <w:pPr>
         <w:spacing w:line="336" w:lineRule="auto" w:after="180"/>
-        <w:shd w:fill="F5F1FB"/>
       </w:pPr>
       <w:r>
         <w:rPr>
           <w:b w:val="0"/>
         </w:rPr>
-        <w:t xml:space="preserve">The learners must use choose </w:t>
+        <w:t xml:space="preserve">A decision tree asks a feature question and follows a </w:t>
       </w:r>
       <w:r>
         <w:rPr>
           <w:b/>
         </w:rPr>
-        <w:t>informative</w:t>
+        <w:t>branch</w:t>
       </w:r>
       <w:r>
         <w:rPr>
           <w:b w:val="0"/>
         </w:rPr>
-        <w:t xml:space="preserve"> questions to solve a problem. What information do they have? What decision or calculation do they make? What would count as </w:t>
+        <w:t xml:space="preserve"> to a </w:t>
       </w:r>
       <w:r>
         <w:rPr>
           <w:b/>
         </w:rPr>
-        <w:t>evidence</w:t>
+        <w:t>prediction</w:t>
       </w:r>
       <w:r>
         <w:rPr>
           <w:b w:val="0"/>
         </w:rPr>
-        <w:t xml:space="preserve"> that it worked?</w:t>
-      </w:r>
-    </w:p>
-    <w:p>
-      <w:pPr>
-        <w:spacing w:line="336" w:lineRule="auto" w:after="180"/>
-      </w:pPr>
+        <w:t xml:space="preserve">. A tree with one question has </w:t>
+      </w:r>
+      <w:r>
+        <w:rPr>
+          <w:b/>
+        </w:rPr>
+        <w:t>depth</w:t>
+      </w:r>
       <w:r>
         <w:rPr>
           <w:b w:val="0"/>
         </w:rPr>
-        <w:t xml:space="preserve">Three </w:t>
+        <w:t xml:space="preserve"> one and is sometimes called a stump. This retained Week 14 review fits a question and its </w:t>
       </w:r>
       <w:r>
         <w:rPr>
           <w:b/>
         </w:rPr>
-        <w:t>observation</w:t>
+        <w:t>leaf</w:t>
       </w:r>
       <w:r>
         <w:rPr>
           <w:b w:val="0"/>
         </w:rPr>
-        <w:t>s (what you can point to):</w:t>
-      </w:r>
-    </w:p>
-    <w:p>
-      <w:pPr>
-        <w:pStyle w:val="Heading3"/>
-      </w:pPr>
-      <w:r>
-        <w:t>Write or draw your reasoning and evidence.</w:t>
-      </w:r>
-    </w:p>
-    <w:p>
-      <w:r>
-        <w:t>________________________________________________________________</w:t>
-      </w:r>
-    </w:p>
-    <w:p>
-      <w:r>
-        <w:t>________________________________________________________________</w:t>
-      </w:r>
-    </w:p>
-    <w:p>
-      <w:r>
-        <w:t>________________________________________________________________</w:t>
-      </w:r>
-    </w:p>
-    <w:p>
-      <w:r>
-        <w:t>________________________________________________________________</w:t>
-      </w:r>
-    </w:p>
-    <w:p>
-      <w:r>
-        <w:t>________________________________________________________________</w:t>
-      </w:r>
-    </w:p>
-    <w:p>
-      <w:pPr>
-        <w:spacing w:line="336" w:lineRule="auto" w:after="180"/>
-      </w:pPr>
+        <w:t xml:space="preserve"> </w:t>
+      </w:r>
+      <w:r>
+        <w:rPr>
+          <w:b/>
+        </w:rPr>
+        <w:t>prediction</w:t>
+      </w:r>
       <w:r>
         <w:rPr>
           <w:b w:val="0"/>
         </w:rPr>
-        <w:t xml:space="preserve">My </w:t>
-      </w:r>
-      <w:r>
-        <w:rPr>
-          <w:b/>
-        </w:rPr>
-        <w:t>prediction</w:t>
-      </w:r>
-      <w:r>
-        <w:rPr>
-          <w:b w:val="0"/>
-        </w:rPr>
-        <w:t xml:space="preserve"> and the clue supporting it:</w:t>
-      </w:r>
-    </w:p>
-    <w:p>
-      <w:pPr>
-        <w:pStyle w:val="Heading3"/>
-      </w:pPr>
-      <w:r>
-        <w:t>Write or draw your reasoning and evidence.</w:t>
-      </w:r>
-    </w:p>
-    <w:p>
-      <w:r>
-        <w:t>________________________________________________________________</w:t>
-      </w:r>
-    </w:p>
-    <w:p>
-      <w:r>
-        <w:t>________________________________________________________________</w:t>
-      </w:r>
-    </w:p>
-    <w:p>
-      <w:r>
-        <w:t>________________________________________________________________</w:t>
-      </w:r>
-    </w:p>
-    <w:p>
-      <w:r>
-        <w:t>________________________________________________________________</w:t>
-      </w:r>
-    </w:p>
-    <w:p>
-      <w:r>
-        <w:t>________________________________________________________________</w:t>
-      </w:r>
-    </w:p>
-    <w:p>
-      <w:pPr>
-        <w:pStyle w:val="Heading3"/>
-      </w:pPr>
-      <w:r>
-        <w:t>A closer explanation</w:t>
-      </w:r>
-    </w:p>
-    <w:p>
-      <w:pPr>
-        <w:spacing w:line="336" w:lineRule="auto" w:after="180"/>
-      </w:pPr>
-      <w:r>
-        <w:rPr>
-          <w:b w:val="0"/>
-        </w:rPr>
-        <w:t xml:space="preserve">A decision tree asks a feature question and follows a </w:t>
-      </w:r>
-      <w:r>
-        <w:rPr>
-          <w:b/>
-        </w:rPr>
-        <w:t>branch</w:t>
-      </w:r>
-      <w:r>
-        <w:rPr>
-          <w:b w:val="0"/>
-        </w:rPr>
-        <w:t xml:space="preserve"> to a </w:t>
-      </w:r>
-      <w:r>
-        <w:rPr>
-          <w:b/>
-        </w:rPr>
-        <w:t>prediction</w:t>
-      </w:r>
-      <w:r>
-        <w:rPr>
-          <w:b w:val="0"/>
-        </w:rPr>
-        <w:t xml:space="preserve">. A tree with one question has </w:t>
-      </w:r>
-      <w:r>
-        <w:rPr>
-          <w:b/>
-        </w:rPr>
-        <w:t>depth</w:t>
-      </w:r>
-      <w:r>
-        <w:rPr>
-          <w:b w:val="0"/>
-        </w:rPr>
-        <w:t xml:space="preserve"> one and is sometimes called a stump.</w:t>
-      </w:r>
-    </w:p>
-    <w:p>
-      <w:pPr>
-        <w:spacing w:line="336" w:lineRule="auto" w:after="180"/>
-      </w:pPr>
-      <w:r>
-        <w:rPr>
-          <w:b w:val="0"/>
-        </w:rPr>
-        <w:t xml:space="preserve">Unlike Week 8, where the two </w:t>
-      </w:r>
-      <w:r>
-        <w:rPr>
-          <w:b/>
-        </w:rPr>
-        <w:t>output</w:t>
-      </w:r>
-      <w:r>
-        <w:rPr>
-          <w:b w:val="0"/>
-        </w:rPr>
-        <w:t xml:space="preserve"> labels were fixed in advance, this week we fit both the question and the label stored at each </w:t>
-      </w:r>
-      <w:r>
-        <w:rPr>
-          <w:b/>
-        </w:rPr>
-        <w:t>leaf</w:t>
-      </w:r>
-      <w:r>
-        <w:rPr>
-          <w:b w:val="0"/>
-        </w:rPr>
-        <w:t>.</w:t>
+        <w:t>s from training labels. The main Week 15 guessing-game task instead compares the largest group of remaining possible target cards.</w:t>
       </w:r>
     </w:p>
     <w:p>
@@ -1180,12 +1595,85 @@
         <w:pStyle w:val="Heading1"/>
       </w:pPr>
       <w:r>
-        <w:t>03. See how it works</w:t>
-      </w:r>
-    </w:p>
-    <w:p>
-      <w:r>
-        <w:t>Follow the mechanism for Choose Informative Questions. Connect each labelled input, deciding step and result.</w:t>
+        <w:t>03. Count both answer branches and compare their larger sizes</w:t>
+      </w:r>
+    </w:p>
+    <w:p>
+      <w:r>
+        <w:t>This code audits questions; it does not fit a classifier.</w:t>
+      </w:r>
+    </w:p>
+    <w:p>
+      <w:pPr>
+        <w:pStyle w:val="Heading2"/>
+      </w:pPr>
+      <w:r>
+        <w:t>Predict before executing the complete audit</w:t>
+      </w:r>
+    </w:p>
+    <w:p>
+      <w:r>
+        <w:rPr>
+          <w:rFonts w:ascii="Courier New" w:hAnsi="Courier New"/>
+          <w:sz w:val="18"/>
+        </w:rPr>
+        <w:t>cards = [("M1", "mystery", "paperback", "English"),</w:t>
+        <w:br/>
+        <w:t xml:space="preserve">         ("M2", "mystery", "paperback", "English"),</w:t>
+        <w:br/>
+        <w:t xml:space="preserve">         ("M3", "mystery", "paperback", "English"),</w:t>
+        <w:br/>
+        <w:t xml:space="preserve">         ("M4", "mystery", "hardback", "English"),</w:t>
+        <w:br/>
+        <w:t xml:space="preserve">         ("S1", "science", "paperback", "English"),</w:t>
+        <w:br/>
+        <w:t xml:space="preserve">         ("S2", "science", "paperback", "English"),</w:t>
+        <w:br/>
+        <w:t xml:space="preserve">         ("S3", "science", "paperback", "English"),</w:t>
+        <w:br/>
+        <w:t xml:space="preserve">         ("S4", "science", "hardback", "English")]</w:t>
+        <w:br/>
+        <w:t>questions = [("mystery?", 1, "mystery"),</w:t>
+        <w:br/>
+        <w:t xml:space="preserve">             ("paperback?", 2, "paperback"),</w:t>
+        <w:br/>
+        <w:t xml:space="preserve">             ("English?", 3, "English")]</w:t>
+        <w:br/>
+        <w:t>def audit(possibilities):</w:t>
+        <w:br/>
+        <w:t xml:space="preserve">    best = None</w:t>
+        <w:br/>
+        <w:t xml:space="preserve">    best_worst = len(possibilities) + 1</w:t>
+        <w:br/>
+        <w:t xml:space="preserve">    for name, column, value in questions:</w:t>
+        <w:br/>
+        <w:t xml:space="preserve">        yes = sum(card[column] == value for card in possibilities)</w:t>
+        <w:br/>
+        <w:t xml:space="preserve">        no = len(possibilities) - yes</w:t>
+        <w:br/>
+        <w:t xml:space="preserve">        worst = max(yes, no)</w:t>
+        <w:br/>
+        <w:t xml:space="preserve">        print(name, yes, no, worst)</w:t>
+        <w:br/>
+        <w:t xml:space="preserve">        if worst &lt; best_worst:</w:t>
+        <w:br/>
+        <w:t xml:space="preserve">            best, best_worst = name, worst</w:t>
+        <w:br/>
+        <w:t xml:space="preserve">    return best</w:t>
+        <w:br/>
+        <w:t>print("chosen", audit(cards))</w:t>
+        <w:br/>
+        <w:t>remaining = [card for card in cards if card[1] == "mystery"]</w:t>
+        <w:br/>
+        <w:t>print("after mystery Yes", audit(remaining))</w:t>
+      </w:r>
+    </w:p>
+    <w:p>
+      <w:pPr>
+        <w:pStyle w:val="Heading2"/>
+      </w:pPr>
+      <w:r>
+        <w:t>Understand the count and candidate comparison</w:t>
       </w:r>
     </w:p>
     <w:p>
@@ -1194,15 +1682,17 @@
       </w:pPr>
       <w:r>
         <w:rPr>
-          <w:b/>
-        </w:rPr>
-        <w:t xml:space="preserve">VISUAL </w:t>
-      </w:r>
-      <w:r>
-        <w:rPr>
-          <w:b/>
-        </w:rPr>
-        <w:t>MECHANISM</w:t>
+          <w:b w:val="0"/>
+        </w:rPr>
+        <w:t>The tuple fields are ID0, subject1, binding2, language3. Each question stores its name, field position and wanted value. Equality gives True for a Yes card and False for a No card; sum counts True as1 and False as0. no is the remaining count and max chooses the larger branch. The strict &lt; keeps the first candidate when scores tie. The final list comprehension keeps the four mystery cards before recounting. The audit assumes a nonempty possibility set with these complete, trusted fields.</w:t>
+      </w:r>
+    </w:p>
+    <w:p>
+      <w:pPr>
+        <w:pStyle w:val="Heading2"/>
+      </w:pPr>
+      <w:r>
+        <w:t>Interpret the original and changed-set results</w:t>
       </w:r>
     </w:p>
     <w:p>
@@ -1211,226 +1701,17 @@
       </w:pPr>
       <w:r>
         <w:rPr>
-          <w:b/>
-        </w:rPr>
-        <w:t>Input</w:t>
-      </w:r>
-      <w:r>
-        <w:rPr>
           <w:b w:val="0"/>
         </w:rPr>
-        <w:t xml:space="preserve"> → </w:t>
-      </w:r>
-      <w:r>
-        <w:rPr>
-          <w:b/>
-        </w:rPr>
-        <w:t>Process</w:t>
-      </w:r>
-      <w:r>
-        <w:rPr>
-          <w:b w:val="0"/>
-        </w:rPr>
-        <w:t xml:space="preserve"> → </w:t>
-      </w:r>
-      <w:r>
-        <w:rPr>
-          <w:b/>
-        </w:rPr>
-        <w:t>Output</w:t>
-      </w:r>
-    </w:p>
-    <w:p>
-      <w:pPr>
-        <w:spacing w:line="336" w:lineRule="auto" w:after="180"/>
-      </w:pPr>
-      <w:r>
-        <w:rPr>
-          <w:b w:val="0"/>
-        </w:rPr>
-        <w:t>Trace the information. At each stage, ask what changed and how you could test it.</w:t>
-      </w:r>
-    </w:p>
-    <w:p>
-      <w:r>
-        <w:drawing>
-          <wp:inline xmlns:a="http://schemas.openxmlformats.org/drawingml/2006/main" xmlns:pic="http://schemas.openxmlformats.org/drawingml/2006/picture">
-            <wp:extent cx="5486400" cy="3145536"/>
-            <wp:docPr id="3" name="Picture 3" descr="INPUT stage for Choose Informative Questions"/>
-            <wp:cNvGraphicFramePr>
-              <a:graphicFrameLocks noChangeAspect="1"/>
-            </wp:cNvGraphicFramePr>
-            <a:graphic>
-              <a:graphicData uri="http://schemas.openxmlformats.org/drawingml/2006/picture">
-                <pic:pic>
-                  <pic:nvPicPr>
-                    <pic:cNvPr id="0" name="768f3b54a5dbe8f45479a3b032d967bb94b82599711b1ff2ec7c1cc1d89991e2.png"/>
-                    <pic:cNvPicPr/>
-                  </pic:nvPicPr>
-                  <pic:blipFill>
-                    <a:blip r:embed="rId10"/>
-                    <a:stretch>
-                      <a:fillRect/>
-                    </a:stretch>
-                  </pic:blipFill>
-                  <pic:spPr>
-                    <a:xfrm>
-                      <a:off x="0" y="0"/>
-                      <a:ext cx="5486400" cy="3145536"/>
-                    </a:xfrm>
-                    <a:prstGeom prst="rect"/>
-                  </pic:spPr>
-                </pic:pic>
-              </a:graphicData>
-            </a:graphic>
-          </wp:inline>
-        </w:drawing>
-      </w:r>
-    </w:p>
-    <w:p>
-      <w:pPr>
-        <w:spacing w:line="336" w:lineRule="auto" w:after="180"/>
-      </w:pPr>
-      <w:r>
-        <w:rPr>
-          <w:b w:val="0"/>
-        </w:rPr>
-        <w:t>↓</w:t>
-      </w:r>
-    </w:p>
-    <w:p>
-      <w:r>
-        <w:drawing>
-          <wp:inline xmlns:a="http://schemas.openxmlformats.org/drawingml/2006/main" xmlns:pic="http://schemas.openxmlformats.org/drawingml/2006/picture">
-            <wp:extent cx="5486400" cy="3145536"/>
-            <wp:docPr id="4" name="Picture 4" descr="PROCESS stage for Choose Informative Questions"/>
-            <wp:cNvGraphicFramePr>
-              <a:graphicFrameLocks noChangeAspect="1"/>
-            </wp:cNvGraphicFramePr>
-            <a:graphic>
-              <a:graphicData uri="http://schemas.openxmlformats.org/drawingml/2006/picture">
-                <pic:pic>
-                  <pic:nvPicPr>
-                    <pic:cNvPr id="0" name="fbcc0d47192ed64f95e3b079474a14fe3f840d8d8aa443c5120fa43bb717b7f9.png"/>
-                    <pic:cNvPicPr/>
-                  </pic:nvPicPr>
-                  <pic:blipFill>
-                    <a:blip r:embed="rId11"/>
-                    <a:stretch>
-                      <a:fillRect/>
-                    </a:stretch>
-                  </pic:blipFill>
-                  <pic:spPr>
-                    <a:xfrm>
-                      <a:off x="0" y="0"/>
-                      <a:ext cx="5486400" cy="3145536"/>
-                    </a:xfrm>
-                    <a:prstGeom prst="rect"/>
-                  </pic:spPr>
-                </pic:pic>
-              </a:graphicData>
-            </a:graphic>
-          </wp:inline>
-        </w:drawing>
-      </w:r>
-    </w:p>
-    <w:p>
-      <w:pPr>
-        <w:spacing w:line="336" w:lineRule="auto" w:after="180"/>
-      </w:pPr>
-      <w:r>
-        <w:rPr>
-          <w:b w:val="0"/>
-        </w:rPr>
-        <w:t>↓</w:t>
-      </w:r>
-    </w:p>
-    <w:p>
-      <w:r>
-        <w:drawing>
-          <wp:inline xmlns:a="http://schemas.openxmlformats.org/drawingml/2006/main" xmlns:pic="http://schemas.openxmlformats.org/drawingml/2006/picture">
-            <wp:extent cx="5486400" cy="3145536"/>
-            <wp:docPr id="5" name="Picture 5" descr="OUTPUT stage for Choose Informative Questions"/>
-            <wp:cNvGraphicFramePr>
-              <a:graphicFrameLocks noChangeAspect="1"/>
-            </wp:cNvGraphicFramePr>
-            <a:graphic>
-              <a:graphicData uri="http://schemas.openxmlformats.org/drawingml/2006/picture">
-                <pic:pic>
-                  <pic:nvPicPr>
-                    <pic:cNvPr id="0" name="fa36abad7613647543363ef12152f4357c3c112fa49d61888f13cde84be52006.png"/>
-                    <pic:cNvPicPr/>
-                  </pic:nvPicPr>
-                  <pic:blipFill>
-                    <a:blip r:embed="rId12"/>
-                    <a:stretch>
-                      <a:fillRect/>
-                    </a:stretch>
-                  </pic:blipFill>
-                  <pic:spPr>
-                    <a:xfrm>
-                      <a:off x="0" y="0"/>
-                      <a:ext cx="5486400" cy="3145536"/>
-                    </a:xfrm>
-                    <a:prstGeom prst="rect"/>
-                  </pic:spPr>
-                </pic:pic>
-              </a:graphicData>
-            </a:graphic>
-          </wp:inline>
-        </w:drawing>
-      </w:r>
-    </w:p>
-    <w:p>
-      <w:pPr>
-        <w:spacing w:line="336" w:lineRule="auto" w:after="180"/>
-      </w:pPr>
-      <w:r>
-        <w:rPr>
-          <w:b w:val="0"/>
-        </w:rPr>
-        <w:t>Which stage could fail even when the other two are correct? Explain:</w:t>
-      </w:r>
-    </w:p>
-    <w:p>
-      <w:pPr>
-        <w:pStyle w:val="Heading3"/>
-      </w:pPr>
-      <w:r>
-        <w:t>Write or draw your reasoning and evidence.</w:t>
-      </w:r>
-    </w:p>
-    <w:p>
-      <w:r>
-        <w:t>________________________________________________________________</w:t>
-      </w:r>
-    </w:p>
-    <w:p>
-      <w:r>
-        <w:t>________________________________________________________________</w:t>
-      </w:r>
-    </w:p>
-    <w:p>
-      <w:r>
-        <w:t>________________________________________________________________</w:t>
-      </w:r>
-    </w:p>
-    <w:p>
-      <w:r>
-        <w:t>________________________________________________________________</w:t>
-      </w:r>
-    </w:p>
-    <w:p>
-      <w:r>
-        <w:t>________________________________________________________________</w:t>
-      </w:r>
-    </w:p>
-    <w:p>
-      <w:pPr>
-        <w:pStyle w:val="Heading3"/>
-      </w:pPr>
-      <w:r>
-        <w:t>A closer explanation</w:t>
+        <w:t>For all eight cards the question rows print mystery?4 4 4; paperback?6 2 6; English?8 0 8, then chosen mystery?. After a truthful Yes to mystery?, the four remaining cards give mystery?4 0 4; paperback?3 1 3; English?4 0 4, then after mystery Yes paperback?. That second comparison uses the explicitly supplied joint table, not just the original marginal totals.</w:t>
+      </w:r>
+    </w:p>
+    <w:p>
+      <w:pPr>
+        <w:pStyle w:val="Heading2"/>
+      </w:pPr>
+      <w:r>
+        <w:t>Week 14 review · Earlier fitted-tree program · reference / check after trying</w:t>
       </w:r>
     </w:p>
     <w:p>
@@ -1674,9 +1955,262 @@
     </w:p>
     <w:p>
       <w:pPr>
+        <w:pStyle w:val="Heading2"/>
+      </w:pPr>
+      <w:r>
+        <w:t>Earlier wording, alternatives and picture transcripts · reference / check after trying</w:t>
+      </w:r>
+    </w:p>
+    <w:p>
+      <w:pPr>
+        <w:spacing w:line="336" w:lineRule="auto" w:after="180"/>
+      </w:pPr>
+      <w:r>
+        <w:rPr>
+          <w:b w:val="0"/>
+        </w:rPr>
+        <w:t xml:space="preserve">VISUAL </w:t>
+      </w:r>
+      <w:r>
+        <w:rPr>
+          <w:b/>
+        </w:rPr>
+        <w:t>MECHANISM</w:t>
+      </w:r>
+    </w:p>
+    <w:p>
+      <w:pPr>
+        <w:spacing w:line="336" w:lineRule="auto" w:after="180"/>
+      </w:pPr>
+      <w:r>
+        <w:rPr>
+          <w:b/>
+        </w:rPr>
+        <w:t>Input</w:t>
+      </w:r>
+      <w:r>
+        <w:rPr>
+          <w:b w:val="0"/>
+        </w:rPr>
+        <w:t xml:space="preserve"> → </w:t>
+      </w:r>
+      <w:r>
+        <w:rPr>
+          <w:b/>
+        </w:rPr>
+        <w:t>Process</w:t>
+      </w:r>
+      <w:r>
+        <w:rPr>
+          <w:b w:val="0"/>
+        </w:rPr>
+        <w:t xml:space="preserve"> → </w:t>
+      </w:r>
+      <w:r>
+        <w:rPr>
+          <w:b/>
+        </w:rPr>
+        <w:t>Output</w:t>
+      </w:r>
+    </w:p>
+    <w:p>
+      <w:pPr>
+        <w:spacing w:line="336" w:lineRule="auto" w:after="180"/>
+      </w:pPr>
+      <w:r>
+        <w:rPr>
+          <w:b w:val="0"/>
+        </w:rPr>
+        <w:t>Trace the information. At each stage, ask what changed and how you could test it.</w:t>
+      </w:r>
+    </w:p>
+    <w:p>
+      <w:r>
+        <w:drawing>
+          <wp:inline xmlns:a="http://schemas.openxmlformats.org/drawingml/2006/main" xmlns:pic="http://schemas.openxmlformats.org/drawingml/2006/picture">
+            <wp:extent cx="5486400" cy="3145536"/>
+            <wp:docPr id="3" name="Picture 3" descr="INPUT stage for Choose Informative Questions"/>
+            <wp:cNvGraphicFramePr>
+              <a:graphicFrameLocks noChangeAspect="1"/>
+            </wp:cNvGraphicFramePr>
+            <a:graphic>
+              <a:graphicData uri="http://schemas.openxmlformats.org/drawingml/2006/picture">
+                <pic:pic>
+                  <pic:nvPicPr>
+                    <pic:cNvPr id="0" name="768f3b54a5dbe8f45479a3b032d967bb94b82599711b1ff2ec7c1cc1d89991e2.png"/>
+                    <pic:cNvPicPr/>
+                  </pic:nvPicPr>
+                  <pic:blipFill>
+                    <a:blip r:embed="rId10"/>
+                    <a:stretch>
+                      <a:fillRect/>
+                    </a:stretch>
+                  </pic:blipFill>
+                  <pic:spPr>
+                    <a:xfrm>
+                      <a:off x="0" y="0"/>
+                      <a:ext cx="5486400" cy="3145536"/>
+                    </a:xfrm>
+                    <a:prstGeom prst="rect"/>
+                  </pic:spPr>
+                </pic:pic>
+              </a:graphicData>
+            </a:graphic>
+          </wp:inline>
+        </w:drawing>
+      </w:r>
+    </w:p>
+    <w:p>
+      <w:pPr>
+        <w:spacing w:line="336" w:lineRule="auto" w:after="180"/>
+      </w:pPr>
+      <w:r>
+        <w:rPr>
+          <w:b w:val="0"/>
+        </w:rPr>
+        <w:t>↓</w:t>
+      </w:r>
+    </w:p>
+    <w:p>
+      <w:r>
+        <w:drawing>
+          <wp:inline xmlns:a="http://schemas.openxmlformats.org/drawingml/2006/main" xmlns:pic="http://schemas.openxmlformats.org/drawingml/2006/picture">
+            <wp:extent cx="5486400" cy="3145536"/>
+            <wp:docPr id="4" name="Picture 4" descr="PROCESS stage for Choose Informative Questions"/>
+            <wp:cNvGraphicFramePr>
+              <a:graphicFrameLocks noChangeAspect="1"/>
+            </wp:cNvGraphicFramePr>
+            <a:graphic>
+              <a:graphicData uri="http://schemas.openxmlformats.org/drawingml/2006/picture">
+                <pic:pic>
+                  <pic:nvPicPr>
+                    <pic:cNvPr id="0" name="fbcc0d47192ed64f95e3b079474a14fe3f840d8d8aa443c5120fa43bb717b7f9.png"/>
+                    <pic:cNvPicPr/>
+                  </pic:nvPicPr>
+                  <pic:blipFill>
+                    <a:blip r:embed="rId11"/>
+                    <a:stretch>
+                      <a:fillRect/>
+                    </a:stretch>
+                  </pic:blipFill>
+                  <pic:spPr>
+                    <a:xfrm>
+                      <a:off x="0" y="0"/>
+                      <a:ext cx="5486400" cy="3145536"/>
+                    </a:xfrm>
+                    <a:prstGeom prst="rect"/>
+                  </pic:spPr>
+                </pic:pic>
+              </a:graphicData>
+            </a:graphic>
+          </wp:inline>
+        </w:drawing>
+      </w:r>
+    </w:p>
+    <w:p>
+      <w:pPr>
+        <w:spacing w:line="336" w:lineRule="auto" w:after="180"/>
+      </w:pPr>
+      <w:r>
+        <w:rPr>
+          <w:b w:val="0"/>
+        </w:rPr>
+        <w:t>↓</w:t>
+      </w:r>
+    </w:p>
+    <w:p>
+      <w:r>
+        <w:drawing>
+          <wp:inline xmlns:a="http://schemas.openxmlformats.org/drawingml/2006/main" xmlns:pic="http://schemas.openxmlformats.org/drawingml/2006/picture">
+            <wp:extent cx="5486400" cy="3145536"/>
+            <wp:docPr id="5" name="Picture 5" descr="OUTPUT stage for Choose Informative Questions"/>
+            <wp:cNvGraphicFramePr>
+              <a:graphicFrameLocks noChangeAspect="1"/>
+            </wp:cNvGraphicFramePr>
+            <a:graphic>
+              <a:graphicData uri="http://schemas.openxmlformats.org/drawingml/2006/picture">
+                <pic:pic>
+                  <pic:nvPicPr>
+                    <pic:cNvPr id="0" name="fa36abad7613647543363ef12152f4357c3c112fa49d61888f13cde84be52006.png"/>
+                    <pic:cNvPicPr/>
+                  </pic:nvPicPr>
+                  <pic:blipFill>
+                    <a:blip r:embed="rId12"/>
+                    <a:stretch>
+                      <a:fillRect/>
+                    </a:stretch>
+                  </pic:blipFill>
+                  <pic:spPr>
+                    <a:xfrm>
+                      <a:off x="0" y="0"/>
+                      <a:ext cx="5486400" cy="3145536"/>
+                    </a:xfrm>
+                    <a:prstGeom prst="rect"/>
+                  </pic:spPr>
+                </pic:pic>
+              </a:graphicData>
+            </a:graphic>
+          </wp:inline>
+        </w:drawing>
+      </w:r>
+    </w:p>
+    <w:p>
+      <w:pPr>
+        <w:spacing w:line="336" w:lineRule="auto" w:after="180"/>
+      </w:pPr>
+      <w:r>
+        <w:rPr>
+          <w:b w:val="0"/>
+        </w:rPr>
+        <w:t>Which stage could fail even when the other two are correct? Explain:</w:t>
+      </w:r>
+    </w:p>
+    <w:p>
+      <w:pPr>
         <w:pStyle w:val="Heading3"/>
       </w:pPr>
       <w:r>
+        <w:t>Write or draw your reasoning and evidence.</w:t>
+      </w:r>
+    </w:p>
+    <w:p>
+      <w:r>
+        <w:t>________________________________________________________________</w:t>
+      </w:r>
+    </w:p>
+    <w:p>
+      <w:r>
+        <w:t>________________________________________________________________</w:t>
+      </w:r>
+    </w:p>
+    <w:p>
+      <w:r>
+        <w:t>________________________________________________________________</w:t>
+      </w:r>
+    </w:p>
+    <w:p>
+      <w:r>
+        <w:t>________________________________________________________________</w:t>
+      </w:r>
+    </w:p>
+    <w:p>
+      <w:r>
+        <w:t>________________________________________________________________</w:t>
+      </w:r>
+    </w:p>
+    <w:p>
+      <w:pPr>
+        <w:pStyle w:val="Heading3"/>
+      </w:pPr>
+      <w:r>
+        <w:t>A closer explanation</w:t>
+      </w:r>
+    </w:p>
+    <w:p>
+      <w:pPr>
+        <w:pStyle w:val="Heading3"/>
+      </w:pPr>
+      <w:r>
         <w:t>Connect the picture and the explanation</w:t>
       </w:r>
     </w:p>
@@ -1708,60 +2242,20 @@
         <w:pStyle w:val="Heading1"/>
       </w:pPr>
       <w:r>
-        <w:t>04. Compare the cases</w:t>
-      </w:r>
-    </w:p>
-    <w:p>
-      <w:r>
-        <w:t>Compare the supplied cases for Choose Informative Questions. Identify the detail that changes the conclusion.</w:t>
-      </w:r>
-    </w:p>
-    <w:p>
-      <w:pPr>
-        <w:pStyle w:val="Heading3"/>
-      </w:pPr>
-      <w:r>
-        <w:t>The case to investigate</w:t>
-      </w:r>
-    </w:p>
-    <w:p>
-      <w:pPr>
-        <w:spacing w:line="336" w:lineRule="auto" w:after="180"/>
-        <w:shd w:fill="F1F6FC"/>
-      </w:pPr>
-      <w:r>
-        <w:rPr>
-          <w:b w:val="0"/>
-        </w:rPr>
-        <w:t>CASE GALLERY</w:t>
-      </w:r>
-    </w:p>
-    <w:p>
-      <w:pPr>
-        <w:spacing w:line="336" w:lineRule="auto" w:after="180"/>
-      </w:pPr>
-      <w:r>
-        <w:rPr>
-          <w:b w:val="0"/>
-        </w:rPr>
-        <w:t xml:space="preserve">Four Tests, Four Kinds of </w:t>
-      </w:r>
-      <w:r>
-        <w:rPr>
-          <w:b/>
-        </w:rPr>
-        <w:t>Evidence</w:t>
-      </w:r>
-    </w:p>
-    <w:p>
-      <w:pPr>
-        <w:spacing w:line="336" w:lineRule="auto" w:after="180"/>
-      </w:pPr>
-      <w:r>
-        <w:rPr>
-          <w:b w:val="0"/>
-        </w:rPr>
-        <w:t>A system is not understood until it survives more than one comfortable example.</w:t>
+        <w:t>04. Choose a question for the current possibility set</w:t>
+      </w:r>
+    </w:p>
+    <w:p>
+      <w:r>
+        <w:t>The value of a question can change after an answer.</w:t>
+      </w:r>
+    </w:p>
+    <w:p>
+      <w:pPr>
+        <w:pStyle w:val="Heading2"/>
+      </w:pPr>
+      <w:r>
+        <w:t>Four pictures with a purpose</w:t>
       </w:r>
     </w:p>
     <w:p>
@@ -1802,6 +2296,11 @@
     </w:p>
     <w:p>
       <w:r>
+        <w:t>Normal case: predict the result and deciding evidence.</w:t>
+      </w:r>
+    </w:p>
+    <w:p>
+      <w:r>
         <w:drawing>
           <wp:inline xmlns:a="http://schemas.openxmlformats.org/drawingml/2006/main" xmlns:pic="http://schemas.openxmlformats.org/drawingml/2006/picture">
             <wp:extent cx="5486400" cy="3200400"/>
@@ -1837,47 +2336,8 @@
       </w:r>
     </w:p>
     <w:p>
-      <w:pPr>
-        <w:pStyle w:val="Heading3"/>
-      </w:pPr>
-      <w:r>
-        <w:t>The normal case</w:t>
-      </w:r>
-    </w:p>
-    <w:p>
-      <w:pPr>
-        <w:spacing w:line="336" w:lineRule="auto" w:after="180"/>
-        <w:shd w:fill="F1F6FC"/>
-      </w:pPr>
-      <w:r>
-        <w:rPr>
-          <w:b w:val="0"/>
-        </w:rPr>
-        <w:t xml:space="preserve">NORMAL CASE: predict and name </w:t>
-      </w:r>
-      <w:r>
-        <w:rPr>
-          <w:b/>
-        </w:rPr>
-        <w:t>evidence</w:t>
-      </w:r>
-      <w:r>
-        <w:rPr>
-          <w:b w:val="0"/>
-        </w:rPr>
-        <w:t xml:space="preserve">.     BOUNDARY CASE: predict and name </w:t>
-      </w:r>
-      <w:r>
-        <w:rPr>
-          <w:b/>
-        </w:rPr>
-        <w:t>evidence</w:t>
-      </w:r>
-      <w:r>
-        <w:rPr>
-          <w:b w:val="0"/>
-        </w:rPr>
-        <w:t>.</w:t>
+      <w:r>
+        <w:t>Boundary case: identify the exact limit.</w:t>
       </w:r>
     </w:p>
     <w:p>
@@ -1918,6 +2378,11 @@
     </w:p>
     <w:p>
       <w:r>
+        <w:t>Missing information: name what must be clarified.</w:t>
+      </w:r>
+    </w:p>
+    <w:p>
+      <w:r>
         <w:drawing>
           <wp:inline xmlns:a="http://schemas.openxmlformats.org/drawingml/2006/main" xmlns:pic="http://schemas.openxmlformats.org/drawingml/2006/picture">
             <wp:extent cx="5486400" cy="3200400"/>
@@ -1953,212 +2418,156 @@
       </w:r>
     </w:p>
     <w:p>
+      <w:r>
+        <w:t>Transfer case: explain which procedure still applies.</w:t>
+      </w:r>
+    </w:p>
+    <w:p>
+      <w:pPr>
+        <w:pStyle w:val="Heading2"/>
+      </w:pPr>
+      <w:r>
+        <w:t>Choose a revealing case</w:t>
+      </w:r>
+    </w:p>
+    <w:p>
+      <w:pPr>
+        <w:pStyle w:val="ListBullet"/>
+      </w:pPr>
+      <w:r>
+        <w:t>Which case is most likely to reveal a hidden assumption? Why?</w:t>
+      </w:r>
+    </w:p>
+    <w:p>
       <w:pPr>
         <w:pStyle w:val="Heading3"/>
       </w:pPr>
       <w:r>
-        <w:t>Check missing information</w:t>
+        <w:t>Write or draw your reasoning and evidence.</w:t>
+      </w:r>
+    </w:p>
+    <w:p>
+      <w:r>
+        <w:t>________________________________________________________________</w:t>
+      </w:r>
+    </w:p>
+    <w:p>
+      <w:r>
+        <w:t>________________________________________________________________</w:t>
+      </w:r>
+    </w:p>
+    <w:p>
+      <w:r>
+        <w:t>________________________________________________________________</w:t>
+      </w:r>
+    </w:p>
+    <w:p>
+      <w:r>
+        <w:t>________________________________________________________________</w:t>
+      </w:r>
+    </w:p>
+    <w:p>
+      <w:r>
+        <w:t>________________________________________________________________</w:t>
+      </w:r>
+    </w:p>
+    <w:p>
+      <w:pPr>
+        <w:pStyle w:val="Heading2"/>
+      </w:pPr>
+      <w:r>
+        <w:t>Predict the supplied changed case</w:t>
+      </w:r>
+    </w:p>
+    <w:p>
+      <w:pPr>
+        <w:pStyle w:val="ListBullet"/>
+      </w:pPr>
+      <w:r>
+        <w:t>Change: The current possibility set contains only the four mystery cards.</w:t>
+      </w:r>
+    </w:p>
+    <w:p>
+      <w:pPr>
+        <w:pStyle w:val="Heading2"/>
+      </w:pPr>
+      <w:r>
+        <w:t>Check after predicting · reference / check after trying</w:t>
       </w:r>
     </w:p>
     <w:p>
       <w:pPr>
         <w:spacing w:line="336" w:lineRule="auto" w:after="180"/>
-        <w:shd w:fill="FFF5E6"/>
-      </w:pPr>
+      </w:pPr>
+      <w:r>
+        <w:rPr>
+          <w:b/>
+        </w:rPr>
+        <w:t>Prediction</w:t>
+      </w:r>
       <w:r>
         <w:rPr>
           <w:b w:val="0"/>
         </w:rPr>
-        <w:t xml:space="preserve">MISSING INFORMATION: predict and name </w:t>
+        <w:t>: Asking mystery now leaves all four; it no longer narrows the set.</w:t>
+      </w:r>
+    </w:p>
+    <w:p>
+      <w:pPr>
+        <w:spacing w:line="336" w:lineRule="auto" w:after="180"/>
+      </w:pPr>
+      <w:r>
+        <w:rPr>
+          <w:b w:val="0"/>
+        </w:rPr>
+        <w:t>Reason: Question value depends on the remaining candidates, not just on its wording.</w:t>
+      </w:r>
+    </w:p>
+    <w:p>
+      <w:pPr>
+        <w:pStyle w:val="Heading2"/>
+      </w:pPr>
+      <w:r>
+        <w:t>Earlier wording, alternatives and picture transcripts · reference / check after trying</w:t>
+      </w:r>
+    </w:p>
+    <w:p>
+      <w:pPr>
+        <w:spacing w:line="336" w:lineRule="auto" w:after="180"/>
+      </w:pPr>
+      <w:r>
+        <w:rPr>
+          <w:b w:val="0"/>
+        </w:rPr>
+        <w:t>CASE GALLERY</w:t>
+      </w:r>
+    </w:p>
+    <w:p>
+      <w:pPr>
+        <w:spacing w:line="336" w:lineRule="auto" w:after="180"/>
+      </w:pPr>
+      <w:r>
+        <w:rPr>
+          <w:b w:val="0"/>
+        </w:rPr>
+        <w:t xml:space="preserve">Four Tests, Four Kinds of </w:t>
       </w:r>
       <w:r>
         <w:rPr>
           <w:b/>
         </w:rPr>
-        <w:t>evidence</w:t>
-      </w:r>
+        <w:t>Evidence</w:t>
+      </w:r>
+    </w:p>
+    <w:p>
+      <w:pPr>
+        <w:spacing w:line="336" w:lineRule="auto" w:after="180"/>
+      </w:pPr>
       <w:r>
         <w:rPr>
           <w:b w:val="0"/>
         </w:rPr>
-        <w:t xml:space="preserve">.     TRANSFER CASE: predict and name </w:t>
-      </w:r>
-      <w:r>
-        <w:rPr>
-          <w:b/>
-        </w:rPr>
-        <w:t>evidence</w:t>
-      </w:r>
-      <w:r>
-        <w:rPr>
-          <w:b w:val="0"/>
-        </w:rPr>
-        <w:t>.</w:t>
-      </w:r>
-    </w:p>
-    <w:p>
-      <w:pPr>
-        <w:spacing w:line="336" w:lineRule="auto" w:after="180"/>
-        <w:shd w:fill="F5F1FB"/>
-      </w:pPr>
-      <w:r>
-        <w:rPr>
-          <w:b w:val="0"/>
-        </w:rPr>
-        <w:t>Which case is most likely to reveal a hidden assumption? Why?</w:t>
-      </w:r>
-    </w:p>
-    <w:p>
-      <w:pPr>
-        <w:pStyle w:val="Heading3"/>
-      </w:pPr>
-      <w:r>
-        <w:t>Write or draw your reasoning and evidence.</w:t>
-      </w:r>
-    </w:p>
-    <w:p>
-      <w:r>
-        <w:t>________________________________________________________________</w:t>
-      </w:r>
-    </w:p>
-    <w:p>
-      <w:r>
-        <w:t>________________________________________________________________</w:t>
-      </w:r>
-    </w:p>
-    <w:p>
-      <w:r>
-        <w:t>________________________________________________________________</w:t>
-      </w:r>
-    </w:p>
-    <w:p>
-      <w:r>
-        <w:t>________________________________________________________________</w:t>
-      </w:r>
-    </w:p>
-    <w:p>
-      <w:r>
-        <w:t>________________________________________________________________</w:t>
-      </w:r>
-    </w:p>
-    <w:p>
-      <w:pPr>
-        <w:pStyle w:val="Heading3"/>
-      </w:pPr>
-      <w:r>
-        <w:t>Change one thing in the pictured case</w:t>
-      </w:r>
-    </w:p>
-    <w:p>
-      <w:pPr>
-        <w:pStyle w:val="Heading3"/>
-      </w:pPr>
-      <w:r>
-        <w:t>Change one thing</w:t>
-      </w:r>
-    </w:p>
-    <w:p>
-      <w:pPr>
-        <w:spacing w:line="336" w:lineRule="auto" w:after="180"/>
-        <w:shd w:fill="F5F1FB"/>
-      </w:pPr>
-      <w:r>
-        <w:rPr>
-          <w:b w:val="0"/>
-        </w:rPr>
-        <w:t>Change: The current possibility set contains only the four mystery cards.</w:t>
-      </w:r>
-    </w:p>
-    <w:p>
-      <w:pPr>
-        <w:pStyle w:val="Heading3"/>
-      </w:pPr>
-      <w:r>
-        <w:t>Predicted result</w:t>
-      </w:r>
-    </w:p>
-    <w:p>
-      <w:pPr>
-        <w:spacing w:line="336" w:lineRule="auto" w:after="180"/>
-        <w:shd w:fill="F1F6FC"/>
-      </w:pPr>
-      <w:r>
-        <w:rPr>
-          <w:b/>
-        </w:rPr>
-        <w:t>Prediction</w:t>
-      </w:r>
-      <w:r>
-        <w:rPr>
-          <w:b w:val="0"/>
-        </w:rPr>
-        <w:t>: Asking mystery now leaves all four; it no longer narrows the set.</w:t>
-      </w:r>
-    </w:p>
-    <w:p>
-      <w:pPr>
-        <w:pStyle w:val="Heading3"/>
-      </w:pPr>
-      <w:r>
-        <w:t>Why the result follows</w:t>
-      </w:r>
-    </w:p>
-    <w:p>
-      <w:pPr>
-        <w:spacing w:line="336" w:lineRule="auto" w:after="180"/>
-        <w:shd w:fill="F1F6FC"/>
-      </w:pPr>
-      <w:r>
-        <w:rPr>
-          <w:b w:val="0"/>
-        </w:rPr>
-        <w:t>Reason: Question value depends on the remaining candidates, not just on its wording.</w:t>
-      </w:r>
-    </w:p>
-    <w:p>
-      <w:pPr>
-        <w:pStyle w:val="Heading1"/>
-      </w:pPr>
-      <w:r>
-        <w:t>05. Words that unlock the idea</w:t>
-      </w:r>
-    </w:p>
-    <w:p>
-      <w:r>
-        <w:t>Use the vocabulary of Choose Informative Questions to explain a concrete decision, rather than only memorising definitions.</w:t>
-      </w:r>
-    </w:p>
-    <w:p>
-      <w:pPr>
-        <w:spacing w:line="336" w:lineRule="auto" w:after="180"/>
-      </w:pPr>
-      <w:r>
-        <w:rPr>
-          <w:b/>
-        </w:rPr>
-        <w:t>VOCABULARY LAB</w:t>
-      </w:r>
-    </w:p>
-    <w:p>
-      <w:pPr>
-        <w:spacing w:line="336" w:lineRule="auto" w:after="180"/>
-      </w:pPr>
-      <w:r>
-        <w:rPr>
-          <w:b w:val="0"/>
-        </w:rPr>
-        <w:t>Words You Can Use to Reason</w:t>
-      </w:r>
-    </w:p>
-    <w:p>
-      <w:pPr>
-        <w:spacing w:line="336" w:lineRule="auto" w:after="180"/>
-      </w:pPr>
-      <w:r>
-        <w:rPr>
-          <w:b w:val="0"/>
-        </w:rPr>
-        <w:t>A definition matters when you can recognize the idea, use it, and contrast it with a near-miss.</w:t>
+        <w:t>A system is not understood until it survives more than one comfortable example.</w:t>
       </w:r>
     </w:p>
     <w:p>
@@ -2166,7 +2575,7 @@
         <w:drawing>
           <wp:inline xmlns:a="http://schemas.openxmlformats.org/drawingml/2006/main" xmlns:pic="http://schemas.openxmlformats.org/drawingml/2006/picture">
             <wp:extent cx="5486400" cy="3200400"/>
-            <wp:docPr id="10" name="Picture 10" descr="Vocabulary badge: informative"/>
+            <wp:docPr id="10" name="Picture 10" descr="NORMAL CASE illustration"/>
             <wp:cNvGraphicFramePr>
               <a:graphicFrameLocks noChangeAspect="1"/>
             </wp:cNvGraphicFramePr>
@@ -2174,11 +2583,11 @@
               <a:graphicData uri="http://schemas.openxmlformats.org/drawingml/2006/picture">
                 <pic:pic>
                   <pic:nvPicPr>
-                    <pic:cNvPr id="0" name="0f78745497bb7e70b43657cfbee60ca63752be7316925f4561bdcf8c4ba4a1be.png"/>
+                    <pic:cNvPr id="0" name="1f18213ba3d74c99072fa04ad7520b53eee0b2e9e845b0d8a61ccdda1b41f3f1.png"/>
                     <pic:cNvPicPr/>
                   </pic:nvPicPr>
                   <pic:blipFill>
-                    <a:blip r:embed="rId17"/>
+                    <a:blip r:embed="rId13"/>
                     <a:stretch>
                       <a:fillRect/>
                     </a:stretch>
@@ -2202,7 +2611,7 @@
         <w:drawing>
           <wp:inline xmlns:a="http://schemas.openxmlformats.org/drawingml/2006/main" xmlns:pic="http://schemas.openxmlformats.org/drawingml/2006/picture">
             <wp:extent cx="5486400" cy="3200400"/>
-            <wp:docPr id="11" name="Picture 11" descr="Vocabulary badge: split"/>
+            <wp:docPr id="11" name="Picture 11" descr="BOUNDARY CASE illustration"/>
             <wp:cNvGraphicFramePr>
               <a:graphicFrameLocks noChangeAspect="1"/>
             </wp:cNvGraphicFramePr>
@@ -2210,11 +2619,11 @@
               <a:graphicData uri="http://schemas.openxmlformats.org/drawingml/2006/picture">
                 <pic:pic>
                   <pic:nvPicPr>
-                    <pic:cNvPr id="0" name="af8148783e5243f3b7f57bb4374b32fa623be6391b7cdf4bdc35251794f79812.png"/>
+                    <pic:cNvPr id="0" name="fed8318cf337134a2c31a8d2c90831db67a27a43d3c6f85b25079c53ec37ff9a.png"/>
                     <pic:cNvPicPr/>
                   </pic:nvPicPr>
                   <pic:blipFill>
-                    <a:blip r:embed="rId18"/>
+                    <a:blip r:embed="rId14"/>
                     <a:stretch>
                       <a:fillRect/>
                     </a:stretch>
@@ -2234,11 +2643,46 @@
       </w:r>
     </w:p>
     <w:p>
+      <w:pPr>
+        <w:spacing w:line="336" w:lineRule="auto" w:after="180"/>
+      </w:pPr>
+      <w:r>
+        <w:rPr>
+          <w:b w:val="0"/>
+        </w:rPr>
+        <w:t xml:space="preserve">NORMAL CASE: predict and name </w:t>
+      </w:r>
+      <w:r>
+        <w:rPr>
+          <w:b/>
+        </w:rPr>
+        <w:t>evidence</w:t>
+      </w:r>
+      <w:r>
+        <w:rPr>
+          <w:b w:val="0"/>
+        </w:rPr>
+        <w:t xml:space="preserve">.     BOUNDARY CASE: predict and name </w:t>
+      </w:r>
+      <w:r>
+        <w:rPr>
+          <w:b/>
+        </w:rPr>
+        <w:t>evidence</w:t>
+      </w:r>
+      <w:r>
+        <w:rPr>
+          <w:b w:val="0"/>
+        </w:rPr>
+        <w:t>.</w:t>
+      </w:r>
+    </w:p>
+    <w:p>
       <w:r>
         <w:drawing>
           <wp:inline xmlns:a="http://schemas.openxmlformats.org/drawingml/2006/main" xmlns:pic="http://schemas.openxmlformats.org/drawingml/2006/picture">
             <wp:extent cx="5486400" cy="3200400"/>
-            <wp:docPr id="12" name="Picture 12" descr="Vocabulary badge: remaining possibilities"/>
+            <wp:docPr id="12" name="Picture 12" descr="MISSING INFORMATION illustration"/>
             <wp:cNvGraphicFramePr>
               <a:graphicFrameLocks noChangeAspect="1"/>
             </wp:cNvGraphicFramePr>
@@ -2246,11 +2690,11 @@
               <a:graphicData uri="http://schemas.openxmlformats.org/drawingml/2006/picture">
                 <pic:pic>
                   <pic:nvPicPr>
-                    <pic:cNvPr id="0" name="312ccc0f7a4bb804ea3eeb7628c81d8716e9ffb5f43efa5bdbd7fb32e920656a.png"/>
+                    <pic:cNvPr id="0" name="75f964dbe29000347e518a59e2717387d7109bd1f947abdafa07e931a61cf754.png"/>
                     <pic:cNvPicPr/>
                   </pic:nvPicPr>
                   <pic:blipFill>
-                    <a:blip r:embed="rId19"/>
+                    <a:blip r:embed="rId15"/>
                     <a:stretch>
                       <a:fillRect/>
                     </a:stretch>
@@ -2274,7 +2718,7 @@
         <w:drawing>
           <wp:inline xmlns:a="http://schemas.openxmlformats.org/drawingml/2006/main" xmlns:pic="http://schemas.openxmlformats.org/drawingml/2006/picture">
             <wp:extent cx="5486400" cy="3200400"/>
-            <wp:docPr id="13" name="Picture 13" descr="Vocabulary badge: efficiency"/>
+            <wp:docPr id="13" name="Picture 13" descr="TRANSFER CASE illustration"/>
             <wp:cNvGraphicFramePr>
               <a:graphicFrameLocks noChangeAspect="1"/>
             </wp:cNvGraphicFramePr>
@@ -2282,11 +2726,11 @@
               <a:graphicData uri="http://schemas.openxmlformats.org/drawingml/2006/picture">
                 <pic:pic>
                   <pic:nvPicPr>
-                    <pic:cNvPr id="0" name="59458b08ab14cf03edeed454637c469db88a0f861bac618b4ddc6506163123c2.png"/>
+                    <pic:cNvPr id="0" name="4d936b6648b81ac897fc99370c2788f8e0b135d8fc31cfd77afceee66a92128c.png"/>
                     <pic:cNvPicPr/>
                   </pic:nvPicPr>
                   <pic:blipFill>
-                    <a:blip r:embed="rId20"/>
+                    <a:blip r:embed="rId16"/>
                     <a:stretch>
                       <a:fillRect/>
                     </a:stretch>
@@ -2305,316 +2749,68 @@
         </w:drawing>
       </w:r>
     </w:p>
-    <w:tbl>
-      <w:tblPr>
-        <w:tblStyle w:val="LightShading-Accent1"/>
-        <w:tblW w:type="auto" w:w="0"/>
-        <w:tblLook w:firstColumn="1" w:firstRow="1" w:lastColumn="0" w:lastRow="0" w:noHBand="0" w:noVBand="1" w:val="04A0"/>
-      </w:tblPr>
-      <w:tblGrid>
-        <w:gridCol w:w="3408"/>
-        <w:gridCol w:w="3408"/>
-        <w:gridCol w:w="3408"/>
-      </w:tblGrid>
-      <w:tr>
-        <w:trPr>
-          <w:tblHeader/>
-        </w:trPr>
-        <w:tc>
-          <w:tcPr>
-            <w:tcW w:type="dxa" w:w="3408"/>
-          </w:tcPr>
-          <w:p>
-            <w:r>
-              <w:t>Word</w:t>
-            </w:r>
-          </w:p>
-        </w:tc>
-        <w:tc>
-          <w:tcPr>
-            <w:tcW w:type="dxa" w:w="3408"/>
-          </w:tcPr>
-          <w:p>
-            <w:r>
-              <w:t>My own example</w:t>
-            </w:r>
-          </w:p>
-        </w:tc>
-        <w:tc>
-          <w:tcPr>
-            <w:tcW w:type="dxa" w:w="3408"/>
-          </w:tcPr>
-          <w:p>
-            <w:r>
-              <w:t>Not this / boundary</w:t>
-            </w:r>
-          </w:p>
-        </w:tc>
-      </w:tr>
-      <w:tr>
-        <w:tc>
-          <w:tcPr>
-            <w:tcW w:type="dxa" w:w="3408"/>
-          </w:tcPr>
-          <w:p>
-            <w:r>
-              <w:t>informative</w:t>
-            </w:r>
-          </w:p>
-        </w:tc>
-        <w:tc>
-          <w:tcPr>
-            <w:tcW w:type="dxa" w:w="3408"/>
-          </w:tcPr>
-          <w:p>
-            <w:r>
-              <w:t>Providing evidence that helps distinguish relevant possibilities or reduce uncertainty.</w:t>
-            </w:r>
-          </w:p>
-        </w:tc>
-        <w:tc>
-          <w:tcPr>
-            <w:tcW w:type="dxa" w:w="3408"/>
-          </w:tcPr>
-          <w:p>
-            <w:r/>
-          </w:p>
-        </w:tc>
-      </w:tr>
-      <w:tr>
-        <w:tc>
-          <w:tcPr>
-            <w:tcW w:type="dxa" w:w="3408"/>
-          </w:tcPr>
-          <w:p>
-            <w:r>
-              <w:t>split</w:t>
-            </w:r>
-          </w:p>
-        </w:tc>
-        <w:tc>
-          <w:tcPr>
-            <w:tcW w:type="dxa" w:w="3408"/>
-          </w:tcPr>
-          <w:p>
-            <w:r>
-              <w:t>Separate a dataset into portions with different development or evaluation roles.</w:t>
-            </w:r>
-          </w:p>
-        </w:tc>
-        <w:tc>
-          <w:tcPr>
-            <w:tcW w:type="dxa" w:w="3408"/>
-          </w:tcPr>
-          <w:p>
-            <w:r/>
-          </w:p>
-        </w:tc>
-      </w:tr>
-      <w:tr>
-        <w:tc>
-          <w:tcPr>
-            <w:tcW w:type="dxa" w:w="3408"/>
-          </w:tcPr>
-          <w:p>
-            <w:r>
-              <w:t>remaining possibilities</w:t>
-            </w:r>
-          </w:p>
-        </w:tc>
-        <w:tc>
-          <w:tcPr>
-            <w:tcW w:type="dxa" w:w="3408"/>
-          </w:tcPr>
-          <w:p>
-            <w:r>
-              <w:t>The options still consistent with the evidence after some have been ruled out.</w:t>
-            </w:r>
-          </w:p>
-        </w:tc>
-        <w:tc>
-          <w:tcPr>
-            <w:tcW w:type="dxa" w:w="3408"/>
-          </w:tcPr>
-          <w:p>
-            <w:r/>
-          </w:p>
-        </w:tc>
-      </w:tr>
-      <w:tr>
-        <w:tc>
-          <w:tcPr>
-            <w:tcW w:type="dxa" w:w="3408"/>
-          </w:tcPr>
-          <w:p>
-            <w:r>
-              <w:t>efficiency</w:t>
-            </w:r>
-          </w:p>
-        </w:tc>
-        <w:tc>
-          <w:tcPr>
-            <w:tcW w:type="dxa" w:w="3408"/>
-          </w:tcPr>
-          <w:p>
-            <w:r>
-              <w:t>The resources required to achieve a result, such as time, memory or number of steps.</w:t>
-            </w:r>
-          </w:p>
-        </w:tc>
-        <w:tc>
-          <w:tcPr>
-            <w:tcW w:type="dxa" w:w="3408"/>
-          </w:tcPr>
-          <w:p>
-            <w:r/>
-          </w:p>
-        </w:tc>
-      </w:tr>
-    </w:tbl>
+    <w:p>
+      <w:pPr>
+        <w:spacing w:line="336" w:lineRule="auto" w:after="180"/>
+      </w:pPr>
+      <w:r>
+        <w:rPr>
+          <w:b w:val="0"/>
+        </w:rPr>
+        <w:t xml:space="preserve">MISSING INFORMATION: predict and name </w:t>
+      </w:r>
+      <w:r>
+        <w:rPr>
+          <w:b/>
+        </w:rPr>
+        <w:t>evidence</w:t>
+      </w:r>
+      <w:r>
+        <w:rPr>
+          <w:b w:val="0"/>
+        </w:rPr>
+        <w:t xml:space="preserve">.     TRANSFER CASE: predict and name </w:t>
+      </w:r>
+      <w:r>
+        <w:rPr>
+          <w:b/>
+        </w:rPr>
+        <w:t>evidence</w:t>
+      </w:r>
+      <w:r>
+        <w:rPr>
+          <w:b w:val="0"/>
+        </w:rPr>
+        <w:t>.</w:t>
+      </w:r>
+    </w:p>
     <w:p>
       <w:pPr>
         <w:pStyle w:val="Heading3"/>
       </w:pPr>
       <w:r>
-        <w:t>Words used in the closer explanation</w:t>
-      </w:r>
-    </w:p>
-    <w:tbl>
-      <w:tblPr>
-        <w:tblStyle w:val="LightShading-Accent1"/>
-        <w:tblW w:type="auto" w:w="0"/>
-        <w:tblLook w:firstColumn="1" w:firstRow="1" w:lastColumn="0" w:lastRow="0" w:noHBand="0" w:noVBand="1" w:val="04A0"/>
-      </w:tblPr>
-      <w:tblGrid>
-        <w:gridCol w:w="5112"/>
-        <w:gridCol w:w="5112"/>
-      </w:tblGrid>
-      <w:tr>
-        <w:trPr>
-          <w:tblHeader/>
-        </w:trPr>
-        <w:tc>
-          <w:tcPr>
-            <w:tcW w:type="dxa" w:w="5112"/>
-          </w:tcPr>
-          <w:p>
-            <w:r>
-              <w:t>Word</w:t>
-            </w:r>
-          </w:p>
-        </w:tc>
-        <w:tc>
-          <w:tcPr>
-            <w:tcW w:type="dxa" w:w="5112"/>
-          </w:tcPr>
-          <w:p>
-            <w:r>
-              <w:t>Meaning</w:t>
-            </w:r>
-          </w:p>
-        </w:tc>
-      </w:tr>
-      <w:tr>
-        <w:tc>
-          <w:tcPr>
-            <w:tcW w:type="dxa" w:w="5112"/>
-          </w:tcPr>
-          <w:p>
-            <w:r>
-              <w:t>Root</w:t>
-            </w:r>
-          </w:p>
-        </w:tc>
-        <w:tc>
-          <w:tcPr>
-            <w:tcW w:type="dxa" w:w="5112"/>
-          </w:tcPr>
-          <w:p>
-            <w:r>
-              <w:t>The first question asked by a tree</w:t>
-            </w:r>
-          </w:p>
-        </w:tc>
-      </w:tr>
-      <w:tr>
-        <w:tc>
-          <w:tcPr>
-            <w:tcW w:type="dxa" w:w="5112"/>
-          </w:tcPr>
-          <w:p>
-            <w:r>
-              <w:t>Branch</w:t>
-            </w:r>
-          </w:p>
-        </w:tc>
-        <w:tc>
-          <w:tcPr>
-            <w:tcW w:type="dxa" w:w="5112"/>
-          </w:tcPr>
-          <w:p>
-            <w:r>
-              <w:t>A path selected by the answer to a question</w:t>
-            </w:r>
-          </w:p>
-        </w:tc>
-      </w:tr>
-      <w:tr>
-        <w:tc>
-          <w:tcPr>
-            <w:tcW w:type="dxa" w:w="5112"/>
-          </w:tcPr>
-          <w:p>
-            <w:r>
-              <w:t>Leaf</w:t>
-            </w:r>
-          </w:p>
-        </w:tc>
-        <w:tc>
-          <w:tcPr>
-            <w:tcW w:type="dxa" w:w="5112"/>
-          </w:tcPr>
-          <w:p>
-            <w:r>
-              <w:t>An endpoint that stores a prediction</w:t>
-            </w:r>
-          </w:p>
-        </w:tc>
-      </w:tr>
-      <w:tr>
-        <w:tc>
-          <w:tcPr>
-            <w:tcW w:type="dxa" w:w="5112"/>
-          </w:tcPr>
-          <w:p>
-            <w:r>
-              <w:t>Depth</w:t>
-            </w:r>
-          </w:p>
-        </w:tc>
-        <w:tc>
-          <w:tcPr>
-            <w:tcW w:type="dxa" w:w="5112"/>
-          </w:tcPr>
-          <w:p>
-            <w:r>
-              <w:t>The largest number of question steps from root to leaf</w:t>
-            </w:r>
-          </w:p>
-        </w:tc>
-      </w:tr>
-    </w:tbl>
+        <w:t>Change one thing in the pictured case</w:t>
+      </w:r>
+    </w:p>
     <w:p>
       <w:pPr>
         <w:pStyle w:val="Heading1"/>
       </w:pPr>
       <w:r>
-        <w:t>06. Follow a worked example</w:t>
-      </w:r>
-    </w:p>
-    <w:p>
-      <w:r>
-        <w:t>Follow the worked trace for Choose Informative Questions, predict a step, then compare with its explanation.</w:t>
+        <w:t>06. Follow the eight-card worst-case comparison</w:t>
+      </w:r>
+    </w:p>
+    <w:p>
+      <w:r>
+        <w:t>Keep this identification game distinct from last week’s fitted-tree review.</w:t>
+      </w:r>
+    </w:p>
+    <w:p>
+      <w:pPr>
+        <w:pStyle w:val="Heading2"/>
+      </w:pPr>
+      <w:r>
+        <w:t>State the game and candidate questions</w:t>
       </w:r>
     </w:p>
     <w:p>
@@ -2623,7 +2819,234 @@
       </w:pPr>
       <w:r>
         <w:rPr>
+          <w:b w:val="0"/>
+        </w:rPr>
+        <w:t>A fictional guessing game has eight catalogue cards and asks yes/no questions to narrow the target.</w:t>
+      </w:r>
+    </w:p>
+    <w:p>
+      <w:pPr>
+        <w:spacing w:line="336" w:lineRule="auto" w:after="180"/>
+      </w:pPr>
+      <w:r>
+        <w:rPr>
+          <w:b w:val="0"/>
+        </w:rPr>
+        <w:t>Cards: four mystery, four science; six paperback, two hardback; all English.</w:t>
+      </w:r>
+    </w:p>
+    <w:p>
+      <w:pPr>
+        <w:spacing w:line="336" w:lineRule="auto" w:after="180"/>
+      </w:pPr>
+      <w:r>
+        <w:rPr>
+          <w:b w:val="0"/>
+        </w:rPr>
+        <w:t>Compare worst-case remaining group size after asking mystery?, paperback? or English?. No claim about unequal target probabilities is made.</w:t>
+      </w:r>
+    </w:p>
+    <w:p>
+      <w:pPr>
+        <w:pStyle w:val="Heading2"/>
+      </w:pPr>
+      <w:r>
+        <w:t>Trace all three branch counts</w:t>
+      </w:r>
+    </w:p>
+    <w:p>
+      <w:r>
+        <w:drawing>
+          <wp:inline xmlns:a="http://schemas.openxmlformats.org/drawingml/2006/main" xmlns:pic="http://schemas.openxmlformats.org/drawingml/2006/picture">
+            <wp:extent cx="5486400" cy="4005072"/>
+            <wp:docPr id="14" name="Picture 14" descr="List possibilities: There are eight possible target cards initially. → Mystery question: Yes group 4; No group 4; largest remaining group 4. → Paperback question: Yes 6; No 2; largest remaining group 6. → English question: Yes 8; No 0; largest remaining group 8."/>
+            <wp:cNvGraphicFramePr>
+              <a:graphicFrameLocks noChangeAspect="1"/>
+            </wp:cNvGraphicFramePr>
+            <a:graphic>
+              <a:graphicData uri="http://schemas.openxmlformats.org/drawingml/2006/picture">
+                <pic:pic>
+                  <pic:nvPicPr>
+                    <pic:cNvPr id="0" name="academy-story-ai-2-15-02.png"/>
+                    <pic:cNvPicPr/>
+                  </pic:nvPicPr>
+                  <pic:blipFill>
+                    <a:blip r:embed="rId17"/>
+                    <a:stretch>
+                      <a:fillRect/>
+                    </a:stretch>
+                  </pic:blipFill>
+                  <pic:spPr>
+                    <a:xfrm>
+                      <a:off x="0" y="0"/>
+                      <a:ext cx="5486400" cy="4005072"/>
+                    </a:xfrm>
+                    <a:prstGeom prst="rect"/>
+                  </pic:spPr>
+                </pic:pic>
+              </a:graphicData>
+            </a:graphic>
+          </wp:inline>
+        </w:drawing>
+      </w:r>
+    </w:p>
+    <w:p>
+      <w:pPr>
+        <w:spacing w:line="336" w:lineRule="auto" w:after="180"/>
+      </w:pPr>
+      <w:r>
+        <w:rPr>
+          <w:b w:val="0"/>
+        </w:rPr>
+        <w:t>Under the stated worst-case criterion, mystery is the most useful of these questions because it leaves at most four cards. The constant language clue never narrows the set.</w:t>
+      </w:r>
+    </w:p>
+    <w:p>
+      <w:pPr>
+        <w:spacing w:line="336" w:lineRule="auto" w:after="180"/>
+      </w:pPr>
+      <w:r>
+        <w:rPr>
+          <w:b w:val="0"/>
+        </w:rPr>
+        <w:t xml:space="preserve">This is an identification-game criterion; a classifier </w:t>
+      </w:r>
+      <w:r>
+        <w:rPr>
           <w:b/>
+        </w:rPr>
+        <w:t>fitting</w:t>
+      </w:r>
+      <w:r>
+        <w:rPr>
+          <w:b w:val="0"/>
+        </w:rPr>
+        <w:t xml:space="preserve"> labels may instead compare </w:t>
+      </w:r>
+      <w:r>
+        <w:rPr>
+          <w:b/>
+        </w:rPr>
+        <w:t>prediction</w:t>
+      </w:r>
+      <w:r>
+        <w:rPr>
+          <w:b w:val="0"/>
+        </w:rPr>
+        <w:t xml:space="preserve"> errors or another declared </w:t>
+      </w:r>
+      <w:r>
+        <w:rPr>
+          <w:b/>
+        </w:rPr>
+        <w:t>training</w:t>
+      </w:r>
+      <w:r>
+        <w:rPr>
+          <w:b w:val="0"/>
+        </w:rPr>
+        <w:t xml:space="preserve"> measure.</w:t>
+      </w:r>
+    </w:p>
+    <w:p>
+      <w:pPr>
+        <w:pStyle w:val="Heading2"/>
+      </w:pPr>
+      <w:r>
+        <w:t>Predict the changed four-mystery set</w:t>
+      </w:r>
+    </w:p>
+    <w:p>
+      <w:pPr>
+        <w:pStyle w:val="ListBullet"/>
+      </w:pPr>
+      <w:r>
+        <w:t>Change one thing: The current possibility set contains only the four mystery cards. Predict the result before checking the explanation. What remains the same?</w:t>
+      </w:r>
+    </w:p>
+    <w:p>
+      <w:pPr>
+        <w:pStyle w:val="Heading2"/>
+      </w:pPr>
+      <w:r>
+        <w:t>Check after predicting · reference / check after trying</w:t>
+      </w:r>
+    </w:p>
+    <w:p>
+      <w:r>
+        <w:drawing>
+          <wp:inline xmlns:a="http://schemas.openxmlformats.org/drawingml/2006/main" xmlns:pic="http://schemas.openxmlformats.org/drawingml/2006/picture">
+            <wp:extent cx="5486400" cy="3026664"/>
+            <wp:docPr id="15" name="Picture 15" descr="Original case: Yes 8; No 0; largest remaining group 8. Changed condition: The current possibility set contains only the four mystery cards. Expected result: Asking mystery now leaves all four; it no longer narrows the set. Reason: Question value depends on the remaining candidates, not just on its wording."/>
+            <wp:cNvGraphicFramePr>
+              <a:graphicFrameLocks noChangeAspect="1"/>
+            </wp:cNvGraphicFramePr>
+            <a:graphic>
+              <a:graphicData uri="http://schemas.openxmlformats.org/drawingml/2006/picture">
+                <pic:pic>
+                  <pic:nvPicPr>
+                    <pic:cNvPr id="0" name="academy-story-ai-2-15-04.png"/>
+                    <pic:cNvPicPr/>
+                  </pic:nvPicPr>
+                  <pic:blipFill>
+                    <a:blip r:embed="rId18"/>
+                    <a:stretch>
+                      <a:fillRect/>
+                    </a:stretch>
+                  </pic:blipFill>
+                  <pic:spPr>
+                    <a:xfrm>
+                      <a:off x="0" y="0"/>
+                      <a:ext cx="5486400" cy="3026664"/>
+                    </a:xfrm>
+                    <a:prstGeom prst="rect"/>
+                  </pic:spPr>
+                </pic:pic>
+              </a:graphicData>
+            </a:graphic>
+          </wp:inline>
+        </w:drawing>
+      </w:r>
+    </w:p>
+    <w:p>
+      <w:pPr>
+        <w:pStyle w:val="Heading2"/>
+      </w:pPr>
+      <w:r>
+        <w:t>Explain why balance matters under this criterion</w:t>
+      </w:r>
+    </w:p>
+    <w:p>
+      <w:pPr>
+        <w:pStyle w:val="ListBullet"/>
+      </w:pPr>
+      <w:r>
+        <w:t>Read the labelled picture: Choose the best original question and explain why its more balanced split matters here.</w:t>
+      </w:r>
+    </w:p>
+    <w:p>
+      <w:pPr>
+        <w:pStyle w:val="ListBullet"/>
+      </w:pPr>
+      <w:r>
+        <w:t>Balanced groups do not guarantee a truthful user answer or optimal choices under every probability or cost model.</w:t>
+      </w:r>
+    </w:p>
+    <w:p>
+      <w:pPr>
+        <w:pStyle w:val="Heading2"/>
+      </w:pPr>
+      <w:r>
+        <w:t>Earlier wording, alternatives and picture transcripts · reference / check after trying</w:t>
+      </w:r>
+    </w:p>
+    <w:p>
+      <w:pPr>
+        <w:spacing w:line="336" w:lineRule="auto" w:after="180"/>
+      </w:pPr>
+      <w:r>
+        <w:rPr>
+          <w:b w:val="0"/>
         </w:rPr>
         <w:t xml:space="preserve">WORKED </w:t>
       </w:r>
@@ -2673,7 +3096,7 @@
         <w:drawing>
           <wp:inline xmlns:a="http://schemas.openxmlformats.org/drawingml/2006/main" xmlns:pic="http://schemas.openxmlformats.org/drawingml/2006/picture">
             <wp:extent cx="5486400" cy="2377440"/>
-            <wp:docPr id="14" name="Picture 14" descr="Worked evidence for Choose Informative Questions"/>
+            <wp:docPr id="16" name="Picture 16" descr="Worked evidence for Choose Informative Questions"/>
             <wp:cNvGraphicFramePr>
               <a:graphicFrameLocks noChangeAspect="1"/>
             </wp:cNvGraphicFramePr>
@@ -2685,7 +3108,7 @@
                     <pic:cNvPicPr/>
                   </pic:nvPicPr>
                   <pic:blipFill>
-                    <a:blip r:embed="rId21"/>
+                    <a:blip r:embed="rId19"/>
                     <a:stretch>
                       <a:fillRect/>
                     </a:stretch>
@@ -2707,7 +3130,6 @@
     <w:p>
       <w:pPr>
         <w:spacing w:line="336" w:lineRule="auto" w:after="180"/>
-        <w:shd w:fill="F4F9FC"/>
       </w:pPr>
       <w:r>
         <w:rPr>
@@ -2719,7 +3141,6 @@
     <w:p>
       <w:pPr>
         <w:spacing w:line="336" w:lineRule="auto" w:after="180"/>
-        <w:shd w:fill="F4F9FC"/>
       </w:pPr>
       <w:r>
         <w:rPr>
@@ -2755,7 +3176,6 @@
     <w:p>
       <w:pPr>
         <w:spacing w:line="336" w:lineRule="auto" w:after="180"/>
-        <w:shd w:fill="F4F9FC"/>
       </w:pPr>
       <w:r>
         <w:rPr>
@@ -2791,7 +3211,6 @@
     <w:p>
       <w:pPr>
         <w:spacing w:line="336" w:lineRule="auto" w:after="180"/>
-        <w:shd w:fill="F4F9FC"/>
       </w:pPr>
       <w:r>
         <w:rPr>
@@ -2859,7 +3278,6 @@
     <w:p>
       <w:pPr>
         <w:spacing w:line="336" w:lineRule="auto" w:after="180"/>
-        <w:shd w:fill="F5F1FB"/>
       </w:pPr>
       <w:r>
         <w:rPr>
@@ -3014,70 +3432,154 @@
     </w:p>
     <w:p>
       <w:pPr>
+        <w:spacing w:line="336" w:lineRule="auto" w:after="180"/>
+      </w:pPr>
+      <w:r>
+        <w:rPr>
+          <w:b w:val="0"/>
+        </w:rPr>
+        <w:t xml:space="preserve">Validation rows are (near=1,tall=1,blocked), (0,0,clear), (0,1,blocked), (1,0,clear). Follow only near: </w:t>
+      </w:r>
+      <w:r>
+        <w:rPr>
+          <w:b/>
+        </w:rPr>
+        <w:t>prediction</w:t>
+      </w:r>
+      <w:r>
+        <w:rPr>
+          <w:b w:val="0"/>
+        </w:rPr>
+        <w:t>s are blocked, clear, clear, blocked. Two of four match.</w:t>
+      </w:r>
+    </w:p>
+    <w:p>
+      <w:pPr>
+        <w:spacing w:line="336" w:lineRule="auto" w:after="180"/>
+      </w:pPr>
+      <w:r>
+        <w:rPr>
+          <w:b w:val="0"/>
+        </w:rPr>
+        <w:t xml:space="preserve">The </w:t>
+      </w:r>
+      <w:r>
+        <w:rPr>
+          <w:b/>
+        </w:rPr>
+        <w:t>training</w:t>
+      </w:r>
+      <w:r>
+        <w:rPr>
+          <w:b w:val="0"/>
+        </w:rPr>
+        <w:t xml:space="preserve">-majority baseline predicts blocked, since </w:t>
+      </w:r>
+      <w:r>
+        <w:rPr>
+          <w:b/>
+        </w:rPr>
+        <w:t>training</w:t>
+      </w:r>
+      <w:r>
+        <w:rPr>
+          <w:b w:val="0"/>
+        </w:rPr>
+        <w:t xml:space="preserve"> has four blocked and two clear; it also matches two of four validation labels.</w:t>
+      </w:r>
+    </w:p>
+    <w:p>
+      <w:pPr>
         <w:pStyle w:val="Heading3"/>
       </w:pPr>
       <w:r>
-        <w:t>Worked explanation · Choose Informative Questions</w:t>
+        <w:t>Which validation rows does the tree miss, and which does the baseline miss? Explain why the tall value cannot change this tree’s prediction.</w:t>
+      </w:r>
+    </w:p>
+    <w:p>
+      <w:r>
+        <w:t>________________________________________________________________</w:t>
+      </w:r>
+    </w:p>
+    <w:p>
+      <w:r>
+        <w:t>________________________________________________________________</w:t>
+      </w:r>
+    </w:p>
+    <w:p>
+      <w:r>
+        <w:t>________________________________________________________________</w:t>
+      </w:r>
+    </w:p>
+    <w:p>
+      <w:r>
+        <w:t>________________________________________________________________</w:t>
       </w:r>
     </w:p>
     <w:p>
       <w:pPr>
         <w:spacing w:line="336" w:lineRule="auto" w:after="180"/>
-        <w:shd w:fill="F1F6FC"/>
       </w:pPr>
       <w:r>
         <w:rPr>
           <w:b w:val="0"/>
         </w:rPr>
-        <w:t xml:space="preserve">Validation rows are (near=1,tall=1,blocked), (0,0,clear), (0,1,blocked), (1,0,clear). Follow only near: </w:t>
+        <w:t xml:space="preserve">Keep the fitted </w:t>
       </w:r>
       <w:r>
         <w:rPr>
           <w:b/>
         </w:rPr>
+        <w:t>root</w:t>
+      </w:r>
+      <w:r>
+        <w:rPr>
+          <w:b w:val="0"/>
+        </w:rPr>
+        <w:t xml:space="preserve"> and leaves unchanged while scoring. Equal accuracy does not mean identical errors, and five correct </w:t>
+      </w:r>
+      <w:r>
+        <w:rPr>
+          <w:b/>
+        </w:rPr>
+        <w:t>training</w:t>
+      </w:r>
+      <w:r>
+        <w:rPr>
+          <w:b w:val="0"/>
+        </w:rPr>
+        <w:t xml:space="preserve"> </w:t>
+      </w:r>
+      <w:r>
+        <w:rPr>
+          <w:b/>
+        </w:rPr>
         <w:t>prediction</w:t>
       </w:r>
       <w:r>
         <w:rPr>
           <w:b w:val="0"/>
         </w:rPr>
-        <w:t>s are blocked, clear, clear, blocked. Two of four match.</w:t>
+        <w:t>s out of six is not the validation result.</w:t>
+      </w:r>
+    </w:p>
+    <w:p>
+      <w:pPr>
+        <w:pStyle w:val="Heading3"/>
+      </w:pPr>
+      <w:r>
+        <w:t>Learn from the worked case</w:t>
       </w:r>
     </w:p>
     <w:p>
       <w:pPr>
         <w:spacing w:line="336" w:lineRule="auto" w:after="180"/>
-        <w:shd w:fill="F1F6FC"/>
       </w:pPr>
       <w:r>
         <w:rPr>
           <w:b w:val="0"/>
         </w:rPr>
-        <w:t xml:space="preserve">The </w:t>
-      </w:r>
-      <w:r>
-        <w:rPr>
-          <w:b/>
-        </w:rPr>
-        <w:t>training</w:t>
-      </w:r>
-      <w:r>
-        <w:rPr>
-          <w:b w:val="0"/>
-        </w:rPr>
-        <w:t xml:space="preserve">-majority baseline predicts blocked, since </w:t>
-      </w:r>
-      <w:r>
-        <w:rPr>
-          <w:b/>
-        </w:rPr>
-        <w:t>training</w:t>
-      </w:r>
-      <w:r>
-        <w:rPr>
-          <w:b w:val="0"/>
-        </w:rPr>
-        <w:t xml:space="preserve"> has four blocked and two clear; it also matches two of four validation labels.</w:t>
+        <w:t>Cover the result before checking it. Say what is given, choose the procedure, and follow one step at a time. Then uncover the result and explain your first mismatch. Ask why a step is allowed, not only what number it produces.</w:t>
       </w:r>
     </w:p>
     <w:p>
@@ -3085,74 +3587,7 @@
         <w:pStyle w:val="Heading3"/>
       </w:pPr>
       <w:r>
-        <w:t>Which validation rows does the tree miss, and which does the baseline miss? Explain why the tall value cannot change this tree’s prediction.</w:t>
-      </w:r>
-    </w:p>
-    <w:p>
-      <w:r>
-        <w:t>________________________________________________________________</w:t>
-      </w:r>
-    </w:p>
-    <w:p>
-      <w:r>
-        <w:t>________________________________________________________________</w:t>
-      </w:r>
-    </w:p>
-    <w:p>
-      <w:r>
-        <w:t>________________________________________________________________</w:t>
-      </w:r>
-    </w:p>
-    <w:p>
-      <w:r>
-        <w:t>________________________________________________________________</w:t>
-      </w:r>
-    </w:p>
-    <w:p>
-      <w:pPr>
-        <w:spacing w:line="336" w:lineRule="auto" w:after="180"/>
-      </w:pPr>
-      <w:r>
-        <w:rPr>
-          <w:b w:val="0"/>
-        </w:rPr>
-        <w:t xml:space="preserve">Keep the fitted </w:t>
-      </w:r>
-      <w:r>
-        <w:rPr>
-          <w:b/>
-        </w:rPr>
-        <w:t>root</w:t>
-      </w:r>
-      <w:r>
-        <w:rPr>
-          <w:b w:val="0"/>
-        </w:rPr>
-        <w:t xml:space="preserve"> and leaves unchanged while scoring. Equal accuracy does not mean identical errors, and five correct </w:t>
-      </w:r>
-      <w:r>
-        <w:rPr>
-          <w:b/>
-        </w:rPr>
-        <w:t>training</w:t>
-      </w:r>
-      <w:r>
-        <w:rPr>
-          <w:b w:val="0"/>
-        </w:rPr>
-        <w:t xml:space="preserve"> </w:t>
-      </w:r>
-      <w:r>
-        <w:rPr>
-          <w:b/>
-        </w:rPr>
-        <w:t>prediction</w:t>
-      </w:r>
-      <w:r>
-        <w:rPr>
-          <w:b w:val="0"/>
-        </w:rPr>
-        <w:t>s out of six is not the validation result.</w:t>
+        <w:t>A pictorial worked case: Choose Informative Questions</w:t>
       </w:r>
     </w:p>
     <w:p>
@@ -3160,85 +3595,7 @@
         <w:pStyle w:val="Heading3"/>
       </w:pPr>
       <w:r>
-        <w:t>Learn from the worked case</w:t>
-      </w:r>
-    </w:p>
-    <w:p>
-      <w:pPr>
-        <w:spacing w:line="336" w:lineRule="auto" w:after="180"/>
-      </w:pPr>
-      <w:r>
-        <w:rPr>
-          <w:b w:val="0"/>
-        </w:rPr>
-        <w:t>Cover the result before checking it. Say what is given, choose the procedure, and follow one step at a time. Then uncover the result and explain your first mismatch. Ask why a step is allowed, not only what number it produces.</w:t>
-      </w:r>
-    </w:p>
-    <w:p>
-      <w:pPr>
-        <w:pStyle w:val="Heading3"/>
-      </w:pPr>
-      <w:r>
-        <w:t>A pictorial worked case: Choose Informative Questions</w:t>
-      </w:r>
-    </w:p>
-    <w:p>
-      <w:pPr>
-        <w:spacing w:line="336" w:lineRule="auto" w:after="180"/>
-      </w:pPr>
-      <w:r>
-        <w:rPr>
-          <w:b w:val="0"/>
-        </w:rPr>
-        <w:t>A fictional guessing game has eight catalogue cards and asks yes/no questions to narrow the target.</w:t>
-      </w:r>
-    </w:p>
-    <w:p>
-      <w:pPr>
-        <w:pStyle w:val="Heading3"/>
-      </w:pPr>
-      <w:r>
         <w:t>The facts we will use</w:t>
-      </w:r>
-    </w:p>
-    <w:p>
-      <w:pPr>
-        <w:pStyle w:val="Heading3"/>
-      </w:pPr>
-      <w:r>
-        <w:t>Supplied facts</w:t>
-      </w:r>
-    </w:p>
-    <w:p>
-      <w:pPr>
-        <w:spacing w:line="336" w:lineRule="auto" w:after="180"/>
-        <w:shd w:fill="F1F6FC"/>
-      </w:pPr>
-      <w:r>
-        <w:rPr>
-          <w:b w:val="0"/>
-        </w:rPr>
-        <w:t>Cards: four mystery, four science; six paperback, two hardback; all English.</w:t>
-      </w:r>
-    </w:p>
-    <w:p>
-      <w:pPr>
-        <w:pStyle w:val="Heading3"/>
-      </w:pPr>
-      <w:r>
-        <w:t>Supplied facts</w:t>
-      </w:r>
-    </w:p>
-    <w:p>
-      <w:pPr>
-        <w:spacing w:line="336" w:lineRule="auto" w:after="180"/>
-        <w:shd w:fill="F1F6FC"/>
-      </w:pPr>
-      <w:r>
-        <w:rPr>
-          <w:b w:val="0"/>
-        </w:rPr>
-        <w:t>Compare worst-case remaining group size after asking mystery?, paperback? or English?. No claim about unequal target probabilities is made.</w:t>
       </w:r>
     </w:p>
     <w:p>
@@ -3246,7 +3603,7 @@
         <w:drawing>
           <wp:inline xmlns:a="http://schemas.openxmlformats.org/drawingml/2006/main" xmlns:pic="http://schemas.openxmlformats.org/drawingml/2006/picture">
             <wp:extent cx="5486400" cy="3131457"/>
-            <wp:docPr id="15" name="Picture 15" descr="Worst-case remaining candidates"/>
+            <wp:docPr id="17" name="Picture 17" descr="Worst-case remaining candidates"/>
             <wp:cNvGraphicFramePr>
               <a:graphicFrameLocks noChangeAspect="1"/>
             </wp:cNvGraphicFramePr>
@@ -3258,7 +3615,7 @@
                     <pic:cNvPicPr/>
                   </pic:nvPicPr>
                   <pic:blipFill>
-                    <a:blip r:embed="rId22"/>
+                    <a:blip r:embed="rId20"/>
                     <a:stretch>
                       <a:fillRect/>
                     </a:stretch>
@@ -3282,7 +3639,7 @@
         <w:drawing>
           <wp:inline xmlns:a="http://schemas.openxmlformats.org/drawingml/2006/main" xmlns:pic="http://schemas.openxmlformats.org/drawingml/2006/picture">
             <wp:extent cx="5381271" cy="5943599"/>
-            <wp:docPr id="16" name="Picture 16" descr="Choose Informative Questions. List possibilities: There are eight possible target cards initially.. Mystery question: Yes group 4; No group 4; largest remaining group 4.. Paperback question: Yes 6; No 2; largest remaining group 6.. English question: Yes 8; No 0; largest remaining group 8."/>
+            <wp:docPr id="18" name="Picture 18" descr="Choose Informative Questions. List possibilities: There are eight possible target cards initially.. Mystery question: Yes group 4; No group 4; largest remaining group 4.. Paperback question: Yes 6; No 2; largest remaining group 6.. English question: Yes 8; No 0; largest remaining group 8."/>
             <wp:cNvGraphicFramePr>
               <a:graphicFrameLocks noChangeAspect="1"/>
             </wp:cNvGraphicFramePr>
@@ -3294,7 +3651,7 @@
                     <pic:cNvPicPr/>
                   </pic:nvPicPr>
                   <pic:blipFill>
-                    <a:blip r:embed="rId23"/>
+                    <a:blip r:embed="rId21"/>
                     <a:stretch>
                       <a:fillRect/>
                     </a:stretch>
@@ -3463,67 +3820,140 @@
         <w:pStyle w:val="Heading3"/>
       </w:pPr>
       <w:r>
-        <w:t>Why the result follows</w:t>
+        <w:t>What this example does not establish</w:t>
+      </w:r>
+    </w:p>
+    <w:p>
+      <w:pPr>
+        <w:pStyle w:val="Heading1"/>
+      </w:pPr>
+      <w:r>
+        <w:t>07. Keep the criterion and its limits visible</w:t>
+      </w:r>
+    </w:p>
+    <w:p>
+      <w:r>
+        <w:t>Balanced possibilities and low classification error are different goals.</w:t>
+      </w:r>
+    </w:p>
+    <w:p>
+      <w:pPr>
+        <w:pStyle w:val="Heading2"/>
+      </w:pPr>
+      <w:r>
+        <w:t>What the branch counts establish</w:t>
       </w:r>
     </w:p>
     <w:p>
       <w:pPr>
         <w:spacing w:line="336" w:lineRule="auto" w:after="180"/>
-        <w:shd w:fill="F1F6FC"/>
       </w:pPr>
       <w:r>
         <w:rPr>
           <w:b w:val="0"/>
         </w:rPr>
-        <w:t>Under the stated worst-case criterion, mystery is the most useful of these questions because it leaves at most four cards. The constant language clue never narrows the set.</w:t>
+        <w:t>A 4/4 split leaves at most4; a6/2 split can leave6, and an8/0 split cannot narrow the original eight cards. This ranking answers a worst-case count question. It does not show that the answer is truthful, the tags are accurate, the question is equally cheap to ask, or the expected number of later questions is minimal. A different probability or cost model needs an explicitly different calculation.</w:t>
+      </w:r>
+    </w:p>
+    <w:p>
+      <w:pPr>
+        <w:pStyle w:val="Heading2"/>
+      </w:pPr>
+      <w:r>
+        <w:t>Week 14 review · Training evidence and validation limits · reference / check after trying</w:t>
       </w:r>
     </w:p>
     <w:p>
       <w:pPr>
         <w:spacing w:line="336" w:lineRule="auto" w:after="180"/>
-        <w:shd w:fill="F1F6FC"/>
       </w:pPr>
       <w:r>
         <w:rPr>
           <w:b w:val="0"/>
         </w:rPr>
-        <w:t xml:space="preserve">This is an identification-game criterion; a classifier </w:t>
+        <w:t xml:space="preserve">Record the two candidate questions, </w:t>
       </w:r>
       <w:r>
         <w:rPr>
           <w:b/>
         </w:rPr>
-        <w:t>fitting</w:t>
+        <w:t>branch</w:t>
       </w:r>
       <w:r>
         <w:rPr>
           <w:b w:val="0"/>
         </w:rPr>
-        <w:t xml:space="preserve"> labels may instead compare </w:t>
+        <w:t xml:space="preserve"> label counts, total errors, tie rules, </w:t>
       </w:r>
       <w:r>
         <w:rPr>
           <w:b/>
         </w:rPr>
+        <w:t>depth</w:t>
+      </w:r>
+      <w:r>
+        <w:rPr>
+          <w:b w:val="0"/>
+        </w:rPr>
+        <w:t xml:space="preserve"> limit, stored tree and validation </w:t>
+      </w:r>
+      <w:r>
+        <w:rPr>
+          <w:b/>
+        </w:rPr>
         <w:t>prediction</w:t>
       </w:r>
       <w:r>
         <w:rPr>
           <w:b w:val="0"/>
         </w:rPr>
-        <w:t xml:space="preserve"> errors or another declared </w:t>
+        <w:t>s.</w:t>
+      </w:r>
+    </w:p>
+    <w:p>
+      <w:pPr>
+        <w:spacing w:line="336" w:lineRule="auto" w:after="180"/>
+      </w:pPr>
+      <w:r>
+        <w:rPr>
+          <w:b w:val="0"/>
+        </w:rPr>
+        <w:t xml:space="preserve">Retain all rows, including the blocked example in the near=0 </w:t>
       </w:r>
       <w:r>
         <w:rPr>
           <w:b/>
         </w:rPr>
-        <w:t>training</w:t>
+        <w:t>branch</w:t>
       </w:r>
       <w:r>
         <w:rPr>
           <w:b w:val="0"/>
         </w:rPr>
-        <w:t xml:space="preserve"> measure.</w:t>
+        <w:t xml:space="preserve">; removing a disagreement would change the </w:t>
+      </w:r>
+      <w:r>
+        <w:rPr>
+          <w:b/>
+        </w:rPr>
+        <w:t>evidence</w:t>
+      </w:r>
+      <w:r>
+        <w:rPr>
+          <w:b w:val="0"/>
+        </w:rPr>
+        <w:t>.</w:t>
+      </w:r>
+    </w:p>
+    <w:p>
+      <w:pPr>
+        <w:spacing w:line="336" w:lineRule="auto" w:after="180"/>
+      </w:pPr>
+      <w:r>
+        <w:rPr>
+          <w:b w:val="0"/>
+        </w:rPr>
+        <w:t>Our tree uses a single feature because that question scored better under this procedure. This neither establishes that near causes blockage nor that tall is useless in every dataset. This is retained Week 14 tree-fitting review. The next Week 16 lesson is Overfitting Intuition; do not use this excerpt as a nearest-neighbour preview.</w:t>
       </w:r>
     </w:p>
     <w:p>
@@ -3531,106 +3961,40 @@
         <w:pStyle w:val="Heading3"/>
       </w:pPr>
       <w:r>
-        <w:t>What this example does not establish</w:t>
-      </w:r>
-    </w:p>
-    <w:p>
-      <w:pPr>
-        <w:pStyle w:val="Heading3"/>
-      </w:pPr>
-      <w:r>
-        <w:t>Keep the stated limit</w:t>
+        <w:t>A learner says the tree is reliable because near=1 has only blocked training labels. Rewrite this claim using the leaf evidence, validation score and one limitation.</w:t>
+      </w:r>
+    </w:p>
+    <w:p>
+      <w:r>
+        <w:t>________________________________________________________________</w:t>
+      </w:r>
+    </w:p>
+    <w:p>
+      <w:r>
+        <w:t>________________________________________________________________</w:t>
+      </w:r>
+    </w:p>
+    <w:p>
+      <w:r>
+        <w:t>________________________________________________________________</w:t>
+      </w:r>
+    </w:p>
+    <w:p>
+      <w:r>
+        <w:t>________________________________________________________________</w:t>
+      </w:r>
+    </w:p>
+    <w:p>
+      <w:pPr>
+        <w:pStyle w:val="Heading2"/>
+      </w:pPr>
+      <w:r>
+        <w:t>Earlier wording, alternatives and picture transcripts · reference / check after trying</w:t>
       </w:r>
     </w:p>
     <w:p>
       <w:pPr>
         <w:spacing w:line="336" w:lineRule="auto" w:after="180"/>
-        <w:shd w:fill="FFF5E6"/>
-      </w:pPr>
-      <w:r>
-        <w:rPr>
-          <w:b w:val="0"/>
-        </w:rPr>
-        <w:t>Balanced groups do not guarantee a truthful user answer or optimal choices under every probability or cost model.</w:t>
-      </w:r>
-    </w:p>
-    <w:p>
-      <w:pPr>
-        <w:pStyle w:val="Heading3"/>
-      </w:pPr>
-      <w:r>
-        <w:t>Keep the stated limit</w:t>
-      </w:r>
-    </w:p>
-    <w:p>
-      <w:pPr>
-        <w:spacing w:line="336" w:lineRule="auto" w:after="180"/>
-        <w:shd w:fill="FFF5E6"/>
-      </w:pPr>
-      <w:r>
-        <w:rPr>
-          <w:b w:val="0"/>
-        </w:rPr>
-        <w:t xml:space="preserve">Read the labelled picture: Choose the best original question and explain why its more balanced </w:t>
-      </w:r>
-      <w:r>
-        <w:rPr>
-          <w:b/>
-        </w:rPr>
-        <w:t>split</w:t>
-      </w:r>
-      <w:r>
-        <w:rPr>
-          <w:b w:val="0"/>
-        </w:rPr>
-        <w:t xml:space="preserve"> matters here.</w:t>
-      </w:r>
-    </w:p>
-    <w:p>
-      <w:pPr>
-        <w:pStyle w:val="Heading3"/>
-      </w:pPr>
-      <w:r>
-        <w:t>Keep the stated limit</w:t>
-      </w:r>
-    </w:p>
-    <w:p>
-      <w:pPr>
-        <w:spacing w:line="336" w:lineRule="auto" w:after="180"/>
-        <w:shd w:fill="FFF5E6"/>
-      </w:pPr>
-      <w:r>
-        <w:rPr>
-          <w:b w:val="0"/>
-        </w:rPr>
-        <w:t>Change one thing: The current possibility set contains only the four mystery cards. Predict the result before checking the explanation. What remains the same?</w:t>
-      </w:r>
-    </w:p>
-    <w:p>
-      <w:pPr>
-        <w:pStyle w:val="Heading1"/>
-      </w:pPr>
-      <w:r>
-        <w:t>07. Find and repair a mistake</w:t>
-      </w:r>
-    </w:p>
-    <w:p>
-      <w:r>
-        <w:t>Find the unsupported step in the Choose Informative Questions claim and explain a repair using the supplied evidence.</w:t>
-      </w:r>
-    </w:p>
-    <w:p>
-      <w:pPr>
-        <w:pStyle w:val="Heading3"/>
-      </w:pPr>
-      <w:r>
-        <w:t>Find the first error</w:t>
-      </w:r>
-    </w:p>
-    <w:p>
-      <w:pPr>
-        <w:spacing w:line="336" w:lineRule="auto" w:after="180"/>
-        <w:shd w:fill="FFF5E6"/>
       </w:pPr>
       <w:r>
         <w:rPr>
@@ -3678,7 +4042,7 @@
         <w:drawing>
           <wp:inline xmlns:a="http://schemas.openxmlformats.org/drawingml/2006/main" xmlns:pic="http://schemas.openxmlformats.org/drawingml/2006/picture">
             <wp:extent cx="5486400" cy="1901952"/>
-            <wp:docPr id="17" name="Picture 17" descr="Misconception diagnosis for Choose Informative Questions"/>
+            <wp:docPr id="19" name="Picture 19" descr="Misconception diagnosis for Choose Informative Questions"/>
             <wp:cNvGraphicFramePr>
               <a:graphicFrameLocks noChangeAspect="1"/>
             </wp:cNvGraphicFramePr>
@@ -3690,7 +4054,7 @@
                     <pic:cNvPicPr/>
                   </pic:nvPicPr>
                   <pic:blipFill>
-                    <a:blip r:embed="rId24"/>
+                    <a:blip r:embed="rId22"/>
                     <a:stretch>
                       <a:fillRect/>
                     </a:stretch>
@@ -3922,7 +4286,6 @@
     <w:p>
       <w:pPr>
         <w:spacing w:line="336" w:lineRule="auto" w:after="180"/>
-        <w:shd w:fill="F5F1FB"/>
       </w:pPr>
       <w:r>
         <w:rPr>
@@ -3974,166 +4337,109 @@
     </w:p>
     <w:p>
       <w:pPr>
+        <w:pStyle w:val="Heading1"/>
+      </w:pPr>
+      <w:r>
+        <w:t>08. Recount after an answer changes the possible targets</w:t>
+      </w:r>
+    </w:p>
+    <w:p>
+      <w:r>
+        <w:t>Use the actual remaining cards, not a remembered headline.</w:t>
+      </w:r>
+    </w:p>
+    <w:p>
+      <w:pPr>
+        <w:pStyle w:val="Heading2"/>
+      </w:pPr>
+      <w:r>
+        <w:t>Practise with the supplied table</w:t>
+      </w:r>
+    </w:p>
+    <w:p>
+      <w:pPr>
         <w:spacing w:line="336" w:lineRule="auto" w:after="180"/>
       </w:pPr>
       <w:r>
         <w:rPr>
           <w:b w:val="0"/>
         </w:rPr>
-        <w:t xml:space="preserve">Record the two candidate questions, </w:t>
+        <w:t>On the original eight-card table, count Yes and No for paperback? before comparing your result. Now restrict to M1–M4 and recount each question. Do not carry the original6/2 binding split into a four-card population. English? remains constant, and mystery? has become constant too. A Yes to paperback? within M1–M4 still leaves three candidates, so it does not identify the target by itself.</w:t>
+      </w:r>
+    </w:p>
+    <w:p>
+      <w:pPr>
+        <w:pStyle w:val="Heading2"/>
+      </w:pPr>
+      <w:r>
+        <w:t>Challenge a repeated constant question</w:t>
+      </w:r>
+    </w:p>
+    <w:p>
+      <w:pPr>
+        <w:pStyle w:val="ListBullet"/>
+      </w:pPr>
+      <w:r>
+        <w:t>Repair this explanation before discussion: Mystery was the best first question, so it must remain the best question after we already know the target is a mystery. Point to the current cards and calculate the relevant two branch sizes.</w:t>
+      </w:r>
+    </w:p>
+    <w:p>
+      <w:pPr>
+        <w:pStyle w:val="Heading2"/>
+      </w:pPr>
+      <w:r>
+        <w:t>Explain the original pictured comparison</w:t>
+      </w:r>
+    </w:p>
+    <w:p>
+      <w:pPr>
+        <w:spacing w:line="336" w:lineRule="auto" w:after="180"/>
+      </w:pPr>
+      <w:r>
+        <w:rPr>
+          <w:b w:val="0"/>
+        </w:rPr>
+        <w:t xml:space="preserve">Choose the best original question and explain why its more balanced </w:t>
       </w:r>
       <w:r>
         <w:rPr>
           <w:b/>
         </w:rPr>
-        <w:t>branch</w:t>
+        <w:t>split</w:t>
       </w:r>
       <w:r>
         <w:rPr>
           <w:b w:val="0"/>
         </w:rPr>
-        <w:t xml:space="preserve"> label counts, total errors, tie rules, </w:t>
-      </w:r>
-      <w:r>
-        <w:rPr>
-          <w:b/>
-        </w:rPr>
-        <w:t>depth</w:t>
-      </w:r>
+        <w:t xml:space="preserve"> matters here.</w:t>
+      </w:r>
+    </w:p>
+    <w:p>
+      <w:pPr>
+        <w:spacing w:line="336" w:lineRule="auto" w:after="180"/>
+      </w:pPr>
       <w:r>
         <w:rPr>
           <w:b w:val="0"/>
         </w:rPr>
-        <w:t xml:space="preserve"> limit, stored tree and validation </w:t>
-      </w:r>
-      <w:r>
-        <w:rPr>
-          <w:b/>
-        </w:rPr>
-        <w:t>prediction</w:t>
-      </w:r>
+        <w:t>This is supported practice. Keep the separately named independent case for an attempt before feedback.</w:t>
+      </w:r>
+    </w:p>
+    <w:p>
+      <w:pPr>
+        <w:pStyle w:val="Heading2"/>
+      </w:pPr>
+      <w:r>
+        <w:t>Earlier wording, alternatives and picture transcripts · reference / check after trying</w:t>
+      </w:r>
+    </w:p>
+    <w:p>
+      <w:pPr>
+        <w:spacing w:line="336" w:lineRule="auto" w:after="180"/>
+      </w:pPr>
       <w:r>
         <w:rPr>
           <w:b w:val="0"/>
-        </w:rPr>
-        <w:t>s.</w:t>
-      </w:r>
-    </w:p>
-    <w:p>
-      <w:pPr>
-        <w:spacing w:line="336" w:lineRule="auto" w:after="180"/>
-      </w:pPr>
-      <w:r>
-        <w:rPr>
-          <w:b w:val="0"/>
-        </w:rPr>
-        <w:t xml:space="preserve">Retain all rows, including the blocked example in the near=0 </w:t>
-      </w:r>
-      <w:r>
-        <w:rPr>
-          <w:b/>
-        </w:rPr>
-        <w:t>branch</w:t>
-      </w:r>
-      <w:r>
-        <w:rPr>
-          <w:b w:val="0"/>
-        </w:rPr>
-        <w:t xml:space="preserve">; removing a disagreement would change the </w:t>
-      </w:r>
-      <w:r>
-        <w:rPr>
-          <w:b/>
-        </w:rPr>
-        <w:t>evidence</w:t>
-      </w:r>
-      <w:r>
-        <w:rPr>
-          <w:b w:val="0"/>
-        </w:rPr>
-        <w:t>.</w:t>
-      </w:r>
-    </w:p>
-    <w:p>
-      <w:pPr>
-        <w:pStyle w:val="Heading3"/>
-      </w:pPr>
-      <w:r>
-        <w:t>Check the claim against the facts</w:t>
-      </w:r>
-    </w:p>
-    <w:p>
-      <w:pPr>
-        <w:spacing w:line="336" w:lineRule="auto" w:after="180"/>
-        <w:shd w:fill="FFF5E6"/>
-      </w:pPr>
-      <w:r>
-        <w:rPr>
-          <w:b w:val="0"/>
-        </w:rPr>
-        <w:t>Our tree uses a single feature because that question scored better under this procedure. This neither establishes that near causes blockage nor that tall is useless in every dataset.</w:t>
-      </w:r>
-    </w:p>
-    <w:p>
-      <w:pPr>
-        <w:spacing w:line="336" w:lineRule="auto" w:after="180"/>
-        <w:shd w:fill="FFF5E6"/>
-      </w:pPr>
-      <w:r>
-        <w:rPr>
-          <w:b w:val="0"/>
-        </w:rPr>
-        <w:t>Next week a nearest-neighbour method will predict by comparing examples instead of following learned questions.</w:t>
-      </w:r>
-    </w:p>
-    <w:p>
-      <w:pPr>
-        <w:pStyle w:val="Heading3"/>
-      </w:pPr>
-      <w:r>
-        <w:t>A learner says the tree is reliable because near=1 has only blocked training labels. Rewrite this claim using the leaf evidence, validation score and one limitation.</w:t>
-      </w:r>
-    </w:p>
-    <w:p>
-      <w:r>
-        <w:t>________________________________________________________________</w:t>
-      </w:r>
-    </w:p>
-    <w:p>
-      <w:r>
-        <w:t>________________________________________________________________</w:t>
-      </w:r>
-    </w:p>
-    <w:p>
-      <w:r>
-        <w:t>________________________________________________________________</w:t>
-      </w:r>
-    </w:p>
-    <w:p>
-      <w:r>
-        <w:t>________________________________________________________________</w:t>
-      </w:r>
-    </w:p>
-    <w:p>
-      <w:pPr>
-        <w:pStyle w:val="Heading1"/>
-      </w:pPr>
-      <w:r>
-        <w:t>08. Practise together</w:t>
-      </w:r>
-    </w:p>
-    <w:p>
-      <w:r>
-        <w:t>Practise Choose Informative Questions with support, then explain the deciding step in your own words.</w:t>
-      </w:r>
-    </w:p>
-    <w:p>
-      <w:pPr>
-        <w:spacing w:line="336" w:lineRule="auto" w:after="180"/>
-      </w:pPr>
-      <w:r>
-        <w:rPr>
-          <w:b/>
         </w:rPr>
         <w:t>LOGIC STUDIO</w:t>
       </w:r>
@@ -4165,7 +4471,7 @@
         <w:drawing>
           <wp:inline xmlns:a="http://schemas.openxmlformats.org/drawingml/2006/main" xmlns:pic="http://schemas.openxmlformats.org/drawingml/2006/picture">
             <wp:extent cx="5486400" cy="1901952"/>
-            <wp:docPr id="18" name="Picture 18" descr="Logic tracing graphic for Choose Informative Questions"/>
+            <wp:docPr id="20" name="Picture 20" descr="Logic tracing graphic for Choose Informative Questions"/>
             <wp:cNvGraphicFramePr>
               <a:graphicFrameLocks noChangeAspect="1"/>
             </wp:cNvGraphicFramePr>
@@ -4177,7 +4483,7 @@
                     <pic:cNvPicPr/>
                   </pic:nvPicPr>
                   <pic:blipFill>
-                    <a:blip r:embed="rId25"/>
+                    <a:blip r:embed="rId23"/>
                     <a:stretch>
                       <a:fillRect/>
                     </a:stretch>
@@ -4232,7 +4538,6 @@
     <w:p>
       <w:pPr>
         <w:spacing w:line="336" w:lineRule="auto" w:after="180"/>
-        <w:shd w:fill="F5F1FB"/>
       </w:pPr>
       <w:r>
         <w:rPr>
@@ -4642,29 +4947,6 @@
     </w:p>
     <w:p>
       <w:pPr>
-        <w:spacing w:line="336" w:lineRule="auto" w:after="180"/>
-      </w:pPr>
-      <w:r>
-        <w:rPr>
-          <w:b w:val="0"/>
-        </w:rPr>
-        <w:t xml:space="preserve">Choose the best original question and explain why its more balanced </w:t>
-      </w:r>
-      <w:r>
-        <w:rPr>
-          <w:b/>
-        </w:rPr>
-        <w:t>split</w:t>
-      </w:r>
-      <w:r>
-        <w:rPr>
-          <w:b w:val="0"/>
-        </w:rPr>
-        <w:t xml:space="preserve"> matters here.</w:t>
-      </w:r>
-    </w:p>
-    <w:p>
-      <w:pPr>
         <w:pStyle w:val="Heading3"/>
       </w:pPr>
       <w:r>
@@ -4693,112 +4975,39 @@
     </w:p>
     <w:p>
       <w:pPr>
-        <w:spacing w:line="336" w:lineRule="auto" w:after="180"/>
-      </w:pPr>
-      <w:r>
-        <w:rPr>
-          <w:b w:val="0"/>
-        </w:rPr>
-        <w:t>This is supported practice. Keep the separately named independent case for an attempt before feedback.</w:t>
-      </w:r>
-    </w:p>
-    <w:p>
-      <w:pPr>
         <w:pStyle w:val="Heading1"/>
       </w:pPr>
       <w:r>
-        <w:t>09. Run the investigation</w:t>
-      </w:r>
-    </w:p>
-    <w:p>
-      <w:r>
-        <w:t>Investigate Choose Informative Questions. Record the prediction, actual observation or labelled paper trace, explanation and next test separately.</w:t>
-      </w:r>
-    </w:p>
-    <w:p>
-      <w:pPr>
-        <w:spacing w:line="336" w:lineRule="auto" w:after="180"/>
-      </w:pPr>
-      <w:r>
-        <w:rPr>
-          <w:b/>
-        </w:rPr>
-        <w:t>EVIDENCE</w:t>
-      </w:r>
-      <w:r>
-        <w:rPr>
-          <w:b/>
-        </w:rPr>
-        <w:t xml:space="preserve"> LAB</w:t>
-      </w:r>
-    </w:p>
-    <w:p>
-      <w:pPr>
-        <w:spacing w:line="336" w:lineRule="auto" w:after="180"/>
-      </w:pPr>
-      <w:r>
-        <w:rPr>
-          <w:b w:val="0"/>
-        </w:rPr>
-        <w:t>Predict → Test → Record → Explain</w:t>
-      </w:r>
-    </w:p>
-    <w:p>
-      <w:pPr>
-        <w:spacing w:line="336" w:lineRule="auto" w:after="180"/>
-      </w:pPr>
-      <w:r>
-        <w:rPr>
-          <w:b w:val="0"/>
-        </w:rPr>
-        <w:t>Keep expected and actual results separate. Surprises are useful data when recorded honestly.</w:t>
-      </w:r>
-    </w:p>
-    <w:p>
-      <w:r>
-        <w:drawing>
-          <wp:inline xmlns:a="http://schemas.openxmlformats.org/drawingml/2006/main" xmlns:pic="http://schemas.openxmlformats.org/drawingml/2006/picture">
-            <wp:extent cx="5486400" cy="1901952"/>
-            <wp:docPr id="19" name="Picture 19" descr="Evidence lab graphic for Choose Informative Questions"/>
-            <wp:cNvGraphicFramePr>
-              <a:graphicFrameLocks noChangeAspect="1"/>
-            </wp:cNvGraphicFramePr>
-            <a:graphic>
-              <a:graphicData uri="http://schemas.openxmlformats.org/drawingml/2006/picture">
-                <pic:pic>
-                  <pic:nvPicPr>
-                    <pic:cNvPr id="0" name="94f36fb190d64ea45b6fbba2ce06ced429473f0236aed8e9d1b64d6e291fca28.png"/>
-                    <pic:cNvPicPr/>
-                  </pic:nvPicPr>
-                  <pic:blipFill>
-                    <a:blip r:embed="rId26"/>
-                    <a:stretch>
-                      <a:fillRect/>
-                    </a:stretch>
-                  </pic:blipFill>
-                  <pic:spPr>
-                    <a:xfrm>
-                      <a:off x="0" y="0"/>
-                      <a:ext cx="5486400" cy="1901952"/>
-                    </a:xfrm>
-                    <a:prstGeom prst="rect"/>
-                  </pic:spPr>
-                </pic:pic>
-              </a:graphicData>
-            </a:graphic>
-          </wp:inline>
-        </w:drawing>
-      </w:r>
-    </w:p>
-    <w:p>
-      <w:pPr>
-        <w:spacing w:line="336" w:lineRule="auto" w:after="180"/>
-      </w:pPr>
-      <w:r>
-        <w:rPr>
-          <w:b w:val="0"/>
-        </w:rPr>
-        <w:t>For each proposed question, count yes/no groups and the largest remaining group. Choose, justify, then test on a changed card set.</w:t>
+        <w:t>09. Audit the original and changed possibility sets</w:t>
+      </w:r>
+    </w:p>
+    <w:p>
+      <w:r>
+        <w:t>Keep predicted counts and observed paper/code output distinct.</w:t>
+      </w:r>
+    </w:p>
+    <w:p>
+      <w:pPr>
+        <w:pStyle w:val="Heading2"/>
+      </w:pPr>
+      <w:r>
+        <w:t>Count, compare, restrict and recount</w:t>
+      </w:r>
+    </w:p>
+    <w:p>
+      <w:pPr>
+        <w:pStyle w:val="ListNumber"/>
+      </w:pPr>
+      <w:r>
+        <w:t>Use the complete eight-card table. Write predicted Yes, No and largest-branch counts for all three questions, and verify Yes+No=8 each time. Execute the supplied audit or label your work a paper count. Keep the chosen question and criterion. Then use only M1–M4, recount all three with Yes+No=4 and compare the chosen question again. Keep both populations and results visible. Ask a partner to check each ID belongs to exactly one branch. Record an inaccurate-tag or untruthful-answer limitation; do not fabricate a real user response. Reserve the new ten-card pet/space case for independent W4.</w:t>
+      </w:r>
+    </w:p>
+    <w:p>
+      <w:pPr>
+        <w:pStyle w:val="Heading2"/>
+      </w:pPr>
+      <w:r>
+        <w:t>Keep the record and explain the changing choice</w:t>
       </w:r>
     </w:p>
     <w:tbl>
@@ -5049,7 +5258,6 @@
     <w:p>
       <w:pPr>
         <w:spacing w:line="336" w:lineRule="auto" w:after="180"/>
-        <w:shd w:fill="F5F1FB"/>
       </w:pPr>
       <w:r>
         <w:rPr>
@@ -5093,6 +5301,111 @@
     </w:p>
     <w:p>
       <w:pPr>
+        <w:spacing w:line="336" w:lineRule="auto" w:after="180"/>
+      </w:pPr>
+      <w:r>
+        <w:rPr>
+          <w:b w:val="0"/>
+        </w:rPr>
+        <w:t>Before trying: what do I expect, and why? While trying: which step could first go wrong? Afterwards: what did I actually observe, and what should change? Keep “not run” if you only traced the procedure.</w:t>
+      </w:r>
+    </w:p>
+    <w:p>
+      <w:pPr>
+        <w:pStyle w:val="Heading2"/>
+      </w:pPr>
+      <w:r>
+        <w:t>Earlier wording, alternatives and picture transcripts · reference / check after trying</w:t>
+      </w:r>
+    </w:p>
+    <w:p>
+      <w:pPr>
+        <w:spacing w:line="336" w:lineRule="auto" w:after="180"/>
+      </w:pPr>
+      <w:r>
+        <w:rPr>
+          <w:b/>
+        </w:rPr>
+        <w:t>EVIDENCE</w:t>
+      </w:r>
+      <w:r>
+        <w:rPr>
+          <w:b w:val="0"/>
+        </w:rPr>
+        <w:t xml:space="preserve"> LAB</w:t>
+      </w:r>
+    </w:p>
+    <w:p>
+      <w:pPr>
+        <w:spacing w:line="336" w:lineRule="auto" w:after="180"/>
+      </w:pPr>
+      <w:r>
+        <w:rPr>
+          <w:b w:val="0"/>
+        </w:rPr>
+        <w:t>Predict → Test → Record → Explain</w:t>
+      </w:r>
+    </w:p>
+    <w:p>
+      <w:pPr>
+        <w:spacing w:line="336" w:lineRule="auto" w:after="180"/>
+      </w:pPr>
+      <w:r>
+        <w:rPr>
+          <w:b w:val="0"/>
+        </w:rPr>
+        <w:t>Keep expected and actual results separate. Surprises are useful data when recorded honestly.</w:t>
+      </w:r>
+    </w:p>
+    <w:p>
+      <w:r>
+        <w:drawing>
+          <wp:inline xmlns:a="http://schemas.openxmlformats.org/drawingml/2006/main" xmlns:pic="http://schemas.openxmlformats.org/drawingml/2006/picture">
+            <wp:extent cx="5486400" cy="1901952"/>
+            <wp:docPr id="21" name="Picture 21" descr="Evidence lab graphic for Choose Informative Questions"/>
+            <wp:cNvGraphicFramePr>
+              <a:graphicFrameLocks noChangeAspect="1"/>
+            </wp:cNvGraphicFramePr>
+            <a:graphic>
+              <a:graphicData uri="http://schemas.openxmlformats.org/drawingml/2006/picture">
+                <pic:pic>
+                  <pic:nvPicPr>
+                    <pic:cNvPr id="0" name="94f36fb190d64ea45b6fbba2ce06ced429473f0236aed8e9d1b64d6e291fca28.png"/>
+                    <pic:cNvPicPr/>
+                  </pic:nvPicPr>
+                  <pic:blipFill>
+                    <a:blip r:embed="rId24"/>
+                    <a:stretch>
+                      <a:fillRect/>
+                    </a:stretch>
+                  </pic:blipFill>
+                  <pic:spPr>
+                    <a:xfrm>
+                      <a:off x="0" y="0"/>
+                      <a:ext cx="5486400" cy="1901952"/>
+                    </a:xfrm>
+                    <a:prstGeom prst="rect"/>
+                  </pic:spPr>
+                </pic:pic>
+              </a:graphicData>
+            </a:graphic>
+          </wp:inline>
+        </w:drawing>
+      </w:r>
+    </w:p>
+    <w:p>
+      <w:pPr>
+        <w:spacing w:line="336" w:lineRule="auto" w:after="180"/>
+      </w:pPr>
+      <w:r>
+        <w:rPr>
+          <w:b w:val="0"/>
+        </w:rPr>
+        <w:t>Use the complete eight-card catalogue table. Count both branches and their maximum for each question, select by the declared worst-case rule, then restrict to four mystery cards and recount. Preserve the current population and criteria beside each result.</w:t>
+      </w:r>
+    </w:p>
+    <w:p>
+      <w:pPr>
         <w:pStyle w:val="Heading3"/>
       </w:pPr>
       <w:r>
@@ -5101,13 +5414,465 @@
     </w:p>
     <w:p>
       <w:pPr>
+        <w:pStyle w:val="Heading1"/>
+      </w:pPr>
+      <w:r>
+        <w:t>14. Try alone: compare two questions on ten new cards</w:t>
+      </w:r>
+    </w:p>
+    <w:p>
+      <w:r>
+        <w:t>Use the supplied counts and the largest-remaining-group criterion.</w:t>
+      </w:r>
+    </w:p>
+    <w:p>
+      <w:pPr>
+        <w:pStyle w:val="Heading2"/>
+      </w:pPr>
+      <w:r>
+        <w:t>The independent pet/space case</w:t>
+      </w:r>
+    </w:p>
+    <w:p>
+      <w:pPr>
         <w:spacing w:line="336" w:lineRule="auto" w:after="180"/>
       </w:pPr>
       <w:r>
         <w:rPr>
           <w:b w:val="0"/>
         </w:rPr>
-        <w:t>Before trying: what do I expect, and why? While trying: which step could first go wrong? Afterwards: what did I actually observe, and what should change? Keep “not run” if you only traced the procedure.</w:t>
+        <w:t>Ten cards have six pet subjects and four space subjects; all are green. Compare asking “green?” with asking “pet?” to identify a card. Give the largest remaining group and one limitation.</w:t>
+      </w:r>
+    </w:p>
+    <w:p>
+      <w:pPr>
+        <w:pStyle w:val="Heading2"/>
+      </w:pPr>
+      <w:r>
+        <w:t>Your first attempt and help record</w:t>
+      </w:r>
+    </w:p>
+    <w:p>
+      <w:pPr>
+        <w:pStyle w:val="Heading3"/>
+      </w:pPr>
+      <w:r>
+        <w:t>My independent explanation, trace and limits</w:t>
+      </w:r>
+    </w:p>
+    <w:p>
+      <w:r>
+        <w:t>________________________________________________________________</w:t>
+      </w:r>
+    </w:p>
+    <w:p>
+      <w:r>
+        <w:t>________________________________________________________________</w:t>
+      </w:r>
+    </w:p>
+    <w:p>
+      <w:r>
+        <w:t>________________________________________________________________</w:t>
+      </w:r>
+    </w:p>
+    <w:p>
+      <w:r>
+        <w:t>________________________________________________________________</w:t>
+      </w:r>
+    </w:p>
+    <w:p>
+      <w:r>
+        <w:t>________________________________________________________________</w:t>
+      </w:r>
+    </w:p>
+    <w:p>
+      <w:r>
+        <w:t>________________________________________________________________</w:t>
+      </w:r>
+    </w:p>
+    <w:p>
+      <w:r>
+        <w:t>________________________________________________________________</w:t>
+      </w:r>
+    </w:p>
+    <w:p>
+      <w:pPr>
+        <w:spacing w:line="336" w:lineRule="auto" w:after="180"/>
+      </w:pPr>
+      <w:r>
+        <w:rPr>
+          <w:b w:val="0"/>
+        </w:rPr>
+        <w:t>Attempt this case before feedback. Record any help. Earlier examples below are further practice; a case already practised with feedback cannot establish fresh transfer.</w:t>
+      </w:r>
+    </w:p>
+    <w:p>
+      <w:pPr>
+        <w:spacing w:line="336" w:lineRule="auto" w:after="180"/>
+      </w:pPr>
+      <w:r>
+        <w:rPr>
+          <w:b w:val="0"/>
+        </w:rPr>
+        <w:t xml:space="preserve">Your teacher has the independent answer and scoring criteria. Complete the matching workbook week to keep your practice </w:t>
+      </w:r>
+      <w:r>
+        <w:rPr>
+          <w:b/>
+        </w:rPr>
+        <w:t>evidence</w:t>
+      </w:r>
+      <w:r>
+        <w:rPr>
+          <w:b w:val="0"/>
+        </w:rPr>
+        <w:t xml:space="preserve"> together.</w:t>
+      </w:r>
+    </w:p>
+    <w:p>
+      <w:pPr>
+        <w:pStyle w:val="Heading2"/>
+      </w:pPr>
+      <w:r>
+        <w:t>Use feedback after the attempt</w:t>
+      </w:r>
+    </w:p>
+    <w:p>
+      <w:pPr>
+        <w:spacing w:line="336" w:lineRule="auto" w:after="180"/>
+      </w:pPr>
+      <w:r>
+        <w:rPr>
+          <w:b w:val="0"/>
+        </w:rPr>
+        <w:t>Attempt the independent case before hints. Record whether you worked alone, used a hint or followed a model. After feedback, fix the first unsupported step and explain why it changed.</w:t>
+      </w:r>
+    </w:p>
+    <w:p>
+      <w:pPr>
+        <w:spacing w:line="336" w:lineRule="auto" w:after="180"/>
+      </w:pPr>
+      <w:r>
+        <w:rPr>
+          <w:b w:val="0"/>
+        </w:rPr>
+        <w:t>A later check uses a changed case, not a copied answer.</w:t>
+      </w:r>
+    </w:p>
+    <w:p>
+      <w:pPr>
+        <w:pStyle w:val="Heading2"/>
+      </w:pPr>
+      <w:r>
+        <w:t>Earlier wording, alternatives and picture transcripts · reference / check after trying</w:t>
+      </w:r>
+    </w:p>
+    <w:p>
+      <w:pPr>
+        <w:pStyle w:val="Heading3"/>
+      </w:pPr>
+      <w:r>
+        <w:t>Independent case: Changed independent case</w:t>
+      </w:r>
+    </w:p>
+    <w:p>
+      <w:pPr>
+        <w:pStyle w:val="Heading3"/>
+      </w:pPr>
+      <w:r>
+        <w:t>Week 15 Independent application</w:t>
+      </w:r>
+    </w:p>
+    <w:p>
+      <w:pPr>
+        <w:spacing w:line="336" w:lineRule="auto" w:after="180"/>
+      </w:pPr>
+      <w:r>
+        <w:rPr>
+          <w:b w:val="0"/>
+        </w:rPr>
+        <w:t>Close the worked explanation. Apply the idea to this different question without copying.</w:t>
+      </w:r>
+    </w:p>
+    <w:p>
+      <w:pPr>
+        <w:spacing w:line="336" w:lineRule="auto" w:after="180"/>
+      </w:pPr>
+      <w:r>
+        <w:rPr>
+          <w:b w:val="0"/>
+        </w:rPr>
+        <w:t>Cards are two cats and two dogs, all red. Which question helps separate species: is it red or does it bark? State your assumption.</w:t>
+      </w:r>
+    </w:p>
+    <w:p>
+      <w:pPr>
+        <w:spacing w:line="336" w:lineRule="auto" w:after="180"/>
+      </w:pPr>
+      <w:r>
+        <w:rPr>
+          <w:b w:val="0"/>
+        </w:rPr>
+        <w:t xml:space="preserve">My answer, with a trace, calculation or supporting </w:t>
+      </w:r>
+      <w:r>
+        <w:rPr>
+          <w:b/>
+        </w:rPr>
+        <w:t>evidence</w:t>
+      </w:r>
+    </w:p>
+    <w:p>
+      <w:pPr>
+        <w:pStyle w:val="Heading3"/>
+      </w:pPr>
+      <w:r>
+        <w:t>Write or draw your reasoning and evidence.</w:t>
+      </w:r>
+    </w:p>
+    <w:p>
+      <w:r>
+        <w:t>________________________________________________________________</w:t>
+      </w:r>
+    </w:p>
+    <w:p>
+      <w:r>
+        <w:t>________________________________________________________________</w:t>
+      </w:r>
+    </w:p>
+    <w:p>
+      <w:r>
+        <w:t>________________________________________________________________</w:t>
+      </w:r>
+    </w:p>
+    <w:p>
+      <w:r>
+        <w:t>________________________________________________________________</w:t>
+      </w:r>
+    </w:p>
+    <w:p>
+      <w:r>
+        <w:t>________________________________________________________________</w:t>
+      </w:r>
+    </w:p>
+    <w:p>
+      <w:pPr>
+        <w:pStyle w:val="Heading3"/>
+      </w:pPr>
+      <w:r>
+        <w:t>Create and test</w:t>
+      </w:r>
+    </w:p>
+    <w:p>
+      <w:pPr>
+        <w:spacing w:line="336" w:lineRule="auto" w:after="180"/>
+      </w:pPr>
+      <w:r>
+        <w:rPr>
+          <w:b w:val="0"/>
+        </w:rPr>
+        <w:t>Change one relevant detail. Predict the result before testing. Include a boundary or missing-information case when it helps reveal a limit.</w:t>
+      </w:r>
+    </w:p>
+    <w:p>
+      <w:pPr>
+        <w:spacing w:line="336" w:lineRule="auto" w:after="180"/>
+      </w:pPr>
+      <w:r>
+        <w:rPr>
+          <w:b w:val="0"/>
+        </w:rPr>
+        <w:t xml:space="preserve">My changed </w:t>
+      </w:r>
+      <w:r>
+        <w:rPr>
+          <w:b/>
+        </w:rPr>
+        <w:t>input</w:t>
+      </w:r>
+      <w:r>
+        <w:rPr>
+          <w:b w:val="0"/>
+        </w:rPr>
+        <w:t xml:space="preserve"> and expected result</w:t>
+      </w:r>
+    </w:p>
+    <w:p>
+      <w:pPr>
+        <w:pStyle w:val="Heading3"/>
+      </w:pPr>
+      <w:r>
+        <w:t>Write or draw your reasoning and evidence.</w:t>
+      </w:r>
+    </w:p>
+    <w:p>
+      <w:r>
+        <w:t>________________________________________________________________</w:t>
+      </w:r>
+    </w:p>
+    <w:p>
+      <w:r>
+        <w:t>________________________________________________________________</w:t>
+      </w:r>
+    </w:p>
+    <w:p>
+      <w:r>
+        <w:t>________________________________________________________________</w:t>
+      </w:r>
+    </w:p>
+    <w:p>
+      <w:r>
+        <w:t>________________________________________________________________</w:t>
+      </w:r>
+    </w:p>
+    <w:p>
+      <w:r>
+        <w:t>________________________________________________________________</w:t>
+      </w:r>
+    </w:p>
+    <w:p>
+      <w:pPr>
+        <w:pStyle w:val="Heading3"/>
+      </w:pPr>
+      <w:r>
+        <w:t>Connect to your project</w:t>
+      </w:r>
+    </w:p>
+    <w:p>
+      <w:pPr>
+        <w:spacing w:line="336" w:lineRule="auto" w:after="180"/>
+      </w:pPr>
+      <w:r>
+        <w:rPr>
+          <w:b w:val="0"/>
+        </w:rPr>
+        <w:t>Ask first about preferences that remove the largest number of unsuitable books.</w:t>
+      </w:r>
+    </w:p>
+    <w:p>
+      <w:pPr>
+        <w:spacing w:line="336" w:lineRule="auto" w:after="180"/>
+      </w:pPr>
+      <w:r>
+        <w:rPr>
+          <w:b w:val="0"/>
+        </w:rPr>
+        <w:t xml:space="preserve">The </w:t>
+      </w:r>
+      <w:r>
+        <w:rPr>
+          <w:b/>
+        </w:rPr>
+        <w:t>evidence</w:t>
+      </w:r>
+      <w:r>
+        <w:rPr>
+          <w:b w:val="0"/>
+        </w:rPr>
+        <w:t xml:space="preserve"> I will keep</w:t>
+      </w:r>
+    </w:p>
+    <w:p>
+      <w:pPr>
+        <w:pStyle w:val="Heading3"/>
+      </w:pPr>
+      <w:r>
+        <w:t>Write or draw your reasoning and evidence.</w:t>
+      </w:r>
+    </w:p>
+    <w:p>
+      <w:r>
+        <w:t>________________________________________________________________</w:t>
+      </w:r>
+    </w:p>
+    <w:p>
+      <w:r>
+        <w:t>________________________________________________________________</w:t>
+      </w:r>
+    </w:p>
+    <w:p>
+      <w:r>
+        <w:t>________________________________________________________________</w:t>
+      </w:r>
+    </w:p>
+    <w:p>
+      <w:r>
+        <w:t>________________________________________________________________</w:t>
+      </w:r>
+    </w:p>
+    <w:p>
+      <w:r>
+        <w:t>________________________________________________________________</w:t>
+      </w:r>
+    </w:p>
+    <w:p>
+      <w:pPr>
+        <w:pStyle w:val="Heading3"/>
+      </w:pPr>
+      <w:r>
+        <w:t>Transfer practice from the original programme</w:t>
+      </w:r>
+    </w:p>
+    <w:p>
+      <w:pPr>
+        <w:spacing w:line="336" w:lineRule="auto" w:after="180"/>
+      </w:pPr>
+      <w:r>
+        <w:rPr>
+          <w:b w:val="0"/>
+        </w:rPr>
+        <w:t>Six cards contain three animal and three space books; all have blue covers. Compare asking 'blue cover?' with 'animal subject?'. Is the better question guaranteed to work on inaccurately tagged books?</w:t>
+      </w:r>
+    </w:p>
+    <w:p>
+      <w:pPr>
+        <w:pStyle w:val="Heading3"/>
+      </w:pPr>
+      <w:r>
+        <w:t>Explain the mechanism, evidence and one limit.</w:t>
+      </w:r>
+    </w:p>
+    <w:p>
+      <w:r>
+        <w:t>________________________________________________________________</w:t>
+      </w:r>
+    </w:p>
+    <w:p>
+      <w:r>
+        <w:t>________________________________________________________________</w:t>
+      </w:r>
+    </w:p>
+    <w:p>
+      <w:r>
+        <w:t>________________________________________________________________</w:t>
+      </w:r>
+    </w:p>
+    <w:p>
+      <w:r>
+        <w:t>________________________________________________________________</w:t>
+      </w:r>
+    </w:p>
+    <w:p>
+      <w:r>
+        <w:t>________________________________________________________________</w:t>
+      </w:r>
+    </w:p>
+    <w:p>
+      <w:r>
+        <w:t>________________________________________________________________</w:t>
+      </w:r>
+    </w:p>
+    <w:p>
+      <w:r>
+        <w:t>________________________________________________________________</w:t>
+      </w:r>
+    </w:p>
+    <w:p>
+      <w:pPr>
+        <w:pStyle w:val="Heading3"/>
+      </w:pPr>
+      <w:r>
+        <w:t>Use feedback to improve</w:t>
       </w:r>
     </w:p>
     <w:p>
@@ -5115,12 +5880,20 @@
         <w:pStyle w:val="Heading1"/>
       </w:pPr>
       <w:r>
-        <w:t>10. Build your understanding</w:t>
-      </w:r>
-    </w:p>
-    <w:p>
-      <w:r>
-        <w:t>Move from recall to tracing, diagnosis and transfer in Choose Informative Questions. Explain why each step is justified.</w:t>
+        <w:t>11. Choose recommender questions for a declared purpose</w:t>
+      </w:r>
+    </w:p>
+    <w:p>
+      <w:r>
+        <w:t>Do not silently turn multiple acceptable books into one hidden target.</w:t>
+      </w:r>
+    </w:p>
+    <w:p>
+      <w:pPr>
+        <w:pStyle w:val="Heading2"/>
+      </w:pPr>
+      <w:r>
+        <w:t>This week’s practical portfolio contribution</w:t>
       </w:r>
     </w:p>
     <w:p>
@@ -5129,7 +5902,1032 @@
       </w:pPr>
       <w:r>
         <w:rPr>
+          <w:b w:val="0"/>
+        </w:rPr>
+        <w:t>For an invented reader and catalogue, state the purpose of a question before ranking it. In a hidden-target game, minimise the largest possible remaining set. In a recommender, a reader may accept several subjects or not know a preference; truthful answers need not identify one hidden book. Declare allowed answers and review handling, avoid unnecessary personal questions, and record why the chosen question helps the actual task. Do not claim a worst-case split guarantees satisfaction.</w:t>
+      </w:r>
+    </w:p>
+    <w:p>
+      <w:pPr>
+        <w:spacing w:line="336" w:lineRule="auto" w:after="180"/>
+      </w:pPr>
+      <w:r>
+        <w:rPr>
+          <w:b w:val="0"/>
+        </w:rPr>
+        <w:t>Choose recommender questions that distinguish feasible options, documenting the decision criterion rather than asking unnecessary personal details.</w:t>
+      </w:r>
+    </w:p>
+    <w:p>
+      <w:pPr>
+        <w:pStyle w:val="Heading2"/>
+      </w:pPr>
+      <w:r>
+        <w:t>Keep the evidence and human decision visible</w:t>
+      </w:r>
+    </w:p>
+    <w:p>
+      <w:pPr>
+        <w:spacing w:line="336" w:lineRule="auto" w:after="180"/>
+      </w:pPr>
+      <w:r>
+        <w:rPr>
+          <w:b w:val="0"/>
+        </w:rPr>
+        <w:t xml:space="preserve">SYSTEM MAP  Reader need → allowed </w:t>
+      </w:r>
+      <w:r>
+        <w:rPr>
           <w:b/>
+        </w:rPr>
+        <w:t>input</w:t>
+      </w:r>
+      <w:r>
+        <w:rPr>
+          <w:b w:val="0"/>
+        </w:rPr>
+        <w:t xml:space="preserve">s → transparent rule or score → ranked candidates → explanation → test record → </w:t>
+      </w:r>
+      <w:r>
+        <w:rPr>
+          <w:b/>
+        </w:rPr>
+        <w:t>human decision</w:t>
+      </w:r>
+    </w:p>
+    <w:p>
+      <w:pPr>
+        <w:spacing w:line="336" w:lineRule="auto" w:after="180"/>
+      </w:pPr>
+      <w:r>
+        <w:rPr>
+          <w:b w:val="0"/>
+        </w:rPr>
+        <w:t>What will you add, change, or verify in the project this week?</w:t>
+      </w:r>
+    </w:p>
+    <w:p>
+      <w:pPr>
+        <w:pStyle w:val="Heading3"/>
+      </w:pPr>
+      <w:r>
+        <w:t>Write or draw your reasoning and evidence.</w:t>
+      </w:r>
+    </w:p>
+    <w:p>
+      <w:r>
+        <w:t>________________________________________________________________</w:t>
+      </w:r>
+    </w:p>
+    <w:p>
+      <w:r>
+        <w:t>________________________________________________________________</w:t>
+      </w:r>
+    </w:p>
+    <w:p>
+      <w:r>
+        <w:t>________________________________________________________________</w:t>
+      </w:r>
+    </w:p>
+    <w:p>
+      <w:r>
+        <w:t>________________________________________________________________</w:t>
+      </w:r>
+    </w:p>
+    <w:p>
+      <w:r>
+        <w:t>________________________________________________________________</w:t>
+      </w:r>
+    </w:p>
+    <w:p>
+      <w:pPr>
+        <w:spacing w:line="336" w:lineRule="auto" w:after="180"/>
+      </w:pPr>
+      <w:r>
+        <w:rPr>
+          <w:b w:val="0"/>
+        </w:rPr>
+        <w:t xml:space="preserve">What should remain under </w:t>
+      </w:r>
+      <w:r>
+        <w:rPr>
+          <w:b/>
+        </w:rPr>
+        <w:t>human control</w:t>
+      </w:r>
+      <w:r>
+        <w:rPr>
+          <w:b w:val="0"/>
+        </w:rPr>
+        <w:t>?</w:t>
+      </w:r>
+    </w:p>
+    <w:p>
+      <w:pPr>
+        <w:pStyle w:val="Heading3"/>
+      </w:pPr>
+      <w:r>
+        <w:t>Write or draw your reasoning and evidence.</w:t>
+      </w:r>
+    </w:p>
+    <w:p>
+      <w:r>
+        <w:t>________________________________________________________________</w:t>
+      </w:r>
+    </w:p>
+    <w:p>
+      <w:r>
+        <w:t>________________________________________________________________</w:t>
+      </w:r>
+    </w:p>
+    <w:p>
+      <w:r>
+        <w:t>________________________________________________________________</w:t>
+      </w:r>
+    </w:p>
+    <w:p>
+      <w:r>
+        <w:t>________________________________________________________________</w:t>
+      </w:r>
+    </w:p>
+    <w:p>
+      <w:r>
+        <w:t>________________________________________________________________</w:t>
+      </w:r>
+    </w:p>
+    <w:p>
+      <w:pPr>
+        <w:spacing w:line="336" w:lineRule="auto" w:after="180"/>
+      </w:pPr>
+      <w:r>
+        <w:rPr>
+          <w:b w:val="0"/>
+        </w:rPr>
+        <w:t>RESPONSIBLE DESIGN  Collect only necessary information. Show uncertainty and limits. Never confuse a ranking with a fact about a person.</w:t>
+      </w:r>
+    </w:p>
+    <w:p>
+      <w:pPr>
+        <w:pStyle w:val="Heading2"/>
+      </w:pPr>
+      <w:r>
+        <w:t>Earlier wording, alternatives and picture transcripts · reference / check after trying</w:t>
+      </w:r>
+    </w:p>
+    <w:p>
+      <w:pPr>
+        <w:spacing w:line="336" w:lineRule="auto" w:after="180"/>
+      </w:pPr>
+      <w:r>
+        <w:rPr>
+          <w:b w:val="0"/>
+        </w:rPr>
+        <w:t>CUMULATIVE PROJECT</w:t>
+      </w:r>
+    </w:p>
+    <w:p>
+      <w:pPr>
+        <w:spacing w:line="336" w:lineRule="auto" w:after="180"/>
+      </w:pPr>
+      <w:r>
+        <w:rPr>
+          <w:b w:val="0"/>
+        </w:rPr>
+        <w:t>Transparent Book Recommender</w:t>
+      </w:r>
+    </w:p>
+    <w:p>
+      <w:pPr>
+        <w:spacing w:line="336" w:lineRule="auto" w:after="180"/>
+      </w:pPr>
+      <w:r>
+        <w:rPr>
+          <w:b w:val="0"/>
+        </w:rPr>
+        <w:t>Every week adds one inspectable piece. The system must show how it reached a result.</w:t>
+      </w:r>
+    </w:p>
+    <w:p>
+      <w:r>
+        <w:drawing>
+          <wp:inline xmlns:a="http://schemas.openxmlformats.org/drawingml/2006/main" xmlns:pic="http://schemas.openxmlformats.org/drawingml/2006/picture">
+            <wp:extent cx="5486400" cy="1901952"/>
+            <wp:docPr id="22" name="Picture 22" descr="Book recommender connection for Choose Informative Questions"/>
+            <wp:cNvGraphicFramePr>
+              <a:graphicFrameLocks noChangeAspect="1"/>
+            </wp:cNvGraphicFramePr>
+            <a:graphic>
+              <a:graphicData uri="http://schemas.openxmlformats.org/drawingml/2006/picture">
+                <pic:pic>
+                  <pic:nvPicPr>
+                    <pic:cNvPr id="0" name="47956da993fe8495d09bebeeaeaac43a05ce6aea1bb58d34ec6ed70839383e17.png"/>
+                    <pic:cNvPicPr/>
+                  </pic:nvPicPr>
+                  <pic:blipFill>
+                    <a:blip r:embed="rId25"/>
+                    <a:stretch>
+                      <a:fillRect/>
+                    </a:stretch>
+                  </pic:blipFill>
+                  <pic:spPr>
+                    <a:xfrm>
+                      <a:off x="0" y="0"/>
+                      <a:ext cx="5486400" cy="1901952"/>
+                    </a:xfrm>
+                    <a:prstGeom prst="rect"/>
+                  </pic:spPr>
+                </pic:pic>
+              </a:graphicData>
+            </a:graphic>
+          </wp:inline>
+        </w:drawing>
+      </w:r>
+    </w:p>
+    <w:p>
+      <w:pPr>
+        <w:spacing w:line="336" w:lineRule="auto" w:after="180"/>
+      </w:pPr>
+      <w:r>
+        <w:rPr>
+          <w:b w:val="0"/>
+        </w:rPr>
+        <w:t>THIS WEEK’S CHECKPOINT  Ask first about preferences that remove the largest number of unsuitable books.</w:t>
+      </w:r>
+    </w:p>
+    <w:p>
+      <w:pPr>
+        <w:pStyle w:val="Heading3"/>
+      </w:pPr>
+      <w:r>
+        <w:t>Evidence for your project</w:t>
+      </w:r>
+    </w:p>
+    <w:p>
+      <w:pPr>
+        <w:pStyle w:val="Heading1"/>
+      </w:pPr>
+      <w:r>
+        <w:t>16. Finish: justify the question using its current branches</w:t>
+      </w:r>
+    </w:p>
+    <w:p>
+      <w:r>
+        <w:t>State the current population, count criterion and one limitation.</w:t>
+      </w:r>
+    </w:p>
+    <w:p>
+      <w:pPr>
+        <w:pStyle w:val="Heading2"/>
+      </w:pPr>
+      <w:r>
+        <w:t>Explain without notes</w:t>
+      </w:r>
+    </w:p>
+    <w:p>
+      <w:pPr>
+        <w:pStyle w:val="ListBullet"/>
+      </w:pPr>
+      <w:r>
+        <w:t>Close your notes. Explain this goal in your own words: Compare questions by their largest remaining group</w:t>
+      </w:r>
+    </w:p>
+    <w:p>
+      <w:pPr>
+        <w:pStyle w:val="Heading3"/>
+      </w:pPr>
+      <w:r>
+        <w:t>My deciding step, evidence and one remaining question</w:t>
+      </w:r>
+    </w:p>
+    <w:p>
+      <w:r>
+        <w:t>________________________________________________________________</w:t>
+      </w:r>
+    </w:p>
+    <w:p>
+      <w:r>
+        <w:t>________________________________________________________________</w:t>
+      </w:r>
+    </w:p>
+    <w:p>
+      <w:r>
+        <w:t>________________________________________________________________</w:t>
+      </w:r>
+    </w:p>
+    <w:p>
+      <w:r>
+        <w:t>________________________________________________________________</w:t>
+      </w:r>
+    </w:p>
+    <w:p>
+      <w:r>
+        <w:t>________________________________________________________________</w:t>
+      </w:r>
+    </w:p>
+    <w:p>
+      <w:pPr>
+        <w:pStyle w:val="Heading2"/>
+      </w:pPr>
+      <w:r>
+        <w:t>Plan a changed-set return</w:t>
+      </w:r>
+    </w:p>
+    <w:p>
+      <w:pPr>
+        <w:spacing w:line="336" w:lineRule="auto" w:after="180"/>
+      </w:pPr>
+      <w:r>
+        <w:rPr>
+          <w:b w:val="0"/>
+        </w:rPr>
+        <w:t xml:space="preserve">If you are unsure, return to the worked picture and explain one arrow. If you are ready, change an </w:t>
+      </w:r>
+      <w:r>
+        <w:rPr>
+          <w:b/>
+        </w:rPr>
+        <w:t>input</w:t>
+      </w:r>
+      <w:r>
+        <w:rPr>
+          <w:b w:val="0"/>
+        </w:rPr>
+        <w:t xml:space="preserve"> or assumption and justify your </w:t>
+      </w:r>
+      <w:r>
+        <w:rPr>
+          <w:b/>
+        </w:rPr>
+        <w:t>prediction</w:t>
+      </w:r>
+      <w:r>
+        <w:rPr>
+          <w:b w:val="0"/>
+        </w:rPr>
+        <w:t>.</w:t>
+      </w:r>
+    </w:p>
+    <w:p>
+      <w:pPr>
+        <w:spacing w:line="336" w:lineRule="auto" w:after="180"/>
+      </w:pPr>
+      <w:r>
+        <w:rPr>
+          <w:b w:val="0"/>
+        </w:rPr>
+        <w:t xml:space="preserve">Save your workbook </w:t>
+      </w:r>
+      <w:r>
+        <w:rPr>
+          <w:b/>
+        </w:rPr>
+        <w:t>evidence</w:t>
+      </w:r>
+      <w:r>
+        <w:rPr>
+          <w:b w:val="0"/>
+        </w:rPr>
+        <w:t>. At the next review, try a different case before opening your old answer.</w:t>
+      </w:r>
+    </w:p>
+    <w:p>
+      <w:pPr>
+        <w:pStyle w:val="Heading1"/>
+      </w:pPr>
+      <w:r>
+        <w:t>Reference bank and extra practice</w:t>
+      </w:r>
+    </w:p>
+    <w:p>
+      <w:pPr>
+        <w:pStyle w:val="Heading1"/>
+      </w:pPr>
+      <w:r>
+        <w:t>05. Your quick word guide</w:t>
+      </w:r>
+    </w:p>
+    <w:p>
+      <w:r>
+        <w:t>Use the words to explain a particular step, record or limit.</w:t>
+      </w:r>
+    </w:p>
+    <w:p>
+      <w:pPr>
+        <w:pStyle w:val="Heading2"/>
+      </w:pPr>
+      <w:r>
+        <w:t>Core vocabulary</w:t>
+      </w:r>
+    </w:p>
+    <w:tbl>
+      <w:tblPr>
+        <w:tblStyle w:val="LightShading-Accent1"/>
+        <w:tblW w:type="auto" w:w="0"/>
+        <w:tblLook w:firstColumn="1" w:firstRow="1" w:lastColumn="0" w:lastRow="0" w:noHBand="0" w:noVBand="1" w:val="04A0"/>
+      </w:tblPr>
+      <w:tblGrid>
+        <w:gridCol w:w="3408"/>
+        <w:gridCol w:w="3408"/>
+        <w:gridCol w:w="3408"/>
+      </w:tblGrid>
+      <w:tr>
+        <w:trPr>
+          <w:tblHeader/>
+        </w:trPr>
+        <w:tc>
+          <w:tcPr>
+            <w:tcW w:type="dxa" w:w="3408"/>
+          </w:tcPr>
+          <w:p>
+            <w:r>
+              <w:t>Word</w:t>
+            </w:r>
+          </w:p>
+        </w:tc>
+        <w:tc>
+          <w:tcPr>
+            <w:tcW w:type="dxa" w:w="3408"/>
+          </w:tcPr>
+          <w:p>
+            <w:r>
+              <w:t>My own example</w:t>
+            </w:r>
+          </w:p>
+        </w:tc>
+        <w:tc>
+          <w:tcPr>
+            <w:tcW w:type="dxa" w:w="3408"/>
+          </w:tcPr>
+          <w:p>
+            <w:r>
+              <w:t>Not this / boundary</w:t>
+            </w:r>
+          </w:p>
+        </w:tc>
+      </w:tr>
+      <w:tr>
+        <w:tc>
+          <w:tcPr>
+            <w:tcW w:type="dxa" w:w="3408"/>
+          </w:tcPr>
+          <w:p>
+            <w:r>
+              <w:t>informative</w:t>
+            </w:r>
+          </w:p>
+        </w:tc>
+        <w:tc>
+          <w:tcPr>
+            <w:tcW w:type="dxa" w:w="3408"/>
+          </w:tcPr>
+          <w:p>
+            <w:r>
+              <w:t>Providing evidence that helps distinguish relevant possibilities or reduce uncertainty.</w:t>
+            </w:r>
+          </w:p>
+        </w:tc>
+        <w:tc>
+          <w:tcPr>
+            <w:tcW w:type="dxa" w:w="3408"/>
+          </w:tcPr>
+          <w:p>
+            <w:r/>
+          </w:p>
+        </w:tc>
+      </w:tr>
+      <w:tr>
+        <w:tc>
+          <w:tcPr>
+            <w:tcW w:type="dxa" w:w="3408"/>
+          </w:tcPr>
+          <w:p>
+            <w:r>
+              <w:t>split</w:t>
+            </w:r>
+          </w:p>
+        </w:tc>
+        <w:tc>
+          <w:tcPr>
+            <w:tcW w:type="dxa" w:w="3408"/>
+          </w:tcPr>
+          <w:p>
+            <w:r>
+              <w:t>Separate a dataset into portions with different development or evaluation roles.</w:t>
+            </w:r>
+          </w:p>
+        </w:tc>
+        <w:tc>
+          <w:tcPr>
+            <w:tcW w:type="dxa" w:w="3408"/>
+          </w:tcPr>
+          <w:p>
+            <w:r/>
+          </w:p>
+        </w:tc>
+      </w:tr>
+      <w:tr>
+        <w:tc>
+          <w:tcPr>
+            <w:tcW w:type="dxa" w:w="3408"/>
+          </w:tcPr>
+          <w:p>
+            <w:r>
+              <w:t>remaining possibilities</w:t>
+            </w:r>
+          </w:p>
+        </w:tc>
+        <w:tc>
+          <w:tcPr>
+            <w:tcW w:type="dxa" w:w="3408"/>
+          </w:tcPr>
+          <w:p>
+            <w:r>
+              <w:t>The options still consistent with the evidence after some have been ruled out.</w:t>
+            </w:r>
+          </w:p>
+        </w:tc>
+        <w:tc>
+          <w:tcPr>
+            <w:tcW w:type="dxa" w:w="3408"/>
+          </w:tcPr>
+          <w:p>
+            <w:r/>
+          </w:p>
+        </w:tc>
+      </w:tr>
+      <w:tr>
+        <w:tc>
+          <w:tcPr>
+            <w:tcW w:type="dxa" w:w="3408"/>
+          </w:tcPr>
+          <w:p>
+            <w:r>
+              <w:t>efficiency</w:t>
+            </w:r>
+          </w:p>
+        </w:tc>
+        <w:tc>
+          <w:tcPr>
+            <w:tcW w:type="dxa" w:w="3408"/>
+          </w:tcPr>
+          <w:p>
+            <w:r>
+              <w:t>The resources required to achieve a result, such as time, memory or number of steps.</w:t>
+            </w:r>
+          </w:p>
+        </w:tc>
+        <w:tc>
+          <w:tcPr>
+            <w:tcW w:type="dxa" w:w="3408"/>
+          </w:tcPr>
+          <w:p>
+            <w:r/>
+          </w:p>
+        </w:tc>
+      </w:tr>
+    </w:tbl>
+    <w:p>
+      <w:pPr>
+        <w:pStyle w:val="Heading2"/>
+      </w:pPr>
+      <w:r>
+        <w:t>Terms for the connected explanation</w:t>
+      </w:r>
+    </w:p>
+    <w:tbl>
+      <w:tblPr>
+        <w:tblStyle w:val="LightShading-Accent1"/>
+        <w:tblW w:type="auto" w:w="0"/>
+        <w:tblLook w:firstColumn="1" w:firstRow="1" w:lastColumn="0" w:lastRow="0" w:noHBand="0" w:noVBand="1" w:val="04A0"/>
+      </w:tblPr>
+      <w:tblGrid>
+        <w:gridCol w:w="5112"/>
+        <w:gridCol w:w="5112"/>
+      </w:tblGrid>
+      <w:tr>
+        <w:trPr>
+          <w:tblHeader/>
+        </w:trPr>
+        <w:tc>
+          <w:tcPr>
+            <w:tcW w:type="dxa" w:w="5112"/>
+          </w:tcPr>
+          <w:p>
+            <w:r>
+              <w:t>Word</w:t>
+            </w:r>
+          </w:p>
+        </w:tc>
+        <w:tc>
+          <w:tcPr>
+            <w:tcW w:type="dxa" w:w="5112"/>
+          </w:tcPr>
+          <w:p>
+            <w:r>
+              <w:t>Meaning</w:t>
+            </w:r>
+          </w:p>
+        </w:tc>
+      </w:tr>
+      <w:tr>
+        <w:tc>
+          <w:tcPr>
+            <w:tcW w:type="dxa" w:w="5112"/>
+          </w:tcPr>
+          <w:p>
+            <w:r>
+              <w:t>Root</w:t>
+            </w:r>
+          </w:p>
+        </w:tc>
+        <w:tc>
+          <w:tcPr>
+            <w:tcW w:type="dxa" w:w="5112"/>
+          </w:tcPr>
+          <w:p>
+            <w:r>
+              <w:t>The first question asked by a tree</w:t>
+            </w:r>
+          </w:p>
+        </w:tc>
+      </w:tr>
+      <w:tr>
+        <w:tc>
+          <w:tcPr>
+            <w:tcW w:type="dxa" w:w="5112"/>
+          </w:tcPr>
+          <w:p>
+            <w:r>
+              <w:t>Branch</w:t>
+            </w:r>
+          </w:p>
+        </w:tc>
+        <w:tc>
+          <w:tcPr>
+            <w:tcW w:type="dxa" w:w="5112"/>
+          </w:tcPr>
+          <w:p>
+            <w:r>
+              <w:t>A path selected by the answer to a question</w:t>
+            </w:r>
+          </w:p>
+        </w:tc>
+      </w:tr>
+      <w:tr>
+        <w:tc>
+          <w:tcPr>
+            <w:tcW w:type="dxa" w:w="5112"/>
+          </w:tcPr>
+          <w:p>
+            <w:r>
+              <w:t>Leaf</w:t>
+            </w:r>
+          </w:p>
+        </w:tc>
+        <w:tc>
+          <w:tcPr>
+            <w:tcW w:type="dxa" w:w="5112"/>
+          </w:tcPr>
+          <w:p>
+            <w:r>
+              <w:t>An endpoint that stores a prediction</w:t>
+            </w:r>
+          </w:p>
+        </w:tc>
+      </w:tr>
+      <w:tr>
+        <w:tc>
+          <w:tcPr>
+            <w:tcW w:type="dxa" w:w="5112"/>
+          </w:tcPr>
+          <w:p>
+            <w:r>
+              <w:t>Depth</w:t>
+            </w:r>
+          </w:p>
+        </w:tc>
+        <w:tc>
+          <w:tcPr>
+            <w:tcW w:type="dxa" w:w="5112"/>
+          </w:tcPr>
+          <w:p>
+            <w:r>
+              <w:t>The largest number of question steps from root to leaf</w:t>
+            </w:r>
+          </w:p>
+        </w:tc>
+      </w:tr>
+    </w:tbl>
+    <w:p>
+      <w:pPr>
+        <w:pStyle w:val="Heading2"/>
+      </w:pPr>
+      <w:r>
+        <w:t>Earlier wording, alternatives and picture transcripts · reference / check after trying</w:t>
+      </w:r>
+    </w:p>
+    <w:p>
+      <w:pPr>
+        <w:spacing w:line="336" w:lineRule="auto" w:after="180"/>
+      </w:pPr>
+      <w:r>
+        <w:rPr>
+          <w:b w:val="0"/>
+        </w:rPr>
+        <w:t>VOCABULARY LAB</w:t>
+      </w:r>
+    </w:p>
+    <w:p>
+      <w:pPr>
+        <w:spacing w:line="336" w:lineRule="auto" w:after="180"/>
+      </w:pPr>
+      <w:r>
+        <w:rPr>
+          <w:b w:val="0"/>
+        </w:rPr>
+        <w:t>Words You Can Use to Reason</w:t>
+      </w:r>
+    </w:p>
+    <w:p>
+      <w:pPr>
+        <w:spacing w:line="336" w:lineRule="auto" w:after="180"/>
+      </w:pPr>
+      <w:r>
+        <w:rPr>
+          <w:b w:val="0"/>
+        </w:rPr>
+        <w:t>A definition matters when you can recognize the idea, use it, and contrast it with a near-miss.</w:t>
+      </w:r>
+    </w:p>
+    <w:p>
+      <w:r>
+        <w:drawing>
+          <wp:inline xmlns:a="http://schemas.openxmlformats.org/drawingml/2006/main" xmlns:pic="http://schemas.openxmlformats.org/drawingml/2006/picture">
+            <wp:extent cx="5486400" cy="3200400"/>
+            <wp:docPr id="23" name="Picture 23" descr="Vocabulary badge: informative"/>
+            <wp:cNvGraphicFramePr>
+              <a:graphicFrameLocks noChangeAspect="1"/>
+            </wp:cNvGraphicFramePr>
+            <a:graphic>
+              <a:graphicData uri="http://schemas.openxmlformats.org/drawingml/2006/picture">
+                <pic:pic>
+                  <pic:nvPicPr>
+                    <pic:cNvPr id="0" name="0f78745497bb7e70b43657cfbee60ca63752be7316925f4561bdcf8c4ba4a1be.png"/>
+                    <pic:cNvPicPr/>
+                  </pic:nvPicPr>
+                  <pic:blipFill>
+                    <a:blip r:embed="rId26"/>
+                    <a:stretch>
+                      <a:fillRect/>
+                    </a:stretch>
+                  </pic:blipFill>
+                  <pic:spPr>
+                    <a:xfrm>
+                      <a:off x="0" y="0"/>
+                      <a:ext cx="5486400" cy="3200400"/>
+                    </a:xfrm>
+                    <a:prstGeom prst="rect"/>
+                  </pic:spPr>
+                </pic:pic>
+              </a:graphicData>
+            </a:graphic>
+          </wp:inline>
+        </w:drawing>
+      </w:r>
+    </w:p>
+    <w:p>
+      <w:r>
+        <w:drawing>
+          <wp:inline xmlns:a="http://schemas.openxmlformats.org/drawingml/2006/main" xmlns:pic="http://schemas.openxmlformats.org/drawingml/2006/picture">
+            <wp:extent cx="5486400" cy="3200400"/>
+            <wp:docPr id="24" name="Picture 24" descr="Vocabulary badge: split"/>
+            <wp:cNvGraphicFramePr>
+              <a:graphicFrameLocks noChangeAspect="1"/>
+            </wp:cNvGraphicFramePr>
+            <a:graphic>
+              <a:graphicData uri="http://schemas.openxmlformats.org/drawingml/2006/picture">
+                <pic:pic>
+                  <pic:nvPicPr>
+                    <pic:cNvPr id="0" name="af8148783e5243f3b7f57bb4374b32fa623be6391b7cdf4bdc35251794f79812.png"/>
+                    <pic:cNvPicPr/>
+                  </pic:nvPicPr>
+                  <pic:blipFill>
+                    <a:blip r:embed="rId27"/>
+                    <a:stretch>
+                      <a:fillRect/>
+                    </a:stretch>
+                  </pic:blipFill>
+                  <pic:spPr>
+                    <a:xfrm>
+                      <a:off x="0" y="0"/>
+                      <a:ext cx="5486400" cy="3200400"/>
+                    </a:xfrm>
+                    <a:prstGeom prst="rect"/>
+                  </pic:spPr>
+                </pic:pic>
+              </a:graphicData>
+            </a:graphic>
+          </wp:inline>
+        </w:drawing>
+      </w:r>
+    </w:p>
+    <w:p>
+      <w:r>
+        <w:drawing>
+          <wp:inline xmlns:a="http://schemas.openxmlformats.org/drawingml/2006/main" xmlns:pic="http://schemas.openxmlformats.org/drawingml/2006/picture">
+            <wp:extent cx="5486400" cy="3200400"/>
+            <wp:docPr id="25" name="Picture 25" descr="Vocabulary badge: remaining possibilities"/>
+            <wp:cNvGraphicFramePr>
+              <a:graphicFrameLocks noChangeAspect="1"/>
+            </wp:cNvGraphicFramePr>
+            <a:graphic>
+              <a:graphicData uri="http://schemas.openxmlformats.org/drawingml/2006/picture">
+                <pic:pic>
+                  <pic:nvPicPr>
+                    <pic:cNvPr id="0" name="312ccc0f7a4bb804ea3eeb7628c81d8716e9ffb5f43efa5bdbd7fb32e920656a.png"/>
+                    <pic:cNvPicPr/>
+                  </pic:nvPicPr>
+                  <pic:blipFill>
+                    <a:blip r:embed="rId28"/>
+                    <a:stretch>
+                      <a:fillRect/>
+                    </a:stretch>
+                  </pic:blipFill>
+                  <pic:spPr>
+                    <a:xfrm>
+                      <a:off x="0" y="0"/>
+                      <a:ext cx="5486400" cy="3200400"/>
+                    </a:xfrm>
+                    <a:prstGeom prst="rect"/>
+                  </pic:spPr>
+                </pic:pic>
+              </a:graphicData>
+            </a:graphic>
+          </wp:inline>
+        </w:drawing>
+      </w:r>
+    </w:p>
+    <w:p>
+      <w:r>
+        <w:drawing>
+          <wp:inline xmlns:a="http://schemas.openxmlformats.org/drawingml/2006/main" xmlns:pic="http://schemas.openxmlformats.org/drawingml/2006/picture">
+            <wp:extent cx="5486400" cy="3200400"/>
+            <wp:docPr id="26" name="Picture 26" descr="Vocabulary badge: efficiency"/>
+            <wp:cNvGraphicFramePr>
+              <a:graphicFrameLocks noChangeAspect="1"/>
+            </wp:cNvGraphicFramePr>
+            <a:graphic>
+              <a:graphicData uri="http://schemas.openxmlformats.org/drawingml/2006/picture">
+                <pic:pic>
+                  <pic:nvPicPr>
+                    <pic:cNvPr id="0" name="59458b08ab14cf03edeed454637c469db88a0f861bac618b4ddc6506163123c2.png"/>
+                    <pic:cNvPicPr/>
+                  </pic:nvPicPr>
+                  <pic:blipFill>
+                    <a:blip r:embed="rId29"/>
+                    <a:stretch>
+                      <a:fillRect/>
+                    </a:stretch>
+                  </pic:blipFill>
+                  <pic:spPr>
+                    <a:xfrm>
+                      <a:off x="0" y="0"/>
+                      <a:ext cx="5486400" cy="3200400"/>
+                    </a:xfrm>
+                    <a:prstGeom prst="rect"/>
+                  </pic:spPr>
+                </pic:pic>
+              </a:graphicData>
+            </a:graphic>
+          </wp:inline>
+        </w:drawing>
+      </w:r>
+    </w:p>
+    <w:p>
+      <w:pPr>
+        <w:pStyle w:val="Heading3"/>
+      </w:pPr>
+      <w:r>
+        <w:t>Words used in the closer explanation</w:t>
+      </w:r>
+    </w:p>
+    <w:p>
+      <w:pPr>
+        <w:pStyle w:val="Heading1"/>
+      </w:pPr>
+      <w:r>
+        <w:t>10. Choose a stronger thinking challenge</w:t>
+      </w:r>
+    </w:p>
+    <w:p>
+      <w:r>
+        <w:t>Choose the next useful challenge rather than treating the whole ladder as compulsory.</w:t>
+      </w:r>
+    </w:p>
+    <w:p>
+      <w:pPr>
+        <w:pStyle w:val="Heading2"/>
+      </w:pPr>
+      <w:r>
+        <w:t>Pick your next step</w:t>
+      </w:r>
+    </w:p>
+    <w:p>
+      <w:pPr>
+        <w:pStyle w:val="ListBullet"/>
+      </w:pPr>
+      <w:r>
+        <w:t>1 • NAME: Define the concept without repeating the textbook.</w:t>
+      </w:r>
+    </w:p>
+    <w:p>
+      <w:pPr>
+        <w:pStyle w:val="ListBullet"/>
+      </w:pPr>
+      <w:r>
+        <w:t>2 • TRACE: Show the information, state, branch, calculation, or evidence path.</w:t>
+      </w:r>
+    </w:p>
+    <w:p>
+      <w:pPr>
+        <w:pStyle w:val="ListBullet"/>
+      </w:pPr>
+      <w:r>
+        <w:t>3 • APPLY: Solve a different example independently.</w:t>
+      </w:r>
+    </w:p>
+    <w:p>
+      <w:pPr>
+        <w:pStyle w:val="ListBullet"/>
+      </w:pPr>
+      <w:r>
+        <w:t>4 • CHALLENGE: Find a boundary case, counterexample, or unfair outcome.</w:t>
+      </w:r>
+    </w:p>
+    <w:p>
+      <w:pPr>
+        <w:pStyle w:val="ListBullet"/>
+      </w:pPr>
+      <w:r>
+        <w:t>5 • EXPLAIN LIMITS: Say when the result should not be trusted or used alone.</w:t>
+      </w:r>
+    </w:p>
+    <w:p>
+      <w:pPr>
+        <w:pStyle w:val="ListBullet"/>
+      </w:pPr>
+      <w:r>
+        <w:t>My strongest evidence of independent understanding:</w:t>
+      </w:r>
+    </w:p>
+    <w:p>
+      <w:pPr>
+        <w:pStyle w:val="Heading3"/>
+      </w:pPr>
+      <w:r>
+        <w:t>Write or draw your reasoning and evidence.</w:t>
+      </w:r>
+    </w:p>
+    <w:p>
+      <w:r>
+        <w:t>________________________________________________________________</w:t>
+      </w:r>
+    </w:p>
+    <w:p>
+      <w:r>
+        <w:t>________________________________________________________________</w:t>
+      </w:r>
+    </w:p>
+    <w:p>
+      <w:r>
+        <w:t>________________________________________________________________</w:t>
+      </w:r>
+    </w:p>
+    <w:p>
+      <w:r>
+        <w:t>________________________________________________________________</w:t>
+      </w:r>
+    </w:p>
+    <w:p>
+      <w:r>
+        <w:t>________________________________________________________________</w:t>
+      </w:r>
+    </w:p>
+    <w:p>
+      <w:pPr>
+        <w:pStyle w:val="Heading2"/>
+      </w:pPr>
+      <w:r>
+        <w:t>Earlier wording, alternatives and picture transcripts · reference / check after trying</w:t>
+      </w:r>
+    </w:p>
+    <w:p>
+      <w:pPr>
+        <w:spacing w:line="336" w:lineRule="auto" w:after="180"/>
+      </w:pPr>
+      <w:r>
+        <w:rPr>
+          <w:b w:val="0"/>
         </w:rPr>
         <w:t>MASTERY</w:t>
       </w:r>
@@ -5173,7 +6971,7 @@
         <w:drawing>
           <wp:inline xmlns:a="http://schemas.openxmlformats.org/drawingml/2006/main" xmlns:pic="http://schemas.openxmlformats.org/drawingml/2006/picture">
             <wp:extent cx="5486400" cy="1719072"/>
-            <wp:docPr id="20" name="Picture 20" descr="Mastery ladder for Choose Informative Questions"/>
+            <wp:docPr id="27" name="Picture 27" descr="Mastery ladder for Choose Informative Questions"/>
             <wp:cNvGraphicFramePr>
               <a:graphicFrameLocks noChangeAspect="1"/>
             </wp:cNvGraphicFramePr>
@@ -5185,7 +6983,7 @@
                     <pic:cNvPicPr/>
                   </pic:nvPicPr>
                   <pic:blipFill>
-                    <a:blip r:embed="rId27"/>
+                    <a:blip r:embed="rId30"/>
                     <a:stretch>
                       <a:fillRect/>
                     </a:stretch>
@@ -5206,13 +7004,164 @@
     </w:p>
     <w:p>
       <w:pPr>
+        <w:pStyle w:val="Heading1"/>
+      </w:pPr>
+      <w:r>
+        <w:t>12. Reference: check your explanation</w:t>
+      </w:r>
+    </w:p>
+    <w:p>
+      <w:r>
+        <w:t>Use after practice. Changed independent case is the selected independent case.</w:t>
+      </w:r>
+    </w:p>
+    <w:p>
+      <w:pPr>
+        <w:pStyle w:val="Heading2"/>
+      </w:pPr>
+      <w:r>
+        <w:t>Check the evidence and its limit</w:t>
+      </w:r>
+    </w:p>
+    <w:p>
+      <w:pPr>
+        <w:pStyle w:val="ListBullet"/>
+      </w:pPr>
+      <w:r>
+        <w:t>1. My fresh example, trace, calculation, or design:</w:t>
+      </w:r>
+    </w:p>
+    <w:p>
+      <w:pPr>
+        <w:pStyle w:val="Heading3"/>
+      </w:pPr>
+      <w:r>
+        <w:t>Write or draw your reasoning and evidence.</w:t>
+      </w:r>
+    </w:p>
+    <w:p>
+      <w:r>
+        <w:t>________________________________________________________________</w:t>
+      </w:r>
+    </w:p>
+    <w:p>
+      <w:r>
+        <w:t>________________________________________________________________</w:t>
+      </w:r>
+    </w:p>
+    <w:p>
+      <w:r>
+        <w:t>________________________________________________________________</w:t>
+      </w:r>
+    </w:p>
+    <w:p>
+      <w:r>
+        <w:t>________________________________________________________________</w:t>
+      </w:r>
+    </w:p>
+    <w:p>
+      <w:r>
+        <w:t>________________________________________________________________</w:t>
+      </w:r>
+    </w:p>
+    <w:p>
+      <w:pPr>
+        <w:pStyle w:val="ListBullet"/>
+      </w:pPr>
+      <w:r>
+        <w:t>2. My evidence that it works (include a boundary or missing-data case):</w:t>
+      </w:r>
+    </w:p>
+    <w:p>
+      <w:pPr>
+        <w:pStyle w:val="Heading3"/>
+      </w:pPr>
+      <w:r>
+        <w:t>Write or draw your reasoning and evidence.</w:t>
+      </w:r>
+    </w:p>
+    <w:p>
+      <w:r>
+        <w:t>________________________________________________________________</w:t>
+      </w:r>
+    </w:p>
+    <w:p>
+      <w:r>
+        <w:t>________________________________________________________________</w:t>
+      </w:r>
+    </w:p>
+    <w:p>
+      <w:r>
+        <w:t>________________________________________________________________</w:t>
+      </w:r>
+    </w:p>
+    <w:p>
+      <w:r>
+        <w:t>________________________________________________________________</w:t>
+      </w:r>
+    </w:p>
+    <w:p>
+      <w:r>
+        <w:t>________________________________________________________________</w:t>
+      </w:r>
+    </w:p>
+    <w:p>
+      <w:pPr>
+        <w:pStyle w:val="ListBullet"/>
+      </w:pPr>
+      <w:r>
+        <w:t>3. One limitation, fairness concern, or situation needing human review:</w:t>
+      </w:r>
+    </w:p>
+    <w:p>
+      <w:pPr>
+        <w:pStyle w:val="Heading2"/>
+      </w:pPr>
+      <w:r>
+        <w:t>Self-check and record</w:t>
+      </w:r>
+    </w:p>
+    <w:p>
+      <w:pPr>
         <w:spacing w:line="336" w:lineRule="auto" w:after="180"/>
       </w:pPr>
       <w:r>
         <w:rPr>
           <w:b w:val="0"/>
         </w:rPr>
-        <w:t>1 • NAME: Define the concept without repeating the textbook.</w:t>
+        <w:t xml:space="preserve">SELF-CHECK  □ I explained the </w:t>
+      </w:r>
+      <w:r>
+        <w:rPr>
+          <w:b/>
+        </w:rPr>
+        <w:t>mechanism</w:t>
+      </w:r>
+      <w:r>
+        <w:rPr>
+          <w:b w:val="0"/>
+        </w:rPr>
+        <w:t xml:space="preserve">  □ I used </w:t>
+      </w:r>
+      <w:r>
+        <w:rPr>
+          <w:b/>
+        </w:rPr>
+        <w:t>evidence</w:t>
+      </w:r>
+      <w:r>
+        <w:rPr>
+          <w:b w:val="0"/>
+        </w:rPr>
+        <w:t xml:space="preserve">  □ I tested a fresh case  □ I named a limitation  □ I can answer ‘why?’</w:t>
+      </w:r>
+    </w:p>
+    <w:p>
+      <w:pPr>
+        <w:pStyle w:val="Heading2"/>
+      </w:pPr>
+      <w:r>
+        <w:t>Earlier wording, alternatives and picture transcripts · reference / check after trying</w:t>
       </w:r>
     </w:p>
     <w:p>
@@ -5223,166 +7172,29 @@
         <w:rPr>
           <w:b w:val="0"/>
         </w:rPr>
-        <w:t xml:space="preserve">2 • TRACE: Show the information, state, </w:t>
-      </w:r>
-      <w:r>
-        <w:rPr>
-          <w:b/>
-        </w:rPr>
-        <w:t>branch</w:t>
-      </w:r>
+        <w:t>INDEPENDENT MASTERY PROOF</w:t>
+      </w:r>
+    </w:p>
+    <w:p>
+      <w:pPr>
+        <w:spacing w:line="336" w:lineRule="auto" w:after="180"/>
+      </w:pPr>
       <w:r>
         <w:rPr>
           <w:b w:val="0"/>
         </w:rPr>
-        <w:t xml:space="preserve">, calculation, or </w:t>
-      </w:r>
-      <w:r>
-        <w:rPr>
-          <w:b/>
-        </w:rPr>
-        <w:t>evidence</w:t>
-      </w:r>
+        <w:t>Checklist for explaining this week’s idea</w:t>
+      </w:r>
+    </w:p>
+    <w:p>
+      <w:pPr>
+        <w:spacing w:line="336" w:lineRule="auto" w:after="180"/>
+      </w:pPr>
       <w:r>
         <w:rPr>
           <w:b w:val="0"/>
         </w:rPr>
-        <w:t xml:space="preserve"> path.</w:t>
-      </w:r>
-    </w:p>
-    <w:p>
-      <w:pPr>
-        <w:spacing w:line="336" w:lineRule="auto" w:after="180"/>
-      </w:pPr>
-      <w:r>
-        <w:rPr>
-          <w:b w:val="0"/>
-        </w:rPr>
-        <w:t>3 • APPLY: Solve a different example independently.</w:t>
-      </w:r>
-    </w:p>
-    <w:p>
-      <w:pPr>
-        <w:spacing w:line="336" w:lineRule="auto" w:after="180"/>
-      </w:pPr>
-      <w:r>
-        <w:rPr>
-          <w:b w:val="0"/>
-        </w:rPr>
-        <w:t>4 • CHALLENGE: Find a boundary case, counterexample, or unfair outcome.</w:t>
-      </w:r>
-    </w:p>
-    <w:p>
-      <w:pPr>
-        <w:spacing w:line="336" w:lineRule="auto" w:after="180"/>
-      </w:pPr>
-      <w:r>
-        <w:rPr>
-          <w:b w:val="0"/>
-        </w:rPr>
-        <w:t>5 • EXPLAIN LIMITS: Say when the result should not be trusted or used alone.</w:t>
-      </w:r>
-    </w:p>
-    <w:p>
-      <w:pPr>
-        <w:spacing w:line="336" w:lineRule="auto" w:after="180"/>
-      </w:pPr>
-      <w:r>
-        <w:rPr>
-          <w:b w:val="0"/>
-        </w:rPr>
-        <w:t xml:space="preserve">My strongest </w:t>
-      </w:r>
-      <w:r>
-        <w:rPr>
-          <w:b/>
-        </w:rPr>
-        <w:t>evidence</w:t>
-      </w:r>
-      <w:r>
-        <w:rPr>
-          <w:b w:val="0"/>
-        </w:rPr>
-        <w:t xml:space="preserve"> of independent understanding:</w:t>
-      </w:r>
-    </w:p>
-    <w:p>
-      <w:pPr>
-        <w:pStyle w:val="Heading3"/>
-      </w:pPr>
-      <w:r>
-        <w:t>Write or draw your reasoning and evidence.</w:t>
-      </w:r>
-    </w:p>
-    <w:p>
-      <w:r>
-        <w:t>________________________________________________________________</w:t>
-      </w:r>
-    </w:p>
-    <w:p>
-      <w:r>
-        <w:t>________________________________________________________________</w:t>
-      </w:r>
-    </w:p>
-    <w:p>
-      <w:r>
-        <w:t>________________________________________________________________</w:t>
-      </w:r>
-    </w:p>
-    <w:p>
-      <w:r>
-        <w:t>________________________________________________________________</w:t>
-      </w:r>
-    </w:p>
-    <w:p>
-      <w:r>
-        <w:t>________________________________________________________________</w:t>
-      </w:r>
-    </w:p>
-    <w:p>
-      <w:pPr>
-        <w:pStyle w:val="Heading1"/>
-      </w:pPr>
-      <w:r>
-        <w:t>11. Connect your project</w:t>
-      </w:r>
-    </w:p>
-    <w:p>
-      <w:r>
-        <w:t>Apply this week’s idea to Transparent Book Recommender. Keep an annotated decision and the evidence supporting it.</w:t>
-      </w:r>
-    </w:p>
-    <w:p>
-      <w:pPr>
-        <w:spacing w:line="336" w:lineRule="auto" w:after="180"/>
-      </w:pPr>
-      <w:r>
-        <w:rPr>
-          <w:b/>
-        </w:rPr>
-        <w:t>CUMULATIVE PROJECT</w:t>
-      </w:r>
-    </w:p>
-    <w:p>
-      <w:pPr>
-        <w:spacing w:line="336" w:lineRule="auto" w:after="180"/>
-      </w:pPr>
-      <w:r>
-        <w:rPr>
-          <w:b w:val="0"/>
-        </w:rPr>
-        <w:t>Transparent Book Recommender</w:t>
-      </w:r>
-    </w:p>
-    <w:p>
-      <w:pPr>
-        <w:spacing w:line="336" w:lineRule="auto" w:after="180"/>
-      </w:pPr>
-      <w:r>
-        <w:rPr>
-          <w:b w:val="0"/>
-        </w:rPr>
-        <w:t>Every week adds one inspectable piece. The system must show how it reached a result.</w:t>
+        <w:t>Use after practice. Changed independent case is the selected independent case.</w:t>
       </w:r>
     </w:p>
     <w:p>
@@ -5390,7 +7202,7 @@
         <w:drawing>
           <wp:inline xmlns:a="http://schemas.openxmlformats.org/drawingml/2006/main" xmlns:pic="http://schemas.openxmlformats.org/drawingml/2006/picture">
             <wp:extent cx="5486400" cy="1901952"/>
-            <wp:docPr id="21" name="Picture 21" descr="Book recommender connection for Choose Informative Questions"/>
+            <wp:docPr id="28" name="Picture 28" descr="Independent proof graphic for Choose Informative Questions"/>
             <wp:cNvGraphicFramePr>
               <a:graphicFrameLocks noChangeAspect="1"/>
             </wp:cNvGraphicFramePr>
@@ -5398,11 +7210,11 @@
               <a:graphicData uri="http://schemas.openxmlformats.org/drawingml/2006/picture">
                 <pic:pic>
                   <pic:nvPicPr>
-                    <pic:cNvPr id="0" name="47956da993fe8495d09bebeeaeaac43a05ce6aea1bb58d34ec6ed70839383e17.png"/>
+                    <pic:cNvPr id="0" name="5f3e7d05556793b4f231814caa20801a3e4a86ac398bdb778f2b9e900563a548.png"/>
                     <pic:cNvPicPr/>
                   </pic:nvPicPr>
                   <pic:blipFill>
-                    <a:blip r:embed="rId28"/>
+                    <a:blip r:embed="rId31"/>
                     <a:stretch>
                       <a:fillRect/>
                     </a:stretch>
@@ -5429,7 +7241,7 @@
         <w:rPr>
           <w:b w:val="0"/>
         </w:rPr>
-        <w:t>THIS WEEK’S CHECKPOINT  Ask first about preferences that remove the largest number of unsuitable books.</w:t>
+        <w:t>EXPLANATION CHECK  Name the current possibility set, count both branches and compare the largest remaining groups under an explicit criterion.</w:t>
       </w:r>
     </w:p>
     <w:p>
@@ -5437,663 +7249,155 @@
         <w:pStyle w:val="Heading3"/>
       </w:pPr>
       <w:r>
-        <w:t>Trace the system</w:t>
+        <w:t>Write or draw your reasoning and evidence.</w:t>
+      </w:r>
+    </w:p>
+    <w:p>
+      <w:r>
+        <w:t>________________________________________________________________</w:t>
+      </w:r>
+    </w:p>
+    <w:p>
+      <w:r>
+        <w:t>________________________________________________________________</w:t>
+      </w:r>
+    </w:p>
+    <w:p>
+      <w:r>
+        <w:t>________________________________________________________________</w:t>
+      </w:r>
+    </w:p>
+    <w:p>
+      <w:r>
+        <w:t>________________________________________________________________</w:t>
+      </w:r>
+    </w:p>
+    <w:p>
+      <w:r>
+        <w:t>________________________________________________________________</w:t>
+      </w:r>
+    </w:p>
+    <w:p>
+      <w:pPr>
+        <w:pStyle w:val="Heading1"/>
+      </w:pPr>
+      <w:r>
+        <w:t>13. Extra practice: Choose a question that separates the target</w:t>
+      </w:r>
+    </w:p>
+    <w:p>
+      <w:r>
+        <w:t>Try the question before opening its worked explanation.</w:t>
+      </w:r>
+    </w:p>
+    <w:p>
+      <w:pPr>
+        <w:pStyle w:val="Heading2"/>
+      </w:pPr>
+      <w:r>
+        <w:t>Read the supplied case and question</w:t>
       </w:r>
     </w:p>
     <w:p>
       <w:pPr>
         <w:spacing w:line="336" w:lineRule="auto" w:after="180"/>
-        <w:shd w:fill="EDF7F3"/>
       </w:pPr>
       <w:r>
         <w:rPr>
           <w:b w:val="0"/>
         </w:rPr>
-        <w:t xml:space="preserve">SYSTEM MAP  Reader need → allowed </w:t>
+        <w:t>Eight blue cards contain four circles and four triangles; target is shape.</w:t>
+      </w:r>
+    </w:p>
+    <w:p>
+      <w:pPr>
+        <w:spacing w:line="336" w:lineRule="auto" w:after="180"/>
+      </w:pPr>
+      <w:r>
+        <w:rPr>
+          <w:b w:val="0"/>
+        </w:rPr>
+        <w:t>Which question is more useful: blue or circle?</w:t>
+      </w:r>
+    </w:p>
+    <w:p>
+      <w:pPr>
+        <w:pStyle w:val="Heading2"/>
+      </w:pPr>
+      <w:r>
+        <w:t>Your explanation</w:t>
+      </w:r>
+    </w:p>
+    <w:p>
+      <w:pPr>
+        <w:pStyle w:val="ListBullet"/>
+      </w:pPr>
+      <w:r>
+        <w:t>Which detail supports the answer, and why does it matter?</w:t>
+      </w:r>
+    </w:p>
+    <w:p>
+      <w:pPr>
+        <w:pStyle w:val="Heading3"/>
+      </w:pPr>
+      <w:r>
+        <w:t>Write or draw your reasoning and evidence.</w:t>
+      </w:r>
+    </w:p>
+    <w:p>
+      <w:r>
+        <w:t>________________________________________________________________</w:t>
+      </w:r>
+    </w:p>
+    <w:p>
+      <w:r>
+        <w:t>________________________________________________________________</w:t>
+      </w:r>
+    </w:p>
+    <w:p>
+      <w:r>
+        <w:t>________________________________________________________________</w:t>
+      </w:r>
+    </w:p>
+    <w:p>
+      <w:r>
+        <w:t>________________________________________________________________</w:t>
+      </w:r>
+    </w:p>
+    <w:p>
+      <w:r>
+        <w:t>________________________________________________________________</w:t>
+      </w:r>
+    </w:p>
+    <w:p>
+      <w:pPr>
+        <w:pStyle w:val="Heading2"/>
+      </w:pPr>
+      <w:r>
+        <w:t>Check after trying · reference / check after trying</w:t>
+      </w:r>
+    </w:p>
+    <w:p>
+      <w:pPr>
+        <w:spacing w:line="336" w:lineRule="auto" w:after="180"/>
+      </w:pPr>
+      <w:r>
+        <w:rPr>
+          <w:b w:val="0"/>
+        </w:rPr>
+        <w:t xml:space="preserve">Circle separates target groups. Blue puts every card in one </w:t>
       </w:r>
       <w:r>
         <w:rPr>
           <w:b/>
         </w:rPr>
-        <w:t>input</w:t>
+        <w:t>branch</w:t>
       </w:r>
       <w:r>
         <w:rPr>
           <w:b w:val="0"/>
         </w:rPr>
-        <w:t xml:space="preserve">s → transparent rule or score → ranked candidates → explanation → test record → </w:t>
-      </w:r>
-      <w:r>
-        <w:rPr>
-          <w:b/>
-        </w:rPr>
-        <w:t>human decision</w:t>
-      </w:r>
-    </w:p>
-    <w:p>
-      <w:pPr>
-        <w:spacing w:line="336" w:lineRule="auto" w:after="180"/>
-        <w:shd w:fill="F5F1FB"/>
-      </w:pPr>
-      <w:r>
-        <w:rPr>
-          <w:b w:val="0"/>
-        </w:rPr>
-        <w:t>What will you add, change, or verify in the project this week?</w:t>
-      </w:r>
-    </w:p>
-    <w:p>
-      <w:pPr>
-        <w:pStyle w:val="Heading3"/>
-      </w:pPr>
-      <w:r>
-        <w:t>Write or draw your reasoning and evidence.</w:t>
-      </w:r>
-    </w:p>
-    <w:p>
-      <w:r>
-        <w:t>________________________________________________________________</w:t>
-      </w:r>
-    </w:p>
-    <w:p>
-      <w:r>
-        <w:t>________________________________________________________________</w:t>
-      </w:r>
-    </w:p>
-    <w:p>
-      <w:r>
-        <w:t>________________________________________________________________</w:t>
-      </w:r>
-    </w:p>
-    <w:p>
-      <w:r>
-        <w:t>________________________________________________________________</w:t>
-      </w:r>
-    </w:p>
-    <w:p>
-      <w:r>
-        <w:t>________________________________________________________________</w:t>
-      </w:r>
-    </w:p>
-    <w:p>
-      <w:pPr>
-        <w:spacing w:line="336" w:lineRule="auto" w:after="180"/>
-        <w:shd w:fill="F5F1FB"/>
-      </w:pPr>
-      <w:r>
-        <w:rPr>
-          <w:b w:val="0"/>
-        </w:rPr>
-        <w:t xml:space="preserve">What should remain under </w:t>
-      </w:r>
-      <w:r>
-        <w:rPr>
-          <w:b/>
-        </w:rPr>
-        <w:t>human control</w:t>
-      </w:r>
-      <w:r>
-        <w:rPr>
-          <w:b w:val="0"/>
-        </w:rPr>
-        <w:t>?</w:t>
-      </w:r>
-    </w:p>
-    <w:p>
-      <w:pPr>
-        <w:pStyle w:val="Heading3"/>
-      </w:pPr>
-      <w:r>
-        <w:t>Write or draw your reasoning and evidence.</w:t>
-      </w:r>
-    </w:p>
-    <w:p>
-      <w:r>
-        <w:t>________________________________________________________________</w:t>
-      </w:r>
-    </w:p>
-    <w:p>
-      <w:r>
-        <w:t>________________________________________________________________</w:t>
-      </w:r>
-    </w:p>
-    <w:p>
-      <w:r>
-        <w:t>________________________________________________________________</w:t>
-      </w:r>
-    </w:p>
-    <w:p>
-      <w:r>
-        <w:t>________________________________________________________________</w:t>
-      </w:r>
-    </w:p>
-    <w:p>
-      <w:r>
-        <w:t>________________________________________________________________</w:t>
-      </w:r>
-    </w:p>
-    <w:p>
-      <w:pPr>
-        <w:pStyle w:val="Heading3"/>
-      </w:pPr>
-      <w:r>
-        <w:t>Responsible design</w:t>
-      </w:r>
-    </w:p>
-    <w:p>
-      <w:pPr>
-        <w:spacing w:line="336" w:lineRule="auto" w:after="180"/>
-        <w:shd w:fill="FFF5E6"/>
-      </w:pPr>
-      <w:r>
-        <w:rPr>
-          <w:b w:val="0"/>
-        </w:rPr>
-        <w:t>RESPONSIBLE DESIGN  Collect only necessary information. Show uncertainty and limits. Never confuse a ranking with a fact about a person.</w:t>
-      </w:r>
-    </w:p>
-    <w:p>
-      <w:pPr>
-        <w:pStyle w:val="Heading3"/>
-      </w:pPr>
-      <w:r>
-        <w:t>Evidence for your project</w:t>
-      </w:r>
-    </w:p>
-    <w:p>
-      <w:pPr>
-        <w:spacing w:line="336" w:lineRule="auto" w:after="180"/>
-      </w:pPr>
-      <w:r>
-        <w:rPr>
-          <w:b w:val="0"/>
-        </w:rPr>
-        <w:t>Choose recommender questions that distinguish feasible options, documenting the decision criterion rather than asking unnecessary personal details.</w:t>
-      </w:r>
-    </w:p>
-    <w:p>
-      <w:pPr>
-        <w:pStyle w:val="Heading1"/>
-      </w:pPr>
-      <w:r>
-        <w:t>12. Show what you know</w:t>
-      </w:r>
-    </w:p>
-    <w:p>
-      <w:r>
-        <w:t>Use a genuinely new case for independent evidence. Previously discussed examples remain practice; use the separately named independent case before feedback.</w:t>
-      </w:r>
-    </w:p>
-    <w:p>
-      <w:pPr>
-        <w:pStyle w:val="Heading3"/>
-      </w:pPr>
-      <w:r>
-        <w:t>Independent evidence</w:t>
-      </w:r>
-    </w:p>
-    <w:p>
-      <w:pPr>
-        <w:spacing w:line="336" w:lineRule="auto" w:after="180"/>
-        <w:shd w:fill="FFF5E6"/>
-      </w:pPr>
-      <w:r>
-        <w:rPr>
-          <w:b w:val="0"/>
-        </w:rPr>
-        <w:t>INDEPENDENT MASTERY PROOF</w:t>
-      </w:r>
-    </w:p>
-    <w:p>
-      <w:pPr>
-        <w:spacing w:line="336" w:lineRule="auto" w:after="180"/>
-      </w:pPr>
-      <w:r>
-        <w:rPr>
-          <w:b w:val="0"/>
-        </w:rPr>
-        <w:t>Explain • Transfer • Test • Defend</w:t>
-      </w:r>
-    </w:p>
-    <w:p>
-      <w:pPr>
-        <w:spacing w:line="336" w:lineRule="auto" w:after="180"/>
-      </w:pPr>
-      <w:r>
-        <w:rPr>
-          <w:b w:val="0"/>
-        </w:rPr>
-        <w:t>Complete this page without copying the worked example. Your reasoning matters more than decoration.</w:t>
-      </w:r>
-    </w:p>
-    <w:p>
-      <w:r>
-        <w:drawing>
-          <wp:inline xmlns:a="http://schemas.openxmlformats.org/drawingml/2006/main" xmlns:pic="http://schemas.openxmlformats.org/drawingml/2006/picture">
-            <wp:extent cx="5486400" cy="1901952"/>
-            <wp:docPr id="22" name="Picture 22" descr="Independent proof graphic for Choose Informative Questions"/>
-            <wp:cNvGraphicFramePr>
-              <a:graphicFrameLocks noChangeAspect="1"/>
-            </wp:cNvGraphicFramePr>
-            <a:graphic>
-              <a:graphicData uri="http://schemas.openxmlformats.org/drawingml/2006/picture">
-                <pic:pic>
-                  <pic:nvPicPr>
-                    <pic:cNvPr id="0" name="5f3e7d05556793b4f231814caa20801a3e4a86ac398bdb778f2b9e900563a548.png"/>
-                    <pic:cNvPicPr/>
-                  </pic:nvPicPr>
-                  <pic:blipFill>
-                    <a:blip r:embed="rId29"/>
-                    <a:stretch>
-                      <a:fillRect/>
-                    </a:stretch>
-                  </pic:blipFill>
-                  <pic:spPr>
-                    <a:xfrm>
-                      <a:off x="0" y="0"/>
-                      <a:ext cx="5486400" cy="1901952"/>
-                    </a:xfrm>
-                    <a:prstGeom prst="rect"/>
-                  </pic:spPr>
-                </pic:pic>
-              </a:graphicData>
-            </a:graphic>
-          </wp:inline>
-        </w:drawing>
-      </w:r>
-    </w:p>
-    <w:p>
-      <w:pPr>
-        <w:pStyle w:val="Heading3"/>
-      </w:pPr>
-      <w:r>
-        <w:t>Try a more demanding case</w:t>
-      </w:r>
-    </w:p>
-    <w:p>
-      <w:pPr>
-        <w:spacing w:line="336" w:lineRule="auto" w:after="180"/>
-        <w:shd w:fill="F5F1FB"/>
-      </w:pPr>
-      <w:r>
-        <w:rPr>
-          <w:b w:val="0"/>
-        </w:rPr>
-        <w:t xml:space="preserve">CHALLENGE  Compare two first questions by </w:t>
-      </w:r>
-      <w:r>
-        <w:rPr>
-          <w:b/>
-        </w:rPr>
-        <w:t>remaining possibilities</w:t>
-      </w:r>
-      <w:r>
-        <w:rPr>
-          <w:b w:val="0"/>
-        </w:rPr>
-        <w:t>.</w:t>
-      </w:r>
-    </w:p>
-    <w:p>
-      <w:pPr>
-        <w:spacing w:line="336" w:lineRule="auto" w:after="180"/>
-        <w:shd w:fill="F4F9FC"/>
-      </w:pPr>
-      <w:r>
-        <w:rPr>
-          <w:b w:val="0"/>
-        </w:rPr>
-        <w:t>1. My fresh example, trace, calculation, or design:</w:t>
-      </w:r>
-    </w:p>
-    <w:p>
-      <w:pPr>
-        <w:pStyle w:val="Heading3"/>
-      </w:pPr>
-      <w:r>
-        <w:t>Write or draw your reasoning and evidence.</w:t>
-      </w:r>
-    </w:p>
-    <w:p>
-      <w:r>
-        <w:t>________________________________________________________________</w:t>
-      </w:r>
-    </w:p>
-    <w:p>
-      <w:r>
-        <w:t>________________________________________________________________</w:t>
-      </w:r>
-    </w:p>
-    <w:p>
-      <w:r>
-        <w:t>________________________________________________________________</w:t>
-      </w:r>
-    </w:p>
-    <w:p>
-      <w:r>
-        <w:t>________________________________________________________________</w:t>
-      </w:r>
-    </w:p>
-    <w:p>
-      <w:r>
-        <w:t>________________________________________________________________</w:t>
-      </w:r>
-    </w:p>
-    <w:p>
-      <w:pPr>
-        <w:spacing w:line="336" w:lineRule="auto" w:after="180"/>
-        <w:shd w:fill="F4F9FC"/>
-      </w:pPr>
-      <w:r>
-        <w:rPr>
-          <w:b w:val="0"/>
-        </w:rPr>
-        <w:t xml:space="preserve">2. My </w:t>
-      </w:r>
-      <w:r>
-        <w:rPr>
-          <w:b/>
-        </w:rPr>
-        <w:t>evidence</w:t>
-      </w:r>
-      <w:r>
-        <w:rPr>
-          <w:b w:val="0"/>
-        </w:rPr>
-        <w:t xml:space="preserve"> that it works (include a boundary or missing-data case):</w:t>
-      </w:r>
-    </w:p>
-    <w:p>
-      <w:pPr>
-        <w:pStyle w:val="Heading3"/>
-      </w:pPr>
-      <w:r>
-        <w:t>Write or draw your reasoning and evidence.</w:t>
-      </w:r>
-    </w:p>
-    <w:p>
-      <w:r>
-        <w:t>________________________________________________________________</w:t>
-      </w:r>
-    </w:p>
-    <w:p>
-      <w:r>
-        <w:t>________________________________________________________________</w:t>
-      </w:r>
-    </w:p>
-    <w:p>
-      <w:r>
-        <w:t>________________________________________________________________</w:t>
-      </w:r>
-    </w:p>
-    <w:p>
-      <w:r>
-        <w:t>________________________________________________________________</w:t>
-      </w:r>
-    </w:p>
-    <w:p>
-      <w:r>
-        <w:t>________________________________________________________________</w:t>
-      </w:r>
-    </w:p>
-    <w:p>
-      <w:pPr>
-        <w:spacing w:line="336" w:lineRule="auto" w:after="180"/>
-        <w:shd w:fill="F4F9FC"/>
-      </w:pPr>
-      <w:r>
-        <w:rPr>
-          <w:b w:val="0"/>
-        </w:rPr>
-        <w:t>3. One limitation, fairness concern, or situation needing human review:</w:t>
-      </w:r>
-    </w:p>
-    <w:p>
-      <w:pPr>
-        <w:pStyle w:val="Heading3"/>
-      </w:pPr>
-      <w:r>
-        <w:t>Write or draw your reasoning and evidence.</w:t>
-      </w:r>
-    </w:p>
-    <w:p>
-      <w:r>
-        <w:t>________________________________________________________________</w:t>
-      </w:r>
-    </w:p>
-    <w:p>
-      <w:r>
-        <w:t>________________________________________________________________</w:t>
-      </w:r>
-    </w:p>
-    <w:p>
-      <w:r>
-        <w:t>________________________________________________________________</w:t>
-      </w:r>
-    </w:p>
-    <w:p>
-      <w:r>
-        <w:t>________________________________________________________________</w:t>
-      </w:r>
-    </w:p>
-    <w:p>
-      <w:r>
-        <w:t>________________________________________________________________</w:t>
-      </w:r>
-    </w:p>
-    <w:p>
-      <w:pPr>
-        <w:pStyle w:val="Heading3"/>
-      </w:pPr>
-      <w:r>
-        <w:t>Check your explanation</w:t>
-      </w:r>
-    </w:p>
-    <w:p>
-      <w:pPr>
-        <w:spacing w:line="336" w:lineRule="auto" w:after="180"/>
-        <w:shd w:fill="F5F1FB"/>
-      </w:pPr>
-      <w:r>
-        <w:rPr>
-          <w:b w:val="0"/>
-        </w:rPr>
-        <w:t xml:space="preserve">SELF-CHECK  □ I explained the </w:t>
-      </w:r>
-      <w:r>
-        <w:rPr>
-          <w:b/>
-        </w:rPr>
-        <w:t>mechanism</w:t>
-      </w:r>
-      <w:r>
-        <w:rPr>
-          <w:b w:val="0"/>
-        </w:rPr>
-        <w:t xml:space="preserve">  □ I used </w:t>
-      </w:r>
-      <w:r>
-        <w:rPr>
-          <w:b/>
-        </w:rPr>
-        <w:t>evidence</w:t>
-      </w:r>
-      <w:r>
-        <w:rPr>
-          <w:b w:val="0"/>
-        </w:rPr>
-        <w:t xml:space="preserve">  □ I tested a fresh case  □ I named a limitation  □ I can answer ‘why?’</w:t>
-      </w:r>
-    </w:p>
-    <w:p>
-      <w:pPr>
-        <w:pStyle w:val="Heading1"/>
-      </w:pPr>
-      <w:r>
-        <w:t>13. Study a complete case</w:t>
-      </w:r>
-    </w:p>
-    <w:p>
-      <w:r>
-        <w:t>Revisit the complete Choose Informative Questions case for supported practice. Repeated examples do not become fresh assessments.</w:t>
-      </w:r>
-    </w:p>
-    <w:p>
-      <w:pPr>
-        <w:pStyle w:val="Heading3"/>
-      </w:pPr>
-      <w:r>
-        <w:t>Week 15 Worked case</w:t>
-      </w:r>
-    </w:p>
-    <w:p>
-      <w:pPr>
-        <w:spacing w:line="336" w:lineRule="auto" w:after="180"/>
-      </w:pPr>
-      <w:r>
-        <w:rPr>
-          <w:b w:val="0"/>
-        </w:rPr>
-        <w:t>Use the supplied details to practise the weekly concept before attempting the independent question. This case extends the illustrated lesson.</w:t>
-      </w:r>
-    </w:p>
-    <w:p>
-      <w:pPr>
-        <w:pStyle w:val="Heading3"/>
-      </w:pPr>
-      <w:r>
-        <w:t>The situation</w:t>
-      </w:r>
-    </w:p>
-    <w:p>
-      <w:pPr>
-        <w:spacing w:line="336" w:lineRule="auto" w:after="180"/>
-      </w:pPr>
-      <w:r>
-        <w:rPr>
-          <w:b w:val="0"/>
-        </w:rPr>
-        <w:t>Eight blue cards contain four circles and four triangles; target is shape.</w:t>
-      </w:r>
-    </w:p>
-    <w:p>
-      <w:pPr>
-        <w:pStyle w:val="Heading3"/>
-      </w:pPr>
-      <w:r>
-        <w:t>The question</w:t>
-      </w:r>
-    </w:p>
-    <w:p>
-      <w:pPr>
-        <w:spacing w:line="336" w:lineRule="auto" w:after="180"/>
-        <w:shd w:fill="F5F1FB"/>
-      </w:pPr>
-      <w:r>
-        <w:rPr>
-          <w:b w:val="0"/>
-        </w:rPr>
-        <w:t>Which question is more useful: blue or circle?</w:t>
-      </w:r>
-    </w:p>
-    <w:p>
-      <w:pPr>
-        <w:pStyle w:val="Heading3"/>
-      </w:pPr>
-      <w:r>
-        <w:t>Worked explanation</w:t>
-      </w:r>
-    </w:p>
-    <w:p>
-      <w:pPr>
-        <w:spacing w:line="336" w:lineRule="auto" w:after="180"/>
-      </w:pPr>
-      <w:r>
-        <w:rPr>
-          <w:b w:val="0"/>
-        </w:rPr>
-        <w:t xml:space="preserve">Circle separates target groups. Blue puts every card in one </w:t>
-      </w:r>
-      <w:r>
-        <w:rPr>
-          <w:b/>
-        </w:rPr>
-        <w:t>branch</w:t>
-      </w:r>
-      <w:r>
-        <w:rPr>
-          <w:b w:val="0"/>
-        </w:rPr>
         <w:t>. Usefulness depends on the task and examples.</w:t>
-      </w:r>
-    </w:p>
-    <w:p>
-      <w:pPr>
-        <w:pStyle w:val="Heading3"/>
-      </w:pPr>
-      <w:r>
-        <w:t>Explain it in your own words</w:t>
-      </w:r>
-    </w:p>
-    <w:p>
-      <w:pPr>
-        <w:spacing w:line="336" w:lineRule="auto" w:after="180"/>
-        <w:shd w:fill="F5F1FB"/>
-      </w:pPr>
-      <w:r>
-        <w:rPr>
-          <w:b w:val="0"/>
-        </w:rPr>
-        <w:t>Which detail supports the answer, and why does it matter?</w:t>
-      </w:r>
-    </w:p>
-    <w:p>
-      <w:pPr>
-        <w:pStyle w:val="Heading3"/>
-      </w:pPr>
-      <w:r>
-        <w:t>Write or draw your reasoning and evidence.</w:t>
-      </w:r>
-    </w:p>
-    <w:p>
-      <w:r>
-        <w:t>________________________________________________________________</w:t>
-      </w:r>
-    </w:p>
-    <w:p>
-      <w:r>
-        <w:t>________________________________________________________________</w:t>
-      </w:r>
-    </w:p>
-    <w:p>
-      <w:r>
-        <w:t>________________________________________________________________</w:t>
-      </w:r>
-    </w:p>
-    <w:p>
-      <w:r>
-        <w:t>________________________________________________________________</w:t>
-      </w:r>
-    </w:p>
-    <w:p>
-      <w:r>
-        <w:t>________________________________________________________________</w:t>
-      </w:r>
-    </w:p>
-    <w:p>
-      <w:pPr>
-        <w:pStyle w:val="Heading3"/>
-      </w:pPr>
-      <w:r>
-        <w:t>Trace the supplied case visually</w:t>
-      </w:r>
-    </w:p>
-    <w:p>
-      <w:pPr>
-        <w:pStyle w:val="Heading3"/>
-      </w:pPr>
-      <w:r>
-        <w:t>Choose a question that separates the target</w:t>
       </w:r>
     </w:p>
     <w:tbl>
@@ -6200,19 +7504,93 @@
     </w:tbl>
     <w:p>
       <w:pPr>
+        <w:pStyle w:val="Heading2"/>
+      </w:pPr>
+      <w:r>
+        <w:t>Earlier wording, alternatives and picture transcripts · reference / check after trying</w:t>
+      </w:r>
+    </w:p>
+    <w:p>
+      <w:pPr>
+        <w:pStyle w:val="Heading3"/>
+      </w:pPr>
+      <w:r>
+        <w:t>Week 15 Worked case</w:t>
+      </w:r>
+    </w:p>
+    <w:p>
+      <w:pPr>
         <w:spacing w:line="336" w:lineRule="auto" w:after="180"/>
       </w:pPr>
       <w:r>
         <w:rPr>
           <w:b w:val="0"/>
         </w:rPr>
+        <w:t>Use the supplied details to practise the weekly concept before attempting the independent question. This case extends the illustrated lesson.</w:t>
+      </w:r>
+    </w:p>
+    <w:p>
+      <w:pPr>
+        <w:pStyle w:val="Heading3"/>
+      </w:pPr>
+      <w:r>
+        <w:t>The situation</w:t>
+      </w:r>
+    </w:p>
+    <w:p>
+      <w:pPr>
+        <w:pStyle w:val="Heading3"/>
+      </w:pPr>
+      <w:r>
+        <w:t>The question</w:t>
+      </w:r>
+    </w:p>
+    <w:p>
+      <w:pPr>
+        <w:pStyle w:val="Heading3"/>
+      </w:pPr>
+      <w:r>
+        <w:t>Worked explanation</w:t>
+      </w:r>
+    </w:p>
+    <w:p>
+      <w:pPr>
+        <w:pStyle w:val="Heading3"/>
+      </w:pPr>
+      <w:r>
+        <w:t>Explain it in your own words</w:t>
+      </w:r>
+    </w:p>
+    <w:p>
+      <w:pPr>
+        <w:pStyle w:val="Heading3"/>
+      </w:pPr>
+      <w:r>
+        <w:t>Trace the supplied case visually</w:t>
+      </w:r>
+    </w:p>
+    <w:p>
+      <w:pPr>
+        <w:pStyle w:val="Heading3"/>
+      </w:pPr>
+      <w:r>
+        <w:t>Choose a question that separates the target</w:t>
+      </w:r>
+    </w:p>
+    <w:p>
+      <w:pPr>
+        <w:spacing w:line="336" w:lineRule="auto" w:after="180"/>
+      </w:pPr>
+      <w:r>
+        <w:rPr>
+          <w:b w:val="0"/>
+        </w:rPr>
         <w:t>Eight blue cards contain four circles and four triangles; target is shape.</w:t>
       </w:r>
     </w:p>
     <w:p>
       <w:pPr>
         <w:spacing w:line="336" w:lineRule="auto" w:after="180"/>
-        <w:shd w:fill="F5F1FB"/>
       </w:pPr>
       <w:r>
         <w:rPr>
@@ -6249,455 +7627,20 @@
         <w:pStyle w:val="Heading1"/>
       </w:pPr>
       <w:r>
-        <w:t>14. Try a new case independently</w:t>
-      </w:r>
-    </w:p>
-    <w:p>
-      <w:r>
-        <w:t>Attempt the reserved new case before feedback. Record support; the earlier examples below remain additional practice.</w:t>
-      </w:r>
-    </w:p>
-    <w:p>
-      <w:pPr>
-        <w:pStyle w:val="Heading3"/>
-      </w:pPr>
-      <w:r>
-        <w:t>Independent case: Changed independent case</w:t>
-      </w:r>
-    </w:p>
-    <w:p>
-      <w:pPr>
-        <w:spacing w:line="336" w:lineRule="auto" w:after="180"/>
-      </w:pPr>
-      <w:r>
-        <w:rPr>
-          <w:b w:val="0"/>
-        </w:rPr>
-        <w:t>Ten cards have six pet subjects and four space subjects; all are green. Compare asking “green?” with asking “pet?” to identify a card. Give the largest remaining group and one limitation.</w:t>
-      </w:r>
-    </w:p>
-    <w:p>
-      <w:pPr>
-        <w:pStyle w:val="Heading3"/>
-      </w:pPr>
-      <w:r>
-        <w:t>My independent explanation, trace and limits</w:t>
-      </w:r>
-    </w:p>
-    <w:p>
-      <w:r>
-        <w:t>________________________________________________________________</w:t>
-      </w:r>
-    </w:p>
-    <w:p>
-      <w:r>
-        <w:t>________________________________________________________________</w:t>
-      </w:r>
-    </w:p>
-    <w:p>
-      <w:r>
-        <w:t>________________________________________________________________</w:t>
-      </w:r>
-    </w:p>
-    <w:p>
-      <w:r>
-        <w:t>________________________________________________________________</w:t>
-      </w:r>
-    </w:p>
-    <w:p>
-      <w:r>
-        <w:t>________________________________________________________________</w:t>
-      </w:r>
-    </w:p>
-    <w:p>
-      <w:r>
-        <w:t>________________________________________________________________</w:t>
-      </w:r>
-    </w:p>
-    <w:p>
-      <w:r>
-        <w:t>________________________________________________________________</w:t>
-      </w:r>
-    </w:p>
-    <w:p>
-      <w:pPr>
-        <w:spacing w:line="336" w:lineRule="auto" w:after="180"/>
-      </w:pPr>
-      <w:r>
-        <w:rPr>
-          <w:b w:val="0"/>
-        </w:rPr>
-        <w:t>Attempt this case before feedback. Record any help. Earlier examples below are further practice; a case already practised with feedback cannot establish fresh transfer.</w:t>
-      </w:r>
-    </w:p>
-    <w:p>
-      <w:pPr>
-        <w:pStyle w:val="Heading3"/>
-      </w:pPr>
-      <w:r>
-        <w:t>Week 15 Independent application</w:t>
-      </w:r>
-    </w:p>
-    <w:p>
-      <w:pPr>
-        <w:spacing w:line="336" w:lineRule="auto" w:after="180"/>
-      </w:pPr>
-      <w:r>
-        <w:rPr>
-          <w:b w:val="0"/>
-        </w:rPr>
-        <w:t>Close the worked explanation. Apply the idea to this different question without copying.</w:t>
-      </w:r>
-    </w:p>
-    <w:p>
-      <w:pPr>
-        <w:spacing w:line="336" w:lineRule="auto" w:after="180"/>
-      </w:pPr>
-      <w:r>
-        <w:rPr>
-          <w:b w:val="0"/>
-        </w:rPr>
-        <w:t>Cards are two cats and two dogs, all red. Which question helps separate species: is it red or does it bark? State your assumption.</w:t>
-      </w:r>
-    </w:p>
-    <w:p>
-      <w:pPr>
-        <w:spacing w:line="336" w:lineRule="auto" w:after="180"/>
-      </w:pPr>
-      <w:r>
-        <w:rPr>
-          <w:b w:val="0"/>
-        </w:rPr>
-        <w:t xml:space="preserve">My answer, with a trace, calculation or supporting </w:t>
-      </w:r>
-      <w:r>
-        <w:rPr>
-          <w:b/>
-        </w:rPr>
-        <w:t>evidence</w:t>
-      </w:r>
-    </w:p>
-    <w:p>
-      <w:pPr>
-        <w:pStyle w:val="Heading3"/>
-      </w:pPr>
-      <w:r>
-        <w:t>Write or draw your reasoning and evidence.</w:t>
-      </w:r>
-    </w:p>
-    <w:p>
-      <w:r>
-        <w:t>________________________________________________________________</w:t>
-      </w:r>
-    </w:p>
-    <w:p>
-      <w:r>
-        <w:t>________________________________________________________________</w:t>
-      </w:r>
-    </w:p>
-    <w:p>
-      <w:r>
-        <w:t>________________________________________________________________</w:t>
-      </w:r>
-    </w:p>
-    <w:p>
-      <w:r>
-        <w:t>________________________________________________________________</w:t>
-      </w:r>
-    </w:p>
-    <w:p>
-      <w:r>
-        <w:t>________________________________________________________________</w:t>
-      </w:r>
-    </w:p>
-    <w:p>
-      <w:pPr>
-        <w:pStyle w:val="Heading3"/>
-      </w:pPr>
-      <w:r>
-        <w:t>Create and test</w:t>
-      </w:r>
-    </w:p>
-    <w:p>
-      <w:pPr>
-        <w:spacing w:line="336" w:lineRule="auto" w:after="180"/>
-      </w:pPr>
-      <w:r>
-        <w:rPr>
-          <w:b w:val="0"/>
-        </w:rPr>
-        <w:t>Change one relevant detail. Predict the result before testing. Include a boundary or missing-information case when it helps reveal a limit.</w:t>
-      </w:r>
-    </w:p>
-    <w:p>
-      <w:pPr>
-        <w:spacing w:line="336" w:lineRule="auto" w:after="180"/>
-      </w:pPr>
-      <w:r>
-        <w:rPr>
-          <w:b w:val="0"/>
-        </w:rPr>
-        <w:t xml:space="preserve">My changed </w:t>
-      </w:r>
-      <w:r>
-        <w:rPr>
-          <w:b/>
-        </w:rPr>
-        <w:t>input</w:t>
-      </w:r>
-      <w:r>
-        <w:rPr>
-          <w:b w:val="0"/>
-        </w:rPr>
-        <w:t xml:space="preserve"> and expected result</w:t>
-      </w:r>
-    </w:p>
-    <w:p>
-      <w:pPr>
-        <w:pStyle w:val="Heading3"/>
-      </w:pPr>
-      <w:r>
-        <w:t>Write or draw your reasoning and evidence.</w:t>
-      </w:r>
-    </w:p>
-    <w:p>
-      <w:r>
-        <w:t>________________________________________________________________</w:t>
-      </w:r>
-    </w:p>
-    <w:p>
-      <w:r>
-        <w:t>________________________________________________________________</w:t>
-      </w:r>
-    </w:p>
-    <w:p>
-      <w:r>
-        <w:t>________________________________________________________________</w:t>
-      </w:r>
-    </w:p>
-    <w:p>
-      <w:r>
-        <w:t>________________________________________________________________</w:t>
-      </w:r>
-    </w:p>
-    <w:p>
-      <w:r>
-        <w:t>________________________________________________________________</w:t>
-      </w:r>
-    </w:p>
-    <w:p>
-      <w:pPr>
-        <w:pStyle w:val="Heading3"/>
-      </w:pPr>
-      <w:r>
-        <w:t>Connect to your project</w:t>
-      </w:r>
-    </w:p>
-    <w:p>
-      <w:pPr>
-        <w:spacing w:line="336" w:lineRule="auto" w:after="180"/>
-      </w:pPr>
-      <w:r>
-        <w:rPr>
-          <w:b w:val="0"/>
-        </w:rPr>
-        <w:t>Ask first about preferences that remove the largest number of unsuitable books.</w:t>
-      </w:r>
-    </w:p>
-    <w:p>
-      <w:pPr>
-        <w:spacing w:line="336" w:lineRule="auto" w:after="180"/>
-      </w:pPr>
-      <w:r>
-        <w:rPr>
-          <w:b w:val="0"/>
-        </w:rPr>
-        <w:t xml:space="preserve">The </w:t>
-      </w:r>
-      <w:r>
-        <w:rPr>
-          <w:b/>
-        </w:rPr>
-        <w:t>evidence</w:t>
-      </w:r>
-      <w:r>
-        <w:rPr>
-          <w:b w:val="0"/>
-        </w:rPr>
-        <w:t xml:space="preserve"> I will keep</w:t>
-      </w:r>
-    </w:p>
-    <w:p>
-      <w:pPr>
-        <w:pStyle w:val="Heading3"/>
-      </w:pPr>
-      <w:r>
-        <w:t>Write or draw your reasoning and evidence.</w:t>
-      </w:r>
-    </w:p>
-    <w:p>
-      <w:r>
-        <w:t>________________________________________________________________</w:t>
-      </w:r>
-    </w:p>
-    <w:p>
-      <w:r>
-        <w:t>________________________________________________________________</w:t>
-      </w:r>
-    </w:p>
-    <w:p>
-      <w:r>
-        <w:t>________________________________________________________________</w:t>
-      </w:r>
-    </w:p>
-    <w:p>
-      <w:r>
-        <w:t>________________________________________________________________</w:t>
-      </w:r>
-    </w:p>
-    <w:p>
-      <w:r>
-        <w:t>________________________________________________________________</w:t>
-      </w:r>
-    </w:p>
-    <w:p>
-      <w:pPr>
-        <w:spacing w:line="336" w:lineRule="auto" w:after="180"/>
-      </w:pPr>
-      <w:r>
-        <w:rPr>
-          <w:b w:val="0"/>
-        </w:rPr>
-        <w:t xml:space="preserve">Your teacher has the independent answer and scoring criteria. Complete the matching workbook week to keep your practice </w:t>
-      </w:r>
-      <w:r>
-        <w:rPr>
-          <w:b/>
-        </w:rPr>
-        <w:t>evidence</w:t>
-      </w:r>
-      <w:r>
-        <w:rPr>
-          <w:b w:val="0"/>
-        </w:rPr>
-        <w:t xml:space="preserve"> together.</w:t>
-      </w:r>
-    </w:p>
-    <w:p>
-      <w:pPr>
-        <w:pStyle w:val="Heading3"/>
-      </w:pPr>
-      <w:r>
-        <w:t>Transfer practice from the original programme</w:t>
-      </w:r>
-    </w:p>
-    <w:p>
-      <w:pPr>
-        <w:spacing w:line="336" w:lineRule="auto" w:after="180"/>
-        <w:shd w:fill="F5F1FB"/>
-      </w:pPr>
-      <w:r>
-        <w:rPr>
-          <w:b w:val="0"/>
-        </w:rPr>
-        <w:t>Six cards contain three animal and three space books; all have blue covers. Compare asking 'blue cover?' with 'animal subject?'. Is the better question guaranteed to work on inaccurately tagged books?</w:t>
-      </w:r>
-    </w:p>
-    <w:p>
-      <w:pPr>
-        <w:pStyle w:val="Heading3"/>
-      </w:pPr>
-      <w:r>
-        <w:t>Explain the mechanism, evidence and one limit.</w:t>
-      </w:r>
-    </w:p>
-    <w:p>
-      <w:r>
-        <w:t>________________________________________________________________</w:t>
-      </w:r>
-    </w:p>
-    <w:p>
-      <w:r>
-        <w:t>________________________________________________________________</w:t>
-      </w:r>
-    </w:p>
-    <w:p>
-      <w:r>
-        <w:t>________________________________________________________________</w:t>
-      </w:r>
-    </w:p>
-    <w:p>
-      <w:r>
-        <w:t>________________________________________________________________</w:t>
-      </w:r>
-    </w:p>
-    <w:p>
-      <w:r>
-        <w:t>________________________________________________________________</w:t>
-      </w:r>
-    </w:p>
-    <w:p>
-      <w:r>
-        <w:t>________________________________________________________________</w:t>
-      </w:r>
-    </w:p>
-    <w:p>
-      <w:r>
-        <w:t>________________________________________________________________</w:t>
-      </w:r>
-    </w:p>
-    <w:p>
-      <w:pPr>
-        <w:pStyle w:val="Heading3"/>
-      </w:pPr>
-      <w:r>
-        <w:t>Use feedback to improve</w:t>
-      </w:r>
-    </w:p>
-    <w:p>
-      <w:pPr>
-        <w:spacing w:line="336" w:lineRule="auto" w:after="180"/>
-      </w:pPr>
-      <w:r>
-        <w:rPr>
-          <w:b w:val="0"/>
-        </w:rPr>
-        <w:t>Attempt the independent case before hints. Record whether you worked alone, used a hint or followed a model. After feedback, fix the first unsupported step and explain why it changed.</w:t>
-      </w:r>
-    </w:p>
-    <w:p>
-      <w:pPr>
-        <w:spacing w:line="336" w:lineRule="auto" w:after="180"/>
-      </w:pPr>
-      <w:r>
-        <w:rPr>
-          <w:b w:val="0"/>
-        </w:rPr>
-        <w:t>A later check uses a changed case, not a copied answer.</w:t>
-      </w:r>
-    </w:p>
-    <w:p>
-      <w:pPr>
-        <w:pStyle w:val="Heading1"/>
-      </w:pPr>
-      <w:r>
-        <w:t>15. Your lesson route</w:t>
-      </w:r>
-    </w:p>
-    <w:p>
-      <w:r>
-        <w:t>Use this map to navigate Choose Informative Questions, connect the goals to tasks and keep one evidence record for each attempt.</w:t>
-      </w:r>
-    </w:p>
-    <w:p>
-      <w:pPr>
-        <w:spacing w:line="336" w:lineRule="auto" w:after="180"/>
-      </w:pPr>
-      <w:r>
-        <w:rPr>
-          <w:b w:val="0"/>
-        </w:rPr>
-        <w:t>Start with this question: A fictional guessing game has eight catalogue cards and asks yes/no questions to narrow the target.</w:t>
+        <w:t>15. Reference: original lesson checklist</w:t>
+      </w:r>
+    </w:p>
+    <w:p>
+      <w:r>
+        <w:t>Use an additional checklist when it helps inspect your explanation.</w:t>
+      </w:r>
+    </w:p>
+    <w:p>
+      <w:pPr>
+        <w:pStyle w:val="Heading2"/>
+      </w:pPr>
+      <w:r>
+        <w:t>Targets and evidence</w:t>
       </w:r>
     </w:p>
     <w:tbl>
@@ -6742,7 +7685,7 @@
           </w:tcPr>
           <w:p>
             <w:r>
-              <w:t>Fit a root question and leaf predictions from training examples</w:t>
+              <w:t>Compare questions by their largest remaining group</w:t>
             </w:r>
           </w:p>
         </w:tc>
@@ -6764,7 +7707,7 @@
           </w:tcPr>
           <w:p>
             <w:r>
-              <w:t>Trace a new example through the learned tree</w:t>
+              <w:t>Recount the split after the possibility set changes</w:t>
             </w:r>
           </w:p>
         </w:tc>
@@ -6786,7 +7729,7 @@
           </w:tcPr>
           <w:p>
             <w:r>
-              <w:t>Compare a shallow tree with a baseline and state its limits</w:t>
+              <w:t>State assumptions and limits of a question-choice rule</w:t>
             </w:r>
           </w:p>
         </w:tc>
@@ -6804,6 +7747,14 @@
     </w:tbl>
     <w:p>
       <w:pPr>
+        <w:pStyle w:val="Heading2"/>
+      </w:pPr>
+      <w:r>
+        <w:t>Keep your route and first prediction</w:t>
+      </w:r>
+    </w:p>
+    <w:p>
+      <w:pPr>
         <w:spacing w:line="336" w:lineRule="auto" w:after="180"/>
       </w:pPr>
       <w:r>
@@ -6862,15 +7813,147 @@
     </w:p>
     <w:p>
       <w:pPr>
+        <w:pStyle w:val="Heading2"/>
+      </w:pPr>
+      <w:r>
+        <w:t>Earlier wording, alternatives and picture transcripts · reference / check after trying</w:t>
+      </w:r>
+    </w:p>
+    <w:p>
+      <w:pPr>
+        <w:spacing w:line="336" w:lineRule="auto" w:after="180"/>
+      </w:pPr>
+      <w:r>
+        <w:rPr>
+          <w:b w:val="0"/>
+        </w:rPr>
+        <w:t>Start with this question: A fictional guessing game has eight catalogue cards and asks yes/no questions to narrow the target.</w:t>
+      </w:r>
+    </w:p>
+    <w:p>
+      <w:pPr>
         <w:pStyle w:val="Heading1"/>
       </w:pPr>
       <w:r>
-        <w:t>16. Finish and return</w:t>
-      </w:r>
-    </w:p>
-    <w:p>
-      <w:r>
-        <w:t>Explain Choose Informative Questions without notes, identify a remaining question and plan a later check with a changed case.</w:t>
+        <w:t>17. Extra practice: pictures, repair and feedback</w:t>
+      </w:r>
+    </w:p>
+    <w:p>
+      <w:r>
+        <w:t>Attempt each question before opening its explanation. Use one browser or paper copy.</w:t>
+      </w:r>
+    </w:p>
+    <w:p>
+      <w:pPr>
+        <w:pStyle w:val="Heading2"/>
+      </w:pPr>
+      <w:r>
+        <w:t>First supported question</w:t>
+      </w:r>
+    </w:p>
+    <w:p>
+      <w:pPr>
+        <w:pStyle w:val="ListBullet"/>
+      </w:pPr>
+      <w:r>
+        <w:t>A fictional guessing game has eight catalogue cards and asks yes/no questions to narrow the target.</w:t>
+      </w:r>
+    </w:p>
+    <w:p>
+      <w:pPr>
+        <w:pStyle w:val="Heading3"/>
+      </w:pPr>
+      <w:r>
+        <w:t>Practice 1: explain the deciding evidence</w:t>
+      </w:r>
+    </w:p>
+    <w:p>
+      <w:pPr>
+        <w:pStyle w:val="ListBullet"/>
+      </w:pPr>
+      <w:r>
+        <w:t>Which labelled step matches this detail? Yes 8; No 0; largest remaining group 8.</w:t>
+      </w:r>
+    </w:p>
+    <w:p>
+      <w:pPr>
+        <w:pStyle w:val="ListBullet"/>
+      </w:pPr>
+      <w:r>
+        <w:t>1. List possibilities</w:t>
+      </w:r>
+    </w:p>
+    <w:p>
+      <w:pPr>
+        <w:pStyle w:val="ListBullet"/>
+      </w:pPr>
+      <w:r>
+        <w:t>2. Mystery question</w:t>
+      </w:r>
+    </w:p>
+    <w:p>
+      <w:pPr>
+        <w:pStyle w:val="ListBullet"/>
+      </w:pPr>
+      <w:r>
+        <w:t>3. Paperback question</w:t>
+      </w:r>
+    </w:p>
+    <w:p>
+      <w:pPr>
+        <w:pStyle w:val="ListBullet"/>
+      </w:pPr>
+      <w:r>
+        <w:t>4. English question</w:t>
+      </w:r>
+    </w:p>
+    <w:p>
+      <w:pPr>
+        <w:pStyle w:val="Heading3"/>
+      </w:pPr>
+      <w:r>
+        <w:t>My selected conclusion, deciding fact and explanation</w:t>
+      </w:r>
+    </w:p>
+    <w:p>
+      <w:r>
+        <w:t>________________________________________________________________</w:t>
+      </w:r>
+    </w:p>
+    <w:p>
+      <w:r>
+        <w:t>________________________________________________________________</w:t>
+      </w:r>
+    </w:p>
+    <w:p>
+      <w:r>
+        <w:t>________________________________________________________________</w:t>
+      </w:r>
+    </w:p>
+    <w:p>
+      <w:r>
+        <w:t>________________________________________________________________</w:t>
+      </w:r>
+    </w:p>
+    <w:p>
+      <w:r>
+        <w:t>________________________________________________________________</w:t>
+      </w:r>
+    </w:p>
+    <w:p>
+      <w:pPr>
+        <w:pStyle w:val="ListBullet"/>
+      </w:pPr>
+      <w:r>
+        <w:t>Hint if needed: Read the steps in the pictorial case. Match the supplied detail to the stage that performs or records it.</w:t>
+      </w:r>
+    </w:p>
+    <w:p>
+      <w:pPr>
+        <w:pStyle w:val="Heading2"/>
+      </w:pPr>
+      <w:r>
+        <w:t>Check the first explanation · reference / check after trying</w:t>
       </w:r>
     </w:p>
     <w:p>
@@ -6881,12 +7964,197 @@
         <w:rPr>
           <w:b w:val="0"/>
         </w:rPr>
-        <w:t xml:space="preserve">Close your notes. Explain this goal in your own words: Fit a </w:t>
+        <w:t>After your attempt, compare with the supported explanation: English question Yes 8; No 0; largest remaining group 8.</w:t>
+      </w:r>
+    </w:p>
+    <w:p>
+      <w:pPr>
+        <w:spacing w:line="336" w:lineRule="auto" w:after="180"/>
+      </w:pPr>
+      <w:r>
+        <w:rPr>
+          <w:b w:val="0"/>
+        </w:rPr>
+        <w:t>Under the stated worst-case criterion, mystery is the most useful of these questions because it leaves at most four cards. The constant language clue never narrows the set.</w:t>
+      </w:r>
+    </w:p>
+    <w:p>
+      <w:pPr>
+        <w:spacing w:line="336" w:lineRule="auto" w:after="180"/>
+      </w:pPr>
+      <w:r>
+        <w:rPr>
+          <w:b w:val="0"/>
+        </w:rPr>
+        <w:t xml:space="preserve">This is an identification-game criterion; a classifier </w:t>
       </w:r>
       <w:r>
         <w:rPr>
           <w:b/>
         </w:rPr>
+        <w:t>fitting</w:t>
+      </w:r>
+      <w:r>
+        <w:rPr>
+          <w:b w:val="0"/>
+        </w:rPr>
+        <w:t xml:space="preserve"> labels may instead compare </w:t>
+      </w:r>
+      <w:r>
+        <w:rPr>
+          <w:b/>
+        </w:rPr>
+        <w:t>prediction</w:t>
+      </w:r>
+      <w:r>
+        <w:rPr>
+          <w:b w:val="0"/>
+        </w:rPr>
+        <w:t xml:space="preserve"> errors or another declared </w:t>
+      </w:r>
+      <w:r>
+        <w:rPr>
+          <w:b/>
+        </w:rPr>
+        <w:t>training</w:t>
+      </w:r>
+      <w:r>
+        <w:rPr>
+          <w:b w:val="0"/>
+        </w:rPr>
+        <w:t xml:space="preserve"> measure.</w:t>
+      </w:r>
+    </w:p>
+    <w:p>
+      <w:pPr>
+        <w:pStyle w:val="Heading2"/>
+      </w:pPr>
+      <w:r>
+        <w:t>Changed-case question</w:t>
+      </w:r>
+    </w:p>
+    <w:p>
+      <w:pPr>
+        <w:pStyle w:val="Heading3"/>
+      </w:pPr>
+      <w:r>
+        <w:t>Practice 2: explain the deciding evidence</w:t>
+      </w:r>
+    </w:p>
+    <w:p>
+      <w:pPr>
+        <w:pStyle w:val="ListBullet"/>
+      </w:pPr>
+      <w:r>
+        <w:t>Changed-case practice: The current possibility set contains only the four mystery cards. Which conclusion is supported by the supplied facts?</w:t>
+      </w:r>
+    </w:p>
+    <w:p>
+      <w:pPr>
+        <w:pStyle w:val="ListBullet"/>
+      </w:pPr>
+      <w:r>
+        <w:t>1. We can decide the result without examining the changed input or the procedure.</w:t>
+      </w:r>
+    </w:p>
+    <w:p>
+      <w:pPr>
+        <w:pStyle w:val="ListBullet"/>
+      </w:pPr>
+      <w:r>
+        <w:t>2. Asking mystery now leaves all four; it no longer narrows the set.</w:t>
+      </w:r>
+    </w:p>
+    <w:p>
+      <w:pPr>
+        <w:pStyle w:val="ListBullet"/>
+      </w:pPr>
+      <w:r>
+        <w:t>3. This one example guarantees correct results for every future input.</w:t>
+      </w:r>
+    </w:p>
+    <w:p>
+      <w:pPr>
+        <w:pStyle w:val="Heading3"/>
+      </w:pPr>
+      <w:r>
+        <w:t>My selected conclusion, deciding fact and explanation</w:t>
+      </w:r>
+    </w:p>
+    <w:p>
+      <w:r>
+        <w:t>________________________________________________________________</w:t>
+      </w:r>
+    </w:p>
+    <w:p>
+      <w:r>
+        <w:t>________________________________________________________________</w:t>
+      </w:r>
+    </w:p>
+    <w:p>
+      <w:r>
+        <w:t>________________________________________________________________</w:t>
+      </w:r>
+    </w:p>
+    <w:p>
+      <w:r>
+        <w:t>________________________________________________________________</w:t>
+      </w:r>
+    </w:p>
+    <w:p>
+      <w:r>
+        <w:t>________________________________________________________________</w:t>
+      </w:r>
+    </w:p>
+    <w:p>
+      <w:pPr>
+        <w:pStyle w:val="ListBullet"/>
+      </w:pPr>
+      <w:r>
+        <w:t>Hint if needed: Use the changed condition and the deciding step in the pictorial trace. The answer must say what follows from those facts.</w:t>
+      </w:r>
+    </w:p>
+    <w:p>
+      <w:pPr>
+        <w:pStyle w:val="Heading2"/>
+      </w:pPr>
+      <w:r>
+        <w:t>Check the changed case · reference / check after trying</w:t>
+      </w:r>
+    </w:p>
+    <w:p>
+      <w:pPr>
+        <w:spacing w:line="336" w:lineRule="auto" w:after="180"/>
+      </w:pPr>
+      <w:r>
+        <w:rPr>
+          <w:b w:val="0"/>
+        </w:rPr>
+        <w:t>After your attempt, compare with the supported explanation: Asking mystery now leaves all four; it no longer narrows the set. Question value depends on the remaining candidates, not just on its wording.</w:t>
+      </w:r>
+    </w:p>
+    <w:p>
+      <w:pPr>
+        <w:pStyle w:val="Heading2"/>
+      </w:pPr>
+      <w:r>
+        <w:t>Repair and save your work</w:t>
+      </w:r>
+    </w:p>
+    <w:p>
+      <w:pPr>
+        <w:spacing w:line="336" w:lineRule="auto" w:after="180"/>
+      </w:pPr>
+      <w:r>
+        <w:rPr>
+          <w:b w:val="0"/>
+        </w:rPr>
+        <w:t xml:space="preserve">Review Decision Trees (ai-2/14). Goal: Fit a </w:t>
+      </w:r>
+      <w:r>
+        <w:rPr>
+          <w:b/>
+        </w:rPr>
         <w:t>root</w:t>
       </w:r>
       <w:r>
@@ -6929,7 +8197,185 @@
         <w:rPr>
           <w:b w:val="0"/>
         </w:rPr>
-        <w:t xml:space="preserve"> examples</w:t>
+        <w:t xml:space="preserve"> examples. Short practice: Why does changing colour alone not change this tree’s </w:t>
+      </w:r>
+      <w:r>
+        <w:rPr>
+          <w:b/>
+        </w:rPr>
+        <w:t>prediction</w:t>
+      </w:r>
+      <w:r>
+        <w:rPr>
+          <w:b w:val="0"/>
+        </w:rPr>
+        <w:t>?.</w:t>
+      </w:r>
+    </w:p>
+    <w:p>
+      <w:pPr>
+        <w:spacing w:line="336" w:lineRule="auto" w:after="180"/>
+      </w:pPr>
+      <w:r>
+        <w:rPr>
+          <w:b w:val="0"/>
+        </w:rPr>
+        <w:t>Return to this week and explain what you changed.</w:t>
+      </w:r>
+    </w:p>
+    <w:p>
+      <w:pPr>
+        <w:spacing w:line="336" w:lineRule="auto" w:after="180"/>
+      </w:pPr>
+      <w:r>
+        <w:rPr>
+          <w:b w:val="0"/>
+        </w:rPr>
+        <w:t>Review Accuracy as a Fraction (ai-2/12). Goal: Explain why overall accuracy can hide failure on a less common class. Short practice: Why is 100% repair detection not sufficient to declare the changed classifier best?.</w:t>
+      </w:r>
+    </w:p>
+    <w:p>
+      <w:pPr>
+        <w:spacing w:line="336" w:lineRule="auto" w:after="180"/>
+      </w:pPr>
+      <w:r>
+        <w:rPr>
+          <w:b w:val="0"/>
+        </w:rPr>
+        <w:t>Return to this week and explain what you changed.</w:t>
+      </w:r>
+    </w:p>
+    <w:p>
+      <w:pPr>
+        <w:spacing w:line="336" w:lineRule="auto" w:after="180"/>
+      </w:pPr>
+      <w:r>
+        <w:rPr>
+          <w:b w:val="0"/>
+        </w:rPr>
+        <w:t>Review Features and Distractors (ai-2/9). Goal: Choose recorded properties that preserve distinctions needed for a stated task. Short practice: Does this one pair prove the classifier always ignores subject?</w:t>
+      </w:r>
+    </w:p>
+    <w:p>
+      <w:pPr>
+        <w:spacing w:line="336" w:lineRule="auto" w:after="180"/>
+      </w:pPr>
+      <w:r>
+        <w:rPr>
+          <w:b w:val="0"/>
+        </w:rPr>
+        <w:t>Explain a narrower claim.. Return to this week and explain what you changed.</w:t>
+      </w:r>
+    </w:p>
+    <w:p>
+      <w:pPr>
+        <w:spacing w:line="336" w:lineRule="auto" w:after="180"/>
+      </w:pPr>
+      <w:r>
+        <w:rPr>
+          <w:b w:val="0"/>
+        </w:rPr>
+        <w:t xml:space="preserve">The browser lab lets you edit the supported Python examples already included in this lesson. Predict first, run, inspect the actual </w:t>
+      </w:r>
+      <w:r>
+        <w:rPr>
+          <w:b/>
+        </w:rPr>
+        <w:t>output</w:t>
+      </w:r>
+      <w:r>
+        <w:rPr>
+          <w:b w:val="0"/>
+        </w:rPr>
+        <w:t xml:space="preserve"> or error, change one </w:t>
+      </w:r>
+      <w:r>
+        <w:rPr>
+          <w:b/>
+        </w:rPr>
+        <w:t>input</w:t>
+      </w:r>
+      <w:r>
+        <w:rPr>
+          <w:b w:val="0"/>
+        </w:rPr>
+        <w:t>, then run again.</w:t>
+      </w:r>
+    </w:p>
+    <w:p>
+      <w:pPr>
+        <w:spacing w:line="336" w:lineRule="auto" w:after="180"/>
+      </w:pPr>
+      <w:r>
+        <w:rPr>
+          <w:b w:val="0"/>
+        </w:rPr>
+        <w:t xml:space="preserve">Keep code, </w:t>
+      </w:r>
+      <w:r>
+        <w:rPr>
+          <w:b/>
+        </w:rPr>
+        <w:t>prediction</w:t>
+      </w:r>
+      <w:r>
+        <w:rPr>
+          <w:b w:val="0"/>
+        </w:rPr>
+        <w:t>s, actual results and a reasoned revision together. On paper, label your result as a trace rather than an execution.</w:t>
+      </w:r>
+    </w:p>
+    <w:p>
+      <w:pPr>
+        <w:spacing w:line="336" w:lineRule="auto" w:after="180"/>
+      </w:pPr>
+      <w:r>
+        <w:rPr>
+          <w:b w:val="0"/>
+        </w:rPr>
+        <w:t xml:space="preserve">Use Download completed work in the hosted lesson to export your answers, reflections, practice feedback and code-run </w:t>
+      </w:r>
+      <w:r>
+        <w:rPr>
+          <w:b/>
+        </w:rPr>
+        <w:t>evidence</w:t>
+      </w:r>
+      <w:r>
+        <w:rPr>
+          <w:b w:val="0"/>
+        </w:rPr>
+        <w:t>. Open the HTML copy to read or print it.</w:t>
+      </w:r>
+    </w:p>
+    <w:p>
+      <w:pPr>
+        <w:spacing w:line="336" w:lineRule="auto" w:after="180"/>
+      </w:pPr>
+      <w:r>
+        <w:rPr>
+          <w:b w:val="0"/>
+        </w:rPr>
+        <w:t>Drafts stay in this browser when storage is available; clear drafts on a shared device.</w:t>
+      </w:r>
+    </w:p>
+    <w:p>
+      <w:pPr>
+        <w:pStyle w:val="Heading2"/>
+      </w:pPr>
+      <w:r>
+        <w:t>Earlier wording, alternatives and picture transcripts · reference / check after trying</w:t>
+      </w:r>
+    </w:p>
+    <w:p>
+      <w:pPr>
+        <w:spacing w:line="336" w:lineRule="auto" w:after="180"/>
+      </w:pPr>
+      <w:r>
+        <w:rPr>
+          <w:b w:val="0"/>
+        </w:rPr>
+        <w:t>Use this supported practice once, in the browser or on paper. Keep the reserved independent assessment for a separate first attempt before teacher feedback.</w:t>
       </w:r>
     </w:p>
     <w:p>
@@ -6937,90 +8383,23 @@
         <w:pStyle w:val="Heading3"/>
       </w:pPr>
       <w:r>
-        <w:t>My deciding step, evidence and one remaining question</w:t>
-      </w:r>
-    </w:p>
-    <w:p>
-      <w:r>
-        <w:t>________________________________________________________________</w:t>
-      </w:r>
-    </w:p>
-    <w:p>
-      <w:r>
-        <w:t>________________________________________________________________</w:t>
-      </w:r>
-    </w:p>
-    <w:p>
-      <w:r>
-        <w:t>________________________________________________________________</w:t>
-      </w:r>
-    </w:p>
-    <w:p>
-      <w:r>
-        <w:t>________________________________________________________________</w:t>
-      </w:r>
-    </w:p>
-    <w:p>
-      <w:r>
-        <w:t>________________________________________________________________</w:t>
-      </w:r>
-    </w:p>
-    <w:p>
-      <w:pPr>
-        <w:spacing w:line="336" w:lineRule="auto" w:after="180"/>
-      </w:pPr>
-      <w:r>
-        <w:rPr>
-          <w:b w:val="0"/>
-        </w:rPr>
-        <w:t xml:space="preserve">If you are unsure, return to the worked picture and explain one arrow. If you are ready, change an </w:t>
-      </w:r>
-      <w:r>
-        <w:rPr>
-          <w:b/>
-        </w:rPr>
-        <w:t>input</w:t>
-      </w:r>
-      <w:r>
-        <w:rPr>
-          <w:b w:val="0"/>
-        </w:rPr>
-        <w:t xml:space="preserve"> or assumption and justify your </w:t>
-      </w:r>
-      <w:r>
-        <w:rPr>
-          <w:b/>
-        </w:rPr>
-        <w:t>prediction</w:t>
-      </w:r>
-      <w:r>
-        <w:rPr>
-          <w:b w:val="0"/>
-        </w:rPr>
-        <w:t>.</w:t>
-      </w:r>
-    </w:p>
-    <w:p>
-      <w:pPr>
-        <w:spacing w:line="336" w:lineRule="auto" w:after="180"/>
-      </w:pPr>
-      <w:r>
-        <w:rPr>
-          <w:b w:val="0"/>
-        </w:rPr>
-        <w:t xml:space="preserve">Save your workbook </w:t>
-      </w:r>
-      <w:r>
-        <w:rPr>
-          <w:b/>
-        </w:rPr>
-        <w:t>evidence</w:t>
-      </w:r>
-      <w:r>
-        <w:rPr>
-          <w:b w:val="0"/>
-        </w:rPr>
-        <w:t>. At the next review, try a different case before opening your old answer.</w:t>
+        <w:t>Repair a missing building block</w:t>
+      </w:r>
+    </w:p>
+    <w:p>
+      <w:pPr>
+        <w:pStyle w:val="Heading3"/>
+      </w:pPr>
+      <w:r>
+        <w:t>Predict, run and debug</w:t>
+      </w:r>
+    </w:p>
+    <w:p>
+      <w:pPr>
+        <w:pStyle w:val="Heading3"/>
+      </w:pPr>
+      <w:r>
+        <w:t>Keep your completed work</w:t>
       </w:r>
     </w:p>
     <w:p>
@@ -7028,655 +8407,17 @@
         <w:pStyle w:val="Heading1"/>
       </w:pPr>
       <w:r>
-        <w:t>17. Supported practice, repair and portfolio</w:t>
-      </w:r>
-    </w:p>
-    <w:p>
-      <w:r>
-        <w:t>Attempt supported questions before using hints or feedback. Review a missing building block, then keep the completed work.</w:t>
-      </w:r>
-    </w:p>
-    <w:p>
-      <w:pPr>
-        <w:spacing w:line="336" w:lineRule="auto" w:after="180"/>
-      </w:pPr>
-      <w:r>
-        <w:rPr>
-          <w:b w:val="0"/>
-        </w:rPr>
-        <w:t>Use this supported practice once, in the browser or on paper. Keep the reserved independent assessment for a separate first attempt before teacher feedback.</w:t>
-      </w:r>
-    </w:p>
-    <w:p>
-      <w:pPr>
-        <w:spacing w:line="336" w:lineRule="auto" w:after="180"/>
-      </w:pPr>
-      <w:r>
-        <w:rPr>
-          <w:b w:val="0"/>
-        </w:rPr>
-        <w:t>A fictional guessing game has eight catalogue cards and asks yes/no questions to narrow the target.</w:t>
-      </w:r>
-    </w:p>
-    <w:p>
-      <w:pPr>
-        <w:pStyle w:val="Heading3"/>
-      </w:pPr>
-      <w:r>
-        <w:t>Practice 1: explain the deciding evidence</w:t>
-      </w:r>
-    </w:p>
-    <w:p>
-      <w:pPr>
-        <w:spacing w:line="336" w:lineRule="auto" w:after="180"/>
-      </w:pPr>
-      <w:r>
-        <w:rPr>
-          <w:b w:val="0"/>
-        </w:rPr>
-        <w:t>Which labelled step matches this detail? Yes 8; No 0; largest remaining group 8.</w:t>
-      </w:r>
-    </w:p>
-    <w:p>
-      <w:pPr>
-        <w:spacing w:line="336" w:lineRule="auto" w:after="180"/>
-        <w:shd w:fill="F4F9FC"/>
-      </w:pPr>
-      <w:r>
-        <w:rPr>
-          <w:b w:val="0"/>
-        </w:rPr>
-        <w:t>1. List possibilities</w:t>
-      </w:r>
-    </w:p>
-    <w:p>
-      <w:pPr>
-        <w:spacing w:line="336" w:lineRule="auto" w:after="180"/>
-        <w:shd w:fill="F4F9FC"/>
-      </w:pPr>
-      <w:r>
-        <w:rPr>
-          <w:b w:val="0"/>
-        </w:rPr>
-        <w:t>2. Mystery question</w:t>
-      </w:r>
-    </w:p>
-    <w:p>
-      <w:pPr>
-        <w:spacing w:line="336" w:lineRule="auto" w:after="180"/>
-        <w:shd w:fill="F4F9FC"/>
-      </w:pPr>
-      <w:r>
-        <w:rPr>
-          <w:b w:val="0"/>
-        </w:rPr>
-        <w:t>3. Paperback question</w:t>
-      </w:r>
-    </w:p>
-    <w:p>
-      <w:pPr>
-        <w:spacing w:line="336" w:lineRule="auto" w:after="180"/>
-        <w:shd w:fill="F4F9FC"/>
-      </w:pPr>
-      <w:r>
-        <w:rPr>
-          <w:b w:val="0"/>
-        </w:rPr>
-        <w:t>4. English question</w:t>
-      </w:r>
-    </w:p>
-    <w:p>
-      <w:pPr>
-        <w:pStyle w:val="Heading3"/>
-      </w:pPr>
-      <w:r>
-        <w:t>My selected conclusion, deciding fact and explanation</w:t>
-      </w:r>
-    </w:p>
-    <w:p>
-      <w:r>
-        <w:t>________________________________________________________________</w:t>
-      </w:r>
-    </w:p>
-    <w:p>
-      <w:r>
-        <w:t>________________________________________________________________</w:t>
-      </w:r>
-    </w:p>
-    <w:p>
-      <w:r>
-        <w:t>________________________________________________________________</w:t>
-      </w:r>
-    </w:p>
-    <w:p>
-      <w:r>
-        <w:t>________________________________________________________________</w:t>
-      </w:r>
-    </w:p>
-    <w:p>
-      <w:r>
-        <w:t>________________________________________________________________</w:t>
-      </w:r>
-    </w:p>
-    <w:p>
-      <w:pPr>
-        <w:pStyle w:val="Heading3"/>
-      </w:pPr>
-      <w:r>
-        <w:t>Hint · try first</w:t>
-      </w:r>
-    </w:p>
-    <w:p>
-      <w:pPr>
-        <w:spacing w:line="336" w:lineRule="auto" w:after="180"/>
-        <w:shd w:fill="F1F6F8"/>
-      </w:pPr>
-      <w:r>
-        <w:rPr>
-          <w:b w:val="0"/>
-        </w:rPr>
-        <w:t>Hint if needed: Read the steps in the pictorial case. Match the supplied detail to the stage that performs or records it.</w:t>
-      </w:r>
-    </w:p>
-    <w:p>
-      <w:pPr>
-        <w:pStyle w:val="Heading3"/>
-      </w:pPr>
-      <w:r>
-        <w:t>Feedback · compare after trying</w:t>
-      </w:r>
-    </w:p>
-    <w:p>
-      <w:pPr>
-        <w:spacing w:line="336" w:lineRule="auto" w:after="180"/>
-        <w:shd w:fill="F1F6FC"/>
-      </w:pPr>
-      <w:r>
-        <w:rPr>
-          <w:b w:val="0"/>
-        </w:rPr>
-        <w:t>After your attempt, compare with the supported explanation: English question Yes 8; No 0; largest remaining group 8.</w:t>
-      </w:r>
-    </w:p>
-    <w:p>
-      <w:pPr>
-        <w:spacing w:line="336" w:lineRule="auto" w:after="180"/>
-        <w:shd w:fill="F1F6FC"/>
-      </w:pPr>
-      <w:r>
-        <w:rPr>
-          <w:b w:val="0"/>
-        </w:rPr>
-        <w:t>Under the stated worst-case criterion, mystery is the most useful of these questions because it leaves at most four cards. The constant language clue never narrows the set.</w:t>
-      </w:r>
-    </w:p>
-    <w:p>
-      <w:pPr>
-        <w:spacing w:line="336" w:lineRule="auto" w:after="180"/>
-        <w:shd w:fill="F1F6FC"/>
-      </w:pPr>
-      <w:r>
-        <w:rPr>
-          <w:b w:val="0"/>
-        </w:rPr>
-        <w:t xml:space="preserve">This is an identification-game criterion; a classifier </w:t>
-      </w:r>
-      <w:r>
-        <w:rPr>
-          <w:b/>
-        </w:rPr>
-        <w:t>fitting</w:t>
-      </w:r>
-      <w:r>
-        <w:rPr>
-          <w:b w:val="0"/>
-        </w:rPr>
-        <w:t xml:space="preserve"> labels may instead compare </w:t>
-      </w:r>
-      <w:r>
-        <w:rPr>
-          <w:b/>
-        </w:rPr>
-        <w:t>prediction</w:t>
-      </w:r>
-      <w:r>
-        <w:rPr>
-          <w:b w:val="0"/>
-        </w:rPr>
-        <w:t xml:space="preserve"> errors or another declared </w:t>
-      </w:r>
-      <w:r>
-        <w:rPr>
-          <w:b/>
-        </w:rPr>
-        <w:t>training</w:t>
-      </w:r>
-      <w:r>
-        <w:rPr>
-          <w:b w:val="0"/>
-        </w:rPr>
-        <w:t xml:space="preserve"> measure.</w:t>
-      </w:r>
-    </w:p>
-    <w:p>
-      <w:pPr>
-        <w:pStyle w:val="Heading3"/>
-      </w:pPr>
-      <w:r>
-        <w:t>Practice 2: explain the deciding evidence</w:t>
-      </w:r>
-    </w:p>
-    <w:p>
-      <w:pPr>
-        <w:pStyle w:val="Heading3"/>
-      </w:pPr>
-      <w:r>
-        <w:t>Changed case · predict first</w:t>
-      </w:r>
-    </w:p>
-    <w:p>
-      <w:pPr>
-        <w:spacing w:line="336" w:lineRule="auto" w:after="180"/>
-        <w:shd w:fill="F5F1FB"/>
-      </w:pPr>
-      <w:r>
-        <w:rPr>
-          <w:b w:val="0"/>
-        </w:rPr>
-        <w:t>Changed-case practice: The current possibility set contains only the four mystery cards. Which conclusion is supported by the supplied facts?</w:t>
-      </w:r>
-    </w:p>
-    <w:p>
-      <w:pPr>
-        <w:spacing w:line="336" w:lineRule="auto" w:after="180"/>
-        <w:shd w:fill="F4F9FC"/>
-      </w:pPr>
-      <w:r>
-        <w:rPr>
-          <w:b w:val="0"/>
-        </w:rPr>
-        <w:t xml:space="preserve">1. We can decide the result without examining the changed </w:t>
-      </w:r>
-      <w:r>
-        <w:rPr>
-          <w:b/>
-        </w:rPr>
-        <w:t>input</w:t>
-      </w:r>
-      <w:r>
-        <w:rPr>
-          <w:b w:val="0"/>
-        </w:rPr>
-        <w:t xml:space="preserve"> or the procedure.</w:t>
-      </w:r>
-    </w:p>
-    <w:p>
-      <w:pPr>
-        <w:spacing w:line="336" w:lineRule="auto" w:after="180"/>
-        <w:shd w:fill="F4F9FC"/>
-      </w:pPr>
-      <w:r>
-        <w:rPr>
-          <w:b w:val="0"/>
-        </w:rPr>
-        <w:t>2. Asking mystery now leaves all four; it no longer narrows the set.</w:t>
-      </w:r>
-    </w:p>
-    <w:p>
-      <w:pPr>
-        <w:spacing w:line="336" w:lineRule="auto" w:after="180"/>
-        <w:shd w:fill="F4F9FC"/>
-      </w:pPr>
-      <w:r>
-        <w:rPr>
-          <w:b w:val="0"/>
-        </w:rPr>
-        <w:t xml:space="preserve">3. This one example guarantees correct results for every future </w:t>
-      </w:r>
-      <w:r>
-        <w:rPr>
-          <w:b/>
-        </w:rPr>
-        <w:t>input</w:t>
-      </w:r>
-      <w:r>
-        <w:rPr>
-          <w:b w:val="0"/>
-        </w:rPr>
-        <w:t>.</w:t>
-      </w:r>
-    </w:p>
-    <w:p>
-      <w:pPr>
-        <w:pStyle w:val="Heading3"/>
-      </w:pPr>
-      <w:r>
-        <w:t>My selected conclusion, deciding fact and explanation</w:t>
-      </w:r>
-    </w:p>
-    <w:p>
-      <w:r>
-        <w:t>________________________________________________________________</w:t>
-      </w:r>
-    </w:p>
-    <w:p>
-      <w:r>
-        <w:t>________________________________________________________________</w:t>
-      </w:r>
-    </w:p>
-    <w:p>
-      <w:r>
-        <w:t>________________________________________________________________</w:t>
-      </w:r>
-    </w:p>
-    <w:p>
-      <w:r>
-        <w:t>________________________________________________________________</w:t>
-      </w:r>
-    </w:p>
-    <w:p>
-      <w:r>
-        <w:t>________________________________________________________________</w:t>
-      </w:r>
-    </w:p>
-    <w:p>
-      <w:pPr>
-        <w:pStyle w:val="Heading3"/>
-      </w:pPr>
-      <w:r>
-        <w:t>Hint · try first</w:t>
-      </w:r>
-    </w:p>
-    <w:p>
-      <w:pPr>
-        <w:spacing w:line="336" w:lineRule="auto" w:after="180"/>
-        <w:shd w:fill="F1F6F8"/>
-      </w:pPr>
-      <w:r>
-        <w:rPr>
-          <w:b w:val="0"/>
-        </w:rPr>
-        <w:t>Hint if needed: Use the changed condition and the deciding step in the pictorial trace. The answer must say what follows from those facts.</w:t>
-      </w:r>
-    </w:p>
-    <w:p>
-      <w:pPr>
-        <w:pStyle w:val="Heading3"/>
-      </w:pPr>
-      <w:r>
-        <w:t>Feedback · compare after trying</w:t>
-      </w:r>
-    </w:p>
-    <w:p>
-      <w:pPr>
-        <w:spacing w:line="336" w:lineRule="auto" w:after="180"/>
-        <w:shd w:fill="F1F6FC"/>
-      </w:pPr>
-      <w:r>
-        <w:rPr>
-          <w:b w:val="0"/>
-        </w:rPr>
-        <w:t>After your attempt, compare with the supported explanation: Asking mystery now leaves all four; it no longer narrows the set. Question value depends on the remaining candidates, not just on its wording.</w:t>
-      </w:r>
-    </w:p>
-    <w:p>
-      <w:pPr>
-        <w:pStyle w:val="Heading3"/>
-      </w:pPr>
-      <w:r>
-        <w:t>Repair a missing building block</w:t>
-      </w:r>
-    </w:p>
-    <w:p>
-      <w:pPr>
-        <w:spacing w:line="336" w:lineRule="auto" w:after="180"/>
-      </w:pPr>
-      <w:r>
-        <w:rPr>
-          <w:b w:val="0"/>
-        </w:rPr>
-        <w:t xml:space="preserve">Review Decision Trees (ai-2/14). Goal: Fit a </w:t>
-      </w:r>
-      <w:r>
-        <w:rPr>
-          <w:b/>
-        </w:rPr>
-        <w:t>root</w:t>
-      </w:r>
-      <w:r>
-        <w:rPr>
-          <w:b w:val="0"/>
-        </w:rPr>
-        <w:t xml:space="preserve"> question and </w:t>
-      </w:r>
-      <w:r>
-        <w:rPr>
-          <w:b/>
-        </w:rPr>
-        <w:t>leaf</w:t>
-      </w:r>
-      <w:r>
-        <w:rPr>
-          <w:b w:val="0"/>
-        </w:rPr>
-        <w:t xml:space="preserve"> </w:t>
-      </w:r>
-      <w:r>
-        <w:rPr>
-          <w:b/>
-        </w:rPr>
-        <w:t>prediction</w:t>
-      </w:r>
-      <w:r>
-        <w:rPr>
-          <w:b w:val="0"/>
-        </w:rPr>
-        <w:t xml:space="preserve">s from </w:t>
-      </w:r>
-      <w:r>
-        <w:rPr>
-          <w:b/>
-        </w:rPr>
-        <w:t>training</w:t>
-      </w:r>
-      <w:r>
-        <w:rPr>
-          <w:b w:val="0"/>
-        </w:rPr>
-        <w:t xml:space="preserve"> examples. Short practice: Why does changing colour alone not change this tree’s </w:t>
-      </w:r>
-      <w:r>
-        <w:rPr>
-          <w:b/>
-        </w:rPr>
-        <w:t>prediction</w:t>
-      </w:r>
-      <w:r>
-        <w:rPr>
-          <w:b w:val="0"/>
-        </w:rPr>
-        <w:t>?.</w:t>
-      </w:r>
-    </w:p>
-    <w:p>
-      <w:pPr>
-        <w:spacing w:line="336" w:lineRule="auto" w:after="180"/>
-      </w:pPr>
-      <w:r>
-        <w:rPr>
-          <w:b w:val="0"/>
-        </w:rPr>
-        <w:t>Return to this week and explain what you changed.</w:t>
-      </w:r>
-    </w:p>
-    <w:p>
-      <w:pPr>
-        <w:spacing w:line="336" w:lineRule="auto" w:after="180"/>
-      </w:pPr>
-      <w:r>
-        <w:rPr>
-          <w:b w:val="0"/>
-        </w:rPr>
-        <w:t>Review Accuracy as a Fraction (ai-2/12). Goal: Explain why overall accuracy can hide failure on a less common class. Short practice: Why is 100% repair detection not sufficient to declare the changed classifier best?.</w:t>
-      </w:r>
-    </w:p>
-    <w:p>
-      <w:pPr>
-        <w:spacing w:line="336" w:lineRule="auto" w:after="180"/>
-      </w:pPr>
-      <w:r>
-        <w:rPr>
-          <w:b w:val="0"/>
-        </w:rPr>
-        <w:t>Return to this week and explain what you changed.</w:t>
-      </w:r>
-    </w:p>
-    <w:p>
-      <w:pPr>
-        <w:spacing w:line="336" w:lineRule="auto" w:after="180"/>
-      </w:pPr>
-      <w:r>
-        <w:rPr>
-          <w:b w:val="0"/>
-        </w:rPr>
-        <w:t>Review Features and Distractors (ai-2/9). Goal: Choose recorded properties that preserve distinctions needed for a stated task. Short practice: Does this one pair prove the classifier always ignores subject?</w:t>
-      </w:r>
-    </w:p>
-    <w:p>
-      <w:pPr>
-        <w:spacing w:line="336" w:lineRule="auto" w:after="180"/>
-      </w:pPr>
-      <w:r>
-        <w:rPr>
-          <w:b w:val="0"/>
-        </w:rPr>
-        <w:t>Explain a narrower claim.. Return to this week and explain what you changed.</w:t>
-      </w:r>
-    </w:p>
-    <w:p>
-      <w:pPr>
-        <w:pStyle w:val="Heading3"/>
-      </w:pPr>
-      <w:r>
-        <w:t>Predict, run and debug</w:t>
-      </w:r>
-    </w:p>
-    <w:p>
-      <w:pPr>
-        <w:spacing w:line="336" w:lineRule="auto" w:after="180"/>
-      </w:pPr>
-      <w:r>
-        <w:rPr>
-          <w:b w:val="0"/>
-        </w:rPr>
-        <w:t xml:space="preserve">The browser lab lets you edit the supported Python examples already included in this lesson. Predict first, run, inspect the actual </w:t>
-      </w:r>
-      <w:r>
-        <w:rPr>
-          <w:b/>
-        </w:rPr>
-        <w:t>output</w:t>
-      </w:r>
-      <w:r>
-        <w:rPr>
-          <w:b w:val="0"/>
-        </w:rPr>
-        <w:t xml:space="preserve"> or error, change one </w:t>
-      </w:r>
-      <w:r>
-        <w:rPr>
-          <w:b/>
-        </w:rPr>
-        <w:t>input</w:t>
-      </w:r>
-      <w:r>
-        <w:rPr>
-          <w:b w:val="0"/>
-        </w:rPr>
-        <w:t>, then run again.</w:t>
-      </w:r>
-    </w:p>
-    <w:p>
-      <w:pPr>
-        <w:spacing w:line="336" w:lineRule="auto" w:after="180"/>
-      </w:pPr>
-      <w:r>
-        <w:rPr>
-          <w:b w:val="0"/>
-        </w:rPr>
-        <w:t xml:space="preserve">Keep code, </w:t>
-      </w:r>
-      <w:r>
-        <w:rPr>
-          <w:b/>
-        </w:rPr>
-        <w:t>prediction</w:t>
-      </w:r>
-      <w:r>
-        <w:rPr>
-          <w:b w:val="0"/>
-        </w:rPr>
-        <w:t>s, actual results and a reasoned revision together. On paper, label your result as a trace rather than an execution.</w:t>
-      </w:r>
-    </w:p>
-    <w:p>
-      <w:pPr>
-        <w:pStyle w:val="Heading3"/>
-      </w:pPr>
-      <w:r>
-        <w:t>Keep your completed work</w:t>
-      </w:r>
-    </w:p>
-    <w:p>
-      <w:pPr>
-        <w:spacing w:line="336" w:lineRule="auto" w:after="180"/>
-      </w:pPr>
-      <w:r>
-        <w:rPr>
-          <w:b w:val="0"/>
-        </w:rPr>
-        <w:t xml:space="preserve">Use Download completed work in the hosted lesson to export your answers, reflections, practice feedback and code-run </w:t>
-      </w:r>
-      <w:r>
-        <w:rPr>
-          <w:b/>
-        </w:rPr>
-        <w:t>evidence</w:t>
-      </w:r>
-      <w:r>
-        <w:rPr>
-          <w:b w:val="0"/>
-        </w:rPr>
-        <w:t>. Open the HTML copy to read or print it.</w:t>
-      </w:r>
-    </w:p>
-    <w:p>
-      <w:pPr>
-        <w:spacing w:line="336" w:lineRule="auto" w:after="180"/>
-      </w:pPr>
-      <w:r>
-        <w:rPr>
-          <w:b w:val="0"/>
-        </w:rPr>
-        <w:t>Drafts stay in this browser when storage is available; clear drafts on a shared device.</w:t>
-      </w:r>
-    </w:p>
-    <w:p>
-      <w:pPr>
-        <w:pStyle w:val="Heading1"/>
-      </w:pPr>
-      <w:r>
-        <w:t>18. Visual concept journey</w:t>
-      </w:r>
-    </w:p>
-    <w:p>
-      <w:r>
-        <w:t>Explain each Choose Informative Questions graphic using its labels, deciding evidence and relevant limitation.</w:t>
-      </w:r>
-    </w:p>
-    <w:p>
-      <w:pPr>
-        <w:pStyle w:val="Heading3"/>
+        <w:t>18. Reference: the six-picture journey</w:t>
+      </w:r>
+    </w:p>
+    <w:p>
+      <w:r>
+        <w:t>Revisit the picture that serves the current question; key diagrams already sit beside the main explanation.</w:t>
+      </w:r>
+    </w:p>
+    <w:p>
+      <w:pPr>
+        <w:pStyle w:val="Heading2"/>
       </w:pPr>
       <w:r>
         <w:t>01. Choose Informative Questions: the case</w:t>
@@ -7687,7 +8428,7 @@
         <w:drawing>
           <wp:inline xmlns:a="http://schemas.openxmlformats.org/drawingml/2006/main" xmlns:pic="http://schemas.openxmlformats.org/drawingml/2006/picture">
             <wp:extent cx="5486400" cy="3142488"/>
-            <wp:docPr id="23" name="Picture 23" descr="A fictional guessing game has eight catalogue cards and asks yes/no questions to narrow the target. Supplied facts: Cards: four mystery, four science; six paperback, two hardback; all English. Compare worst-case remaining group size after asking mystery?, paperback? or English?. No claim about unequal target probabilities is made."/>
+            <wp:docPr id="29" name="Picture 29" descr="A fictional guessing game has eight catalogue cards and asks yes/no questions to narrow the target. Supplied facts: Cards: four mystery, four science; six paperback, two hardback; all English. Compare worst-case remaining group size after asking mystery?, paperback? or English?. No claim about unequal target probabilities is made."/>
             <wp:cNvGraphicFramePr>
               <a:graphicFrameLocks noChangeAspect="1"/>
             </wp:cNvGraphicFramePr>
@@ -7699,7 +8440,7 @@
                     <pic:cNvPicPr/>
                   </pic:nvPicPr>
                   <pic:blipFill>
-                    <a:blip r:embed="rId30"/>
+                    <a:blip r:embed="rId32"/>
                     <a:stretch>
                       <a:fillRect/>
                     </a:stretch>
@@ -7743,7 +8484,6 @@
     <w:p>
       <w:pPr>
         <w:spacing w:line="336" w:lineRule="auto" w:after="180"/>
-        <w:shd w:fill="F5F1FB"/>
       </w:pPr>
       <w:r>
         <w:rPr>
@@ -7754,7 +8494,7 @@
     </w:p>
     <w:p>
       <w:pPr>
-        <w:pStyle w:val="Heading3"/>
+        <w:pStyle w:val="Heading2"/>
       </w:pPr>
       <w:r>
         <w:t>02. Follow the deciding steps</w:t>
@@ -7765,7 +8505,7 @@
         <w:drawing>
           <wp:inline xmlns:a="http://schemas.openxmlformats.org/drawingml/2006/main" xmlns:pic="http://schemas.openxmlformats.org/drawingml/2006/picture">
             <wp:extent cx="5486400" cy="4005072"/>
-            <wp:docPr id="24" name="Picture 24" descr="List possibilities: There are eight possible target cards initially. → Mystery question: Yes group 4; No group 4; largest remaining group 4. → Paperback question: Yes 6; No 2; largest remaining group 6. → English question: Yes 8; No 0; largest remaining group 8."/>
+            <wp:docPr id="30" name="Picture 30" descr="List possibilities: There are eight possible target cards initially. → Mystery question: Yes group 4; No group 4; largest remaining group 4. → Paperback question: Yes 6; No 2; largest remaining group 6. → English question: Yes 8; No 0; largest remaining group 8."/>
             <wp:cNvGraphicFramePr>
               <a:graphicFrameLocks noChangeAspect="1"/>
             </wp:cNvGraphicFramePr>
@@ -7777,7 +8517,7 @@
                     <pic:cNvPicPr/>
                   </pic:nvPicPr>
                   <pic:blipFill>
-                    <a:blip r:embed="rId31"/>
+                    <a:blip r:embed="rId17"/>
                     <a:stretch>
                       <a:fillRect/>
                     </a:stretch>
@@ -7810,7 +8550,6 @@
     <w:p>
       <w:pPr>
         <w:spacing w:line="336" w:lineRule="auto" w:after="180"/>
-        <w:shd w:fill="F5F1FB"/>
       </w:pPr>
       <w:r>
         <w:rPr>
@@ -7833,7 +8572,7 @@
     </w:p>
     <w:p>
       <w:pPr>
-        <w:pStyle w:val="Heading3"/>
+        <w:pStyle w:val="Heading2"/>
       </w:pPr>
       <w:r>
         <w:t>03. Worst-case remaining candidates</w:t>
@@ -7844,7 +8583,7 @@
         <w:drawing>
           <wp:inline xmlns:a="http://schemas.openxmlformats.org/drawingml/2006/main" xmlns:pic="http://schemas.openxmlformats.org/drawingml/2006/picture">
             <wp:extent cx="5486400" cy="3145536"/>
-            <wp:docPr id="25" name="Picture 25" descr="Worst-case remaining candidates. Units: cards remaining. Mystery?: 4. Paperback?: 6. English?: 8."/>
+            <wp:docPr id="31" name="Picture 31" descr="Worst-case remaining candidates. Units: cards remaining. Mystery?: 4. Paperback?: 6. English?: 8."/>
             <wp:cNvGraphicFramePr>
               <a:graphicFrameLocks noChangeAspect="1"/>
             </wp:cNvGraphicFramePr>
@@ -7856,7 +8595,7 @@
                     <pic:cNvPicPr/>
                   </pic:nvPicPr>
                   <pic:blipFill>
-                    <a:blip r:embed="rId32"/>
+                    <a:blip r:embed="rId33"/>
                     <a:stretch>
                       <a:fillRect/>
                     </a:stretch>
@@ -7889,7 +8628,6 @@
     <w:p>
       <w:pPr>
         <w:spacing w:line="336" w:lineRule="auto" w:after="180"/>
-        <w:shd w:fill="F5F1FB"/>
       </w:pPr>
       <w:r>
         <w:rPr>
@@ -7900,7 +8638,7 @@
     </w:p>
     <w:p>
       <w:pPr>
-        <w:pStyle w:val="Heading3"/>
+        <w:pStyle w:val="Heading2"/>
       </w:pPr>
       <w:r>
         <w:t>04. Change one thing. Trace what follows.</w:t>
@@ -7911,7 +8649,7 @@
         <w:drawing>
           <wp:inline xmlns:a="http://schemas.openxmlformats.org/drawingml/2006/main" xmlns:pic="http://schemas.openxmlformats.org/drawingml/2006/picture">
             <wp:extent cx="5486400" cy="3026664"/>
-            <wp:docPr id="26" name="Picture 26" descr="Original case: Yes 8; No 0; largest remaining group 8. Changed condition: The current possibility set contains only the four mystery cards. Expected result: Asking mystery now leaves all four; it no longer narrows the set. Reason: Question value depends on the remaining candidates, not just on its wording."/>
+            <wp:docPr id="32" name="Picture 32" descr="Original case: Yes 8; No 0; largest remaining group 8. Changed condition: The current possibility set contains only the four mystery cards. Expected result: Asking mystery now leaves all four; it no longer narrows the set. Reason: Question value depends on the remaining candidates, not just on its wording."/>
             <wp:cNvGraphicFramePr>
               <a:graphicFrameLocks noChangeAspect="1"/>
             </wp:cNvGraphicFramePr>
@@ -7923,7 +8661,7 @@
                     <pic:cNvPicPr/>
                   </pic:nvPicPr>
                   <pic:blipFill>
-                    <a:blip r:embed="rId33"/>
+                    <a:blip r:embed="rId18"/>
                     <a:stretch>
                       <a:fillRect/>
                     </a:stretch>
@@ -7967,7 +8705,6 @@
     <w:p>
       <w:pPr>
         <w:spacing w:line="336" w:lineRule="auto" w:after="180"/>
-        <w:shd w:fill="F5F1FB"/>
       </w:pPr>
       <w:r>
         <w:rPr>
@@ -7978,7 +8715,7 @@
     </w:p>
     <w:p>
       <w:pPr>
-        <w:pStyle w:val="Heading3"/>
+        <w:pStyle w:val="Heading2"/>
       </w:pPr>
       <w:r>
         <w:t>05. Connect the explanation to its limit</w:t>
@@ -7989,7 +8726,7 @@
         <w:drawing>
           <wp:inline xmlns:a="http://schemas.openxmlformats.org/drawingml/2006/main" xmlns:pic="http://schemas.openxmlformats.org/drawingml/2006/picture">
             <wp:extent cx="5486400" cy="2834640"/>
-            <wp:docPr id="27" name="Picture 27" descr="Under the stated worst-case criterion, mystery is the most useful of these questions because it leaves at most four cards. The constant language clue never narrows the set. This is an identification-game criterion; a classifier fitting labels may instead compare prediction errors or another declared training measure. Limit: Balanced groups do not guarantee a truthful user answer or optimal choices under every probability or cost model."/>
+            <wp:docPr id="33" name="Picture 33" descr="Under the stated worst-case criterion, mystery is the most useful of these questions because it leaves at most four cards. The constant language clue never narrows the set. This is an identification-game criterion; a classifier fitting labels may instead compare prediction errors or another declared training measure. Limit: Balanced groups do not guarantee a truthful user answer or optimal choices under every probability or cost model."/>
             <wp:cNvGraphicFramePr>
               <a:graphicFrameLocks noChangeAspect="1"/>
             </wp:cNvGraphicFramePr>
@@ -8092,7 +8829,6 @@
     <w:p>
       <w:pPr>
         <w:spacing w:line="336" w:lineRule="auto" w:after="180"/>
-        <w:shd w:fill="F5F1FB"/>
       </w:pPr>
       <w:r>
         <w:rPr>
@@ -8103,7 +8839,7 @@
     </w:p>
     <w:p>
       <w:pPr>
-        <w:pStyle w:val="Heading3"/>
+        <w:pStyle w:val="Heading2"/>
       </w:pPr>
       <w:r>
         <w:t>06. Make the idea visible in your project</w:t>
@@ -8114,7 +8850,7 @@
         <w:drawing>
           <wp:inline xmlns:a="http://schemas.openxmlformats.org/drawingml/2006/main" xmlns:pic="http://schemas.openxmlformats.org/drawingml/2006/picture">
             <wp:extent cx="5486400" cy="3380232"/>
-            <wp:docPr id="28" name="Picture 28" descr="Choose recommender questions that distinguish feasible options, documenting the decision criterion rather than asking unnecessary personal details. Draw your input, deciding step, result and limit. Supported question: Choose the best original question and explain why its more balanced split matters here."/>
+            <wp:docPr id="34" name="Picture 34" descr="Choose recommender questions that distinguish feasible options, documenting the decision criterion rather than asking unnecessary personal details. Draw your input, deciding step, result and limit. Supported question: Choose the best original question and explain why its more balanced split matters here."/>
             <wp:cNvGraphicFramePr>
               <a:graphicFrameLocks noChangeAspect="1"/>
             </wp:cNvGraphicFramePr>
@@ -8194,7 +8930,6 @@
     <w:p>
       <w:pPr>
         <w:spacing w:line="336" w:lineRule="auto" w:after="180"/>
-        <w:shd w:fill="F5F1FB"/>
       </w:pPr>
       <w:r>
         <w:rPr>
@@ -8213,6 +8948,62 @@
           <w:b w:val="0"/>
         </w:rPr>
         <w:t>.</w:t>
+      </w:r>
+    </w:p>
+    <w:p>
+      <w:pPr>
+        <w:pStyle w:val="Heading2"/>
+      </w:pPr>
+      <w:r>
+        <w:t>Earlier wording, alternatives and picture transcripts · reference / check after trying</w:t>
+      </w:r>
+    </w:p>
+    <w:p>
+      <w:pPr>
+        <w:pStyle w:val="Heading3"/>
+      </w:pPr>
+      <w:r>
+        <w:t>01. Choose Informative Questions: the case</w:t>
+      </w:r>
+    </w:p>
+    <w:p>
+      <w:pPr>
+        <w:pStyle w:val="Heading3"/>
+      </w:pPr>
+      <w:r>
+        <w:t>02. Follow the deciding steps</w:t>
+      </w:r>
+    </w:p>
+    <w:p>
+      <w:pPr>
+        <w:pStyle w:val="Heading3"/>
+      </w:pPr>
+      <w:r>
+        <w:t>03. Worst-case remaining candidates</w:t>
+      </w:r>
+    </w:p>
+    <w:p>
+      <w:pPr>
+        <w:pStyle w:val="Heading3"/>
+      </w:pPr>
+      <w:r>
+        <w:t>04. Change one thing. Trace what follows.</w:t>
+      </w:r>
+    </w:p>
+    <w:p>
+      <w:pPr>
+        <w:pStyle w:val="Heading3"/>
+      </w:pPr>
+      <w:r>
+        <w:t>05. Connect the explanation to its limit</w:t>
+      </w:r>
+    </w:p>
+    <w:p>
+      <w:pPr>
+        <w:pStyle w:val="Heading3"/>
+      </w:pPr>
+      <w:r>
+        <w:t>06. Make the idea visible in your project</w:t>
       </w:r>
     </w:p>
     <w:sectPr>
